--- a/05_Despliegue de imagenes.docx
+++ b/05_Despliegue de imagenes.docx
@@ -16,27 +16,56 @@
     </w:p>
     <w:p>
       <w:r>
-        <w:t xml:space="preserve">Si queremos hacer el despliegue en un Host directamente desde el menú de Full </w:t>
-      </w:r>
-      <w:proofErr w:type="spellStart"/>
-      <w:r>
-        <w:t>Registration</w:t>
-      </w:r>
-      <w:proofErr w:type="spellEnd"/>
-      <w:r>
-        <w:t>, previamente debemos asociarlo a una imagen. Se nos pedirán las credenciales y entonces el Host se reiniciará, tras lo cual comenzará el despliegue. De esta manera podemos realizar despliegues sin necesidad de usar la interfaz web.</w:t>
-      </w:r>
-    </w:p>
-    <w:p>
-      <w:r>
-        <w:rPr>
-          <w:noProof/>
-        </w:rPr>
+        <w:t xml:space="preserve">Si queremos hacer el despliegue en un Host directamente desde el menú de Full Registration, </w:t>
+      </w:r>
+      <w:r>
+        <w:rPr>
+          <w:b/>
+          <w:bCs/>
+        </w:rPr>
+        <w:t>previamente debemos asociarlo a una imagen</w:t>
+      </w:r>
+      <w:r>
+        <w:t xml:space="preserve">. Se nos </w:t>
+      </w:r>
+      <w:r>
+        <w:rPr>
+          <w:b/>
+          <w:bCs/>
+        </w:rPr>
+        <w:t>pedirán las credenciales</w:t>
+      </w:r>
+      <w:r>
+        <w:t xml:space="preserve"> y entonces </w:t>
+      </w:r>
+      <w:r>
+        <w:rPr>
+          <w:b/>
+          <w:bCs/>
+        </w:rPr>
+        <w:t>el Host se reiniciará</w:t>
+      </w:r>
+      <w:r>
+        <w:t xml:space="preserve">, tras lo cual </w:t>
+      </w:r>
+      <w:r>
+        <w:rPr>
+          <w:b/>
+          <w:bCs/>
+        </w:rPr>
+        <w:t>comenzará el despliegue</w:t>
+      </w:r>
+      <w:r>
+        <w:t>. De esta manera podemos realizar despliegues sin necesidad de usar la interfaz web.</w:t>
+      </w:r>
+    </w:p>
+    <w:p>
+      <w:r>
         <w:drawing>
-          <wp:inline distT="0" distB="0" distL="0" distR="0" wp14:anchorId="72985CB2" wp14:editId="5A290BE7">
-            <wp:extent cx="5943600" cy="2551430"/>
-            <wp:effectExtent l="0" t="0" r="0" b="1270"/>
-            <wp:docPr id="850415095" name="Imagen 1"/>
+          <wp:inline distT="0" distB="0" distL="0" distR="0" wp14:anchorId="654967C4" wp14:editId="208D5925">
+            <wp:extent cx="5943600" cy="2966720"/>
+            <wp:effectExtent l="0" t="0" r="0" b="5080"/>
+            <wp:docPr id="1636758410" name="Imagen 1"/>
             <wp:cNvGraphicFramePr>
               <a:graphicFrameLocks xmlns:a="http://schemas.openxmlformats.org/drawingml/2006/main" noChangeAspect="1"/>
             </wp:cNvGraphicFramePr>
@@ -44,7 +73,7 @@
               <a:graphicData uri="http://schemas.openxmlformats.org/drawingml/2006/picture">
                 <pic:pic xmlns:pic="http://schemas.openxmlformats.org/drawingml/2006/picture">
                   <pic:nvPicPr>
-                    <pic:cNvPr id="850415095" name=""/>
+                    <pic:cNvPr id="1636758410" name=""/>
                     <pic:cNvPicPr/>
                   </pic:nvPicPr>
                   <pic:blipFill>
@@ -56,7 +85,7 @@
                   <pic:spPr>
                     <a:xfrm>
                       <a:off x="0" y="0"/>
-                      <a:ext cx="5943600" cy="2551430"/>
+                      <a:ext cx="5943600" cy="2966720"/>
                     </a:xfrm>
                     <a:prstGeom prst="rect">
                       <a:avLst/>
@@ -70,55 +99,12 @@
       </w:r>
     </w:p>
     <w:p>
-      <w:pPr>
-        <w:rPr>
-          <w:b/>
-          <w:bCs/>
-          <w:color w:val="EE0000"/>
-        </w:rPr>
-      </w:pPr>
-      <w:r>
-        <w:rPr>
-          <w:b/>
-          <w:bCs/>
-          <w:color w:val="EE0000"/>
-        </w:rPr>
-        <w:t xml:space="preserve">VIDEO: </w:t>
-      </w:r>
-      <w:proofErr w:type="spellStart"/>
-      <w:r>
-        <w:rPr>
-          <w:b/>
-          <w:bCs/>
-          <w:color w:val="EE0000"/>
-        </w:rPr>
-        <w:t>Deploying</w:t>
-      </w:r>
-      <w:proofErr w:type="spellEnd"/>
-      <w:r>
-        <w:rPr>
-          <w:b/>
-          <w:bCs/>
-          <w:color w:val="EE0000"/>
-        </w:rPr>
-        <w:t xml:space="preserve"> after full registration.mp4</w:t>
-      </w:r>
-    </w:p>
-    <w:p>
-      <w:r>
-        <w:t>La tarea se creará y podremos ver su estado en la interfaz web.</w:t>
-      </w:r>
-    </w:p>
-    <w:p>
-      <w:r>
-        <w:rPr>
-          <w:noProof/>
-        </w:rPr>
+      <w:r>
         <w:drawing>
-          <wp:inline distT="0" distB="0" distL="0" distR="0" wp14:anchorId="73BA84D7" wp14:editId="558729D6">
-            <wp:extent cx="5943600" cy="2374265"/>
-            <wp:effectExtent l="0" t="0" r="0" b="6985"/>
-            <wp:docPr id="476476850" name="Imagen 1"/>
+          <wp:inline distT="0" distB="0" distL="0" distR="0" wp14:anchorId="2D5918C6" wp14:editId="754BD968">
+            <wp:extent cx="5943600" cy="2440940"/>
+            <wp:effectExtent l="0" t="0" r="0" b="0"/>
+            <wp:docPr id="733133269" name="Imagen 1"/>
             <wp:cNvGraphicFramePr>
               <a:graphicFrameLocks xmlns:a="http://schemas.openxmlformats.org/drawingml/2006/main" noChangeAspect="1"/>
             </wp:cNvGraphicFramePr>
@@ -126,7 +112,7 @@
               <a:graphicData uri="http://schemas.openxmlformats.org/drawingml/2006/picture">
                 <pic:pic xmlns:pic="http://schemas.openxmlformats.org/drawingml/2006/picture">
                   <pic:nvPicPr>
-                    <pic:cNvPr id="476476850" name=""/>
+                    <pic:cNvPr id="733133269" name=""/>
                     <pic:cNvPicPr/>
                   </pic:nvPicPr>
                   <pic:blipFill>
@@ -138,7 +124,7 @@
                   <pic:spPr>
                     <a:xfrm>
                       <a:off x="0" y="0"/>
-                      <a:ext cx="5943600" cy="2374265"/>
+                      <a:ext cx="5943600" cy="2440940"/>
                     </a:xfrm>
                     <a:prstGeom prst="rect">
                       <a:avLst/>
@@ -153,6 +139,45 @@
     </w:p>
     <w:p>
       <w:pPr>
+        <w:rPr>
+          <w:b/>
+          <w:bCs/>
+          <w:color w:val="EE0000"/>
+        </w:rPr>
+      </w:pPr>
+      <w:r>
+        <w:t>La tarea se creará y podremos ver su estado en la interfaz web.</w:t>
+      </w:r>
+      <w:r>
+        <w:rPr>
+          <w:b/>
+          <w:bCs/>
+          <w:color w:val="EE0000"/>
+        </w:rPr>
+        <w:t xml:space="preserve"> </w:t>
+      </w:r>
+    </w:p>
+    <w:p>
+      <w:pPr>
+        <w:rPr>
+          <w:b/>
+          <w:bCs/>
+          <w:color w:val="EE0000"/>
+        </w:rPr>
+      </w:pPr>
+      <w:r>
+        <w:rPr>
+          <w:b/>
+          <w:bCs/>
+          <w:color w:val="EE0000"/>
+        </w:rPr>
+        <w:t>VIDEO: Deploying after full registration.mp4</w:t>
+      </w:r>
+    </w:p>
+    <w:p/>
+    <w:p/>
+    <w:p>
+      <w:pPr>
         <w:sectPr>
           <w:pgSz w:w="12240" w:h="15840"/>
           <w:pgMar w:top="1440" w:right="1440" w:bottom="1440" w:left="1440" w:header="708" w:footer="708" w:gutter="0"/>
@@ -172,28 +197,18 @@
         <w:t>Despliegue rápido sin registrar host.</w:t>
       </w:r>
       <w:r>
-        <w:t xml:space="preserve"> Este método no registra el host en ningún momento en el servidor. Ideal si queremos desplegar pero no guardar el equipo en la base de datos de FOG.</w:t>
-      </w:r>
-    </w:p>
-    <w:p>
-      <w:r>
-        <w:t>Arrancamos la máquina y llegamos al Menú de FOG y le damos a “</w:t>
-      </w:r>
-      <w:proofErr w:type="spellStart"/>
-      <w:r>
-        <w:t>Deploy</w:t>
-      </w:r>
-      <w:proofErr w:type="spellEnd"/>
-      <w:r>
-        <w:t xml:space="preserve"> </w:t>
-      </w:r>
-      <w:proofErr w:type="spellStart"/>
-      <w:r>
-        <w:t>Image</w:t>
-      </w:r>
-      <w:proofErr w:type="spellEnd"/>
-      <w:r>
-        <w:t>”</w:t>
+        <w:t xml:space="preserve"> Este método no registra el host en ningún momento en el servidor. Ideal si queremos </w:t>
+      </w:r>
+      <w:r>
+        <w:t>desplegar,</w:t>
+      </w:r>
+      <w:r>
+        <w:t xml:space="preserve"> pero no guardar el equipo en la base de datos de FOG.</w:t>
+      </w:r>
+    </w:p>
+    <w:p>
+      <w:r>
+        <w:t>Arrancamos la máquina y llegamos al Menú de FOG y le damos a “Deploy Image”</w:t>
       </w:r>
     </w:p>
     <w:p>
@@ -249,8 +264,8 @@
           <w:noProof/>
         </w:rPr>
         <w:drawing>
-          <wp:inline distT="0" distB="0" distL="0" distR="0" wp14:anchorId="6DE2C5C6" wp14:editId="2FCA2861">
-            <wp:extent cx="4601217" cy="2534004"/>
+          <wp:inline distT="0" distB="0" distL="0" distR="0" wp14:anchorId="6DE2C5C6" wp14:editId="4D47B400">
+            <wp:extent cx="3562851" cy="1962150"/>
             <wp:effectExtent l="0" t="0" r="0" b="0"/>
             <wp:docPr id="1175763901" name="Imagen 1"/>
             <wp:cNvGraphicFramePr>
@@ -272,7 +287,7 @@
                   <pic:spPr>
                     <a:xfrm>
                       <a:off x="0" y="0"/>
-                      <a:ext cx="4601217" cy="2534004"/>
+                      <a:ext cx="3565498" cy="1963608"/>
                     </a:xfrm>
                     <a:prstGeom prst="rect">
                       <a:avLst/>
@@ -294,22 +309,14 @@
       </w:r>
     </w:p>
     <w:p>
-      <w:pPr>
-        <w:sectPr>
-          <w:pgSz w:w="12240" w:h="15840"/>
-          <w:pgMar w:top="1440" w:right="1440" w:bottom="1440" w:left="1440" w:header="708" w:footer="708" w:gutter="0"/>
-          <w:cols w:space="708"/>
-          <w:docGrid w:linePitch="360"/>
-        </w:sectPr>
-      </w:pPr>
       <w:r>
         <w:rPr>
           <w:noProof/>
         </w:rPr>
         <w:drawing>
-          <wp:inline distT="0" distB="0" distL="0" distR="0" wp14:anchorId="7BD31DC3" wp14:editId="0F261458">
-            <wp:extent cx="5943600" cy="1098550"/>
-            <wp:effectExtent l="0" t="0" r="0" b="6350"/>
+          <wp:inline distT="0" distB="0" distL="0" distR="0" wp14:anchorId="7BD31DC3" wp14:editId="08F83CC2">
+            <wp:extent cx="5257800" cy="971794"/>
+            <wp:effectExtent l="0" t="0" r="0" b="0"/>
             <wp:docPr id="877073187" name="Imagen 1"/>
             <wp:cNvGraphicFramePr>
               <a:graphicFrameLocks xmlns:a="http://schemas.openxmlformats.org/drawingml/2006/main" noChangeAspect="1"/>
@@ -330,7 +337,7 @@
                   <pic:spPr>
                     <a:xfrm>
                       <a:off x="0" y="0"/>
-                      <a:ext cx="5943600" cy="1098550"/>
+                      <a:ext cx="5295569" cy="978775"/>
                     </a:xfrm>
                     <a:prstGeom prst="rect">
                       <a:avLst/>
@@ -344,53 +351,75 @@
       </w:r>
     </w:p>
     <w:p>
-      <w:r>
+      <w:pPr>
+        <w:rPr>
+          <w:b/>
+          <w:bCs/>
+          <w:color w:val="EE0000"/>
+        </w:rPr>
+        <w:sectPr>
+          <w:pgSz w:w="12240" w:h="15840"/>
+          <w:pgMar w:top="1440" w:right="1440" w:bottom="1440" w:left="1440" w:header="708" w:footer="708" w:gutter="0"/>
+          <w:cols w:space="708"/>
+          <w:docGrid w:linePitch="360"/>
+        </w:sectPr>
+      </w:pPr>
+      <w:r>
+        <w:rPr>
+          <w:b/>
+          <w:bCs/>
+          <w:color w:val="EE0000"/>
+        </w:rPr>
+        <w:t xml:space="preserve">VIDEO: </w:t>
+      </w:r>
+      <w:r>
+        <w:rPr>
+          <w:b/>
+          <w:bCs/>
+          <w:color w:val="EE0000"/>
+        </w:rPr>
+        <w:t>Quick Deploy Image</w:t>
+      </w:r>
+      <w:r>
+        <w:rPr>
+          <w:b/>
+          <w:bCs/>
+          <w:color w:val="EE0000"/>
+        </w:rPr>
+        <w:t>.mp4</w:t>
+      </w:r>
+    </w:p>
+    <w:p>
+      <w:pPr>
+        <w:rPr>
+          <w:b/>
+          <w:bCs/>
+        </w:rPr>
+      </w:pPr>
+      <w:r>
+        <w:rPr>
+          <w:b/>
+          <w:bCs/>
+        </w:rPr>
         <w:lastRenderedPageBreak/>
-        <w:t xml:space="preserve">Despliegue </w:t>
-      </w:r>
-      <w:proofErr w:type="spellStart"/>
-      <w:r>
-        <w:t>Unicast</w:t>
-      </w:r>
-      <w:proofErr w:type="spellEnd"/>
-      <w:r>
-        <w:t xml:space="preserve"> desde la interfaz web.</w:t>
-      </w:r>
-    </w:p>
-    <w:p>
-      <w:r>
-        <w:t xml:space="preserve">Vamos a usar el Host que registramos previamente con el método </w:t>
-      </w:r>
-      <w:r>
-        <w:t>“</w:t>
-      </w:r>
-      <w:r>
-        <w:t xml:space="preserve">Quick </w:t>
-      </w:r>
-      <w:proofErr w:type="spellStart"/>
-      <w:r>
-        <w:t>Inventory</w:t>
-      </w:r>
-      <w:proofErr w:type="spellEnd"/>
-      <w:r>
-        <w:t>”. Pero lo vamos a completar: Le cambios el nombre por uno más descriptivo y lo asociamos a una imagen para que así pueda desplegarse.</w:t>
+        <w:t>Despliegue Unicast desde la interfaz web.</w:t>
       </w:r>
     </w:p>
     <w:p>
       <w:r>
         <w:t>Seleccionamos el Host</w:t>
       </w:r>
-    </w:p>
-    <w:p>
-      <w:r>
-        <w:rPr>
-          <w:noProof/>
-        </w:rPr>
+      <w:r>
+        <w:t>. Debe estar asociado a una imagen.</w:t>
+      </w:r>
+    </w:p>
+    <w:p>
+      <w:r>
         <w:drawing>
-          <wp:inline distT="0" distB="0" distL="0" distR="0" wp14:anchorId="6A49A1F0" wp14:editId="10203670">
-            <wp:extent cx="5943600" cy="2928620"/>
-            <wp:effectExtent l="0" t="0" r="0" b="5080"/>
-            <wp:docPr id="1879846051" name="Imagen 1"/>
+          <wp:inline distT="0" distB="0" distL="0" distR="0" wp14:anchorId="3C0F4C0C" wp14:editId="31E52D5F">
+            <wp:extent cx="5163271" cy="562053"/>
+            <wp:effectExtent l="0" t="0" r="0" b="9525"/>
+            <wp:docPr id="1137371514" name="Imagen 1"/>
             <wp:cNvGraphicFramePr>
               <a:graphicFrameLocks xmlns:a="http://schemas.openxmlformats.org/drawingml/2006/main" noChangeAspect="1"/>
             </wp:cNvGraphicFramePr>
@@ -398,7 +427,7 @@
               <a:graphicData uri="http://schemas.openxmlformats.org/drawingml/2006/picture">
                 <pic:pic xmlns:pic="http://schemas.openxmlformats.org/drawingml/2006/picture">
                   <pic:nvPicPr>
-                    <pic:cNvPr id="1879846051" name=""/>
+                    <pic:cNvPr id="1137371514" name=""/>
                     <pic:cNvPicPr/>
                   </pic:nvPicPr>
                   <pic:blipFill>
@@ -410,7 +439,7 @@
                   <pic:spPr>
                     <a:xfrm>
                       <a:off x="0" y="0"/>
-                      <a:ext cx="5943600" cy="2928620"/>
+                      <a:ext cx="5163271" cy="562053"/>
                     </a:xfrm>
                     <a:prstGeom prst="rect">
                       <a:avLst/>
@@ -425,179 +454,17 @@
     </w:p>
     <w:p>
       <w:r>
-        <w:t>Le cambiamos el nombre (esto no es necesario, pero facilitará mantener el orden).</w:t>
-      </w:r>
-    </w:p>
-    <w:p>
-      <w:r>
-        <w:rPr>
-          <w:noProof/>
-        </w:rPr>
-        <w:drawing>
-          <wp:inline distT="0" distB="0" distL="0" distR="0" wp14:anchorId="381411FA" wp14:editId="70EBE0D0">
-            <wp:extent cx="3467100" cy="1167211"/>
-            <wp:effectExtent l="0" t="0" r="0" b="0"/>
-            <wp:docPr id="2109317778" name="Imagen 1"/>
-            <wp:cNvGraphicFramePr>
-              <a:graphicFrameLocks xmlns:a="http://schemas.openxmlformats.org/drawingml/2006/main" noChangeAspect="1"/>
-            </wp:cNvGraphicFramePr>
-            <a:graphic xmlns:a="http://schemas.openxmlformats.org/drawingml/2006/main">
-              <a:graphicData uri="http://schemas.openxmlformats.org/drawingml/2006/picture">
-                <pic:pic xmlns:pic="http://schemas.openxmlformats.org/drawingml/2006/picture">
-                  <pic:nvPicPr>
-                    <pic:cNvPr id="2109317778" name=""/>
-                    <pic:cNvPicPr/>
-                  </pic:nvPicPr>
-                  <pic:blipFill>
-                    <a:blip r:embed="rId14"/>
-                    <a:stretch>
-                      <a:fillRect/>
-                    </a:stretch>
-                  </pic:blipFill>
-                  <pic:spPr>
-                    <a:xfrm>
-                      <a:off x="0" y="0"/>
-                      <a:ext cx="3484246" cy="1172983"/>
-                    </a:xfrm>
-                    <a:prstGeom prst="rect">
-                      <a:avLst/>
-                    </a:prstGeom>
-                  </pic:spPr>
-                </pic:pic>
-              </a:graphicData>
-            </a:graphic>
-          </wp:inline>
-        </w:drawing>
-      </w:r>
-    </w:p>
-    <w:p>
-      <w:r>
-        <w:t>Lo asociamos a una imagen.</w:t>
-      </w:r>
-    </w:p>
-    <w:p>
-      <w:r>
-        <w:rPr>
-          <w:noProof/>
-        </w:rPr>
-        <w:drawing>
-          <wp:inline distT="0" distB="0" distL="0" distR="0" wp14:anchorId="44685B97" wp14:editId="728E789C">
-            <wp:extent cx="3419952" cy="600159"/>
-            <wp:effectExtent l="0" t="0" r="0" b="9525"/>
-            <wp:docPr id="231554691" name="Imagen 1"/>
-            <wp:cNvGraphicFramePr>
-              <a:graphicFrameLocks xmlns:a="http://schemas.openxmlformats.org/drawingml/2006/main" noChangeAspect="1"/>
-            </wp:cNvGraphicFramePr>
-            <a:graphic xmlns:a="http://schemas.openxmlformats.org/drawingml/2006/main">
-              <a:graphicData uri="http://schemas.openxmlformats.org/drawingml/2006/picture">
-                <pic:pic xmlns:pic="http://schemas.openxmlformats.org/drawingml/2006/picture">
-                  <pic:nvPicPr>
-                    <pic:cNvPr id="231554691" name=""/>
-                    <pic:cNvPicPr/>
-                  </pic:nvPicPr>
-                  <pic:blipFill>
-                    <a:blip r:embed="rId15"/>
-                    <a:stretch>
-                      <a:fillRect/>
-                    </a:stretch>
-                  </pic:blipFill>
-                  <pic:spPr>
-                    <a:xfrm>
-                      <a:off x="0" y="0"/>
-                      <a:ext cx="3419952" cy="600159"/>
-                    </a:xfrm>
-                    <a:prstGeom prst="rect">
-                      <a:avLst/>
-                    </a:prstGeom>
-                  </pic:spPr>
-                </pic:pic>
-              </a:graphicData>
-            </a:graphic>
-          </wp:inline>
-        </w:drawing>
-      </w:r>
-    </w:p>
-    <w:p>
-      <w:r>
-        <w:t xml:space="preserve">Recuerda darle a </w:t>
-      </w:r>
-      <w:proofErr w:type="spellStart"/>
-      <w:r>
-        <w:t>Update</w:t>
-      </w:r>
-      <w:proofErr w:type="spellEnd"/>
-    </w:p>
-    <w:p>
-      <w:pPr>
-        <w:sectPr>
-          <w:pgSz w:w="12240" w:h="15840"/>
-          <w:pgMar w:top="1440" w:right="1440" w:bottom="1440" w:left="1440" w:header="708" w:footer="708" w:gutter="0"/>
-          <w:cols w:space="708"/>
-          <w:docGrid w:linePitch="360"/>
-        </w:sectPr>
-      </w:pPr>
-      <w:r>
-        <w:rPr>
-          <w:noProof/>
-        </w:rPr>
-        <w:drawing>
-          <wp:inline distT="0" distB="0" distL="0" distR="0" wp14:anchorId="008B72AA" wp14:editId="00BAA70C">
-            <wp:extent cx="743054" cy="419158"/>
-            <wp:effectExtent l="0" t="0" r="0" b="0"/>
-            <wp:docPr id="890620888" name="Imagen 1"/>
-            <wp:cNvGraphicFramePr>
-              <a:graphicFrameLocks xmlns:a="http://schemas.openxmlformats.org/drawingml/2006/main" noChangeAspect="1"/>
-            </wp:cNvGraphicFramePr>
-            <a:graphic xmlns:a="http://schemas.openxmlformats.org/drawingml/2006/main">
-              <a:graphicData uri="http://schemas.openxmlformats.org/drawingml/2006/picture">
-                <pic:pic xmlns:pic="http://schemas.openxmlformats.org/drawingml/2006/picture">
-                  <pic:nvPicPr>
-                    <pic:cNvPr id="890620888" name=""/>
-                    <pic:cNvPicPr/>
-                  </pic:nvPicPr>
-                  <pic:blipFill>
-                    <a:blip r:embed="rId16"/>
-                    <a:stretch>
-                      <a:fillRect/>
-                    </a:stretch>
-                  </pic:blipFill>
-                  <pic:spPr>
-                    <a:xfrm>
-                      <a:off x="0" y="0"/>
-                      <a:ext cx="743054" cy="419158"/>
-                    </a:xfrm>
-                    <a:prstGeom prst="rect">
-                      <a:avLst/>
-                    </a:prstGeom>
-                  </pic:spPr>
-                </pic:pic>
-              </a:graphicData>
-            </a:graphic>
-          </wp:inline>
-        </w:drawing>
-      </w:r>
-    </w:p>
-    <w:p>
-      <w:proofErr w:type="spellStart"/>
-      <w:r>
-        <w:lastRenderedPageBreak/>
-        <w:t>Tasks</w:t>
-      </w:r>
-      <w:proofErr w:type="spellEnd"/>
-      <w:r>
-        <w:t xml:space="preserve"> </w:t>
+        <w:t xml:space="preserve">Basic </w:t>
+      </w:r>
+      <w:r>
+        <w:t xml:space="preserve">Tasks </w:t>
       </w:r>
       <w:r>
         <w:sym w:font="Wingdings" w:char="F0E0"/>
       </w:r>
       <w:r>
-        <w:t xml:space="preserve"> </w:t>
-      </w:r>
-      <w:proofErr w:type="spellStart"/>
-      <w:r>
-        <w:t>Deploy</w:t>
-      </w:r>
-      <w:proofErr w:type="spellEnd"/>
+        <w:t xml:space="preserve"> Deploy</w:t>
+      </w:r>
     </w:p>
     <w:p>
       <w:r>
@@ -620,7 +487,7 @@
                     <pic:cNvPicPr/>
                   </pic:nvPicPr>
                   <pic:blipFill>
-                    <a:blip r:embed="rId17"/>
+                    <a:blip r:embed="rId14"/>
                     <a:stretch>
                       <a:fillRect/>
                     </a:stretch>
@@ -648,14 +515,11 @@
     </w:p>
     <w:p>
       <w:r>
-        <w:rPr>
-          <w:noProof/>
-        </w:rPr>
         <w:drawing>
-          <wp:inline distT="0" distB="0" distL="0" distR="0" wp14:anchorId="7782DBA1" wp14:editId="4C67E4E4">
-            <wp:extent cx="2876550" cy="2468358"/>
-            <wp:effectExtent l="0" t="0" r="0" b="8255"/>
-            <wp:docPr id="291192694" name="Imagen 1"/>
+          <wp:inline distT="0" distB="0" distL="0" distR="0" wp14:anchorId="12A3F17E" wp14:editId="6A53874F">
+            <wp:extent cx="5943600" cy="1852930"/>
+            <wp:effectExtent l="0" t="0" r="0" b="0"/>
+            <wp:docPr id="3140479" name="Imagen 1"/>
             <wp:cNvGraphicFramePr>
               <a:graphicFrameLocks xmlns:a="http://schemas.openxmlformats.org/drawingml/2006/main" noChangeAspect="1"/>
             </wp:cNvGraphicFramePr>
@@ -663,11 +527,11 @@
               <a:graphicData uri="http://schemas.openxmlformats.org/drawingml/2006/picture">
                 <pic:pic xmlns:pic="http://schemas.openxmlformats.org/drawingml/2006/picture">
                   <pic:nvPicPr>
-                    <pic:cNvPr id="291192694" name=""/>
+                    <pic:cNvPr id="3140479" name=""/>
                     <pic:cNvPicPr/>
                   </pic:nvPicPr>
                   <pic:blipFill>
-                    <a:blip r:embed="rId18"/>
+                    <a:blip r:embed="rId15"/>
                     <a:stretch>
                       <a:fillRect/>
                     </a:stretch>
@@ -675,7 +539,7 @@
                   <pic:spPr>
                     <a:xfrm>
                       <a:off x="0" y="0"/>
-                      <a:ext cx="2883284" cy="2474136"/>
+                      <a:ext cx="5943600" cy="1852930"/>
                     </a:xfrm>
                     <a:prstGeom prst="rect">
                       <a:avLst/>
@@ -689,20 +553,28 @@
       </w:r>
     </w:p>
     <w:p>
-      <w:r>
+      <w:pPr>
+        <w:sectPr>
+          <w:pgSz w:w="12240" w:h="15840"/>
+          <w:pgMar w:top="1440" w:right="1440" w:bottom="1440" w:left="1440" w:header="708" w:footer="708" w:gutter="0"/>
+          <w:cols w:space="708"/>
+          <w:docGrid w:linePitch="360"/>
+        </w:sectPr>
+      </w:pPr>
+    </w:p>
+    <w:p>
+      <w:r>
+        <w:lastRenderedPageBreak/>
         <w:t>La tarea se creará.</w:t>
       </w:r>
     </w:p>
     <w:p>
       <w:r>
-        <w:rPr>
-          <w:noProof/>
-        </w:rPr>
         <w:drawing>
-          <wp:inline distT="0" distB="0" distL="0" distR="0" wp14:anchorId="731359D0" wp14:editId="0BBD13C1">
-            <wp:extent cx="5943600" cy="2159635"/>
-            <wp:effectExtent l="0" t="0" r="0" b="0"/>
-            <wp:docPr id="1631119543" name="Imagen 1"/>
+          <wp:inline distT="0" distB="0" distL="0" distR="0" wp14:anchorId="7D2941A5" wp14:editId="6B597255">
+            <wp:extent cx="5943600" cy="2532380"/>
+            <wp:effectExtent l="0" t="0" r="0" b="1270"/>
+            <wp:docPr id="2013381203" name="Imagen 1"/>
             <wp:cNvGraphicFramePr>
               <a:graphicFrameLocks xmlns:a="http://schemas.openxmlformats.org/drawingml/2006/main" noChangeAspect="1"/>
             </wp:cNvGraphicFramePr>
@@ -710,11 +582,11 @@
               <a:graphicData uri="http://schemas.openxmlformats.org/drawingml/2006/picture">
                 <pic:pic xmlns:pic="http://schemas.openxmlformats.org/drawingml/2006/picture">
                   <pic:nvPicPr>
-                    <pic:cNvPr id="1631119543" name=""/>
+                    <pic:cNvPr id="2013381203" name=""/>
                     <pic:cNvPicPr/>
                   </pic:nvPicPr>
                   <pic:blipFill>
-                    <a:blip r:embed="rId19"/>
+                    <a:blip r:embed="rId16"/>
                     <a:stretch>
                       <a:fillRect/>
                     </a:stretch>
@@ -722,7 +594,7 @@
                   <pic:spPr>
                     <a:xfrm>
                       <a:off x="0" y="0"/>
-                      <a:ext cx="5943600" cy="2159635"/>
+                      <a:ext cx="5943600" cy="2532380"/>
                     </a:xfrm>
                     <a:prstGeom prst="rect">
                       <a:avLst/>
@@ -737,7 +609,6 @@
     </w:p>
     <w:p>
       <w:r>
-        <w:lastRenderedPageBreak/>
         <w:t>Ahora solo falta encender el host. En esta ocasión, cuando arranque por la Interfaz de Red, no mostrará el Menú de FOG, si no que empezará directamente la tarea de despliegue.</w:t>
       </w:r>
     </w:p>
@@ -762,7 +633,7 @@
                     <pic:cNvPicPr/>
                   </pic:nvPicPr>
                   <pic:blipFill>
-                    <a:blip r:embed="rId20"/>
+                    <a:blip r:embed="rId17"/>
                     <a:stretch>
                       <a:fillRect/>
                     </a:stretch>
@@ -785,14 +656,12 @@
     </w:p>
     <w:p>
       <w:r>
-        <w:rPr>
-          <w:noProof/>
-        </w:rPr>
+        <w:lastRenderedPageBreak/>
         <w:drawing>
-          <wp:inline distT="0" distB="0" distL="0" distR="0" wp14:anchorId="04D1CA97" wp14:editId="7F55AC96">
-            <wp:extent cx="4858428" cy="3924848"/>
+          <wp:inline distT="0" distB="0" distL="0" distR="0" wp14:anchorId="68681B8C" wp14:editId="7CF5C38A">
+            <wp:extent cx="5391902" cy="4305901"/>
             <wp:effectExtent l="0" t="0" r="0" b="0"/>
-            <wp:docPr id="204400727" name="Imagen 1"/>
+            <wp:docPr id="1142595773" name="Imagen 1"/>
             <wp:cNvGraphicFramePr>
               <a:graphicFrameLocks xmlns:a="http://schemas.openxmlformats.org/drawingml/2006/main" noChangeAspect="1"/>
             </wp:cNvGraphicFramePr>
@@ -800,7 +669,218 @@
               <a:graphicData uri="http://schemas.openxmlformats.org/drawingml/2006/picture">
                 <pic:pic xmlns:pic="http://schemas.openxmlformats.org/drawingml/2006/picture">
                   <pic:nvPicPr>
-                    <pic:cNvPr id="204400727" name=""/>
+                    <pic:cNvPr id="1142595773" name=""/>
+                    <pic:cNvPicPr/>
+                  </pic:nvPicPr>
+                  <pic:blipFill>
+                    <a:blip r:embed="rId18"/>
+                    <a:stretch>
+                      <a:fillRect/>
+                    </a:stretch>
+                  </pic:blipFill>
+                  <pic:spPr>
+                    <a:xfrm>
+                      <a:off x="0" y="0"/>
+                      <a:ext cx="5391902" cy="4305901"/>
+                    </a:xfrm>
+                    <a:prstGeom prst="rect">
+                      <a:avLst/>
+                    </a:prstGeom>
+                  </pic:spPr>
+                </pic:pic>
+              </a:graphicData>
+            </a:graphic>
+          </wp:inline>
+        </w:drawing>
+      </w:r>
+    </w:p>
+    <w:p>
+      <w:r>
+        <w:drawing>
+          <wp:inline distT="0" distB="0" distL="0" distR="0" wp14:anchorId="30BFB8B8" wp14:editId="38201BE3">
+            <wp:extent cx="4343400" cy="3084000"/>
+            <wp:effectExtent l="0" t="0" r="0" b="2540"/>
+            <wp:docPr id="477114597" name="Imagen 1"/>
+            <wp:cNvGraphicFramePr>
+              <a:graphicFrameLocks xmlns:a="http://schemas.openxmlformats.org/drawingml/2006/main" noChangeAspect="1"/>
+            </wp:cNvGraphicFramePr>
+            <a:graphic xmlns:a="http://schemas.openxmlformats.org/drawingml/2006/main">
+              <a:graphicData uri="http://schemas.openxmlformats.org/drawingml/2006/picture">
+                <pic:pic xmlns:pic="http://schemas.openxmlformats.org/drawingml/2006/picture">
+                  <pic:nvPicPr>
+                    <pic:cNvPr id="477114597" name=""/>
+                    <pic:cNvPicPr/>
+                  </pic:nvPicPr>
+                  <pic:blipFill>
+                    <a:blip r:embed="rId19"/>
+                    <a:stretch>
+                      <a:fillRect/>
+                    </a:stretch>
+                  </pic:blipFill>
+                  <pic:spPr>
+                    <a:xfrm>
+                      <a:off x="0" y="0"/>
+                      <a:ext cx="4346041" cy="3085875"/>
+                    </a:xfrm>
+                    <a:prstGeom prst="rect">
+                      <a:avLst/>
+                    </a:prstGeom>
+                  </pic:spPr>
+                </pic:pic>
+              </a:graphicData>
+            </a:graphic>
+          </wp:inline>
+        </w:drawing>
+      </w:r>
+    </w:p>
+    <w:p>
+      <w:pPr>
+        <w:sectPr>
+          <w:pgSz w:w="12240" w:h="15840"/>
+          <w:pgMar w:top="1440" w:right="1440" w:bottom="1440" w:left="1440" w:header="708" w:footer="708" w:gutter="0"/>
+          <w:cols w:space="708"/>
+          <w:docGrid w:linePitch="360"/>
+        </w:sectPr>
+      </w:pPr>
+    </w:p>
+    <w:p>
+      <w:r>
+        <w:lastRenderedPageBreak/>
+        <w:t xml:space="preserve">En Hosts podemos ver como en “Imaged” (se </w:t>
+      </w:r>
+      <w:r>
+        <w:t>indica última vez que se capturó/desplegó una imagen en el host), ahora aparece la fecha y hora.</w:t>
+      </w:r>
+    </w:p>
+    <w:p>
+      <w:r>
+        <w:drawing>
+          <wp:inline distT="0" distB="0" distL="0" distR="0" wp14:anchorId="5441F08D" wp14:editId="310BA0D1">
+            <wp:extent cx="5943600" cy="2609850"/>
+            <wp:effectExtent l="0" t="0" r="0" b="0"/>
+            <wp:docPr id="465853014" name="Imagen 1"/>
+            <wp:cNvGraphicFramePr>
+              <a:graphicFrameLocks xmlns:a="http://schemas.openxmlformats.org/drawingml/2006/main" noChangeAspect="1"/>
+            </wp:cNvGraphicFramePr>
+            <a:graphic xmlns:a="http://schemas.openxmlformats.org/drawingml/2006/main">
+              <a:graphicData uri="http://schemas.openxmlformats.org/drawingml/2006/picture">
+                <pic:pic xmlns:pic="http://schemas.openxmlformats.org/drawingml/2006/picture">
+                  <pic:nvPicPr>
+                    <pic:cNvPr id="465853014" name=""/>
+                    <pic:cNvPicPr/>
+                  </pic:nvPicPr>
+                  <pic:blipFill>
+                    <a:blip r:embed="rId20"/>
+                    <a:stretch>
+                      <a:fillRect/>
+                    </a:stretch>
+                  </pic:blipFill>
+                  <pic:spPr>
+                    <a:xfrm>
+                      <a:off x="0" y="0"/>
+                      <a:ext cx="5943600" cy="2609850"/>
+                    </a:xfrm>
+                    <a:prstGeom prst="rect">
+                      <a:avLst/>
+                    </a:prstGeom>
+                  </pic:spPr>
+                </pic:pic>
+              </a:graphicData>
+            </a:graphic>
+          </wp:inline>
+        </w:drawing>
+      </w:r>
+    </w:p>
+    <w:p>
+      <w:pPr>
+        <w:rPr>
+          <w:b/>
+          <w:bCs/>
+          <w:color w:val="EE0000"/>
+        </w:rPr>
+      </w:pPr>
+      <w:r>
+        <w:rPr>
+          <w:b/>
+          <w:bCs/>
+          <w:color w:val="EE0000"/>
+        </w:rPr>
+        <w:t xml:space="preserve">VIDEO: </w:t>
+      </w:r>
+      <w:r>
+        <w:rPr>
+          <w:b/>
+          <w:bCs/>
+          <w:color w:val="EE0000"/>
+        </w:rPr>
+        <w:t>Unicast Deployment.mp4</w:t>
+      </w:r>
+    </w:p>
+    <w:p>
+      <w:pPr>
+        <w:sectPr>
+          <w:pgSz w:w="12240" w:h="15840"/>
+          <w:pgMar w:top="1440" w:right="1440" w:bottom="1440" w:left="1440" w:header="708" w:footer="708" w:gutter="0"/>
+          <w:cols w:space="708"/>
+          <w:docGrid w:linePitch="360"/>
+        </w:sectPr>
+      </w:pPr>
+    </w:p>
+    <w:p>
+      <w:pPr>
+        <w:pStyle w:val="Prrafodelista"/>
+        <w:numPr>
+          <w:ilvl w:val="0"/>
+          <w:numId w:val="1"/>
+        </w:numPr>
+      </w:pPr>
+      <w:r>
+        <w:lastRenderedPageBreak/>
+        <w:t>Deploying to multiple hosts.</w:t>
+      </w:r>
+    </w:p>
+    <w:p>
+      <w:r>
+        <w:t>Para ello, lo primero que debemos hacer es crear un grupo donde tendremos a los hosts.</w:t>
+      </w:r>
+    </w:p>
+    <w:p>
+      <w:r>
+        <w:t xml:space="preserve">Groups </w:t>
+      </w:r>
+      <w:r>
+        <w:sym w:font="Wingdings" w:char="F0E0"/>
+      </w:r>
+      <w:r>
+        <w:t xml:space="preserve"> Create New Group</w:t>
+      </w:r>
+    </w:p>
+    <w:p>
+      <w:r>
+        <w:t xml:space="preserve">Introducimos datos. En nuestro caso solo es necesario nombre y si queremos una descripción. Cuando esté listo le damos a </w:t>
+      </w:r>
+      <w:r>
+        <w:t>ADD</w:t>
+      </w:r>
+      <w:r>
+        <w:t>.</w:t>
+      </w:r>
+    </w:p>
+    <w:p>
+      <w:r>
+        <w:drawing>
+          <wp:inline distT="0" distB="0" distL="0" distR="0" wp14:anchorId="4E7CDABF" wp14:editId="030C2149">
+            <wp:extent cx="5943600" cy="1714500"/>
+            <wp:effectExtent l="0" t="0" r="0" b="0"/>
+            <wp:docPr id="1667654658" name="Imagen 1"/>
+            <wp:cNvGraphicFramePr>
+              <a:graphicFrameLocks xmlns:a="http://schemas.openxmlformats.org/drawingml/2006/main" noChangeAspect="1"/>
+            </wp:cNvGraphicFramePr>
+            <a:graphic xmlns:a="http://schemas.openxmlformats.org/drawingml/2006/main">
+              <a:graphicData uri="http://schemas.openxmlformats.org/drawingml/2006/picture">
+                <pic:pic xmlns:pic="http://schemas.openxmlformats.org/drawingml/2006/picture">
+                  <pic:nvPicPr>
+                    <pic:cNvPr id="1667654658" name=""/>
                     <pic:cNvPicPr/>
                   </pic:nvPicPr>
                   <pic:blipFill>
@@ -812,7 +892,7 @@
                   <pic:spPr>
                     <a:xfrm>
                       <a:off x="0" y="0"/>
-                      <a:ext cx="4858428" cy="3924848"/>
+                      <a:ext cx="5943600" cy="1714500"/>
                     </a:xfrm>
                     <a:prstGeom prst="rect">
                       <a:avLst/>
@@ -827,26 +907,16 @@
     </w:p>
     <w:p>
       <w:r>
-        <w:lastRenderedPageBreak/>
-        <w:t xml:space="preserve">Este host está en el bridge vmbr0227 </w:t>
-      </w:r>
-      <w:r>
-        <w:sym w:font="Wingdings" w:char="F0E0"/>
-      </w:r>
-      <w:r>
-        <w:t xml:space="preserve"> IP otorgada 172.18.20.102</w:t>
-      </w:r>
-    </w:p>
-    <w:p>
-      <w:r>
-        <w:rPr>
-          <w:noProof/>
-        </w:rPr>
+        <w:t>Si volvemos a List All Groups y seleccionamos el grupo, ya podremos acceder a su configuración.</w:t>
+      </w:r>
+    </w:p>
+    <w:p>
+      <w:r>
         <w:drawing>
-          <wp:inline distT="0" distB="0" distL="0" distR="0" wp14:anchorId="16FEF097" wp14:editId="4CDF5281">
-            <wp:extent cx="5943600" cy="2588260"/>
-            <wp:effectExtent l="0" t="0" r="0" b="2540"/>
-            <wp:docPr id="811664539" name="Imagen 1"/>
+          <wp:inline distT="0" distB="0" distL="0" distR="0" wp14:anchorId="12683F2C" wp14:editId="223A1541">
+            <wp:extent cx="5943600" cy="1892300"/>
+            <wp:effectExtent l="0" t="0" r="0" b="0"/>
+            <wp:docPr id="1481921323" name="Imagen 1"/>
             <wp:cNvGraphicFramePr>
               <a:graphicFrameLocks xmlns:a="http://schemas.openxmlformats.org/drawingml/2006/main" noChangeAspect="1"/>
             </wp:cNvGraphicFramePr>
@@ -854,7 +924,7 @@
               <a:graphicData uri="http://schemas.openxmlformats.org/drawingml/2006/picture">
                 <pic:pic xmlns:pic="http://schemas.openxmlformats.org/drawingml/2006/picture">
                   <pic:nvPicPr>
-                    <pic:cNvPr id="811664539" name=""/>
+                    <pic:cNvPr id="1481921323" name=""/>
                     <pic:cNvPicPr/>
                   </pic:nvPicPr>
                   <pic:blipFill>
@@ -866,7 +936,7 @@
                   <pic:spPr>
                     <a:xfrm>
                       <a:off x="0" y="0"/>
-                      <a:ext cx="5943600" cy="2588260"/>
+                      <a:ext cx="5943600" cy="1892300"/>
                     </a:xfrm>
                     <a:prstGeom prst="rect">
                       <a:avLst/>
@@ -880,15 +950,31 @@
       </w:r>
     </w:p>
     <w:p>
-      <w:r>
-        <w:rPr>
-          <w:noProof/>
-        </w:rPr>
+      <w:pPr>
+        <w:sectPr>
+          <w:pgSz w:w="12240" w:h="15840"/>
+          <w:pgMar w:top="1440" w:right="1440" w:bottom="1440" w:left="1440" w:header="708" w:footer="708" w:gutter="0"/>
+          <w:cols w:space="708"/>
+          <w:docGrid w:linePitch="360"/>
+        </w:sectPr>
+      </w:pPr>
+    </w:p>
+    <w:p>
+      <w:r>
+        <w:lastRenderedPageBreak/>
+        <w:t>Ahora lo primero que debemos hacer es asociar al grupo con una imagen.</w:t>
+      </w:r>
+      <w:r>
+        <w:t xml:space="preserve"> Para ello nos dirigimos a “Image Association”. Una vez seleccionada le damos a Update.</w:t>
+      </w:r>
+    </w:p>
+    <w:p>
+      <w:r>
         <w:drawing>
-          <wp:inline distT="0" distB="0" distL="0" distR="0" wp14:anchorId="2106DECF" wp14:editId="1FC6D49E">
-            <wp:extent cx="4362450" cy="3090739"/>
-            <wp:effectExtent l="0" t="0" r="0" b="0"/>
-            <wp:docPr id="514016497" name="Imagen 1"/>
+          <wp:inline distT="0" distB="0" distL="0" distR="0" wp14:anchorId="7524ED2F" wp14:editId="0E874D1E">
+            <wp:extent cx="5943600" cy="1155700"/>
+            <wp:effectExtent l="0" t="0" r="0" b="6350"/>
+            <wp:docPr id="763099769" name="Imagen 1"/>
             <wp:cNvGraphicFramePr>
               <a:graphicFrameLocks xmlns:a="http://schemas.openxmlformats.org/drawingml/2006/main" noChangeAspect="1"/>
             </wp:cNvGraphicFramePr>
@@ -896,7 +982,7 @@
               <a:graphicData uri="http://schemas.openxmlformats.org/drawingml/2006/picture">
                 <pic:pic xmlns:pic="http://schemas.openxmlformats.org/drawingml/2006/picture">
                   <pic:nvPicPr>
-                    <pic:cNvPr id="514016497" name=""/>
+                    <pic:cNvPr id="763099769" name=""/>
                     <pic:cNvPicPr/>
                   </pic:nvPicPr>
                   <pic:blipFill>
@@ -908,7 +994,7 @@
                   <pic:spPr>
                     <a:xfrm>
                       <a:off x="0" y="0"/>
-                      <a:ext cx="4365819" cy="3093126"/>
+                      <a:ext cx="5943600" cy="1155700"/>
                     </a:xfrm>
                     <a:prstGeom prst="rect">
                       <a:avLst/>
@@ -922,42 +1008,30 @@
       </w:r>
     </w:p>
     <w:p>
-      <w:pPr>
-        <w:sectPr>
-          <w:pgSz w:w="12240" w:h="15840"/>
-          <w:pgMar w:top="1440" w:right="1440" w:bottom="1440" w:left="1440" w:header="708" w:footer="708" w:gutter="0"/>
-          <w:cols w:space="708"/>
-          <w:docGrid w:linePitch="360"/>
-        </w:sectPr>
-      </w:pPr>
-    </w:p>
-    <w:p>
-      <w:r>
-        <w:lastRenderedPageBreak/>
-        <w:t>En Hosts podemos ver como en “</w:t>
-      </w:r>
-      <w:proofErr w:type="spellStart"/>
-      <w:r>
-        <w:t>Imaged</w:t>
-      </w:r>
-      <w:proofErr w:type="spellEnd"/>
-      <w:r>
-        <w:t xml:space="preserve">” (se </w:t>
-      </w:r>
-      <w:r>
-        <w:t>indica última vez que se capturó/desplegó una imagen en el host), ahora aparece la fecha y hora.</w:t>
-      </w:r>
-    </w:p>
-    <w:p>
-      <w:r>
-        <w:rPr>
-          <w:noProof/>
-        </w:rPr>
+      <w:r>
+        <w:rPr>
+          <w:b/>
+          <w:bCs/>
+          <w:color w:val="EE0000"/>
+        </w:rPr>
+        <w:t>ATENCIÓN</w:t>
+      </w:r>
+      <w:r>
+        <w:t>: Esto actualizará también la asociación de imágenes en los hosts que estén en ese momento asociados al grupo. Si añadimos un host posteriormente, tendremos que volver a hacer “Update” en la sección de imagen para que la asociación se le actualiza al nuevo host que hemos añadido. Esto también ocurre con otros elementos como los Snapins.</w:t>
+      </w:r>
+    </w:p>
+    <w:p>
+      <w:r>
+        <w:t>Para añadir hosts al grupo podemos ir a “Membership”. Nos mostrará los hosts que ya son miembros y también aquellos disponibles para unirlos.</w:t>
+      </w:r>
+    </w:p>
+    <w:p>
+      <w:r>
         <w:drawing>
-          <wp:inline distT="0" distB="0" distL="0" distR="0" wp14:anchorId="2A75590B" wp14:editId="7B09A912">
-            <wp:extent cx="5943600" cy="2654300"/>
-            <wp:effectExtent l="0" t="0" r="0" b="0"/>
-            <wp:docPr id="909355880" name="Imagen 1"/>
+          <wp:inline distT="0" distB="0" distL="0" distR="0" wp14:anchorId="0551F87D" wp14:editId="34B68982">
+            <wp:extent cx="5391902" cy="1705213"/>
+            <wp:effectExtent l="0" t="0" r="0" b="9525"/>
+            <wp:docPr id="1242799316" name="Imagen 1"/>
             <wp:cNvGraphicFramePr>
               <a:graphicFrameLocks xmlns:a="http://schemas.openxmlformats.org/drawingml/2006/main" noChangeAspect="1"/>
             </wp:cNvGraphicFramePr>
@@ -965,7 +1039,7 @@
               <a:graphicData uri="http://schemas.openxmlformats.org/drawingml/2006/picture">
                 <pic:pic xmlns:pic="http://schemas.openxmlformats.org/drawingml/2006/picture">
                   <pic:nvPicPr>
-                    <pic:cNvPr id="909355880" name=""/>
+                    <pic:cNvPr id="1242799316" name=""/>
                     <pic:cNvPicPr/>
                   </pic:nvPicPr>
                   <pic:blipFill>
@@ -977,7 +1051,7 @@
                   <pic:spPr>
                     <a:xfrm>
                       <a:off x="0" y="0"/>
-                      <a:ext cx="5943600" cy="2654300"/>
+                      <a:ext cx="5391902" cy="1705213"/>
                     </a:xfrm>
                     <a:prstGeom prst="rect">
                       <a:avLst/>
@@ -991,149 +1065,17 @@
       </w:r>
     </w:p>
     <w:p>
-      <w:pPr>
-        <w:rPr>
-          <w:b/>
-          <w:bCs/>
-          <w:color w:val="EE0000"/>
-        </w:rPr>
-      </w:pPr>
-      <w:r>
-        <w:rPr>
-          <w:b/>
-          <w:bCs/>
-          <w:color w:val="EE0000"/>
-        </w:rPr>
-        <w:t xml:space="preserve">VIDEO: </w:t>
-      </w:r>
-      <w:proofErr w:type="spellStart"/>
-      <w:r>
-        <w:rPr>
-          <w:b/>
-          <w:bCs/>
-          <w:color w:val="EE0000"/>
-        </w:rPr>
-        <w:t>Unicast</w:t>
-      </w:r>
-      <w:proofErr w:type="spellEnd"/>
-      <w:r>
-        <w:rPr>
-          <w:b/>
-          <w:bCs/>
-          <w:color w:val="EE0000"/>
-        </w:rPr>
-        <w:t xml:space="preserve"> Deployment.mp4</w:t>
-      </w:r>
-    </w:p>
-    <w:p>
-      <w:pPr>
-        <w:sectPr>
-          <w:pgSz w:w="12240" w:h="15840"/>
-          <w:pgMar w:top="1440" w:right="1440" w:bottom="1440" w:left="1440" w:header="708" w:footer="708" w:gutter="0"/>
-          <w:cols w:space="708"/>
-          <w:docGrid w:linePitch="360"/>
-        </w:sectPr>
-      </w:pPr>
-    </w:p>
-    <w:p>
-      <w:pPr>
-        <w:pStyle w:val="Prrafodelista"/>
-        <w:numPr>
-          <w:ilvl w:val="0"/>
-          <w:numId w:val="1"/>
-        </w:numPr>
-      </w:pPr>
-      <w:proofErr w:type="spellStart"/>
-      <w:r>
-        <w:lastRenderedPageBreak/>
-        <w:t>Deploying</w:t>
-      </w:r>
-      <w:proofErr w:type="spellEnd"/>
-      <w:r>
-        <w:t xml:space="preserve"> </w:t>
-      </w:r>
-      <w:proofErr w:type="spellStart"/>
-      <w:r>
-        <w:t>to</w:t>
-      </w:r>
-      <w:proofErr w:type="spellEnd"/>
-      <w:r>
-        <w:t xml:space="preserve"> </w:t>
-      </w:r>
-      <w:proofErr w:type="spellStart"/>
-      <w:r>
-        <w:t>multiple</w:t>
-      </w:r>
-      <w:proofErr w:type="spellEnd"/>
-      <w:r>
-        <w:t xml:space="preserve"> hosts (</w:t>
-      </w:r>
-      <w:proofErr w:type="spellStart"/>
-      <w:r>
-        <w:t>Multicast</w:t>
-      </w:r>
-      <w:proofErr w:type="spellEnd"/>
-      <w:r>
-        <w:t>).</w:t>
-      </w:r>
-    </w:p>
-    <w:p>
-      <w:r>
-        <w:t>Para ello, lo primero que debemos hacer es crear un grupo donde tendremos a los hosts.</w:t>
-      </w:r>
-    </w:p>
-    <w:p>
-      <w:r>
-        <w:rPr>
-          <w:b/>
-          <w:bCs/>
-          <w:color w:val="EE0000"/>
-        </w:rPr>
-        <w:t>NOTA</w:t>
-      </w:r>
-      <w:r>
-        <w:t>: Durante la realización de esta tarea se ha encontrado un bug que impide la gestión y asociación de los grupos a los hosts cuando los primeros están vacíos. A continuación, vamos a explicar cómo sortearlo.</w:t>
-      </w:r>
-    </w:p>
-    <w:p>
-      <w:proofErr w:type="spellStart"/>
-      <w:r>
-        <w:t>Groups</w:t>
-      </w:r>
-      <w:proofErr w:type="spellEnd"/>
-      <w:r>
-        <w:t xml:space="preserve"> </w:t>
-      </w:r>
-      <w:r>
-        <w:sym w:font="Wingdings" w:char="F0E0"/>
-      </w:r>
-      <w:r>
-        <w:t xml:space="preserve"> </w:t>
-      </w:r>
-      <w:proofErr w:type="spellStart"/>
-      <w:r>
-        <w:t>Create</w:t>
-      </w:r>
-      <w:proofErr w:type="spellEnd"/>
-      <w:r>
-        <w:t xml:space="preserve"> New Group</w:t>
-      </w:r>
-    </w:p>
-    <w:p>
-      <w:r>
-        <w:t>Introducimos datos. En nuestro caso solo es necesario nombre y si queremos una descripción. Cuando esté listo le damos a CREATE.</w:t>
-      </w:r>
-    </w:p>
-    <w:p>
-      <w:r>
-        <w:rPr>
-          <w:noProof/>
-        </w:rPr>
+      <w:r>
+        <w:t>Una vez seleccionados le damos a ADD.</w:t>
+      </w:r>
+    </w:p>
+    <w:p>
+      <w:r>
         <w:drawing>
-          <wp:inline distT="0" distB="0" distL="0" distR="0" wp14:anchorId="5C924BEB" wp14:editId="55B6FC1F">
-            <wp:extent cx="5943600" cy="2586355"/>
-            <wp:effectExtent l="0" t="0" r="0" b="4445"/>
-            <wp:docPr id="1507788462" name="Imagen 1"/>
+          <wp:inline distT="0" distB="0" distL="0" distR="0" wp14:anchorId="2C2F552A" wp14:editId="58E9E8F3">
+            <wp:extent cx="5943600" cy="1266825"/>
+            <wp:effectExtent l="0" t="0" r="0" b="9525"/>
+            <wp:docPr id="1349234496" name="Imagen 1"/>
             <wp:cNvGraphicFramePr>
               <a:graphicFrameLocks xmlns:a="http://schemas.openxmlformats.org/drawingml/2006/main" noChangeAspect="1"/>
             </wp:cNvGraphicFramePr>
@@ -1141,7 +1083,7 @@
               <a:graphicData uri="http://schemas.openxmlformats.org/drawingml/2006/picture">
                 <pic:pic xmlns:pic="http://schemas.openxmlformats.org/drawingml/2006/picture">
                   <pic:nvPicPr>
-                    <pic:cNvPr id="1507788462" name=""/>
+                    <pic:cNvPr id="1349234496" name=""/>
                     <pic:cNvPicPr/>
                   </pic:nvPicPr>
                   <pic:blipFill>
@@ -1153,7 +1095,7 @@
                   <pic:spPr>
                     <a:xfrm>
                       <a:off x="0" y="0"/>
-                      <a:ext cx="5943600" cy="2586355"/>
+                      <a:ext cx="5943600" cy="1266825"/>
                     </a:xfrm>
                     <a:prstGeom prst="rect">
                       <a:avLst/>
@@ -1168,49 +1110,49 @@
     </w:p>
     <w:p>
       <w:r>
-        <w:t xml:space="preserve">Primer error que nos vamos a encontrar: </w:t>
-      </w:r>
-      <w:proofErr w:type="spellStart"/>
-      <w:r>
-        <w:t>Groups</w:t>
-      </w:r>
-      <w:proofErr w:type="spellEnd"/>
-      <w:r>
-        <w:t xml:space="preserve"> </w:t>
+        <w:rPr>
+          <w:b/>
+          <w:bCs/>
+          <w:color w:val="EE0000"/>
+        </w:rPr>
+        <w:t>RECUERDA</w:t>
+      </w:r>
+      <w:r>
+        <w:t>: También podemos asociar un host a un grupo durante el Full Registration.</w:t>
+      </w:r>
+    </w:p>
+    <w:p>
+      <w:pPr>
+        <w:sectPr>
+          <w:pgSz w:w="12240" w:h="15840"/>
+          <w:pgMar w:top="1440" w:right="1440" w:bottom="1440" w:left="1440" w:header="708" w:footer="708" w:gutter="0"/>
+          <w:cols w:space="708"/>
+          <w:docGrid w:linePitch="360"/>
+        </w:sectPr>
+      </w:pPr>
+    </w:p>
+    <w:p>
+      <w:r>
+        <w:lastRenderedPageBreak/>
+        <w:t xml:space="preserve">También podemos añadirlo desde Hosts </w:t>
       </w:r>
       <w:r>
         <w:sym w:font="Wingdings" w:char="F0E0"/>
       </w:r>
       <w:r>
-        <w:t xml:space="preserve"> List </w:t>
-      </w:r>
-      <w:proofErr w:type="spellStart"/>
-      <w:r>
-        <w:t>All</w:t>
-      </w:r>
-      <w:proofErr w:type="spellEnd"/>
-      <w:r>
-        <w:t xml:space="preserve"> </w:t>
-      </w:r>
-      <w:proofErr w:type="spellStart"/>
-      <w:r>
-        <w:t>Groups</w:t>
-      </w:r>
-      <w:proofErr w:type="spellEnd"/>
+        <w:t>List All Hosts: Selecciona los hosts y dale a añadir a grupo</w:t>
+      </w:r>
       <w:r>
         <w:t>.</w:t>
       </w:r>
     </w:p>
     <w:p>
       <w:r>
-        <w:rPr>
-          <w:noProof/>
-        </w:rPr>
         <w:drawing>
-          <wp:inline distT="0" distB="0" distL="0" distR="0" wp14:anchorId="48F09F36" wp14:editId="27AB1939">
-            <wp:extent cx="3848100" cy="2584872"/>
-            <wp:effectExtent l="0" t="0" r="0" b="6350"/>
-            <wp:docPr id="1104241896" name="Imagen 1"/>
+          <wp:inline distT="0" distB="0" distL="0" distR="0" wp14:anchorId="7BAC1A74" wp14:editId="31712E17">
+            <wp:extent cx="5943600" cy="1057910"/>
+            <wp:effectExtent l="0" t="0" r="0" b="8890"/>
+            <wp:docPr id="1439255499" name="Imagen 1"/>
             <wp:cNvGraphicFramePr>
               <a:graphicFrameLocks xmlns:a="http://schemas.openxmlformats.org/drawingml/2006/main" noChangeAspect="1"/>
             </wp:cNvGraphicFramePr>
@@ -1218,7 +1160,7 @@
               <a:graphicData uri="http://schemas.openxmlformats.org/drawingml/2006/picture">
                 <pic:pic xmlns:pic="http://schemas.openxmlformats.org/drawingml/2006/picture">
                   <pic:nvPicPr>
-                    <pic:cNvPr id="1104241896" name=""/>
+                    <pic:cNvPr id="1439255499" name=""/>
                     <pic:cNvPicPr/>
                   </pic:nvPicPr>
                   <pic:blipFill>
@@ -1230,7 +1172,7 @@
                   <pic:spPr>
                     <a:xfrm>
                       <a:off x="0" y="0"/>
-                      <a:ext cx="3851788" cy="2587349"/>
+                      <a:ext cx="5943600" cy="1057910"/>
                     </a:xfrm>
                     <a:prstGeom prst="rect">
                       <a:avLst/>
@@ -1243,26 +1185,192 @@
         </w:drawing>
       </w:r>
     </w:p>
-    <w:p/>
-    <w:p>
-      <w:r>
-        <w:lastRenderedPageBreak/>
-        <w:t xml:space="preserve">Pulsamos en el grupo y </w:t>
-      </w:r>
-      <w:r>
-        <w:t>la página no cargará bien. Si analizamos los datos que aparecen en pantalla, se indican que es un problema debido a que no se encuentra ningún host asociado al grupo.</w:t>
-      </w:r>
-    </w:p>
-    <w:p>
-      <w:r>
-        <w:rPr>
-          <w:noProof/>
-        </w:rPr>
+    <w:p>
+      <w:r>
+        <w:t xml:space="preserve">Ahora, en el grupo, nos vamos a </w:t>
+      </w:r>
+      <w:r>
+        <w:t xml:space="preserve">Basic </w:t>
+      </w:r>
+      <w:r>
+        <w:t xml:space="preserve">Tasks y veremos </w:t>
+      </w:r>
+      <w:r>
+        <w:t>que</w:t>
+      </w:r>
+      <w:r>
+        <w:t xml:space="preserve"> tenemos dos opciones:</w:t>
+      </w:r>
+    </w:p>
+    <w:p>
+      <w:pPr>
+        <w:pStyle w:val="Prrafodelista"/>
+        <w:numPr>
+          <w:ilvl w:val="0"/>
+          <w:numId w:val="1"/>
+        </w:numPr>
+      </w:pPr>
+      <w:r>
+        <w:t>Deploy (Unicast)</w:t>
+      </w:r>
+      <w:r>
+        <w:rPr>
+          <w:rStyle w:val="Refdenotaalpie"/>
+        </w:rPr>
+        <w:footnoteReference w:id="1"/>
+      </w:r>
+      <w:r>
+        <w:t>:</w:t>
+      </w:r>
+    </w:p>
+    <w:p>
+      <w:pPr>
+        <w:pStyle w:val="Prrafodelista"/>
+        <w:numPr>
+          <w:ilvl w:val="1"/>
+          <w:numId w:val="1"/>
+        </w:numPr>
+      </w:pPr>
+      <w:r>
+        <w:t>Se establece una conexión directa "uno a uno" entre el servidor FOG y cada computadora del grupo.</w:t>
+      </w:r>
+    </w:p>
+    <w:p>
+      <w:pPr>
+        <w:pStyle w:val="Prrafodelista"/>
+        <w:numPr>
+          <w:ilvl w:val="1"/>
+          <w:numId w:val="1"/>
+        </w:numPr>
+      </w:pPr>
+      <w:r>
+        <w:rPr>
+          <w:b/>
+          <w:bCs/>
+        </w:rPr>
+        <w:t>Tráfico de Red:</w:t>
+      </w:r>
+      <w:r>
+        <w:t xml:space="preserve"> Si despliegas una imagen de 20GB a 10 equipos, el servidor enviará </w:t>
+      </w:r>
+      <w:r>
+        <w:rPr>
+          <w:b/>
+          <w:bCs/>
+        </w:rPr>
+        <w:t>200GB</w:t>
+      </w:r>
+      <w:r>
+        <w:t xml:space="preserve"> de datos totales a través del switch.</w:t>
+      </w:r>
+    </w:p>
+    <w:p>
+      <w:pPr>
+        <w:pStyle w:val="Prrafodelista"/>
+        <w:numPr>
+          <w:ilvl w:val="1"/>
+          <w:numId w:val="1"/>
+        </w:numPr>
+      </w:pPr>
+      <w:r>
+        <w:rPr>
+          <w:b/>
+          <w:bCs/>
+        </w:rPr>
+        <w:t>Uso ideal:</w:t>
+      </w:r>
+      <w:r>
+        <w:t xml:space="preserve"> Cuando vas a actualizar solo 2 o 3 equipos, o si tienes un switch básico que no gestiona bien el tráfico multicast.</w:t>
+      </w:r>
+    </w:p>
+    <w:p>
+      <w:pPr>
+        <w:pStyle w:val="Prrafodelista"/>
+        <w:numPr>
+          <w:ilvl w:val="1"/>
+          <w:numId w:val="1"/>
+        </w:numPr>
+      </w:pPr>
+      <w:r>
+        <w:rPr>
+          <w:b/>
+          <w:bCs/>
+        </w:rPr>
+        <w:t>Sincronización</w:t>
+      </w:r>
+      <w:r>
+        <w:rPr>
+          <w:b/>
+          <w:bCs/>
+        </w:rPr>
+        <w:t>:</w:t>
+      </w:r>
+      <w:r>
+        <w:t xml:space="preserve"> </w:t>
+      </w:r>
+    </w:p>
+    <w:p>
+      <w:pPr>
+        <w:pStyle w:val="Prrafodelista"/>
+        <w:numPr>
+          <w:ilvl w:val="2"/>
+          <w:numId w:val="1"/>
+        </w:numPr>
+      </w:pPr>
+      <w:r>
+        <w:t>El servidor no espera a que todos estén listos. En cuanto un equipo llega al menú iPXE y recibe la orden, empieza</w:t>
+      </w:r>
+      <w:r>
+        <w:t xml:space="preserve"> la tarea</w:t>
+      </w:r>
+      <w:r>
+        <w:t>.</w:t>
+      </w:r>
+      <w:r>
+        <w:t xml:space="preserve"> Si</w:t>
+      </w:r>
+      <w:r>
+        <w:t xml:space="preserve"> un equipo </w:t>
+      </w:r>
+      <w:r>
+        <w:t>falla en el despliegue</w:t>
+      </w:r>
+      <w:r>
+        <w:t>, no afecta a los demás.</w:t>
+      </w:r>
+    </w:p>
+    <w:p>
+      <w:pPr>
+        <w:pStyle w:val="Prrafodelista"/>
+        <w:numPr>
+          <w:ilvl w:val="1"/>
+          <w:numId w:val="1"/>
+        </w:numPr>
+      </w:pPr>
+      <w:r>
+        <w:rPr>
+          <w:b/>
+          <w:bCs/>
+        </w:rPr>
+        <w:t>Conclusión</w:t>
+      </w:r>
+      <w:r>
+        <w:t xml:space="preserve">: </w:t>
+      </w:r>
+      <w:r>
+        <w:t>Permite un despliegue inmediato (sin esperas entre hosts), pero consume ancho de banda de forma lineal: a más hosts, más carga para el servidor y la red</w:t>
+      </w:r>
+      <w:r>
+        <w:t>.</w:t>
+      </w:r>
+    </w:p>
+    <w:p>
+      <w:r>
         <w:drawing>
-          <wp:inline distT="0" distB="0" distL="0" distR="0" wp14:anchorId="7306216C" wp14:editId="4D3D1B5A">
-            <wp:extent cx="5877745" cy="2724530"/>
-            <wp:effectExtent l="0" t="0" r="8890" b="0"/>
-            <wp:docPr id="250305006" name="Imagen 1"/>
+          <wp:inline distT="0" distB="0" distL="0" distR="0" wp14:anchorId="21B27C92" wp14:editId="3F08564E">
+            <wp:extent cx="5943600" cy="633095"/>
+            <wp:effectExtent l="0" t="0" r="0" b="0"/>
+            <wp:docPr id="627935286" name="Imagen 1"/>
             <wp:cNvGraphicFramePr>
               <a:graphicFrameLocks xmlns:a="http://schemas.openxmlformats.org/drawingml/2006/main" noChangeAspect="1"/>
             </wp:cNvGraphicFramePr>
@@ -1270,7 +1378,7 @@
               <a:graphicData uri="http://schemas.openxmlformats.org/drawingml/2006/picture">
                 <pic:pic xmlns:pic="http://schemas.openxmlformats.org/drawingml/2006/picture">
                   <pic:nvPicPr>
-                    <pic:cNvPr id="250305006" name=""/>
+                    <pic:cNvPr id="627935286" name=""/>
                     <pic:cNvPicPr/>
                   </pic:nvPicPr>
                   <pic:blipFill>
@@ -1282,7 +1390,7 @@
                   <pic:spPr>
                     <a:xfrm>
                       <a:off x="0" y="0"/>
-                      <a:ext cx="5877745" cy="2724530"/>
+                      <a:ext cx="5943600" cy="633095"/>
                     </a:xfrm>
                     <a:prstGeom prst="rect">
                       <a:avLst/>
@@ -1296,58 +1404,28 @@
       </w:r>
     </w:p>
     <w:p>
-      <w:r>
-        <w:t xml:space="preserve">Vamos a Hosts </w:t>
-      </w:r>
-      <w:r>
-        <w:sym w:font="Wingdings" w:char="F0E0"/>
-      </w:r>
-      <w:r>
-        <w:t xml:space="preserve"> List </w:t>
-      </w:r>
-      <w:proofErr w:type="spellStart"/>
-      <w:r>
-        <w:t>All</w:t>
-      </w:r>
-      <w:proofErr w:type="spellEnd"/>
-      <w:r>
-        <w:t xml:space="preserve"> Hosts, seleccionamos uno y le damos a “Add </w:t>
-      </w:r>
-      <w:proofErr w:type="spellStart"/>
-      <w:r>
-        <w:t>selected</w:t>
-      </w:r>
-      <w:proofErr w:type="spellEnd"/>
-      <w:r>
-        <w:t xml:space="preserve"> </w:t>
-      </w:r>
-      <w:proofErr w:type="spellStart"/>
-      <w:r>
-        <w:t>to</w:t>
-      </w:r>
-      <w:proofErr w:type="spellEnd"/>
-      <w:r>
-        <w:t xml:space="preserve"> a </w:t>
-      </w:r>
-      <w:proofErr w:type="spellStart"/>
-      <w:r>
-        <w:t>group</w:t>
-      </w:r>
-      <w:proofErr w:type="spellEnd"/>
-      <w:r>
-        <w:t>”.</w:t>
-      </w:r>
-    </w:p>
-    <w:p>
-      <w:r>
-        <w:rPr>
-          <w:noProof/>
-        </w:rPr>
+      <w:pPr>
+        <w:sectPr>
+          <w:pgSz w:w="12240" w:h="15840"/>
+          <w:pgMar w:top="1440" w:right="1440" w:bottom="1440" w:left="1440" w:header="708" w:footer="708" w:gutter="0"/>
+          <w:cols w:space="708"/>
+          <w:docGrid w:linePitch="360"/>
+        </w:sectPr>
+      </w:pPr>
+    </w:p>
+    <w:p>
+      <w:r>
+        <w:lastRenderedPageBreak/>
+        <w:t>Tendremos las mismas opciones que hemos visto anteriormente.</w:t>
+      </w:r>
+    </w:p>
+    <w:p>
+      <w:r>
         <w:drawing>
-          <wp:inline distT="0" distB="0" distL="0" distR="0" wp14:anchorId="77FB9CE1" wp14:editId="72D1FCCC">
-            <wp:extent cx="5943600" cy="2057400"/>
-            <wp:effectExtent l="0" t="0" r="0" b="0"/>
-            <wp:docPr id="1191954749" name="Imagen 1"/>
+          <wp:inline distT="0" distB="0" distL="0" distR="0" wp14:anchorId="692FD6B8" wp14:editId="41DECDB8">
+            <wp:extent cx="5943600" cy="2988310"/>
+            <wp:effectExtent l="0" t="0" r="0" b="2540"/>
+            <wp:docPr id="40547226" name="Imagen 1"/>
             <wp:cNvGraphicFramePr>
               <a:graphicFrameLocks xmlns:a="http://schemas.openxmlformats.org/drawingml/2006/main" noChangeAspect="1"/>
             </wp:cNvGraphicFramePr>
@@ -1355,7 +1433,7 @@
               <a:graphicData uri="http://schemas.openxmlformats.org/drawingml/2006/picture">
                 <pic:pic xmlns:pic="http://schemas.openxmlformats.org/drawingml/2006/picture">
                   <pic:nvPicPr>
-                    <pic:cNvPr id="1191954749" name=""/>
+                    <pic:cNvPr id="40547226" name=""/>
                     <pic:cNvPicPr/>
                   </pic:nvPicPr>
                   <pic:blipFill>
@@ -1367,7 +1445,7 @@
                   <pic:spPr>
                     <a:xfrm>
                       <a:off x="0" y="0"/>
-                      <a:ext cx="5943600" cy="2057400"/>
+                      <a:ext cx="5943600" cy="2988310"/>
                     </a:xfrm>
                     <a:prstGeom prst="rect">
                       <a:avLst/>
@@ -1382,19 +1460,11 @@
     </w:p>
     <w:p>
       <w:r>
-        <w:t>Seleccionamos el grupo</w:t>
-      </w:r>
-    </w:p>
-    <w:p>
-      <w:r>
-        <w:rPr>
-          <w:noProof/>
-        </w:rPr>
         <w:drawing>
-          <wp:inline distT="0" distB="0" distL="0" distR="0" wp14:anchorId="0474FBCD" wp14:editId="22413653">
-            <wp:extent cx="4781550" cy="1436820"/>
-            <wp:effectExtent l="0" t="0" r="0" b="0"/>
-            <wp:docPr id="1884625623" name="Imagen 1"/>
+          <wp:inline distT="0" distB="0" distL="0" distR="0" wp14:anchorId="321C1B89" wp14:editId="7B591B1A">
+            <wp:extent cx="3200847" cy="2772162"/>
+            <wp:effectExtent l="0" t="0" r="0" b="9525"/>
+            <wp:docPr id="1968283157" name="Imagen 1"/>
             <wp:cNvGraphicFramePr>
               <a:graphicFrameLocks xmlns:a="http://schemas.openxmlformats.org/drawingml/2006/main" noChangeAspect="1"/>
             </wp:cNvGraphicFramePr>
@@ -1402,7 +1472,7 @@
               <a:graphicData uri="http://schemas.openxmlformats.org/drawingml/2006/picture">
                 <pic:pic xmlns:pic="http://schemas.openxmlformats.org/drawingml/2006/picture">
                   <pic:nvPicPr>
-                    <pic:cNvPr id="1884625623" name=""/>
+                    <pic:cNvPr id="1968283157" name=""/>
                     <pic:cNvPicPr/>
                   </pic:nvPicPr>
                   <pic:blipFill>
@@ -1414,7 +1484,7 @@
                   <pic:spPr>
                     <a:xfrm>
                       <a:off x="0" y="0"/>
-                      <a:ext cx="4787239" cy="1438530"/>
+                      <a:ext cx="3200847" cy="2772162"/>
                     </a:xfrm>
                     <a:prstGeom prst="rect">
                       <a:avLst/>
@@ -1428,21 +1498,31 @@
       </w:r>
     </w:p>
     <w:p>
+      <w:pPr>
+        <w:sectPr>
+          <w:pgSz w:w="12240" w:h="15840"/>
+          <w:pgMar w:top="1440" w:right="1440" w:bottom="1440" w:left="1440" w:header="708" w:footer="708" w:gutter="0"/>
+          <w:cols w:space="708"/>
+          <w:docGrid w:linePitch="360"/>
+        </w:sectPr>
+      </w:pPr>
+    </w:p>
+    <w:p>
       <w:r>
         <w:lastRenderedPageBreak/>
-        <w:t>Nos saldrá este error.</w:t>
-      </w:r>
-    </w:p>
-    <w:p>
-      <w:r>
-        <w:rPr>
-          <w:noProof/>
-        </w:rPr>
+        <w:t>Se creará una tarea para cada host</w:t>
+      </w:r>
+      <w:r>
+        <w:t>. Ahora solo queda iniciarlos.</w:t>
+      </w:r>
+    </w:p>
+    <w:p>
+      <w:r>
         <w:drawing>
-          <wp:inline distT="0" distB="0" distL="0" distR="0" wp14:anchorId="603EB8C0" wp14:editId="614280CE">
-            <wp:extent cx="3610479" cy="1066949"/>
-            <wp:effectExtent l="0" t="0" r="9525" b="0"/>
-            <wp:docPr id="1252434427" name="Imagen 1"/>
+          <wp:inline distT="0" distB="0" distL="0" distR="0" wp14:anchorId="27535283" wp14:editId="0666B87D">
+            <wp:extent cx="5943600" cy="2317115"/>
+            <wp:effectExtent l="0" t="0" r="0" b="6985"/>
+            <wp:docPr id="2144524923" name="Imagen 1"/>
             <wp:cNvGraphicFramePr>
               <a:graphicFrameLocks xmlns:a="http://schemas.openxmlformats.org/drawingml/2006/main" noChangeAspect="1"/>
             </wp:cNvGraphicFramePr>
@@ -1450,7 +1530,7 @@
               <a:graphicData uri="http://schemas.openxmlformats.org/drawingml/2006/picture">
                 <pic:pic xmlns:pic="http://schemas.openxmlformats.org/drawingml/2006/picture">
                   <pic:nvPicPr>
-                    <pic:cNvPr id="1252434427" name=""/>
+                    <pic:cNvPr id="2144524923" name=""/>
                     <pic:cNvPicPr/>
                   </pic:nvPicPr>
                   <pic:blipFill>
@@ -1462,7 +1542,7 @@
                   <pic:spPr>
                     <a:xfrm>
                       <a:off x="0" y="0"/>
-                      <a:ext cx="3610479" cy="1066949"/>
+                      <a:ext cx="5943600" cy="2317115"/>
                     </a:xfrm>
                     <a:prstGeom prst="rect">
                       <a:avLst/>
@@ -1476,761 +1556,20 @@
       </w:r>
     </w:p>
     <w:p>
-      <w:r>
-        <w:t>Para poder asociarlo tendremos que usar este método:</w:t>
-      </w:r>
-    </w:p>
-    <w:p>
-      <w:r>
-        <w:t xml:space="preserve">Seleccionamos un host y nos dirigimos a </w:t>
-      </w:r>
-      <w:proofErr w:type="spellStart"/>
-      <w:r>
-        <w:t>Associations</w:t>
-      </w:r>
-      <w:proofErr w:type="spellEnd"/>
-      <w:r>
-        <w:t xml:space="preserve"> </w:t>
-      </w:r>
-      <w:r>
-        <w:sym w:font="Wingdings" w:char="F0E0"/>
-      </w:r>
-      <w:r>
-        <w:t xml:space="preserve"> Group </w:t>
-      </w:r>
-      <w:proofErr w:type="spellStart"/>
-      <w:r>
-        <w:t>Associations</w:t>
-      </w:r>
-      <w:proofErr w:type="spellEnd"/>
-      <w:r>
-        <w:t>.</w:t>
-      </w:r>
-    </w:p>
-    <w:p>
-      <w:r>
-        <w:rPr>
-          <w:noProof/>
-        </w:rPr>
-        <w:drawing>
-          <wp:inline distT="0" distB="0" distL="0" distR="0" wp14:anchorId="497BA498" wp14:editId="2766482B">
-            <wp:extent cx="4629796" cy="1943371"/>
-            <wp:effectExtent l="0" t="0" r="0" b="0"/>
-            <wp:docPr id="1326550097" name="Imagen 1"/>
-            <wp:cNvGraphicFramePr>
-              <a:graphicFrameLocks xmlns:a="http://schemas.openxmlformats.org/drawingml/2006/main" noChangeAspect="1"/>
-            </wp:cNvGraphicFramePr>
-            <a:graphic xmlns:a="http://schemas.openxmlformats.org/drawingml/2006/main">
-              <a:graphicData uri="http://schemas.openxmlformats.org/drawingml/2006/picture">
-                <pic:pic xmlns:pic="http://schemas.openxmlformats.org/drawingml/2006/picture">
-                  <pic:nvPicPr>
-                    <pic:cNvPr id="1326550097" name=""/>
-                    <pic:cNvPicPr/>
-                  </pic:nvPicPr>
-                  <pic:blipFill>
-                    <a:blip r:embed="rId31"/>
-                    <a:stretch>
-                      <a:fillRect/>
-                    </a:stretch>
-                  </pic:blipFill>
-                  <pic:spPr>
-                    <a:xfrm>
-                      <a:off x="0" y="0"/>
-                      <a:ext cx="4629796" cy="1943371"/>
-                    </a:xfrm>
-                    <a:prstGeom prst="rect">
-                      <a:avLst/>
-                    </a:prstGeom>
-                  </pic:spPr>
-                </pic:pic>
-              </a:graphicData>
-            </a:graphic>
-          </wp:inline>
-        </w:drawing>
-      </w:r>
-    </w:p>
-    <w:p>
-      <w:r>
-        <w:t xml:space="preserve">Seleccionamos el grupo y le damos a Add </w:t>
-      </w:r>
-      <w:proofErr w:type="spellStart"/>
-      <w:r>
-        <w:t>selected</w:t>
-      </w:r>
-      <w:proofErr w:type="spellEnd"/>
-    </w:p>
-    <w:p>
-      <w:r>
-        <w:rPr>
-          <w:noProof/>
-        </w:rPr>
-        <w:drawing>
-          <wp:inline distT="0" distB="0" distL="0" distR="0" wp14:anchorId="3065A64D" wp14:editId="73BE59A0">
-            <wp:extent cx="5943600" cy="1274445"/>
-            <wp:effectExtent l="0" t="0" r="0" b="1905"/>
-            <wp:docPr id="446320816" name="Imagen 1"/>
-            <wp:cNvGraphicFramePr>
-              <a:graphicFrameLocks xmlns:a="http://schemas.openxmlformats.org/drawingml/2006/main" noChangeAspect="1"/>
-            </wp:cNvGraphicFramePr>
-            <a:graphic xmlns:a="http://schemas.openxmlformats.org/drawingml/2006/main">
-              <a:graphicData uri="http://schemas.openxmlformats.org/drawingml/2006/picture">
-                <pic:pic xmlns:pic="http://schemas.openxmlformats.org/drawingml/2006/picture">
-                  <pic:nvPicPr>
-                    <pic:cNvPr id="446320816" name=""/>
-                    <pic:cNvPicPr/>
-                  </pic:nvPicPr>
-                  <pic:blipFill>
-                    <a:blip r:embed="rId32"/>
-                    <a:stretch>
-                      <a:fillRect/>
-                    </a:stretch>
-                  </pic:blipFill>
-                  <pic:spPr>
-                    <a:xfrm>
-                      <a:off x="0" y="0"/>
-                      <a:ext cx="5943600" cy="1274445"/>
-                    </a:xfrm>
-                    <a:prstGeom prst="rect">
-                      <a:avLst/>
-                    </a:prstGeom>
-                  </pic:spPr>
-                </pic:pic>
-              </a:graphicData>
-            </a:graphic>
-          </wp:inline>
-        </w:drawing>
-      </w:r>
-    </w:p>
-    <w:p>
-      <w:r>
-        <w:t>Se asociará sin ningún error.</w:t>
-      </w:r>
-    </w:p>
-    <w:p>
-      <w:r>
-        <w:rPr>
-          <w:noProof/>
-        </w:rPr>
-        <w:drawing>
-          <wp:inline distT="0" distB="0" distL="0" distR="0" wp14:anchorId="5DB5CB3D" wp14:editId="2242CB63">
-            <wp:extent cx="3057952" cy="905001"/>
-            <wp:effectExtent l="0" t="0" r="9525" b="9525"/>
-            <wp:docPr id="725996119" name="Imagen 1"/>
-            <wp:cNvGraphicFramePr>
-              <a:graphicFrameLocks xmlns:a="http://schemas.openxmlformats.org/drawingml/2006/main" noChangeAspect="1"/>
-            </wp:cNvGraphicFramePr>
-            <a:graphic xmlns:a="http://schemas.openxmlformats.org/drawingml/2006/main">
-              <a:graphicData uri="http://schemas.openxmlformats.org/drawingml/2006/picture">
-                <pic:pic xmlns:pic="http://schemas.openxmlformats.org/drawingml/2006/picture">
-                  <pic:nvPicPr>
-                    <pic:cNvPr id="725996119" name=""/>
-                    <pic:cNvPicPr/>
-                  </pic:nvPicPr>
-                  <pic:blipFill>
-                    <a:blip r:embed="rId33"/>
-                    <a:stretch>
-                      <a:fillRect/>
-                    </a:stretch>
-                  </pic:blipFill>
-                  <pic:spPr>
-                    <a:xfrm>
-                      <a:off x="0" y="0"/>
-                      <a:ext cx="3057952" cy="905001"/>
-                    </a:xfrm>
-                    <a:prstGeom prst="rect">
-                      <a:avLst/>
-                    </a:prstGeom>
-                  </pic:spPr>
-                </pic:pic>
-              </a:graphicData>
-            </a:graphic>
-          </wp:inline>
-        </w:drawing>
-      </w:r>
-    </w:p>
-    <w:p>
-      <w:pPr>
-        <w:sectPr>
-          <w:pgSz w:w="12240" w:h="15840"/>
-          <w:pgMar w:top="1440" w:right="1440" w:bottom="1440" w:left="1440" w:header="708" w:footer="708" w:gutter="0"/>
-          <w:cols w:space="708"/>
-          <w:docGrid w:linePitch="360"/>
-        </w:sectPr>
-      </w:pPr>
-    </w:p>
-    <w:p>
-      <w:r>
-        <w:lastRenderedPageBreak/>
-        <w:t xml:space="preserve">Si volvemos a List </w:t>
-      </w:r>
-      <w:proofErr w:type="spellStart"/>
-      <w:r>
-        <w:t>All</w:t>
-      </w:r>
-      <w:proofErr w:type="spellEnd"/>
-      <w:r>
-        <w:t xml:space="preserve"> </w:t>
-      </w:r>
-      <w:proofErr w:type="spellStart"/>
-      <w:r>
-        <w:t>Groups</w:t>
-      </w:r>
-      <w:proofErr w:type="spellEnd"/>
-      <w:r>
-        <w:t xml:space="preserve"> y seleccionamos el grupo, ya podremos acceder a su configuración.</w:t>
-      </w:r>
-    </w:p>
-    <w:p>
-      <w:r>
-        <w:rPr>
-          <w:noProof/>
-        </w:rPr>
-        <w:drawing>
-          <wp:inline distT="0" distB="0" distL="0" distR="0" wp14:anchorId="13450292" wp14:editId="5621FB9A">
-            <wp:extent cx="5943600" cy="1840865"/>
-            <wp:effectExtent l="0" t="0" r="0" b="6985"/>
-            <wp:docPr id="1769472839" name="Imagen 1"/>
-            <wp:cNvGraphicFramePr>
-              <a:graphicFrameLocks xmlns:a="http://schemas.openxmlformats.org/drawingml/2006/main" noChangeAspect="1"/>
-            </wp:cNvGraphicFramePr>
-            <a:graphic xmlns:a="http://schemas.openxmlformats.org/drawingml/2006/main">
-              <a:graphicData uri="http://schemas.openxmlformats.org/drawingml/2006/picture">
-                <pic:pic xmlns:pic="http://schemas.openxmlformats.org/drawingml/2006/picture">
-                  <pic:nvPicPr>
-                    <pic:cNvPr id="1769472839" name=""/>
-                    <pic:cNvPicPr/>
-                  </pic:nvPicPr>
-                  <pic:blipFill>
-                    <a:blip r:embed="rId34"/>
-                    <a:stretch>
-                      <a:fillRect/>
-                    </a:stretch>
-                  </pic:blipFill>
-                  <pic:spPr>
-                    <a:xfrm>
-                      <a:off x="0" y="0"/>
-                      <a:ext cx="5943600" cy="1840865"/>
-                    </a:xfrm>
-                    <a:prstGeom prst="rect">
-                      <a:avLst/>
-                    </a:prstGeom>
-                  </pic:spPr>
-                </pic:pic>
-              </a:graphicData>
-            </a:graphic>
-          </wp:inline>
-        </w:drawing>
-      </w:r>
-    </w:p>
-    <w:p>
-      <w:r>
-        <w:t>Ahora lo primero que debemos hacer es asociar al grupo con una imagen.</w:t>
-      </w:r>
-    </w:p>
-    <w:p>
-      <w:r>
-        <w:rPr>
-          <w:noProof/>
-        </w:rPr>
-        <w:drawing>
-          <wp:inline distT="0" distB="0" distL="0" distR="0" wp14:anchorId="74B33C30" wp14:editId="1B18EE22">
-            <wp:extent cx="5896798" cy="3191320"/>
-            <wp:effectExtent l="0" t="0" r="8890" b="9525"/>
-            <wp:docPr id="225074374" name="Imagen 1"/>
-            <wp:cNvGraphicFramePr>
-              <a:graphicFrameLocks xmlns:a="http://schemas.openxmlformats.org/drawingml/2006/main" noChangeAspect="1"/>
-            </wp:cNvGraphicFramePr>
-            <a:graphic xmlns:a="http://schemas.openxmlformats.org/drawingml/2006/main">
-              <a:graphicData uri="http://schemas.openxmlformats.org/drawingml/2006/picture">
-                <pic:pic xmlns:pic="http://schemas.openxmlformats.org/drawingml/2006/picture">
-                  <pic:nvPicPr>
-                    <pic:cNvPr id="225074374" name=""/>
-                    <pic:cNvPicPr/>
-                  </pic:nvPicPr>
-                  <pic:blipFill>
-                    <a:blip r:embed="rId35"/>
-                    <a:stretch>
-                      <a:fillRect/>
-                    </a:stretch>
-                  </pic:blipFill>
-                  <pic:spPr>
-                    <a:xfrm>
-                      <a:off x="0" y="0"/>
-                      <a:ext cx="5896798" cy="3191320"/>
-                    </a:xfrm>
-                    <a:prstGeom prst="rect">
-                      <a:avLst/>
-                    </a:prstGeom>
-                  </pic:spPr>
-                </pic:pic>
-              </a:graphicData>
-            </a:graphic>
-          </wp:inline>
-        </w:drawing>
-      </w:r>
-    </w:p>
-    <w:p>
-      <w:r>
+      <w:pPr>
         <w:rPr>
           <w:b/>
           <w:bCs/>
           <w:color w:val="EE0000"/>
         </w:rPr>
-        <w:t>ATENCIÓN</w:t>
-      </w:r>
-      <w:r>
-        <w:t>: Esto actualizará también la asociación de imágenes en los hosts que esté</w:t>
-      </w:r>
-      <w:r>
-        <w:t>n</w:t>
-      </w:r>
-      <w:r>
-        <w:t xml:space="preserve"> en ese momento asociados al grupo. Si añadimos un host posteriormente, tendremos que volver a hacer “</w:t>
-      </w:r>
-      <w:proofErr w:type="spellStart"/>
-      <w:r>
-        <w:t>Update</w:t>
-      </w:r>
-      <w:proofErr w:type="spellEnd"/>
-      <w:r>
-        <w:t xml:space="preserve">” en la sección de imagen para que la asociación se le actualiza al nuevo host que hemos añadido. Esto también ocurre con otros elementos como los </w:t>
-      </w:r>
-      <w:proofErr w:type="spellStart"/>
-      <w:r>
-        <w:t>Snapins</w:t>
-      </w:r>
-      <w:proofErr w:type="spellEnd"/>
-      <w:r>
-        <w:t>.</w:t>
-      </w:r>
-    </w:p>
-    <w:p>
+      </w:pPr>
       <w:r>
         <w:rPr>
           <w:b/>
           <w:bCs/>
           <w:color w:val="EE0000"/>
         </w:rPr>
-        <w:t>ATENCIÓN</w:t>
-      </w:r>
-      <w:r>
-        <w:t xml:space="preserve">: Revisa la opción de </w:t>
-      </w:r>
-      <w:proofErr w:type="spellStart"/>
-      <w:r>
-        <w:t>Image</w:t>
-      </w:r>
-      <w:proofErr w:type="spellEnd"/>
-      <w:r>
-        <w:t>, porque parece ser que cada vez que terminas una tarea desaparece la asociación del grupo con la imagen.</w:t>
-      </w:r>
-    </w:p>
-    <w:p>
-      <w:pPr>
-        <w:sectPr>
-          <w:pgSz w:w="12240" w:h="15840"/>
-          <w:pgMar w:top="1440" w:right="1440" w:bottom="1440" w:left="1440" w:header="708" w:footer="708" w:gutter="0"/>
-          <w:cols w:space="708"/>
-          <w:docGrid w:linePitch="360"/>
-        </w:sectPr>
-      </w:pPr>
-      <w:r>
-        <w:rPr>
-          <w:b/>
-          <w:bCs/>
-          <w:color w:val="EE0000"/>
-        </w:rPr>
-        <w:t>RECUERDA</w:t>
-      </w:r>
-      <w:r>
-        <w:t xml:space="preserve">: También podemos asociar un host a un grupo durante el Full </w:t>
-      </w:r>
-      <w:proofErr w:type="spellStart"/>
-      <w:r>
-        <w:t>Registration</w:t>
-      </w:r>
-      <w:proofErr w:type="spellEnd"/>
-      <w:r>
-        <w:t>.</w:t>
-      </w:r>
-    </w:p>
-    <w:p>
-      <w:r>
-        <w:lastRenderedPageBreak/>
-        <w:t xml:space="preserve">Ahora, en el grupo, nos vamos a </w:t>
-      </w:r>
-      <w:proofErr w:type="spellStart"/>
-      <w:r>
-        <w:t>Tasks</w:t>
-      </w:r>
-      <w:proofErr w:type="spellEnd"/>
-      <w:r>
-        <w:t xml:space="preserve"> y veremos que en las Basic </w:t>
-      </w:r>
-      <w:proofErr w:type="spellStart"/>
-      <w:r>
-        <w:t>Tasks</w:t>
-      </w:r>
-      <w:proofErr w:type="spellEnd"/>
-      <w:r>
-        <w:t xml:space="preserve"> tenemos dos opciones:</w:t>
-      </w:r>
-    </w:p>
-    <w:p>
-      <w:pPr>
-        <w:pStyle w:val="Prrafodelista"/>
-        <w:numPr>
-          <w:ilvl w:val="0"/>
-          <w:numId w:val="1"/>
-        </w:numPr>
-      </w:pPr>
-      <w:proofErr w:type="spellStart"/>
-      <w:r>
-        <w:t>Deploy</w:t>
-      </w:r>
-      <w:proofErr w:type="spellEnd"/>
-      <w:r>
-        <w:t xml:space="preserve"> (</w:t>
-      </w:r>
-      <w:proofErr w:type="spellStart"/>
-      <w:r>
-        <w:t>Unicast</w:t>
-      </w:r>
-      <w:proofErr w:type="spellEnd"/>
-      <w:r>
-        <w:t>)</w:t>
-      </w:r>
-      <w:r>
-        <w:rPr>
-          <w:rStyle w:val="Refdenotaalpie"/>
-        </w:rPr>
-        <w:footnoteReference w:id="1"/>
-      </w:r>
-      <w:r>
-        <w:t>:</w:t>
-      </w:r>
-    </w:p>
-    <w:p>
-      <w:pPr>
-        <w:pStyle w:val="Prrafodelista"/>
-        <w:numPr>
-          <w:ilvl w:val="1"/>
-          <w:numId w:val="1"/>
-        </w:numPr>
-      </w:pPr>
-      <w:r>
-        <w:t>Se establece una conexión directa "uno a uno" entre el servidor FOG y cada computadora del grupo.</w:t>
-      </w:r>
-    </w:p>
-    <w:p>
-      <w:pPr>
-        <w:pStyle w:val="Prrafodelista"/>
-        <w:numPr>
-          <w:ilvl w:val="1"/>
-          <w:numId w:val="1"/>
-        </w:numPr>
-      </w:pPr>
-      <w:r>
-        <w:rPr>
-          <w:b/>
-          <w:bCs/>
-        </w:rPr>
-        <w:t>Tráfico de Red:</w:t>
-      </w:r>
-      <w:r>
-        <w:t xml:space="preserve"> Si despliegas una imagen de 20GB a 10 equipos, el servidor enviará </w:t>
-      </w:r>
-      <w:r>
-        <w:rPr>
-          <w:b/>
-          <w:bCs/>
-        </w:rPr>
-        <w:t>200GB</w:t>
-      </w:r>
-      <w:r>
-        <w:t xml:space="preserve"> de datos totales a través del switch.</w:t>
-      </w:r>
-    </w:p>
-    <w:p>
-      <w:pPr>
-        <w:pStyle w:val="Prrafodelista"/>
-        <w:numPr>
-          <w:ilvl w:val="1"/>
-          <w:numId w:val="1"/>
-        </w:numPr>
-      </w:pPr>
-      <w:r>
-        <w:rPr>
-          <w:b/>
-          <w:bCs/>
-        </w:rPr>
-        <w:t>Uso ideal:</w:t>
-      </w:r>
-      <w:r>
-        <w:t xml:space="preserve"> Cuando vas a actualizar solo 2 o 3 equipos, o si tienes un switch básico que no gestiona bien el tráfico </w:t>
-      </w:r>
-      <w:proofErr w:type="spellStart"/>
-      <w:r>
-        <w:t>multicast</w:t>
-      </w:r>
-      <w:proofErr w:type="spellEnd"/>
-      <w:r>
-        <w:t>.</w:t>
-      </w:r>
-    </w:p>
-    <w:p>
-      <w:pPr>
-        <w:pStyle w:val="Prrafodelista"/>
-        <w:numPr>
-          <w:ilvl w:val="1"/>
-          <w:numId w:val="1"/>
-        </w:numPr>
-      </w:pPr>
-      <w:r>
-        <w:rPr>
-          <w:b/>
-          <w:bCs/>
-        </w:rPr>
-        <w:t>Sincronización</w:t>
-      </w:r>
-      <w:r>
-        <w:rPr>
-          <w:b/>
-          <w:bCs/>
-        </w:rPr>
-        <w:t>:</w:t>
-      </w:r>
-      <w:r>
-        <w:t xml:space="preserve"> </w:t>
-      </w:r>
-    </w:p>
-    <w:p>
-      <w:pPr>
-        <w:pStyle w:val="Prrafodelista"/>
-        <w:numPr>
-          <w:ilvl w:val="2"/>
-          <w:numId w:val="1"/>
-        </w:numPr>
-      </w:pPr>
-      <w:r>
-        <w:t xml:space="preserve">El servidor no espera a que todos estén listos. En cuanto un equipo llega al menú </w:t>
-      </w:r>
-      <w:proofErr w:type="spellStart"/>
-      <w:r>
-        <w:t>iPXE</w:t>
-      </w:r>
-      <w:proofErr w:type="spellEnd"/>
-      <w:r>
-        <w:t xml:space="preserve"> y recibe la orden, empieza</w:t>
-      </w:r>
-      <w:r>
-        <w:t xml:space="preserve"> la tarea</w:t>
-      </w:r>
-      <w:r>
-        <w:t>.</w:t>
-      </w:r>
-      <w:r>
-        <w:t xml:space="preserve"> Si</w:t>
-      </w:r>
-      <w:r>
-        <w:t xml:space="preserve"> un equipo </w:t>
-      </w:r>
-      <w:r>
-        <w:t>falla en el despliegue</w:t>
-      </w:r>
-      <w:r>
-        <w:t>, no afecta a los demás.</w:t>
-      </w:r>
-    </w:p>
-    <w:p>
-      <w:pPr>
-        <w:pStyle w:val="Prrafodelista"/>
-        <w:numPr>
-          <w:ilvl w:val="1"/>
-          <w:numId w:val="1"/>
-        </w:numPr>
-      </w:pPr>
-      <w:r>
-        <w:rPr>
-          <w:b/>
-          <w:bCs/>
-        </w:rPr>
-        <w:t>Conclusión</w:t>
-      </w:r>
-      <w:r>
-        <w:t xml:space="preserve">: </w:t>
-      </w:r>
-      <w:r>
-        <w:t>Permite un despliegue inmediato (sin esperas entre hosts), pero consume ancho de banda de forma lineal: a más hosts, más carga para el servidor y la red</w:t>
-      </w:r>
-      <w:r>
-        <w:t>.</w:t>
-      </w:r>
-    </w:p>
-    <w:p>
-      <w:r>
-        <w:drawing>
-          <wp:inline distT="0" distB="0" distL="0" distR="0" wp14:anchorId="0E632AFC" wp14:editId="27BC95BE">
-            <wp:extent cx="5943600" cy="554990"/>
-            <wp:effectExtent l="0" t="0" r="0" b="0"/>
-            <wp:docPr id="588672969" name="Imagen 1"/>
-            <wp:cNvGraphicFramePr>
-              <a:graphicFrameLocks xmlns:a="http://schemas.openxmlformats.org/drawingml/2006/main" noChangeAspect="1"/>
-            </wp:cNvGraphicFramePr>
-            <a:graphic xmlns:a="http://schemas.openxmlformats.org/drawingml/2006/main">
-              <a:graphicData uri="http://schemas.openxmlformats.org/drawingml/2006/picture">
-                <pic:pic xmlns:pic="http://schemas.openxmlformats.org/drawingml/2006/picture">
-                  <pic:nvPicPr>
-                    <pic:cNvPr id="588672969" name=""/>
-                    <pic:cNvPicPr/>
-                  </pic:nvPicPr>
-                  <pic:blipFill>
-                    <a:blip r:embed="rId36"/>
-                    <a:stretch>
-                      <a:fillRect/>
-                    </a:stretch>
-                  </pic:blipFill>
-                  <pic:spPr>
-                    <a:xfrm>
-                      <a:off x="0" y="0"/>
-                      <a:ext cx="5943600" cy="554990"/>
-                    </a:xfrm>
-                    <a:prstGeom prst="rect">
-                      <a:avLst/>
-                    </a:prstGeom>
-                  </pic:spPr>
-                </pic:pic>
-              </a:graphicData>
-            </a:graphic>
-          </wp:inline>
-        </w:drawing>
-      </w:r>
-    </w:p>
-    <w:p>
-      <w:r>
-        <w:t>Tendremos las mismas opciones que hemos visto anteriormente.</w:t>
-      </w:r>
-    </w:p>
-    <w:p>
-      <w:r>
-        <w:drawing>
-          <wp:inline distT="0" distB="0" distL="0" distR="0" wp14:anchorId="2905EF17" wp14:editId="5DA766F7">
-            <wp:extent cx="2508633" cy="2152650"/>
-            <wp:effectExtent l="0" t="0" r="6350" b="0"/>
-            <wp:docPr id="1432794115" name="Imagen 1"/>
-            <wp:cNvGraphicFramePr>
-              <a:graphicFrameLocks xmlns:a="http://schemas.openxmlformats.org/drawingml/2006/main" noChangeAspect="1"/>
-            </wp:cNvGraphicFramePr>
-            <a:graphic xmlns:a="http://schemas.openxmlformats.org/drawingml/2006/main">
-              <a:graphicData uri="http://schemas.openxmlformats.org/drawingml/2006/picture">
-                <pic:pic xmlns:pic="http://schemas.openxmlformats.org/drawingml/2006/picture">
-                  <pic:nvPicPr>
-                    <pic:cNvPr id="1432794115" name=""/>
-                    <pic:cNvPicPr/>
-                  </pic:nvPicPr>
-                  <pic:blipFill>
-                    <a:blip r:embed="rId37"/>
-                    <a:stretch>
-                      <a:fillRect/>
-                    </a:stretch>
-                  </pic:blipFill>
-                  <pic:spPr>
-                    <a:xfrm>
-                      <a:off x="0" y="0"/>
-                      <a:ext cx="2512520" cy="2155985"/>
-                    </a:xfrm>
-                    <a:prstGeom prst="rect">
-                      <a:avLst/>
-                    </a:prstGeom>
-                  </pic:spPr>
-                </pic:pic>
-              </a:graphicData>
-            </a:graphic>
-          </wp:inline>
-        </w:drawing>
-      </w:r>
-    </w:p>
-    <w:p>
-      <w:pPr>
-        <w:sectPr>
-          <w:pgSz w:w="12240" w:h="15840"/>
-          <w:pgMar w:top="1440" w:right="1440" w:bottom="1440" w:left="1440" w:header="708" w:footer="708" w:gutter="0"/>
-          <w:cols w:space="708"/>
-          <w:docGrid w:linePitch="360"/>
-        </w:sectPr>
-      </w:pPr>
-    </w:p>
-    <w:p>
-      <w:r>
-        <w:lastRenderedPageBreak/>
-        <w:t>Se creará una tarea para cada host</w:t>
-      </w:r>
-      <w:r>
-        <w:t>. Ahora solo queda iniciarlos.</w:t>
-      </w:r>
-    </w:p>
-    <w:p>
-      <w:r>
-        <w:drawing>
-          <wp:inline distT="0" distB="0" distL="0" distR="0" wp14:anchorId="5CF1EE8D" wp14:editId="007DAFC8">
-            <wp:extent cx="5943600" cy="2563495"/>
-            <wp:effectExtent l="0" t="0" r="0" b="8255"/>
-            <wp:docPr id="365972770" name="Imagen 1"/>
-            <wp:cNvGraphicFramePr>
-              <a:graphicFrameLocks xmlns:a="http://schemas.openxmlformats.org/drawingml/2006/main" noChangeAspect="1"/>
-            </wp:cNvGraphicFramePr>
-            <a:graphic xmlns:a="http://schemas.openxmlformats.org/drawingml/2006/main">
-              <a:graphicData uri="http://schemas.openxmlformats.org/drawingml/2006/picture">
-                <pic:pic xmlns:pic="http://schemas.openxmlformats.org/drawingml/2006/picture">
-                  <pic:nvPicPr>
-                    <pic:cNvPr id="365972770" name=""/>
-                    <pic:cNvPicPr/>
-                  </pic:nvPicPr>
-                  <pic:blipFill>
-                    <a:blip r:embed="rId38"/>
-                    <a:stretch>
-                      <a:fillRect/>
-                    </a:stretch>
-                  </pic:blipFill>
-                  <pic:spPr>
-                    <a:xfrm>
-                      <a:off x="0" y="0"/>
-                      <a:ext cx="5943600" cy="2563495"/>
-                    </a:xfrm>
-                    <a:prstGeom prst="rect">
-                      <a:avLst/>
-                    </a:prstGeom>
-                  </pic:spPr>
-                </pic:pic>
-              </a:graphicData>
-            </a:graphic>
-          </wp:inline>
-        </w:drawing>
-      </w:r>
-    </w:p>
-    <w:p>
-      <w:pPr>
-        <w:rPr>
-          <w:b/>
-          <w:bCs/>
-          <w:color w:val="EE0000"/>
-        </w:rPr>
-      </w:pPr>
-      <w:r>
-        <w:rPr>
-          <w:b/>
-          <w:bCs/>
-          <w:color w:val="EE0000"/>
-        </w:rPr>
-        <w:t xml:space="preserve">VIDEO: </w:t>
-      </w:r>
-      <w:r>
-        <w:rPr>
-          <w:b/>
-          <w:bCs/>
-          <w:color w:val="EE0000"/>
-        </w:rPr>
-        <w:t>Unicast-Group.mp4</w:t>
+        <w:t>VIDEO: Unicast-Group.mp4</w:t>
       </w:r>
     </w:p>
     <w:p>
@@ -2298,31 +1637,7 @@
         <w:t xml:space="preserve">Requisitos: </w:t>
       </w:r>
       <w:r>
-        <w:t xml:space="preserve">El tráfico </w:t>
-      </w:r>
-      <w:proofErr w:type="spellStart"/>
-      <w:r>
-        <w:t>multicast</w:t>
-      </w:r>
-      <w:proofErr w:type="spellEnd"/>
-      <w:r>
-        <w:t xml:space="preserve"> está limitado por defecto al dominio de difusión local y no atraviesa </w:t>
-      </w:r>
-      <w:proofErr w:type="spellStart"/>
-      <w:r>
-        <w:t>routers</w:t>
-      </w:r>
-      <w:proofErr w:type="spellEnd"/>
-      <w:r>
-        <w:t xml:space="preserve">. Para desplegar en diferentes redes, es necesario configurar IGMP Proxy o PIM en los </w:t>
-      </w:r>
-      <w:proofErr w:type="spellStart"/>
-      <w:r>
-        <w:t>routers</w:t>
-      </w:r>
-      <w:proofErr w:type="spellEnd"/>
-      <w:r>
-        <w:t>. Su implementación es inmediata y sencilla si todos los hosts del grupo pertenecen a la misma subred que el servidor FOG.</w:t>
+        <w:t>El tráfico multicast está limitado por defecto al dominio de difusión local y no atraviesa routers. Para desplegar en diferentes redes, es necesario configurar IGMP Proxy o PIM en los routers. Su implementación es inmediata y sencilla si todos los hosts del grupo pertenecen a la misma subred que el servidor FOG.</w:t>
       </w:r>
     </w:p>
     <w:p>
@@ -2448,15 +1763,7 @@
         </w:numPr>
       </w:pPr>
       <w:r>
-        <w:t>Si un host se queda "colgado" (</w:t>
-      </w:r>
-      <w:proofErr w:type="spellStart"/>
-      <w:r>
-        <w:t>hung</w:t>
-      </w:r>
-      <w:proofErr w:type="spellEnd"/>
-      <w:r>
-        <w:t xml:space="preserve"> up), </w:t>
+        <w:t xml:space="preserve">Si un host se queda "colgado" (hung up), </w:t>
       </w:r>
       <w:r>
         <w:rPr>
@@ -2513,16 +1820,11 @@
       </w:pPr>
       <w:r>
         <w:lastRenderedPageBreak/>
-        <w:t xml:space="preserve">Primero vamos a comprobar que </w:t>
-      </w:r>
-      <w:proofErr w:type="spellStart"/>
-      <w:r>
-        <w:t>Multicas</w:t>
+        <w:t>Primero vamos a comprobar que Multicas</w:t>
       </w:r>
       <w:r>
         <w:t>t</w:t>
       </w:r>
-      <w:proofErr w:type="spellEnd"/>
       <w:r>
         <w:t xml:space="preserve"> funciona cuando </w:t>
       </w:r>
@@ -2531,27 +1833,14 @@
           <w:b/>
           <w:bCs/>
         </w:rPr>
-        <w:t xml:space="preserve">los hosts están en la misma </w:t>
-      </w:r>
-      <w:proofErr w:type="spellStart"/>
-      <w:r>
-        <w:rPr>
-          <w:b/>
-          <w:bCs/>
-        </w:rPr>
-        <w:t>SubNet</w:t>
-      </w:r>
-      <w:proofErr w:type="spellEnd"/>
-      <w:r>
-        <w:rPr>
-          <w:b/>
-          <w:bCs/>
-        </w:rPr>
-        <w:t xml:space="preserve"> que el servidor FOG.</w:t>
-      </w:r>
-    </w:p>
-    <w:p>
-      <w:r>
+        <w:t>los hosts están en la misma SubNet que el servidor FOG.</w:t>
+      </w:r>
+    </w:p>
+    <w:p>
+      <w:r>
+        <w:rPr>
+          <w:noProof/>
+        </w:rPr>
         <w:drawing>
           <wp:inline distT="0" distB="0" distL="0" distR="0" wp14:anchorId="319FE9C7" wp14:editId="1C96DF00">
             <wp:extent cx="3952875" cy="1243084"/>
@@ -2568,7 +1857,7 @@
                     <pic:cNvPicPr/>
                   </pic:nvPicPr>
                   <pic:blipFill>
-                    <a:blip r:embed="rId39"/>
+                    <a:blip r:embed="rId31"/>
                     <a:stretch>
                       <a:fillRect/>
                     </a:stretch>
@@ -2591,6 +1880,9 @@
     </w:p>
     <w:p>
       <w:r>
+        <w:rPr>
+          <w:noProof/>
+        </w:rPr>
         <w:drawing>
           <wp:inline distT="0" distB="0" distL="0" distR="0" wp14:anchorId="65A0E0AC" wp14:editId="07A2C81D">
             <wp:extent cx="3962400" cy="1237427"/>
@@ -2607,7 +1899,7 @@
                     <pic:cNvPicPr/>
                   </pic:nvPicPr>
                   <pic:blipFill>
-                    <a:blip r:embed="rId40"/>
+                    <a:blip r:embed="rId32"/>
                     <a:stretch>
                       <a:fillRect/>
                     </a:stretch>
@@ -2630,11 +1922,16 @@
     </w:p>
     <w:p>
       <w:r>
+        <w:t>Vamos a “Basic Tasks” del group y esta vez elegimos Multi-cast</w:t>
+      </w:r>
+    </w:p>
+    <w:p>
+      <w:r>
         <w:drawing>
-          <wp:inline distT="0" distB="0" distL="0" distR="0" wp14:anchorId="2B8D0806" wp14:editId="50D535B9">
-            <wp:extent cx="3981450" cy="1214904"/>
+          <wp:inline distT="0" distB="0" distL="0" distR="0" wp14:anchorId="13E74213" wp14:editId="3D6F1C54">
+            <wp:extent cx="5943600" cy="605155"/>
             <wp:effectExtent l="0" t="0" r="0" b="4445"/>
-            <wp:docPr id="1072928507" name="Imagen 1"/>
+            <wp:docPr id="985479536" name="Imagen 1"/>
             <wp:cNvGraphicFramePr>
               <a:graphicFrameLocks xmlns:a="http://schemas.openxmlformats.org/drawingml/2006/main" noChangeAspect="1"/>
             </wp:cNvGraphicFramePr>
@@ -2642,11 +1939,11 @@
               <a:graphicData uri="http://schemas.openxmlformats.org/drawingml/2006/picture">
                 <pic:pic xmlns:pic="http://schemas.openxmlformats.org/drawingml/2006/picture">
                   <pic:nvPicPr>
-                    <pic:cNvPr id="1072928507" name=""/>
+                    <pic:cNvPr id="985479536" name=""/>
                     <pic:cNvPicPr/>
                   </pic:nvPicPr>
                   <pic:blipFill>
-                    <a:blip r:embed="rId41"/>
+                    <a:blip r:embed="rId33"/>
                     <a:stretch>
                       <a:fillRect/>
                     </a:stretch>
@@ -2654,7 +1951,7 @@
                   <pic:spPr>
                     <a:xfrm>
                       <a:off x="0" y="0"/>
-                      <a:ext cx="4001210" cy="1220934"/>
+                      <a:ext cx="5943600" cy="605155"/>
                     </a:xfrm>
                     <a:prstGeom prst="rect">
                       <a:avLst/>
@@ -2670,10 +1967,10 @@
     <w:p>
       <w:r>
         <w:drawing>
-          <wp:inline distT="0" distB="0" distL="0" distR="0" wp14:anchorId="1D4A6BE9" wp14:editId="05179D3E">
-            <wp:extent cx="5943600" cy="609600"/>
+          <wp:inline distT="0" distB="0" distL="0" distR="0" wp14:anchorId="100C518E" wp14:editId="09F10982">
+            <wp:extent cx="5943600" cy="2958465"/>
             <wp:effectExtent l="0" t="0" r="0" b="0"/>
-            <wp:docPr id="1173991367" name="Imagen 1"/>
+            <wp:docPr id="1713670152" name="Imagen 1"/>
             <wp:cNvGraphicFramePr>
               <a:graphicFrameLocks xmlns:a="http://schemas.openxmlformats.org/drawingml/2006/main" noChangeAspect="1"/>
             </wp:cNvGraphicFramePr>
@@ -2681,11 +1978,11 @@
               <a:graphicData uri="http://schemas.openxmlformats.org/drawingml/2006/picture">
                 <pic:pic xmlns:pic="http://schemas.openxmlformats.org/drawingml/2006/picture">
                   <pic:nvPicPr>
-                    <pic:cNvPr id="1173991367" name=""/>
+                    <pic:cNvPr id="1713670152" name=""/>
                     <pic:cNvPicPr/>
                   </pic:nvPicPr>
                   <pic:blipFill>
-                    <a:blip r:embed="rId42"/>
+                    <a:blip r:embed="rId34"/>
                     <a:stretch>
                       <a:fillRect/>
                     </a:stretch>
@@ -2693,7 +1990,7 @@
                   <pic:spPr>
                     <a:xfrm>
                       <a:off x="0" y="0"/>
-                      <a:ext cx="5943600" cy="609600"/>
+                      <a:ext cx="5943600" cy="2958465"/>
                     </a:xfrm>
                     <a:prstGeom prst="rect">
                       <a:avLst/>
@@ -2708,47 +2005,472 @@
     </w:p>
     <w:p>
       <w:r>
-        <w:drawing>
-          <wp:inline distT="0" distB="0" distL="0" distR="0" wp14:anchorId="6A9DEB14" wp14:editId="625E992E">
-            <wp:extent cx="2676525" cy="2297982"/>
-            <wp:effectExtent l="0" t="0" r="0" b="7620"/>
-            <wp:docPr id="1676670314" name="Imagen 1"/>
-            <wp:cNvGraphicFramePr>
-              <a:graphicFrameLocks xmlns:a="http://schemas.openxmlformats.org/drawingml/2006/main" noChangeAspect="1"/>
-            </wp:cNvGraphicFramePr>
-            <a:graphic xmlns:a="http://schemas.openxmlformats.org/drawingml/2006/main">
-              <a:graphicData uri="http://schemas.openxmlformats.org/drawingml/2006/picture">
-                <pic:pic xmlns:pic="http://schemas.openxmlformats.org/drawingml/2006/picture">
-                  <pic:nvPicPr>
-                    <pic:cNvPr id="1676670314" name=""/>
-                    <pic:cNvPicPr/>
-                  </pic:nvPicPr>
-                  <pic:blipFill>
-                    <a:blip r:embed="rId43"/>
-                    <a:stretch>
-                      <a:fillRect/>
-                    </a:stretch>
-                  </pic:blipFill>
-                  <pic:spPr>
-                    <a:xfrm>
-                      <a:off x="0" y="0"/>
-                      <a:ext cx="2686320" cy="2306392"/>
-                    </a:xfrm>
-                    <a:prstGeom prst="rect">
-                      <a:avLst/>
-                    </a:prstGeom>
-                  </pic:spPr>
-                </pic:pic>
-              </a:graphicData>
-            </a:graphic>
-          </wp:inline>
-        </w:drawing>
-      </w:r>
-    </w:p>
-    <w:p>
-      <w:r>
+        <w:t xml:space="preserve">El proceso desde aquí es idéntico a lo que vimos antes. Podemos notar si acaso que tarda un poco más en desplegarse tal y comentamos en las recomendaciones. </w:t>
+      </w:r>
+    </w:p>
+    <w:p>
+      <w:pPr>
+        <w:rPr>
+          <w:b/>
+          <w:bCs/>
+          <w:color w:val="EE0000"/>
+        </w:rPr>
+        <w:sectPr>
+          <w:pgSz w:w="12240" w:h="15840"/>
+          <w:pgMar w:top="1440" w:right="1440" w:bottom="1440" w:left="1440" w:header="708" w:footer="708" w:gutter="0"/>
+          <w:cols w:space="708"/>
+          <w:docGrid w:linePitch="360"/>
+        </w:sectPr>
+      </w:pPr>
+      <w:r>
+        <w:rPr>
+          <w:b/>
+          <w:bCs/>
+          <w:color w:val="EE0000"/>
+        </w:rPr>
         <w:t xml:space="preserve">VIDEO: </w:t>
       </w:r>
+      <w:r>
+        <w:rPr>
+          <w:b/>
+          <w:bCs/>
+          <w:color w:val="EE0000"/>
+        </w:rPr>
+        <w:t>Multi-cast_mismo_bridge.mp4</w:t>
+      </w:r>
+    </w:p>
+    <w:p>
+      <w:r>
+        <w:lastRenderedPageBreak/>
+        <w:t>Ahora vamos a probar con Multicast cuando los hosts están en una SubNet diferente a la del servidor FOG.</w:t>
+      </w:r>
+    </w:p>
+    <w:p>
+      <w:r>
+        <w:t>No funcionará porque Multicast no atraviesa el router tan facilemente (frontera de difusión).</w:t>
+      </w:r>
+    </w:p>
+    <w:p>
+      <w:hyperlink r:id="rId35" w:history="1">
+        <w:r>
+          <w:rPr>
+            <w:rStyle w:val="Hipervnculo"/>
+          </w:rPr>
+          <w:t>https://www.catchpoint.com/network-admin-guide/ip-multicast</w:t>
+        </w:r>
+      </w:hyperlink>
+    </w:p>
+    <w:p>
+      <w:r>
+        <w:t>Tendremos que instalar “</w:t>
+      </w:r>
+      <w:r>
+        <w:t>igmpproxy</w:t>
+      </w:r>
+      <w:r>
+        <w:t>” en R1-ubuntu</w:t>
+      </w:r>
+    </w:p>
+    <w:p>
+      <w:hyperlink r:id="rId36" w:history="1">
+        <w:r>
+          <w:rPr>
+            <w:rStyle w:val="Hipervnculo"/>
+          </w:rPr>
+          <w:t>https://forums.fogproject.org/topic/16150/multicast-issues</w:t>
+        </w:r>
+      </w:hyperlink>
+    </w:p>
+    <w:p>
+      <w:pPr>
+        <w:rPr>
+          <w:i/>
+          <w:iCs/>
+        </w:rPr>
+      </w:pPr>
+      <w:r>
+        <w:t>“</w:t>
+      </w:r>
+      <w:r>
+        <w:rPr>
+          <w:i/>
+          <w:iCs/>
+        </w:rPr>
+        <w:t>FOG Multicasing uses “multicast packets”. Those are not typically forwarded between subnets or over wan links. You will need an igmp proxy to forward multicast packets from one subnet to another, as well as igmp snooping enabled.</w:t>
+      </w:r>
+      <w:r>
+        <w:rPr>
+          <w:i/>
+          <w:iCs/>
+        </w:rPr>
+        <w:t>”</w:t>
+      </w:r>
+    </w:p>
+    <w:p>
+      <w:r>
+        <w:t>Instalación de igmpproxy</w:t>
+      </w:r>
+    </w:p>
+    <w:p>
+      <w:pPr>
+        <w:rPr>
+          <w:rFonts w:eastAsia="Times New Roman" w:cs="Courier New"/>
+          <w:kern w:val="0"/>
+          <w:lang w:val="en-US"/>
+          <w14:ligatures w14:val="none"/>
+        </w:rPr>
+      </w:pPr>
+      <w:hyperlink r:id="rId37" w:history="1">
+        <w:r>
+          <w:rPr>
+            <w:rStyle w:val="Hipervnculo"/>
+          </w:rPr>
+          <w:t>https://oneuptime.com/blog/post/2026-03-20-configure-igmp-proxy-linux-router/view</w:t>
+        </w:r>
+      </w:hyperlink>
+      <w:r>
+        <w:rPr>
+          <w:rFonts w:eastAsia="Times New Roman" w:cs="Courier New"/>
+          <w:kern w:val="0"/>
+          <w:lang w:val="en-US"/>
+          <w14:ligatures w14:val="none"/>
+        </w:rPr>
+        <w:t xml:space="preserve"> </w:t>
+      </w:r>
+    </w:p>
+    <w:p>
+      <w:pPr>
+        <w:rPr>
+          <w:lang w:val="en-US"/>
+        </w:rPr>
+      </w:pPr>
+      <w:r>
+        <w:rPr>
+          <w:rFonts w:eastAsia="Times New Roman" w:cs="Courier New"/>
+          <w:kern w:val="0"/>
+          <w:lang w:val="en-US"/>
+          <w14:ligatures w14:val="none"/>
+        </w:rPr>
+        <w:t xml:space="preserve">Instalar paquetería: </w:t>
+      </w:r>
+      <w:r>
+        <w:rPr>
+          <w:lang w:val="en-US"/>
+        </w:rPr>
+        <w:t>sudo apt update &amp;&amp; sudo apt install -y igmpproxy</w:t>
+      </w:r>
+    </w:p>
+    <w:p>
+      <w:pPr>
+        <w:rPr>
+          <w:lang w:val="en-US"/>
+        </w:rPr>
+      </w:pPr>
+      <w:r>
+        <w:rPr>
+          <w:lang w:val="en-US"/>
+        </w:rPr>
+        <w:t>Habilitar routeo de multicast:</w:t>
+      </w:r>
+    </w:p>
+    <w:p>
+      <w:pPr>
+        <w:rPr>
+          <w:b/>
+          <w:bCs/>
+          <w:lang w:val="en-US"/>
+        </w:rPr>
+      </w:pPr>
+      <w:r>
+        <w:rPr>
+          <w:b/>
+          <w:bCs/>
+          <w:lang w:val="en-US"/>
+        </w:rPr>
+        <w:t>Edita el sysctl</w:t>
+      </w:r>
+    </w:p>
+    <w:p>
+      <w:pPr>
+        <w:rPr>
+          <w:lang w:val="en-US"/>
+        </w:rPr>
+      </w:pPr>
+      <w:r>
+        <w:rPr>
+          <w:lang w:val="en-US"/>
+        </w:rPr>
+        <w:t>nano /etc/sysctl.conf</w:t>
+      </w:r>
+    </w:p>
+    <w:p>
+      <w:pPr>
+        <w:rPr>
+          <w:lang w:val="en-US"/>
+        </w:rPr>
+      </w:pPr>
+      <w:r>
+        <w:rPr>
+          <w:lang w:val="en-US"/>
+        </w:rPr>
+        <w:t>Añade estas líneas (si no están):</w:t>
+      </w:r>
+    </w:p>
+    <w:p>
+      <w:pPr>
+        <w:rPr>
+          <w:lang w:val="en-US"/>
+        </w:rPr>
+      </w:pPr>
+      <w:proofErr w:type="gramStart"/>
+      <w:r>
+        <w:rPr>
+          <w:lang w:val="en-US"/>
+        </w:rPr>
+        <w:t>net.ipv4.ip</w:t>
+      </w:r>
+      <w:proofErr w:type="gramEnd"/>
+      <w:r>
+        <w:rPr>
+          <w:lang w:val="en-US"/>
+        </w:rPr>
+        <w:t>_forward=1</w:t>
+      </w:r>
+      <w:r>
+        <w:rPr>
+          <w:lang w:val="en-US"/>
+        </w:rPr>
+        <w:br/>
+        <w:t>net.ipv4.conf.all.mc_forwarding=1</w:t>
+      </w:r>
+      <w:r>
+        <w:rPr>
+          <w:lang w:val="en-US"/>
+        </w:rPr>
+        <w:br/>
+        <w:t>net.ipv4.conf.default.mc_forwarding=1</w:t>
+      </w:r>
+    </w:p>
+    <w:p>
+      <w:pPr>
+        <w:rPr>
+          <w:b/>
+          <w:bCs/>
+          <w:lang w:val="en-US"/>
+        </w:rPr>
+      </w:pPr>
+      <w:r>
+        <w:rPr>
+          <w:b/>
+          <w:bCs/>
+          <w:lang w:val="en-US"/>
+        </w:rPr>
+        <w:t>2. Aplícalo</w:t>
+      </w:r>
+    </w:p>
+    <w:p>
+      <w:pPr>
+        <w:rPr>
+          <w:lang w:val="en-US"/>
+        </w:rPr>
+      </w:pPr>
+      <w:r>
+        <w:rPr>
+          <w:lang w:val="en-US"/>
+        </w:rPr>
+        <w:t>sysctl -p</w:t>
+      </w:r>
+    </w:p>
+    <w:p>
+      <w:pPr>
+        <w:rPr>
+          <w:lang w:val="en-US"/>
+        </w:rPr>
+      </w:pPr>
+      <w:r>
+        <w:rPr>
+          <w:lang w:val="en-US"/>
+        </w:rPr>
+        <w:t>ESTO NO FUNCIONA, no con las VMs y LXCx actuales:</w:t>
+      </w:r>
+    </w:p>
+    <w:p>
+      <w:pPr>
+        <w:rPr>
+          <w:lang w:val="en-US"/>
+        </w:rPr>
+      </w:pPr>
+      <w:hyperlink r:id="rId38" w:history="1">
+        <w:r>
+          <w:rPr>
+            <w:rStyle w:val="Hipervnculo"/>
+            <w:lang w:val="en-US"/>
+          </w:rPr>
+          <w:t>https://chatgpt.com/c/69ce40ba-9bc8-832b-9c58-8d608b5f7de7</w:t>
+        </w:r>
+      </w:hyperlink>
+    </w:p>
+    <w:p>
+      <w:pPr>
+        <w:rPr>
+          <w:lang w:val="en-US"/>
+        </w:rPr>
+      </w:pPr>
+      <w:r>
+        <w:t>“</w:t>
+      </w:r>
+      <w:r>
+        <w:rPr>
+          <w:i/>
+          <w:iCs/>
+        </w:rPr>
+        <w:t>En entornos virtualizados (Proxmox, VirtualBox, Oracle VM), la opción de mc_forwarding no está disponible. Por tanto, el despliegue multicast de FOG solo puede funcionar dentro de la misma subred. Para despliegues entre VLANs, se requiere multicast routing en el host físico o en switches con IGMP proxy habilitado</w:t>
+      </w:r>
+      <w:r>
+        <w:t>.”</w:t>
+      </w:r>
+    </w:p>
+    <w:p>
+      <w:pPr>
+        <w:rPr>
+          <w:lang w:val="en-US"/>
+        </w:rPr>
+      </w:pPr>
+    </w:p>
+    <w:p>
+      <w:pPr>
+        <w:rPr>
+          <w:lang w:val="en-US"/>
+        </w:rPr>
+      </w:pPr>
+      <w:hyperlink r:id="rId39" w:history="1">
+        <w:r>
+          <w:rPr>
+            <w:rStyle w:val="Hipervnculo"/>
+            <w:lang w:val="en-US"/>
+          </w:rPr>
+          <w:t>https://gemini.google.com/app/27c5b89458a68fa5</w:t>
+        </w:r>
+      </w:hyperlink>
+    </w:p>
+    <w:p>
+      <w:pPr>
+        <w:rPr>
+          <w:lang w:val="en-US"/>
+        </w:rPr>
+      </w:pPr>
+      <w:r>
+        <w:rPr>
+          <w:b/>
+          <w:bCs/>
+          <w:lang w:val="en-US"/>
+        </w:rPr>
+        <w:t>Haz "Multicast nivel 2" (Puente):</w:t>
+      </w:r>
+      <w:r>
+        <w:rPr>
+          <w:lang w:val="en-US"/>
+        </w:rPr>
+        <w:t xml:space="preserve"> En Proxmox, en lugar de que R1-ubuntu actúe como un router para el multicast, añade una interfaz de red (Network Device) a tu VM de </w:t>
+      </w:r>
+      <w:r>
+        <w:rPr>
+          <w:b/>
+          <w:bCs/>
+          <w:lang w:val="en-US"/>
+        </w:rPr>
+        <w:t>FOG Server</w:t>
+      </w:r>
+      <w:r>
+        <w:rPr>
+          <w:lang w:val="en-US"/>
+        </w:rPr>
+        <w:t xml:space="preserve"> que esté conectada directamente al bridge de los alumnos (ej. vmbr217).</w:t>
+      </w:r>
+    </w:p>
+    <w:p>
+      <w:pPr>
+        <w:numPr>
+          <w:ilvl w:val="0"/>
+          <w:numId w:val="4"/>
+        </w:numPr>
+        <w:rPr>
+          <w:lang w:val="en-US"/>
+        </w:rPr>
+      </w:pPr>
+      <w:r>
+        <w:rPr>
+          <w:b/>
+          <w:bCs/>
+          <w:lang w:val="en-US"/>
+        </w:rPr>
+        <w:t>FOG Eth0:</w:t>
+      </w:r>
+      <w:r>
+        <w:rPr>
+          <w:lang w:val="en-US"/>
+        </w:rPr>
+        <w:t xml:space="preserve"> 10.2.7.5 (Gestión/Internet)</w:t>
+      </w:r>
+    </w:p>
+    <w:p>
+      <w:pPr>
+        <w:numPr>
+          <w:ilvl w:val="0"/>
+          <w:numId w:val="4"/>
+        </w:numPr>
+        <w:rPr>
+          <w:lang w:val="en-US"/>
+        </w:rPr>
+      </w:pPr>
+      <w:r>
+        <w:rPr>
+          <w:b/>
+          <w:bCs/>
+          <w:lang w:val="en-US"/>
+        </w:rPr>
+        <w:t>FOG Eth1:</w:t>
+      </w:r>
+      <w:r>
+        <w:rPr>
+          <w:lang w:val="en-US"/>
+        </w:rPr>
+        <w:t xml:space="preserve"> 172.18.10.250 (Red Alumnos)</w:t>
+      </w:r>
+    </w:p>
+    <w:p>
+      <w:pPr>
+        <w:rPr>
+          <w:lang w:val="en-US"/>
+        </w:rPr>
+      </w:pPr>
+      <w:r>
+        <w:rPr>
+          <w:lang w:val="en-US"/>
+        </w:rPr>
+        <w:t xml:space="preserve">Al estar en la misma red, el udp-sender de FOG llegará a los clientes por </w:t>
+      </w:r>
+      <w:r>
+        <w:rPr>
+          <w:b/>
+          <w:bCs/>
+          <w:lang w:val="en-US"/>
+        </w:rPr>
+        <w:t>broadcast/multicast directo</w:t>
+      </w:r>
+      <w:r>
+        <w:rPr>
+          <w:lang w:val="en-US"/>
+        </w:rPr>
+        <w:t>, saltándose por completo la necesidad de que R1-ubuntu tenga que enrutar nada. Es la solución que usamos el 90% de los administradores cuando el routing multicast se pone "rebelde".</w:t>
+      </w:r>
+    </w:p>
+    <w:p>
+      <w:pPr>
+        <w:rPr>
+          <w:lang w:val="en-US"/>
+        </w:rPr>
+      </w:pPr>
     </w:p>
     <w:sectPr>
       <w:pgSz w:w="12240" w:h="15840"/>
@@ -2867,121 +2589,9 @@
 <file path=word/numbering.xml><?xml version="1.0" encoding="utf-8"?>
 <w:numbering xmlns:wpc="http://schemas.microsoft.com/office/word/2010/wordprocessingCanvas" xmlns:cx="http://schemas.microsoft.com/office/drawing/2014/chartex" xmlns:cx1="http://schemas.microsoft.com/office/drawing/2015/9/8/chartex" xmlns:cx2="http://schemas.microsoft.com/office/drawing/2015/10/21/chartex" xmlns:cx3="http://schemas.microsoft.com/office/drawing/2016/5/9/chartex" xmlns:cx4="http://schemas.microsoft.com/office/drawing/2016/5/10/chartex" xmlns:cx5="http://schemas.microsoft.com/office/drawing/2016/5/11/chartex" xmlns:cx6="http://schemas.microsoft.com/office/drawing/2016/5/12/chartex" xmlns:cx7="http://schemas.microsoft.com/office/drawing/2016/5/13/chartex" xmlns:cx8="http://schemas.microsoft.com/office/drawing/2016/5/14/chartex" xmlns:mc="http://schemas.openxmlformats.org/markup-compatibility/2006" xmlns:aink="http://schemas.microsoft.com/office/drawing/2016/ink" xmlns:am3d="http://schemas.microsoft.com/office/drawing/2017/model3d" xmlns:o="urn:schemas-microsoft-com:office:office" xmlns:oel="http://schemas.microsoft.com/office/2019/extlst" xmlns:r="http://schemas.openxmlformats.org/officeDocument/2006/relationships" xmlns:m="http://schemas.openxmlformats.org/officeDocument/2006/math" xmlns:v="urn:schemas-microsoft-com:vml" xmlns:wp14="http://schemas.microsoft.com/office/word/2010/wordprocessingDrawing" xmlns:wp="http://schemas.openxmlformats.org/drawingml/2006/wordprocessingDrawing" xmlns:w10="urn:schemas-microsoft-com:office:word" xmlns:w="http://schemas.openxmlformats.org/wordprocessingml/2006/main" xmlns:w14="http://schemas.microsoft.com/office/word/2010/wordml" xmlns:w15="http://schemas.microsoft.com/office/word/2012/wordml" xmlns:w16cex="http://schemas.microsoft.com/office/word/2018/wordml/cex" xmlns:w16cid="http://schemas.microsoft.com/office/word/2016/wordml/cid" xmlns:w16="http://schemas.microsoft.com/office/word/2018/wordml" xmlns:w16du="http://schemas.microsoft.com/office/word/2023/wordml/word16du" xmlns:w16sdtdh="http://schemas.microsoft.com/office/word/2020/wordml/sdtdatahash" xmlns:w16sdtfl="http://schemas.microsoft.com/office/word/2024/wordml/sdtformatlock" xmlns:w16se="http://schemas.microsoft.com/office/word/2015/wordml/symex" xmlns:wpg="http://schemas.microsoft.com/office/word/2010/wordprocessingGroup" xmlns:wpi="http://schemas.microsoft.com/office/word/2010/wordprocessingInk" xmlns:wne="http://schemas.microsoft.com/office/word/2006/wordml" xmlns:wps="http://schemas.microsoft.com/office/word/2010/wordprocessingShape" mc:Ignorable="w14 w15 w16se w16cid w16 w16cex w16sdtdh w16sdtfl w16du wp14">
   <w:abstractNum w:abstractNumId="0" w15:restartNumberingAfterBreak="0">
-    <w:nsid w:val="4CDD11DF"/>
-    <w:multiLevelType w:val="hybridMultilevel"/>
-    <w:tmpl w:val="4EAEF2AE"/>
-    <w:lvl w:ilvl="0" w:tplc="6DC0DE3C">
-      <w:numFmt w:val="bullet"/>
-      <w:lvlText w:val="-"/>
-      <w:lvlJc w:val="left"/>
-      <w:pPr>
-        <w:ind w:left="720" w:hanging="360"/>
-      </w:pPr>
-      <w:rPr>
-        <w:rFonts w:ascii="Aptos" w:eastAsiaTheme="minorHAnsi" w:hAnsi="Aptos" w:cstheme="minorBidi" w:hint="default"/>
-      </w:rPr>
-    </w:lvl>
-    <w:lvl w:ilvl="1" w:tplc="04090003">
-      <w:start w:val="1"/>
-      <w:numFmt w:val="bullet"/>
-      <w:lvlText w:val="o"/>
-      <w:lvlJc w:val="left"/>
-      <w:pPr>
-        <w:ind w:left="1440" w:hanging="360"/>
-      </w:pPr>
-      <w:rPr>
-        <w:rFonts w:ascii="Courier New" w:hAnsi="Courier New" w:cs="Courier New" w:hint="default"/>
-      </w:rPr>
-    </w:lvl>
-    <w:lvl w:ilvl="2" w:tplc="04090005">
-      <w:start w:val="1"/>
-      <w:numFmt w:val="bullet"/>
-      <w:lvlText w:val=""/>
-      <w:lvlJc w:val="left"/>
-      <w:pPr>
-        <w:ind w:left="2160" w:hanging="360"/>
-      </w:pPr>
-      <w:rPr>
-        <w:rFonts w:ascii="Wingdings" w:hAnsi="Wingdings" w:hint="default"/>
-      </w:rPr>
-    </w:lvl>
-    <w:lvl w:ilvl="3" w:tplc="04090001" w:tentative="1">
-      <w:start w:val="1"/>
-      <w:numFmt w:val="bullet"/>
-      <w:lvlText w:val=""/>
-      <w:lvlJc w:val="left"/>
-      <w:pPr>
-        <w:ind w:left="2880" w:hanging="360"/>
-      </w:pPr>
-      <w:rPr>
-        <w:rFonts w:ascii="Symbol" w:hAnsi="Symbol" w:hint="default"/>
-      </w:rPr>
-    </w:lvl>
-    <w:lvl w:ilvl="4" w:tplc="04090003" w:tentative="1">
-      <w:start w:val="1"/>
-      <w:numFmt w:val="bullet"/>
-      <w:lvlText w:val="o"/>
-      <w:lvlJc w:val="left"/>
-      <w:pPr>
-        <w:ind w:left="3600" w:hanging="360"/>
-      </w:pPr>
-      <w:rPr>
-        <w:rFonts w:ascii="Courier New" w:hAnsi="Courier New" w:cs="Courier New" w:hint="default"/>
-      </w:rPr>
-    </w:lvl>
-    <w:lvl w:ilvl="5" w:tplc="04090005" w:tentative="1">
-      <w:start w:val="1"/>
-      <w:numFmt w:val="bullet"/>
-      <w:lvlText w:val=""/>
-      <w:lvlJc w:val="left"/>
-      <w:pPr>
-        <w:ind w:left="4320" w:hanging="360"/>
-      </w:pPr>
-      <w:rPr>
-        <w:rFonts w:ascii="Wingdings" w:hAnsi="Wingdings" w:hint="default"/>
-      </w:rPr>
-    </w:lvl>
-    <w:lvl w:ilvl="6" w:tplc="04090001" w:tentative="1">
-      <w:start w:val="1"/>
-      <w:numFmt w:val="bullet"/>
-      <w:lvlText w:val=""/>
-      <w:lvlJc w:val="left"/>
-      <w:pPr>
-        <w:ind w:left="5040" w:hanging="360"/>
-      </w:pPr>
-      <w:rPr>
-        <w:rFonts w:ascii="Symbol" w:hAnsi="Symbol" w:hint="default"/>
-      </w:rPr>
-    </w:lvl>
-    <w:lvl w:ilvl="7" w:tplc="04090003" w:tentative="1">
-      <w:start w:val="1"/>
-      <w:numFmt w:val="bullet"/>
-      <w:lvlText w:val="o"/>
-      <w:lvlJc w:val="left"/>
-      <w:pPr>
-        <w:ind w:left="5760" w:hanging="360"/>
-      </w:pPr>
-      <w:rPr>
-        <w:rFonts w:ascii="Courier New" w:hAnsi="Courier New" w:cs="Courier New" w:hint="default"/>
-      </w:rPr>
-    </w:lvl>
-    <w:lvl w:ilvl="8" w:tplc="04090005" w:tentative="1">
-      <w:start w:val="1"/>
-      <w:numFmt w:val="bullet"/>
-      <w:lvlText w:val=""/>
-      <w:lvlJc w:val="left"/>
-      <w:pPr>
-        <w:ind w:left="6480" w:hanging="360"/>
-      </w:pPr>
-      <w:rPr>
-        <w:rFonts w:ascii="Wingdings" w:hAnsi="Wingdings" w:hint="default"/>
-      </w:rPr>
-    </w:lvl>
-  </w:abstractNum>
-  <w:abstractNum w:abstractNumId="1" w15:restartNumberingAfterBreak="0">
-    <w:nsid w:val="60D228A3"/>
+    <w:nsid w:val="146E667C"/>
     <w:multiLevelType w:val="multilevel"/>
-    <w:tmpl w:val="4E5450D6"/>
+    <w:tmpl w:val="E294CF4A"/>
     <w:lvl w:ilvl="0">
       <w:start w:val="1"/>
       <w:numFmt w:val="bullet"/>
@@ -3127,10 +2737,122 @@
       </w:rPr>
     </w:lvl>
   </w:abstractNum>
+  <w:abstractNum w:abstractNumId="1" w15:restartNumberingAfterBreak="0">
+    <w:nsid w:val="4CDD11DF"/>
+    <w:multiLevelType w:val="hybridMultilevel"/>
+    <w:tmpl w:val="4EAEF2AE"/>
+    <w:lvl w:ilvl="0" w:tplc="6DC0DE3C">
+      <w:numFmt w:val="bullet"/>
+      <w:lvlText w:val="-"/>
+      <w:lvlJc w:val="left"/>
+      <w:pPr>
+        <w:ind w:left="720" w:hanging="360"/>
+      </w:pPr>
+      <w:rPr>
+        <w:rFonts w:ascii="Aptos" w:eastAsiaTheme="minorHAnsi" w:hAnsi="Aptos" w:cstheme="minorBidi" w:hint="default"/>
+      </w:rPr>
+    </w:lvl>
+    <w:lvl w:ilvl="1" w:tplc="04090003">
+      <w:start w:val="1"/>
+      <w:numFmt w:val="bullet"/>
+      <w:lvlText w:val="o"/>
+      <w:lvlJc w:val="left"/>
+      <w:pPr>
+        <w:ind w:left="1440" w:hanging="360"/>
+      </w:pPr>
+      <w:rPr>
+        <w:rFonts w:ascii="Courier New" w:hAnsi="Courier New" w:cs="Courier New" w:hint="default"/>
+      </w:rPr>
+    </w:lvl>
+    <w:lvl w:ilvl="2" w:tplc="04090005">
+      <w:start w:val="1"/>
+      <w:numFmt w:val="bullet"/>
+      <w:lvlText w:val=""/>
+      <w:lvlJc w:val="left"/>
+      <w:pPr>
+        <w:ind w:left="2160" w:hanging="360"/>
+      </w:pPr>
+      <w:rPr>
+        <w:rFonts w:ascii="Wingdings" w:hAnsi="Wingdings" w:hint="default"/>
+      </w:rPr>
+    </w:lvl>
+    <w:lvl w:ilvl="3" w:tplc="04090001" w:tentative="1">
+      <w:start w:val="1"/>
+      <w:numFmt w:val="bullet"/>
+      <w:lvlText w:val=""/>
+      <w:lvlJc w:val="left"/>
+      <w:pPr>
+        <w:ind w:left="2880" w:hanging="360"/>
+      </w:pPr>
+      <w:rPr>
+        <w:rFonts w:ascii="Symbol" w:hAnsi="Symbol" w:hint="default"/>
+      </w:rPr>
+    </w:lvl>
+    <w:lvl w:ilvl="4" w:tplc="04090003" w:tentative="1">
+      <w:start w:val="1"/>
+      <w:numFmt w:val="bullet"/>
+      <w:lvlText w:val="o"/>
+      <w:lvlJc w:val="left"/>
+      <w:pPr>
+        <w:ind w:left="3600" w:hanging="360"/>
+      </w:pPr>
+      <w:rPr>
+        <w:rFonts w:ascii="Courier New" w:hAnsi="Courier New" w:cs="Courier New" w:hint="default"/>
+      </w:rPr>
+    </w:lvl>
+    <w:lvl w:ilvl="5" w:tplc="04090005" w:tentative="1">
+      <w:start w:val="1"/>
+      <w:numFmt w:val="bullet"/>
+      <w:lvlText w:val=""/>
+      <w:lvlJc w:val="left"/>
+      <w:pPr>
+        <w:ind w:left="4320" w:hanging="360"/>
+      </w:pPr>
+      <w:rPr>
+        <w:rFonts w:ascii="Wingdings" w:hAnsi="Wingdings" w:hint="default"/>
+      </w:rPr>
+    </w:lvl>
+    <w:lvl w:ilvl="6" w:tplc="04090001" w:tentative="1">
+      <w:start w:val="1"/>
+      <w:numFmt w:val="bullet"/>
+      <w:lvlText w:val=""/>
+      <w:lvlJc w:val="left"/>
+      <w:pPr>
+        <w:ind w:left="5040" w:hanging="360"/>
+      </w:pPr>
+      <w:rPr>
+        <w:rFonts w:ascii="Symbol" w:hAnsi="Symbol" w:hint="default"/>
+      </w:rPr>
+    </w:lvl>
+    <w:lvl w:ilvl="7" w:tplc="04090003" w:tentative="1">
+      <w:start w:val="1"/>
+      <w:numFmt w:val="bullet"/>
+      <w:lvlText w:val="o"/>
+      <w:lvlJc w:val="left"/>
+      <w:pPr>
+        <w:ind w:left="5760" w:hanging="360"/>
+      </w:pPr>
+      <w:rPr>
+        <w:rFonts w:ascii="Courier New" w:hAnsi="Courier New" w:cs="Courier New" w:hint="default"/>
+      </w:rPr>
+    </w:lvl>
+    <w:lvl w:ilvl="8" w:tplc="04090005" w:tentative="1">
+      <w:start w:val="1"/>
+      <w:numFmt w:val="bullet"/>
+      <w:lvlText w:val=""/>
+      <w:lvlJc w:val="left"/>
+      <w:pPr>
+        <w:ind w:left="6480" w:hanging="360"/>
+      </w:pPr>
+      <w:rPr>
+        <w:rFonts w:ascii="Wingdings" w:hAnsi="Wingdings" w:hint="default"/>
+      </w:rPr>
+    </w:lvl>
+  </w:abstractNum>
   <w:abstractNum w:abstractNumId="2" w15:restartNumberingAfterBreak="0">
-    <w:nsid w:val="70670243"/>
+    <w:nsid w:val="60D228A3"/>
     <w:multiLevelType w:val="multilevel"/>
-    <w:tmpl w:val="C38E9CA0"/>
+    <w:tmpl w:val="4E5450D6"/>
     <w:lvl w:ilvl="0">
       <w:start w:val="1"/>
       <w:numFmt w:val="bullet"/>
@@ -3276,14 +2998,166 @@
       </w:rPr>
     </w:lvl>
   </w:abstractNum>
+  <w:abstractNum w:abstractNumId="3" w15:restartNumberingAfterBreak="0">
+    <w:nsid w:val="70670243"/>
+    <w:multiLevelType w:val="multilevel"/>
+    <w:tmpl w:val="C38E9CA0"/>
+    <w:lvl w:ilvl="0">
+      <w:start w:val="1"/>
+      <w:numFmt w:val="bullet"/>
+      <w:lvlText w:val=""/>
+      <w:lvlJc w:val="left"/>
+      <w:pPr>
+        <w:tabs>
+          <w:tab w:val="num" w:pos="720"/>
+        </w:tabs>
+        <w:ind w:left="720" w:hanging="360"/>
+      </w:pPr>
+      <w:rPr>
+        <w:rFonts w:ascii="Symbol" w:hAnsi="Symbol" w:hint="default"/>
+        <w:sz w:val="20"/>
+      </w:rPr>
+    </w:lvl>
+    <w:lvl w:ilvl="1" w:tentative="1">
+      <w:start w:val="1"/>
+      <w:numFmt w:val="bullet"/>
+      <w:lvlText w:val="o"/>
+      <w:lvlJc w:val="left"/>
+      <w:pPr>
+        <w:tabs>
+          <w:tab w:val="num" w:pos="1440"/>
+        </w:tabs>
+        <w:ind w:left="1440" w:hanging="360"/>
+      </w:pPr>
+      <w:rPr>
+        <w:rFonts w:ascii="Courier New" w:hAnsi="Courier New" w:hint="default"/>
+        <w:sz w:val="20"/>
+      </w:rPr>
+    </w:lvl>
+    <w:lvl w:ilvl="2" w:tentative="1">
+      <w:start w:val="1"/>
+      <w:numFmt w:val="bullet"/>
+      <w:lvlText w:val=""/>
+      <w:lvlJc w:val="left"/>
+      <w:pPr>
+        <w:tabs>
+          <w:tab w:val="num" w:pos="2160"/>
+        </w:tabs>
+        <w:ind w:left="2160" w:hanging="360"/>
+      </w:pPr>
+      <w:rPr>
+        <w:rFonts w:ascii="Wingdings" w:hAnsi="Wingdings" w:hint="default"/>
+        <w:sz w:val="20"/>
+      </w:rPr>
+    </w:lvl>
+    <w:lvl w:ilvl="3" w:tentative="1">
+      <w:start w:val="1"/>
+      <w:numFmt w:val="bullet"/>
+      <w:lvlText w:val=""/>
+      <w:lvlJc w:val="left"/>
+      <w:pPr>
+        <w:tabs>
+          <w:tab w:val="num" w:pos="2880"/>
+        </w:tabs>
+        <w:ind w:left="2880" w:hanging="360"/>
+      </w:pPr>
+      <w:rPr>
+        <w:rFonts w:ascii="Wingdings" w:hAnsi="Wingdings" w:hint="default"/>
+        <w:sz w:val="20"/>
+      </w:rPr>
+    </w:lvl>
+    <w:lvl w:ilvl="4" w:tentative="1">
+      <w:start w:val="1"/>
+      <w:numFmt w:val="bullet"/>
+      <w:lvlText w:val=""/>
+      <w:lvlJc w:val="left"/>
+      <w:pPr>
+        <w:tabs>
+          <w:tab w:val="num" w:pos="3600"/>
+        </w:tabs>
+        <w:ind w:left="3600" w:hanging="360"/>
+      </w:pPr>
+      <w:rPr>
+        <w:rFonts w:ascii="Wingdings" w:hAnsi="Wingdings" w:hint="default"/>
+        <w:sz w:val="20"/>
+      </w:rPr>
+    </w:lvl>
+    <w:lvl w:ilvl="5" w:tentative="1">
+      <w:start w:val="1"/>
+      <w:numFmt w:val="bullet"/>
+      <w:lvlText w:val=""/>
+      <w:lvlJc w:val="left"/>
+      <w:pPr>
+        <w:tabs>
+          <w:tab w:val="num" w:pos="4320"/>
+        </w:tabs>
+        <w:ind w:left="4320" w:hanging="360"/>
+      </w:pPr>
+      <w:rPr>
+        <w:rFonts w:ascii="Wingdings" w:hAnsi="Wingdings" w:hint="default"/>
+        <w:sz w:val="20"/>
+      </w:rPr>
+    </w:lvl>
+    <w:lvl w:ilvl="6" w:tentative="1">
+      <w:start w:val="1"/>
+      <w:numFmt w:val="bullet"/>
+      <w:lvlText w:val=""/>
+      <w:lvlJc w:val="left"/>
+      <w:pPr>
+        <w:tabs>
+          <w:tab w:val="num" w:pos="5040"/>
+        </w:tabs>
+        <w:ind w:left="5040" w:hanging="360"/>
+      </w:pPr>
+      <w:rPr>
+        <w:rFonts w:ascii="Wingdings" w:hAnsi="Wingdings" w:hint="default"/>
+        <w:sz w:val="20"/>
+      </w:rPr>
+    </w:lvl>
+    <w:lvl w:ilvl="7" w:tentative="1">
+      <w:start w:val="1"/>
+      <w:numFmt w:val="bullet"/>
+      <w:lvlText w:val=""/>
+      <w:lvlJc w:val="left"/>
+      <w:pPr>
+        <w:tabs>
+          <w:tab w:val="num" w:pos="5760"/>
+        </w:tabs>
+        <w:ind w:left="5760" w:hanging="360"/>
+      </w:pPr>
+      <w:rPr>
+        <w:rFonts w:ascii="Wingdings" w:hAnsi="Wingdings" w:hint="default"/>
+        <w:sz w:val="20"/>
+      </w:rPr>
+    </w:lvl>
+    <w:lvl w:ilvl="8" w:tentative="1">
+      <w:start w:val="1"/>
+      <w:numFmt w:val="bullet"/>
+      <w:lvlText w:val=""/>
+      <w:lvlJc w:val="left"/>
+      <w:pPr>
+        <w:tabs>
+          <w:tab w:val="num" w:pos="6480"/>
+        </w:tabs>
+        <w:ind w:left="6480" w:hanging="360"/>
+      </w:pPr>
+      <w:rPr>
+        <w:rFonts w:ascii="Wingdings" w:hAnsi="Wingdings" w:hint="default"/>
+        <w:sz w:val="20"/>
+      </w:rPr>
+    </w:lvl>
+  </w:abstractNum>
   <w:num w:numId="1" w16cid:durableId="40985297">
-    <w:abstractNumId w:val="0"/>
+    <w:abstractNumId w:val="1"/>
   </w:num>
   <w:num w:numId="2" w16cid:durableId="608201180">
+    <w:abstractNumId w:val="3"/>
+  </w:num>
+  <w:num w:numId="3" w16cid:durableId="1324744758">
     <w:abstractNumId w:val="2"/>
   </w:num>
-  <w:num w:numId="3" w16cid:durableId="1324744758">
-    <w:abstractNumId w:val="1"/>
+  <w:num w:numId="4" w16cid:durableId="1870020506">
+    <w:abstractNumId w:val="0"/>
   </w:num>
 </w:numbering>
 </file>
@@ -4296,6 +4170,37 @@
       <w:u w:val="single"/>
     </w:rPr>
   </w:style>
+  <w:style w:type="paragraph" w:styleId="HTMLconformatoprevio">
+    <w:name w:val="HTML Preformatted"/>
+    <w:basedOn w:val="Normal"/>
+    <w:link w:val="HTMLconformatoprevioCar"/>
+    <w:uiPriority w:val="99"/>
+    <w:semiHidden/>
+    <w:unhideWhenUsed/>
+    <w:rsid w:val="004C27D9"/>
+    <w:pPr>
+      <w:spacing w:after="0" w:line="240" w:lineRule="auto"/>
+    </w:pPr>
+    <w:rPr>
+      <w:rFonts w:ascii="Consolas" w:hAnsi="Consolas"/>
+      <w:sz w:val="20"/>
+      <w:szCs w:val="20"/>
+    </w:rPr>
+  </w:style>
+  <w:style w:type="character" w:customStyle="1" w:styleId="HTMLconformatoprevioCar">
+    <w:name w:val="HTML con formato previo Car"/>
+    <w:basedOn w:val="Fuentedeprrafopredeter"/>
+    <w:link w:val="HTMLconformatoprevio"/>
+    <w:uiPriority w:val="99"/>
+    <w:semiHidden/>
+    <w:rsid w:val="004C27D9"/>
+    <w:rPr>
+      <w:rFonts w:ascii="Consolas" w:hAnsi="Consolas"/>
+      <w:sz w:val="20"/>
+      <w:szCs w:val="20"/>
+      <w:lang w:val="es-ES"/>
+    </w:rPr>
+  </w:style>
 </w:styles>
 </file>
 

--- a/05_Despliegue de imagenes.docx
+++ b/05_Despliegue de imagenes.docx
@@ -3085,13 +3085,8 @@
       </w:r>
     </w:p>
     <w:p>
-      <w:proofErr w:type="gramStart"/>
-      <w:r>
-        <w:t>net.ipv4.ip</w:t>
-      </w:r>
-      <w:proofErr w:type="gramEnd"/>
-      <w:r>
-        <w:t>_forward=1</w:t>
+      <w:r>
+        <w:t>net.ipv4.ip_forward=1</w:t>
       </w:r>
       <w:r>
         <w:br/>
@@ -3916,15 +3911,7 @@
       </w:r>
       <w:proofErr w:type="spellEnd"/>
       <w:r>
-        <w:t xml:space="preserve"> -w </w:t>
-      </w:r>
-      <w:proofErr w:type="gramStart"/>
-      <w:r>
-        <w:t>net.ipv4.ip</w:t>
-      </w:r>
-      <w:proofErr w:type="gramEnd"/>
-      <w:r>
-        <w:t>_forward=1</w:t>
+        <w:t xml:space="preserve"> -w net.ipv4.ip_forward=1</w:t>
       </w:r>
     </w:p>
     <w:p>
@@ -4093,36 +4080,742 @@
         <w:t>, déjalo pasar".</w:t>
       </w:r>
     </w:p>
+    <w:p>
+      <w:r>
+        <w:t>COMPROBAR QUE SUS VALORES TRAS REINICIO:</w:t>
+      </w:r>
+    </w:p>
+    <w:p>
+      <w:proofErr w:type="spellStart"/>
+      <w:r>
+        <w:t>sysctl</w:t>
+      </w:r>
+      <w:proofErr w:type="spellEnd"/>
+      <w:r>
+        <w:t xml:space="preserve"> net.ipv4.conf.all.rp_filter</w:t>
+      </w:r>
+    </w:p>
+    <w:p>
+      <w:proofErr w:type="spellStart"/>
+      <w:r>
+        <w:t>sysctl</w:t>
+      </w:r>
+      <w:proofErr w:type="spellEnd"/>
+      <w:r>
+        <w:t xml:space="preserve"> net.ipv4.conf.default.rp_filter</w:t>
+      </w:r>
+    </w:p>
+    <w:p>
+      <w:proofErr w:type="spellStart"/>
+      <w:r>
+        <w:t>sysctl</w:t>
+      </w:r>
+      <w:proofErr w:type="spellEnd"/>
+      <w:r>
+        <w:t xml:space="preserve"> net.ipv4.conf.eth207.rp_filter</w:t>
+      </w:r>
+    </w:p>
+    <w:p>
+      <w:proofErr w:type="spellStart"/>
+      <w:r>
+        <w:t>sysctl</w:t>
+      </w:r>
+      <w:proofErr w:type="spellEnd"/>
+      <w:r>
+        <w:t xml:space="preserve"> net.ipv4.conf.eth217.rp_filter</w:t>
+      </w:r>
+    </w:p>
+    <w:p>
+      <w:proofErr w:type="spellStart"/>
+      <w:r>
+        <w:t>sysctl</w:t>
+      </w:r>
+      <w:proofErr w:type="spellEnd"/>
+      <w:r>
+        <w:t xml:space="preserve"> net.ipv4.conf.eth227.rp_filter</w:t>
+      </w:r>
+    </w:p>
+    <w:p>
+      <w:proofErr w:type="spellStart"/>
+      <w:r>
+        <w:t>sysctl</w:t>
+      </w:r>
+      <w:proofErr w:type="spellEnd"/>
+      <w:r>
+        <w:t xml:space="preserve"> net.ipv4.conf.eth237.rp_filter</w:t>
+      </w:r>
+    </w:p>
     <w:p/>
     <w:p>
       <w:pPr>
         <w:rPr>
           <w:b/>
           <w:bCs/>
-        </w:rPr>
-      </w:pPr>
-      <w:r>
-        <w:rPr>
-          <w:b/>
-          <w:bCs/>
-        </w:rPr>
-        <w:t>Paso 3: Instalar el "</w:t>
-      </w:r>
-      <w:proofErr w:type="gramStart"/>
-      <w:r>
-        <w:rPr>
-          <w:b/>
-          <w:bCs/>
-        </w:rPr>
-        <w:t>Director</w:t>
-      </w:r>
-      <w:proofErr w:type="gramEnd"/>
-      <w:r>
-        <w:rPr>
-          <w:b/>
-          <w:bCs/>
-        </w:rPr>
-        <w:t xml:space="preserve"> de Tráfico" (</w:t>
+          <w:lang w:val="en-US"/>
+        </w:rPr>
+      </w:pPr>
+      <w:proofErr w:type="spellStart"/>
+      <w:r>
+        <w:rPr>
+          <w:b/>
+          <w:bCs/>
+          <w:lang w:val="en-US"/>
+        </w:rPr>
+        <w:t>Cómo</w:t>
+      </w:r>
+      <w:proofErr w:type="spellEnd"/>
+      <w:r>
+        <w:rPr>
+          <w:b/>
+          <w:bCs/>
+          <w:lang w:val="en-US"/>
+        </w:rPr>
+        <w:t xml:space="preserve"> </w:t>
+      </w:r>
+      <w:proofErr w:type="spellStart"/>
+      <w:r>
+        <w:rPr>
+          <w:b/>
+          <w:bCs/>
+          <w:lang w:val="en-US"/>
+        </w:rPr>
+        <w:t>hacerlos</w:t>
+      </w:r>
+      <w:proofErr w:type="spellEnd"/>
+      <w:r>
+        <w:rPr>
+          <w:b/>
+          <w:bCs/>
+          <w:lang w:val="en-US"/>
+        </w:rPr>
+        <w:t xml:space="preserve"> </w:t>
+      </w:r>
+      <w:proofErr w:type="spellStart"/>
+      <w:r>
+        <w:rPr>
+          <w:b/>
+          <w:bCs/>
+          <w:lang w:val="en-US"/>
+        </w:rPr>
+        <w:t>permanentes</w:t>
+      </w:r>
+      <w:proofErr w:type="spellEnd"/>
+      <w:r>
+        <w:rPr>
+          <w:b/>
+          <w:bCs/>
+          <w:lang w:val="en-US"/>
+        </w:rPr>
+        <w:t xml:space="preserve"> (El </w:t>
+      </w:r>
+      <w:proofErr w:type="spellStart"/>
+      <w:r>
+        <w:rPr>
+          <w:b/>
+          <w:bCs/>
+          <w:lang w:val="en-US"/>
+        </w:rPr>
+        <w:t>método</w:t>
+      </w:r>
+      <w:proofErr w:type="spellEnd"/>
+      <w:r>
+        <w:rPr>
+          <w:b/>
+          <w:bCs/>
+          <w:lang w:val="en-US"/>
+        </w:rPr>
+        <w:t xml:space="preserve"> real)</w:t>
+      </w:r>
+    </w:p>
+    <w:p>
+      <w:pPr>
+        <w:rPr>
+          <w:lang w:val="en-US"/>
+        </w:rPr>
+      </w:pPr>
+      <w:r>
+        <w:rPr>
+          <w:lang w:val="en-US"/>
+        </w:rPr>
+        <w:t xml:space="preserve">Debes </w:t>
+      </w:r>
+      <w:proofErr w:type="spellStart"/>
+      <w:r>
+        <w:rPr>
+          <w:lang w:val="en-US"/>
+        </w:rPr>
+        <w:t>añadir</w:t>
+      </w:r>
+      <w:proofErr w:type="spellEnd"/>
+      <w:r>
+        <w:rPr>
+          <w:lang w:val="en-US"/>
+        </w:rPr>
+        <w:t xml:space="preserve"> </w:t>
+      </w:r>
+      <w:proofErr w:type="spellStart"/>
+      <w:r>
+        <w:rPr>
+          <w:lang w:val="en-US"/>
+        </w:rPr>
+        <w:t>estas</w:t>
+      </w:r>
+      <w:proofErr w:type="spellEnd"/>
+      <w:r>
+        <w:rPr>
+          <w:lang w:val="en-US"/>
+        </w:rPr>
+        <w:t xml:space="preserve"> </w:t>
+      </w:r>
+      <w:proofErr w:type="spellStart"/>
+      <w:r>
+        <w:rPr>
+          <w:lang w:val="en-US"/>
+        </w:rPr>
+        <w:t>líneas</w:t>
+      </w:r>
+      <w:proofErr w:type="spellEnd"/>
+      <w:r>
+        <w:rPr>
+          <w:lang w:val="en-US"/>
+        </w:rPr>
+        <w:t xml:space="preserve"> al </w:t>
+      </w:r>
+      <w:proofErr w:type="spellStart"/>
+      <w:r>
+        <w:rPr>
+          <w:lang w:val="en-US"/>
+        </w:rPr>
+        <w:t>archivo</w:t>
+      </w:r>
+      <w:proofErr w:type="spellEnd"/>
+      <w:r>
+        <w:rPr>
+          <w:lang w:val="en-US"/>
+        </w:rPr>
+        <w:t xml:space="preserve"> /</w:t>
+      </w:r>
+      <w:proofErr w:type="spellStart"/>
+      <w:r>
+        <w:rPr>
+          <w:lang w:val="en-US"/>
+        </w:rPr>
+        <w:t>etc</w:t>
+      </w:r>
+      <w:proofErr w:type="spellEnd"/>
+      <w:r>
+        <w:rPr>
+          <w:lang w:val="en-US"/>
+        </w:rPr>
+        <w:t>/</w:t>
+      </w:r>
+      <w:proofErr w:type="spellStart"/>
+      <w:r>
+        <w:rPr>
+          <w:lang w:val="en-US"/>
+        </w:rPr>
+        <w:t>sysctl.conf</w:t>
+      </w:r>
+      <w:proofErr w:type="spellEnd"/>
+      <w:r>
+        <w:rPr>
+          <w:lang w:val="en-US"/>
+        </w:rPr>
+        <w:t>.</w:t>
+      </w:r>
+    </w:p>
+    <w:p>
+      <w:pPr>
+        <w:numPr>
+          <w:ilvl w:val="0"/>
+          <w:numId w:val="27"/>
+        </w:numPr>
+        <w:rPr>
+          <w:lang w:val="en-US"/>
+        </w:rPr>
+      </w:pPr>
+      <w:r>
+        <w:rPr>
+          <w:lang w:val="en-US"/>
+        </w:rPr>
+        <w:t xml:space="preserve">Abre </w:t>
+      </w:r>
+      <w:proofErr w:type="spellStart"/>
+      <w:r>
+        <w:rPr>
+          <w:lang w:val="en-US"/>
+        </w:rPr>
+        <w:t>el</w:t>
+      </w:r>
+      <w:proofErr w:type="spellEnd"/>
+      <w:r>
+        <w:rPr>
+          <w:lang w:val="en-US"/>
+        </w:rPr>
+        <w:t xml:space="preserve"> </w:t>
+      </w:r>
+      <w:proofErr w:type="spellStart"/>
+      <w:r>
+        <w:rPr>
+          <w:lang w:val="en-US"/>
+        </w:rPr>
+        <w:t>archivo</w:t>
+      </w:r>
+      <w:proofErr w:type="spellEnd"/>
+      <w:r>
+        <w:rPr>
+          <w:lang w:val="en-US"/>
+        </w:rPr>
+        <w:t xml:space="preserve">: </w:t>
+      </w:r>
+      <w:proofErr w:type="spellStart"/>
+      <w:r>
+        <w:rPr>
+          <w:lang w:val="en-US"/>
+        </w:rPr>
+        <w:t>sudo</w:t>
+      </w:r>
+      <w:proofErr w:type="spellEnd"/>
+      <w:r>
+        <w:rPr>
+          <w:lang w:val="en-US"/>
+        </w:rPr>
+        <w:t xml:space="preserve"> nano /</w:t>
+      </w:r>
+      <w:proofErr w:type="spellStart"/>
+      <w:r>
+        <w:rPr>
+          <w:lang w:val="en-US"/>
+        </w:rPr>
+        <w:t>etc</w:t>
+      </w:r>
+      <w:proofErr w:type="spellEnd"/>
+      <w:r>
+        <w:rPr>
+          <w:lang w:val="en-US"/>
+        </w:rPr>
+        <w:t>/</w:t>
+      </w:r>
+      <w:proofErr w:type="spellStart"/>
+      <w:r>
+        <w:rPr>
+          <w:lang w:val="en-US"/>
+        </w:rPr>
+        <w:t>sysctl.conf</w:t>
+      </w:r>
+      <w:proofErr w:type="spellEnd"/>
+    </w:p>
+    <w:p>
+      <w:pPr>
+        <w:numPr>
+          <w:ilvl w:val="0"/>
+          <w:numId w:val="27"/>
+        </w:numPr>
+        <w:rPr>
+          <w:lang w:val="en-US"/>
+        </w:rPr>
+      </w:pPr>
+      <w:r>
+        <w:rPr>
+          <w:lang w:val="en-US"/>
+        </w:rPr>
+        <w:t xml:space="preserve">Ve al final del </w:t>
+      </w:r>
+      <w:proofErr w:type="spellStart"/>
+      <w:r>
+        <w:rPr>
+          <w:lang w:val="en-US"/>
+        </w:rPr>
+        <w:t>archivo</w:t>
+      </w:r>
+      <w:proofErr w:type="spellEnd"/>
+      <w:r>
+        <w:rPr>
+          <w:lang w:val="en-US"/>
+        </w:rPr>
+        <w:t xml:space="preserve"> y </w:t>
+      </w:r>
+      <w:proofErr w:type="spellStart"/>
+      <w:r>
+        <w:rPr>
+          <w:lang w:val="en-US"/>
+        </w:rPr>
+        <w:t>pega</w:t>
+      </w:r>
+      <w:proofErr w:type="spellEnd"/>
+      <w:r>
+        <w:rPr>
+          <w:lang w:val="en-US"/>
+        </w:rPr>
+        <w:t xml:space="preserve"> </w:t>
+      </w:r>
+      <w:proofErr w:type="spellStart"/>
+      <w:r>
+        <w:rPr>
+          <w:lang w:val="en-US"/>
+        </w:rPr>
+        <w:t>exactamente</w:t>
+      </w:r>
+      <w:proofErr w:type="spellEnd"/>
+      <w:r>
+        <w:rPr>
+          <w:lang w:val="en-US"/>
+        </w:rPr>
+        <w:t xml:space="preserve"> </w:t>
+      </w:r>
+      <w:proofErr w:type="spellStart"/>
+      <w:r>
+        <w:rPr>
+          <w:lang w:val="en-US"/>
+        </w:rPr>
+        <w:t>esto</w:t>
+      </w:r>
+      <w:proofErr w:type="spellEnd"/>
+      <w:r>
+        <w:rPr>
+          <w:lang w:val="en-US"/>
+        </w:rPr>
+        <w:t>:</w:t>
+      </w:r>
+    </w:p>
+    <w:p>
+      <w:pPr>
+        <w:rPr>
+          <w:lang w:val="en-US"/>
+        </w:rPr>
+      </w:pPr>
+      <w:r>
+        <w:rPr>
+          <w:lang w:val="en-US"/>
+        </w:rPr>
+        <w:t>Plaintext</w:t>
+      </w:r>
+    </w:p>
+    <w:p>
+      <w:pPr>
+        <w:rPr>
+          <w:lang w:val="en-US"/>
+        </w:rPr>
+      </w:pPr>
+      <w:r>
+        <w:rPr>
+          <w:lang w:val="en-US"/>
+        </w:rPr>
+        <w:t>net.ipv4.conf.all.rp_filter=0</w:t>
+      </w:r>
+    </w:p>
+    <w:p>
+      <w:pPr>
+        <w:rPr>
+          <w:lang w:val="en-US"/>
+        </w:rPr>
+      </w:pPr>
+      <w:r>
+        <w:rPr>
+          <w:lang w:val="en-US"/>
+        </w:rPr>
+        <w:t>net.ipv4.conf.default.rp_filter=0</w:t>
+      </w:r>
+    </w:p>
+    <w:p>
+      <w:pPr>
+        <w:rPr>
+          <w:lang w:val="en-US"/>
+        </w:rPr>
+      </w:pPr>
+      <w:r>
+        <w:rPr>
+          <w:lang w:val="en-US"/>
+        </w:rPr>
+        <w:t>net.ipv4.conf.eth207.rp_filter=0</w:t>
+      </w:r>
+    </w:p>
+    <w:p>
+      <w:pPr>
+        <w:rPr>
+          <w:lang w:val="en-US"/>
+        </w:rPr>
+      </w:pPr>
+      <w:r>
+        <w:rPr>
+          <w:lang w:val="en-US"/>
+        </w:rPr>
+        <w:t>net.ipv4.conf.eth217.rp_filter=0</w:t>
+      </w:r>
+    </w:p>
+    <w:p>
+      <w:pPr>
+        <w:rPr>
+          <w:lang w:val="en-US"/>
+        </w:rPr>
+      </w:pPr>
+      <w:r>
+        <w:rPr>
+          <w:lang w:val="en-US"/>
+        </w:rPr>
+        <w:t>net.ipv4.conf.eth227.rp_filter=0</w:t>
+      </w:r>
+    </w:p>
+    <w:p>
+      <w:pPr>
+        <w:rPr>
+          <w:lang w:val="en-US"/>
+        </w:rPr>
+      </w:pPr>
+      <w:r>
+        <w:rPr>
+          <w:lang w:val="en-US"/>
+        </w:rPr>
+        <w:t>net.ipv4.conf.eth237.rp_filter=0</w:t>
+      </w:r>
+    </w:p>
+    <w:p>
+      <w:pPr>
+        <w:numPr>
+          <w:ilvl w:val="0"/>
+          <w:numId w:val="27"/>
+        </w:numPr>
+        <w:rPr>
+          <w:lang w:val="en-US"/>
+        </w:rPr>
+      </w:pPr>
+      <w:r>
+        <w:rPr>
+          <w:lang w:val="en-US"/>
+        </w:rPr>
+        <w:t>Guarda (</w:t>
+      </w:r>
+      <w:proofErr w:type="spellStart"/>
+      <w:r>
+        <w:rPr>
+          <w:lang w:val="en-US"/>
+        </w:rPr>
+        <w:t>Ctrl+O</w:t>
+      </w:r>
+      <w:proofErr w:type="spellEnd"/>
+      <w:r>
+        <w:rPr>
+          <w:lang w:val="en-US"/>
+        </w:rPr>
+        <w:t xml:space="preserve">, Enter) y </w:t>
+      </w:r>
+      <w:proofErr w:type="spellStart"/>
+      <w:r>
+        <w:rPr>
+          <w:lang w:val="en-US"/>
+        </w:rPr>
+        <w:t>sal</w:t>
+      </w:r>
+      <w:proofErr w:type="spellEnd"/>
+      <w:r>
+        <w:rPr>
+          <w:lang w:val="en-US"/>
+        </w:rPr>
+        <w:t xml:space="preserve"> (</w:t>
+      </w:r>
+      <w:proofErr w:type="spellStart"/>
+      <w:r>
+        <w:rPr>
+          <w:lang w:val="en-US"/>
+        </w:rPr>
+        <w:t>Ctrl+X</w:t>
+      </w:r>
+      <w:proofErr w:type="spellEnd"/>
+      <w:r>
+        <w:rPr>
+          <w:lang w:val="en-US"/>
+        </w:rPr>
+        <w:t>).</w:t>
+      </w:r>
+    </w:p>
+    <w:p>
+      <w:pPr>
+        <w:numPr>
+          <w:ilvl w:val="0"/>
+          <w:numId w:val="27"/>
+        </w:numPr>
+        <w:rPr>
+          <w:lang w:val="en-US"/>
+        </w:rPr>
+      </w:pPr>
+      <w:r>
+        <w:rPr>
+          <w:lang w:val="en-US"/>
+        </w:rPr>
+        <w:t xml:space="preserve">Para </w:t>
+      </w:r>
+      <w:proofErr w:type="spellStart"/>
+      <w:r>
+        <w:rPr>
+          <w:lang w:val="en-US"/>
+        </w:rPr>
+        <w:t>aplicar</w:t>
+      </w:r>
+      <w:proofErr w:type="spellEnd"/>
+      <w:r>
+        <w:rPr>
+          <w:lang w:val="en-US"/>
+        </w:rPr>
+        <w:t xml:space="preserve"> </w:t>
+      </w:r>
+      <w:proofErr w:type="spellStart"/>
+      <w:r>
+        <w:rPr>
+          <w:lang w:val="en-US"/>
+        </w:rPr>
+        <w:t>los</w:t>
+      </w:r>
+      <w:proofErr w:type="spellEnd"/>
+      <w:r>
+        <w:rPr>
+          <w:lang w:val="en-US"/>
+        </w:rPr>
+        <w:t xml:space="preserve"> </w:t>
+      </w:r>
+      <w:proofErr w:type="spellStart"/>
+      <w:r>
+        <w:rPr>
+          <w:lang w:val="en-US"/>
+        </w:rPr>
+        <w:t>cambios</w:t>
+      </w:r>
+      <w:proofErr w:type="spellEnd"/>
+      <w:r>
+        <w:rPr>
+          <w:lang w:val="en-US"/>
+        </w:rPr>
+        <w:t xml:space="preserve"> del </w:t>
+      </w:r>
+      <w:proofErr w:type="spellStart"/>
+      <w:r>
+        <w:rPr>
+          <w:lang w:val="en-US"/>
+        </w:rPr>
+        <w:t>archivo</w:t>
+      </w:r>
+      <w:proofErr w:type="spellEnd"/>
+      <w:r>
+        <w:rPr>
+          <w:lang w:val="en-US"/>
+        </w:rPr>
+        <w:t xml:space="preserve"> sin </w:t>
+      </w:r>
+      <w:proofErr w:type="spellStart"/>
+      <w:r>
+        <w:rPr>
+          <w:lang w:val="en-US"/>
+        </w:rPr>
+        <w:t>reiniciar</w:t>
+      </w:r>
+      <w:proofErr w:type="spellEnd"/>
+      <w:r>
+        <w:rPr>
+          <w:lang w:val="en-US"/>
+        </w:rPr>
+        <w:t xml:space="preserve"> (y </w:t>
+      </w:r>
+      <w:proofErr w:type="spellStart"/>
+      <w:r>
+        <w:rPr>
+          <w:lang w:val="en-US"/>
+        </w:rPr>
+        <w:t>confirmar</w:t>
+      </w:r>
+      <w:proofErr w:type="spellEnd"/>
+      <w:r>
+        <w:rPr>
+          <w:lang w:val="en-US"/>
+        </w:rPr>
+        <w:t xml:space="preserve"> </w:t>
+      </w:r>
+      <w:proofErr w:type="spellStart"/>
+      <w:r>
+        <w:rPr>
+          <w:lang w:val="en-US"/>
+        </w:rPr>
+        <w:t>que</w:t>
+      </w:r>
+      <w:proofErr w:type="spellEnd"/>
+      <w:r>
+        <w:rPr>
+          <w:lang w:val="en-US"/>
+        </w:rPr>
+        <w:t xml:space="preserve"> no hay </w:t>
+      </w:r>
+      <w:proofErr w:type="spellStart"/>
+      <w:r>
+        <w:rPr>
+          <w:lang w:val="en-US"/>
+        </w:rPr>
+        <w:t>errores</w:t>
+      </w:r>
+      <w:proofErr w:type="spellEnd"/>
+      <w:r>
+        <w:rPr>
+          <w:lang w:val="en-US"/>
+        </w:rPr>
+        <w:t xml:space="preserve"> de </w:t>
+      </w:r>
+      <w:proofErr w:type="spellStart"/>
+      <w:r>
+        <w:rPr>
+          <w:lang w:val="en-US"/>
+        </w:rPr>
+        <w:t>escritura</w:t>
+      </w:r>
+      <w:proofErr w:type="spellEnd"/>
+      <w:r>
+        <w:rPr>
+          <w:lang w:val="en-US"/>
+        </w:rPr>
+        <w:t xml:space="preserve">): </w:t>
+      </w:r>
+      <w:proofErr w:type="spellStart"/>
+      <w:r>
+        <w:rPr>
+          <w:lang w:val="en-US"/>
+        </w:rPr>
+        <w:t>sudo</w:t>
+      </w:r>
+      <w:proofErr w:type="spellEnd"/>
+      <w:r>
+        <w:rPr>
+          <w:lang w:val="en-US"/>
+        </w:rPr>
+        <w:t xml:space="preserve"> </w:t>
+      </w:r>
+      <w:proofErr w:type="spellStart"/>
+      <w:r>
+        <w:rPr>
+          <w:lang w:val="en-US"/>
+        </w:rPr>
+        <w:t>sysctl</w:t>
+      </w:r>
+      <w:proofErr w:type="spellEnd"/>
+      <w:r>
+        <w:rPr>
+          <w:lang w:val="en-US"/>
+        </w:rPr>
+        <w:t xml:space="preserve"> -p</w:t>
+      </w:r>
+    </w:p>
+    <w:p/>
+    <w:p/>
+    <w:p/>
+    <w:p/>
+    <w:p>
+      <w:pPr>
+        <w:rPr>
+          <w:b/>
+          <w:bCs/>
+        </w:rPr>
+      </w:pPr>
+      <w:r>
+        <w:rPr>
+          <w:b/>
+          <w:bCs/>
+        </w:rPr>
+        <w:t>Paso 3: Instalar el "Director de Tráfico" (</w:t>
       </w:r>
       <w:proofErr w:type="spellStart"/>
       <w:r>
@@ -4232,28 +4925,28 @@
           <w:b/>
           <w:bCs/>
         </w:rPr>
+        <w:t xml:space="preserve">Paso 4: Identificar el Grupo </w:t>
+      </w:r>
+      <w:proofErr w:type="spellStart"/>
+      <w:r>
+        <w:rPr>
+          <w:b/>
+          <w:bCs/>
+        </w:rPr>
+        <w:t>Multicast</w:t>
+      </w:r>
+      <w:proofErr w:type="spellEnd"/>
+      <w:r>
+        <w:rPr>
+          <w:b/>
+          <w:bCs/>
+        </w:rPr>
+        <w:t xml:space="preserve"> Real (Diagnóstico)</w:t>
+      </w:r>
+    </w:p>
+    <w:p>
+      <w:r>
         <w:lastRenderedPageBreak/>
-        <w:t xml:space="preserve">Paso 4: Identificar el Grupo </w:t>
-      </w:r>
-      <w:proofErr w:type="spellStart"/>
-      <w:r>
-        <w:rPr>
-          <w:b/>
-          <w:bCs/>
-        </w:rPr>
-        <w:t>Multicast</w:t>
-      </w:r>
-      <w:proofErr w:type="spellEnd"/>
-      <w:r>
-        <w:rPr>
-          <w:b/>
-          <w:bCs/>
-        </w:rPr>
-        <w:t xml:space="preserve"> Real (Diagnóstico)</w:t>
-      </w:r>
-    </w:p>
-    <w:p>
-      <w:r>
         <w:t xml:space="preserve">Aquí es donde usamos </w:t>
       </w:r>
       <w:proofErr w:type="spellStart"/>
@@ -4326,6 +5019,9 @@
     </w:p>
     <w:p>
       <w:r>
+        <w:rPr>
+          <w:noProof/>
+        </w:rPr>
         <w:drawing>
           <wp:inline distT="0" distB="0" distL="0" distR="0" wp14:anchorId="7DC9753E" wp14:editId="1EB71FBA">
             <wp:extent cx="5943600" cy="2582545"/>
@@ -4454,10 +5150,7 @@
         <w:t>Por qué:</w:t>
       </w:r>
       <w:r>
-        <w:t xml:space="preserve"> Este comando es el que físicamente "clona" el paquete que entra por la red del servidor y lo envía a las tres redes de los laboratorios.</w:t>
-      </w:r>
-      <w:r>
-        <w:t xml:space="preserve"> En cuanto pones este comando ya funcionará el proceso de despliegue </w:t>
+        <w:t xml:space="preserve"> Este comando es el que físicamente "clona" el paquete que entra por la red del servidor y lo envía a las tres redes de los laboratorios. En cuanto pones este comando ya funcionará el proceso de despliegue </w:t>
       </w:r>
       <w:proofErr w:type="spellStart"/>
       <w:r>
@@ -4473,7 +5166,233 @@
         <w:rPr>
           <w:b/>
           <w:bCs/>
+        </w:rPr>
+      </w:pPr>
+      <w:r>
+        <w:rPr>
+          <w:b/>
+          <w:bCs/>
+        </w:rPr>
+        <w:t>Cómo hacerlo permanente (El método correcto)</w:t>
+      </w:r>
+    </w:p>
+    <w:p>
+      <w:r>
+        <w:t xml:space="preserve">Para que la ruta de </w:t>
+      </w:r>
+      <w:proofErr w:type="spellStart"/>
+      <w:r>
+        <w:t>multicast</w:t>
+      </w:r>
+      <w:proofErr w:type="spellEnd"/>
+      <w:r>
+        <w:t xml:space="preserve"> persista, debes editar el archivo de configuración del demonio, que generalmente se encuentra en: /</w:t>
+      </w:r>
+      <w:proofErr w:type="spellStart"/>
+      <w:r>
+        <w:t>etc</w:t>
+      </w:r>
+      <w:proofErr w:type="spellEnd"/>
+      <w:r>
+        <w:t>/</w:t>
+      </w:r>
+      <w:proofErr w:type="spellStart"/>
+      <w:r>
+        <w:t>smcroute.conf</w:t>
+      </w:r>
+      <w:proofErr w:type="spellEnd"/>
+      <w:r>
+        <w:t xml:space="preserve"> (o a veces /</w:t>
+      </w:r>
+      <w:proofErr w:type="spellStart"/>
+      <w:r>
+        <w:t>etc</w:t>
+      </w:r>
+      <w:proofErr w:type="spellEnd"/>
+      <w:r>
+        <w:t>/</w:t>
+      </w:r>
+      <w:proofErr w:type="spellStart"/>
+      <w:r>
+        <w:t>smcroute</w:t>
+      </w:r>
+      <w:proofErr w:type="spellEnd"/>
+      <w:r>
+        <w:t>/</w:t>
+      </w:r>
+      <w:proofErr w:type="spellStart"/>
+      <w:r>
+        <w:t>smcroute.conf</w:t>
+      </w:r>
+      <w:proofErr w:type="spellEnd"/>
+      <w:r>
+        <w:t>).</w:t>
+      </w:r>
+    </w:p>
+    <w:p>
+      <w:pPr>
+        <w:numPr>
+          <w:ilvl w:val="0"/>
+          <w:numId w:val="25"/>
+        </w:numPr>
+      </w:pPr>
+      <w:r>
+        <w:t>Abre el archivo con privilegios: sudo nano /</w:t>
+      </w:r>
+      <w:proofErr w:type="spellStart"/>
+      <w:r>
+        <w:t>etc</w:t>
+      </w:r>
+      <w:proofErr w:type="spellEnd"/>
+      <w:r>
+        <w:t>/</w:t>
+      </w:r>
+      <w:proofErr w:type="spellStart"/>
+      <w:r>
+        <w:t>smcroute.conf</w:t>
+      </w:r>
+      <w:proofErr w:type="spellEnd"/>
+    </w:p>
+    <w:p>
+      <w:pPr>
+        <w:numPr>
+          <w:ilvl w:val="0"/>
+          <w:numId w:val="25"/>
+        </w:numPr>
+      </w:pPr>
+      <w:r>
+        <w:t>Añade la línea siguiendo la sintaxis del archivo (que es ligeramente distinta al comando de control):</w:t>
+      </w:r>
+    </w:p>
+    <w:p>
+      <w:proofErr w:type="spellStart"/>
+      <w:r>
+        <w:lastRenderedPageBreak/>
+        <w:t>mgroup</w:t>
+      </w:r>
+      <w:proofErr w:type="spellEnd"/>
+      <w:r>
+        <w:t xml:space="preserve"> </w:t>
+      </w:r>
+      <w:proofErr w:type="spellStart"/>
+      <w:r>
+        <w:t>from</w:t>
+      </w:r>
+      <w:proofErr w:type="spellEnd"/>
+      <w:r>
+        <w:t xml:space="preserve"> eth207 </w:t>
+      </w:r>
+      <w:proofErr w:type="spellStart"/>
+      <w:r>
+        <w:t>group</w:t>
+      </w:r>
+      <w:proofErr w:type="spellEnd"/>
+      <w:r>
+        <w:t xml:space="preserve"> 233.254.7.5</w:t>
+      </w:r>
+    </w:p>
+    <w:p>
+      <w:proofErr w:type="spellStart"/>
+      <w:r>
+        <w:t>mroute</w:t>
+      </w:r>
+      <w:proofErr w:type="spellEnd"/>
+      <w:r>
+        <w:t xml:space="preserve"> </w:t>
+      </w:r>
+      <w:proofErr w:type="spellStart"/>
+      <w:r>
+        <w:t>from</w:t>
+      </w:r>
+      <w:proofErr w:type="spellEnd"/>
+      <w:r>
+        <w:t xml:space="preserve"> eth207 </w:t>
+      </w:r>
+      <w:proofErr w:type="spellStart"/>
+      <w:r>
+        <w:t>source</w:t>
+      </w:r>
+      <w:proofErr w:type="spellEnd"/>
+      <w:r>
+        <w:t xml:space="preserve"> 10.2.7.5 </w:t>
+      </w:r>
+      <w:proofErr w:type="spellStart"/>
+      <w:r>
+        <w:t>group</w:t>
+      </w:r>
+      <w:proofErr w:type="spellEnd"/>
+      <w:r>
+        <w:t xml:space="preserve"> 233.254.7.5 </w:t>
+      </w:r>
+      <w:proofErr w:type="spellStart"/>
+      <w:r>
+        <w:t>outbound</w:t>
+      </w:r>
+      <w:proofErr w:type="spellEnd"/>
+      <w:r>
+        <w:t xml:space="preserve"> eth217 eth227 eth237</w:t>
+      </w:r>
+    </w:p>
+    <w:p>
+      <w:pPr>
+        <w:pStyle w:val="Prrafodelista"/>
+        <w:numPr>
+          <w:ilvl w:val="0"/>
+          <w:numId w:val="25"/>
+        </w:numPr>
+      </w:pPr>
+      <w:r>
+        <w:t xml:space="preserve">Guarda los cambios y reinicia el servicio para verificar que todo cargue bien: </w:t>
+      </w:r>
+    </w:p>
+    <w:p>
+      <w:r>
+        <w:t xml:space="preserve">sudo </w:t>
+      </w:r>
+      <w:proofErr w:type="spellStart"/>
+      <w:r>
+        <w:t>systemctl</w:t>
+      </w:r>
+      <w:proofErr w:type="spellEnd"/>
+      <w:r>
+        <w:t xml:space="preserve"> </w:t>
+      </w:r>
+      <w:proofErr w:type="spellStart"/>
+      <w:r>
+        <w:t>restart</w:t>
+      </w:r>
+      <w:proofErr w:type="spellEnd"/>
+      <w:r>
+        <w:t xml:space="preserve"> </w:t>
+      </w:r>
+      <w:proofErr w:type="spellStart"/>
+      <w:r>
+        <w:t>smcroute</w:t>
+      </w:r>
+      <w:proofErr w:type="spellEnd"/>
+    </w:p>
+    <w:p>
+      <w:pPr>
+        <w:rPr>
+          <w:b/>
+          <w:bCs/>
+        </w:rPr>
+      </w:pPr>
+      <w:r>
+        <w:rPr>
+          <w:b/>
+          <w:bCs/>
+        </w:rPr>
+        <w:t>NO FUNCIONA Y NO SE POR QUÉ.</w:t>
+      </w:r>
+    </w:p>
+    <w:p>
+      <w:pPr>
+        <w:rPr>
+          <w:b/>
+          <w:bCs/>
           <w:color w:val="EE0000"/>
+          <w:lang w:val="en-US"/>
         </w:rPr>
       </w:pPr>
       <w:r>
@@ -4481,6 +5400,1645 @@
           <w:b/>
           <w:bCs/>
           <w:color w:val="EE0000"/>
+          <w:lang w:val="en-US"/>
+        </w:rPr>
+        <w:t>SOLUCIÓN</w:t>
+      </w:r>
+    </w:p>
+    <w:p>
+      <w:pPr>
+        <w:rPr>
+          <w:lang w:val="en-US"/>
+        </w:rPr>
+      </w:pPr>
+      <w:r>
+        <w:rPr>
+          <w:lang w:val="en-US"/>
+        </w:rPr>
+        <w:t xml:space="preserve">Dado </w:t>
+      </w:r>
+      <w:proofErr w:type="spellStart"/>
+      <w:r>
+        <w:rPr>
+          <w:lang w:val="en-US"/>
+        </w:rPr>
+        <w:t>que</w:t>
+      </w:r>
+      <w:proofErr w:type="spellEnd"/>
+      <w:r>
+        <w:rPr>
+          <w:lang w:val="en-US"/>
+        </w:rPr>
+        <w:t xml:space="preserve"> </w:t>
+      </w:r>
+      <w:proofErr w:type="spellStart"/>
+      <w:r>
+        <w:rPr>
+          <w:lang w:val="en-US"/>
+        </w:rPr>
+        <w:t>tu</w:t>
+      </w:r>
+      <w:proofErr w:type="spellEnd"/>
+      <w:r>
+        <w:rPr>
+          <w:lang w:val="en-US"/>
+        </w:rPr>
+        <w:t xml:space="preserve"> </w:t>
+      </w:r>
+      <w:proofErr w:type="spellStart"/>
+      <w:r>
+        <w:rPr>
+          <w:lang w:val="en-US"/>
+        </w:rPr>
+        <w:t>archivo</w:t>
+      </w:r>
+      <w:proofErr w:type="spellEnd"/>
+      <w:r>
+        <w:rPr>
+          <w:lang w:val="en-US"/>
+        </w:rPr>
+        <w:t xml:space="preserve"> /</w:t>
+      </w:r>
+      <w:proofErr w:type="spellStart"/>
+      <w:r>
+        <w:rPr>
+          <w:lang w:val="en-US"/>
+        </w:rPr>
+        <w:t>etc</w:t>
+      </w:r>
+      <w:proofErr w:type="spellEnd"/>
+      <w:r>
+        <w:rPr>
+          <w:lang w:val="en-US"/>
+        </w:rPr>
+        <w:t>/</w:t>
+      </w:r>
+      <w:proofErr w:type="spellStart"/>
+      <w:r>
+        <w:rPr>
+          <w:lang w:val="en-US"/>
+        </w:rPr>
+        <w:t>smcroute.conf</w:t>
+      </w:r>
+      <w:proofErr w:type="spellEnd"/>
+      <w:r>
+        <w:rPr>
+          <w:lang w:val="en-US"/>
+        </w:rPr>
+        <w:t xml:space="preserve"> </w:t>
+      </w:r>
+      <w:proofErr w:type="spellStart"/>
+      <w:r>
+        <w:rPr>
+          <w:lang w:val="en-US"/>
+        </w:rPr>
+        <w:t>ya</w:t>
+      </w:r>
+      <w:proofErr w:type="spellEnd"/>
+      <w:r>
+        <w:rPr>
+          <w:lang w:val="en-US"/>
+        </w:rPr>
+        <w:t xml:space="preserve"> es </w:t>
+      </w:r>
+      <w:proofErr w:type="spellStart"/>
+      <w:r>
+        <w:rPr>
+          <w:b/>
+          <w:bCs/>
+          <w:lang w:val="en-US"/>
+        </w:rPr>
+        <w:t>sintácticamente</w:t>
+      </w:r>
+      <w:proofErr w:type="spellEnd"/>
+      <w:r>
+        <w:rPr>
+          <w:b/>
+          <w:bCs/>
+          <w:lang w:val="en-US"/>
+        </w:rPr>
+        <w:t xml:space="preserve"> perfecto</w:t>
+      </w:r>
+      <w:r>
+        <w:rPr>
+          <w:lang w:val="en-US"/>
+        </w:rPr>
+        <w:t xml:space="preserve"> (</w:t>
+      </w:r>
+      <w:proofErr w:type="spellStart"/>
+      <w:r>
+        <w:rPr>
+          <w:lang w:val="en-US"/>
+        </w:rPr>
+        <w:t>el</w:t>
+      </w:r>
+      <w:proofErr w:type="spellEnd"/>
+      <w:r>
+        <w:rPr>
+          <w:lang w:val="en-US"/>
+        </w:rPr>
+        <w:t xml:space="preserve"> log </w:t>
+      </w:r>
+      <w:proofErr w:type="spellStart"/>
+      <w:r>
+        <w:rPr>
+          <w:lang w:val="en-US"/>
+        </w:rPr>
+        <w:t>ya</w:t>
+      </w:r>
+      <w:proofErr w:type="spellEnd"/>
+      <w:r>
+        <w:rPr>
+          <w:lang w:val="en-US"/>
+        </w:rPr>
+        <w:t xml:space="preserve"> no da error) </w:t>
+      </w:r>
+      <w:proofErr w:type="spellStart"/>
+      <w:r>
+        <w:rPr>
+          <w:lang w:val="en-US"/>
+        </w:rPr>
+        <w:t>pero</w:t>
+      </w:r>
+      <w:proofErr w:type="spellEnd"/>
+      <w:r>
+        <w:rPr>
+          <w:lang w:val="en-US"/>
+        </w:rPr>
+        <w:t xml:space="preserve"> </w:t>
+      </w:r>
+      <w:proofErr w:type="spellStart"/>
+      <w:r>
+        <w:rPr>
+          <w:lang w:val="en-US"/>
+        </w:rPr>
+        <w:t>sigue</w:t>
+      </w:r>
+      <w:proofErr w:type="spellEnd"/>
+      <w:r>
+        <w:rPr>
+          <w:lang w:val="en-US"/>
+        </w:rPr>
+        <w:t xml:space="preserve"> sin </w:t>
+      </w:r>
+      <w:proofErr w:type="spellStart"/>
+      <w:r>
+        <w:rPr>
+          <w:lang w:val="en-US"/>
+        </w:rPr>
+        <w:t>activar</w:t>
+      </w:r>
+      <w:proofErr w:type="spellEnd"/>
+      <w:r>
+        <w:rPr>
+          <w:lang w:val="en-US"/>
+        </w:rPr>
+        <w:t xml:space="preserve"> las </w:t>
+      </w:r>
+      <w:proofErr w:type="spellStart"/>
+      <w:r>
+        <w:rPr>
+          <w:lang w:val="en-US"/>
+        </w:rPr>
+        <w:t>salidas</w:t>
+      </w:r>
+      <w:proofErr w:type="spellEnd"/>
+      <w:r>
+        <w:rPr>
+          <w:lang w:val="en-US"/>
+        </w:rPr>
+        <w:t xml:space="preserve">, no </w:t>
+      </w:r>
+      <w:proofErr w:type="spellStart"/>
+      <w:r>
+        <w:rPr>
+          <w:lang w:val="en-US"/>
+        </w:rPr>
+        <w:t>pierdas</w:t>
+      </w:r>
+      <w:proofErr w:type="spellEnd"/>
+      <w:r>
+        <w:rPr>
+          <w:lang w:val="en-US"/>
+        </w:rPr>
+        <w:t xml:space="preserve"> </w:t>
+      </w:r>
+      <w:proofErr w:type="spellStart"/>
+      <w:r>
+        <w:rPr>
+          <w:lang w:val="en-US"/>
+        </w:rPr>
+        <w:t>más</w:t>
+      </w:r>
+      <w:proofErr w:type="spellEnd"/>
+      <w:r>
+        <w:rPr>
+          <w:lang w:val="en-US"/>
+        </w:rPr>
+        <w:t xml:space="preserve"> </w:t>
+      </w:r>
+      <w:proofErr w:type="spellStart"/>
+      <w:r>
+        <w:rPr>
+          <w:lang w:val="en-US"/>
+        </w:rPr>
+        <w:t>tiempo</w:t>
+      </w:r>
+      <w:proofErr w:type="spellEnd"/>
+      <w:r>
+        <w:rPr>
+          <w:lang w:val="en-US"/>
+        </w:rPr>
+        <w:t xml:space="preserve"> </w:t>
+      </w:r>
+      <w:proofErr w:type="spellStart"/>
+      <w:r>
+        <w:rPr>
+          <w:lang w:val="en-US"/>
+        </w:rPr>
+        <w:t>peleando</w:t>
+      </w:r>
+      <w:proofErr w:type="spellEnd"/>
+      <w:r>
+        <w:rPr>
+          <w:lang w:val="en-US"/>
+        </w:rPr>
+        <w:t xml:space="preserve"> con </w:t>
+      </w:r>
+      <w:proofErr w:type="spellStart"/>
+      <w:r>
+        <w:rPr>
+          <w:lang w:val="en-US"/>
+        </w:rPr>
+        <w:t>el</w:t>
+      </w:r>
+      <w:proofErr w:type="spellEnd"/>
+      <w:r>
+        <w:rPr>
+          <w:lang w:val="en-US"/>
+        </w:rPr>
+        <w:t xml:space="preserve"> </w:t>
+      </w:r>
+      <w:proofErr w:type="spellStart"/>
+      <w:r>
+        <w:rPr>
+          <w:lang w:val="en-US"/>
+        </w:rPr>
+        <w:t>demonio</w:t>
+      </w:r>
+      <w:proofErr w:type="spellEnd"/>
+      <w:r>
+        <w:rPr>
+          <w:lang w:val="en-US"/>
+        </w:rPr>
+        <w:t xml:space="preserve">. Vamos a usar </w:t>
+      </w:r>
+      <w:proofErr w:type="spellStart"/>
+      <w:r>
+        <w:rPr>
+          <w:lang w:val="en-US"/>
+        </w:rPr>
+        <w:t>el</w:t>
+      </w:r>
+      <w:proofErr w:type="spellEnd"/>
+      <w:r>
+        <w:rPr>
+          <w:lang w:val="en-US"/>
+        </w:rPr>
+        <w:t xml:space="preserve"> </w:t>
+      </w:r>
+      <w:r>
+        <w:rPr>
+          <w:b/>
+          <w:bCs/>
+          <w:lang w:val="en-US"/>
+        </w:rPr>
+        <w:t>Plan B</w:t>
+      </w:r>
+      <w:r>
+        <w:rPr>
+          <w:lang w:val="en-US"/>
+        </w:rPr>
+        <w:t xml:space="preserve">, </w:t>
+      </w:r>
+      <w:proofErr w:type="spellStart"/>
+      <w:r>
+        <w:rPr>
+          <w:lang w:val="en-US"/>
+        </w:rPr>
+        <w:t>que</w:t>
+      </w:r>
+      <w:proofErr w:type="spellEnd"/>
+      <w:r>
+        <w:rPr>
+          <w:lang w:val="en-US"/>
+        </w:rPr>
+        <w:t xml:space="preserve"> es </w:t>
+      </w:r>
+      <w:proofErr w:type="spellStart"/>
+      <w:r>
+        <w:rPr>
+          <w:lang w:val="en-US"/>
+        </w:rPr>
+        <w:t>infalible</w:t>
+      </w:r>
+      <w:proofErr w:type="spellEnd"/>
+      <w:r>
+        <w:rPr>
+          <w:lang w:val="en-US"/>
+        </w:rPr>
+        <w:t xml:space="preserve"> </w:t>
+      </w:r>
+      <w:proofErr w:type="spellStart"/>
+      <w:r>
+        <w:rPr>
+          <w:lang w:val="en-US"/>
+        </w:rPr>
+        <w:t>porque</w:t>
+      </w:r>
+      <w:proofErr w:type="spellEnd"/>
+      <w:r>
+        <w:rPr>
+          <w:lang w:val="en-US"/>
+        </w:rPr>
+        <w:t xml:space="preserve"> </w:t>
+      </w:r>
+      <w:proofErr w:type="spellStart"/>
+      <w:r>
+        <w:rPr>
+          <w:lang w:val="en-US"/>
+        </w:rPr>
+        <w:t>lanza</w:t>
+      </w:r>
+      <w:proofErr w:type="spellEnd"/>
+      <w:r>
+        <w:rPr>
+          <w:lang w:val="en-US"/>
+        </w:rPr>
+        <w:t xml:space="preserve"> </w:t>
+      </w:r>
+      <w:proofErr w:type="spellStart"/>
+      <w:r>
+        <w:rPr>
+          <w:lang w:val="en-US"/>
+        </w:rPr>
+        <w:t>el</w:t>
+      </w:r>
+      <w:proofErr w:type="spellEnd"/>
+      <w:r>
+        <w:rPr>
+          <w:lang w:val="en-US"/>
+        </w:rPr>
+        <w:t xml:space="preserve"> </w:t>
+      </w:r>
+      <w:proofErr w:type="spellStart"/>
+      <w:r>
+        <w:rPr>
+          <w:lang w:val="en-US"/>
+        </w:rPr>
+        <w:t>comando</w:t>
+      </w:r>
+      <w:proofErr w:type="spellEnd"/>
+      <w:r>
+        <w:rPr>
+          <w:lang w:val="en-US"/>
+        </w:rPr>
+        <w:t xml:space="preserve"> </w:t>
+      </w:r>
+      <w:proofErr w:type="spellStart"/>
+      <w:r>
+        <w:rPr>
+          <w:lang w:val="en-US"/>
+        </w:rPr>
+        <w:t>que</w:t>
+      </w:r>
+      <w:proofErr w:type="spellEnd"/>
+      <w:r>
+        <w:rPr>
+          <w:lang w:val="en-US"/>
+        </w:rPr>
+        <w:t xml:space="preserve"> </w:t>
+      </w:r>
+      <w:proofErr w:type="spellStart"/>
+      <w:r>
+        <w:rPr>
+          <w:lang w:val="en-US"/>
+        </w:rPr>
+        <w:t>ya</w:t>
+      </w:r>
+      <w:proofErr w:type="spellEnd"/>
+      <w:r>
+        <w:rPr>
+          <w:lang w:val="en-US"/>
+        </w:rPr>
+        <w:t xml:space="preserve"> </w:t>
+      </w:r>
+      <w:proofErr w:type="spellStart"/>
+      <w:r>
+        <w:rPr>
+          <w:lang w:val="en-US"/>
+        </w:rPr>
+        <w:t>sabemos</w:t>
+      </w:r>
+      <w:proofErr w:type="spellEnd"/>
+      <w:r>
+        <w:rPr>
+          <w:lang w:val="en-US"/>
+        </w:rPr>
+        <w:t xml:space="preserve"> </w:t>
+      </w:r>
+      <w:proofErr w:type="spellStart"/>
+      <w:r>
+        <w:rPr>
+          <w:lang w:val="en-US"/>
+        </w:rPr>
+        <w:t>que</w:t>
+      </w:r>
+      <w:proofErr w:type="spellEnd"/>
+      <w:r>
+        <w:rPr>
+          <w:lang w:val="en-US"/>
+        </w:rPr>
+        <w:t xml:space="preserve"> </w:t>
+      </w:r>
+      <w:proofErr w:type="spellStart"/>
+      <w:r>
+        <w:rPr>
+          <w:lang w:val="en-US"/>
+        </w:rPr>
+        <w:t>funciona</w:t>
+      </w:r>
+      <w:proofErr w:type="spellEnd"/>
+      <w:r>
+        <w:rPr>
+          <w:lang w:val="en-US"/>
+        </w:rPr>
+        <w:t xml:space="preserve"> </w:t>
+      </w:r>
+      <w:proofErr w:type="spellStart"/>
+      <w:r>
+        <w:rPr>
+          <w:lang w:val="en-US"/>
+        </w:rPr>
+        <w:t>una</w:t>
+      </w:r>
+      <w:proofErr w:type="spellEnd"/>
+      <w:r>
+        <w:rPr>
+          <w:lang w:val="en-US"/>
+        </w:rPr>
+        <w:t xml:space="preserve"> </w:t>
+      </w:r>
+      <w:proofErr w:type="spellStart"/>
+      <w:r>
+        <w:rPr>
+          <w:lang w:val="en-US"/>
+        </w:rPr>
+        <w:t>vez</w:t>
+      </w:r>
+      <w:proofErr w:type="spellEnd"/>
+      <w:r>
+        <w:rPr>
+          <w:lang w:val="en-US"/>
+        </w:rPr>
+        <w:t xml:space="preserve"> </w:t>
+      </w:r>
+      <w:proofErr w:type="spellStart"/>
+      <w:r>
+        <w:rPr>
+          <w:lang w:val="en-US"/>
+        </w:rPr>
+        <w:t>que</w:t>
+      </w:r>
+      <w:proofErr w:type="spellEnd"/>
+      <w:r>
+        <w:rPr>
+          <w:lang w:val="en-US"/>
+        </w:rPr>
+        <w:t xml:space="preserve"> </w:t>
+      </w:r>
+      <w:proofErr w:type="spellStart"/>
+      <w:r>
+        <w:rPr>
+          <w:lang w:val="en-US"/>
+        </w:rPr>
+        <w:t>el</w:t>
+      </w:r>
+      <w:proofErr w:type="spellEnd"/>
+      <w:r>
+        <w:rPr>
+          <w:lang w:val="en-US"/>
+        </w:rPr>
+        <w:t xml:space="preserve"> </w:t>
+      </w:r>
+      <w:proofErr w:type="spellStart"/>
+      <w:r>
+        <w:rPr>
+          <w:lang w:val="en-US"/>
+        </w:rPr>
+        <w:t>sistema</w:t>
+      </w:r>
+      <w:proofErr w:type="spellEnd"/>
+      <w:r>
+        <w:rPr>
+          <w:lang w:val="en-US"/>
+        </w:rPr>
+        <w:t xml:space="preserve"> </w:t>
+      </w:r>
+      <w:proofErr w:type="spellStart"/>
+      <w:r>
+        <w:rPr>
+          <w:lang w:val="en-US"/>
+        </w:rPr>
+        <w:t>está</w:t>
+      </w:r>
+      <w:proofErr w:type="spellEnd"/>
+      <w:r>
+        <w:rPr>
+          <w:lang w:val="en-US"/>
+        </w:rPr>
+        <w:t xml:space="preserve"> </w:t>
+      </w:r>
+      <w:proofErr w:type="spellStart"/>
+      <w:r>
+        <w:rPr>
+          <w:lang w:val="en-US"/>
+        </w:rPr>
+        <w:t>totalmente</w:t>
+      </w:r>
+      <w:proofErr w:type="spellEnd"/>
+      <w:r>
+        <w:rPr>
+          <w:lang w:val="en-US"/>
+        </w:rPr>
+        <w:t xml:space="preserve"> </w:t>
+      </w:r>
+      <w:proofErr w:type="spellStart"/>
+      <w:r>
+        <w:rPr>
+          <w:lang w:val="en-US"/>
+        </w:rPr>
+        <w:t>despierto</w:t>
+      </w:r>
+      <w:proofErr w:type="spellEnd"/>
+      <w:r>
+        <w:rPr>
+          <w:lang w:val="en-US"/>
+        </w:rPr>
+        <w:t>.</w:t>
+      </w:r>
+    </w:p>
+    <w:p>
+      <w:pPr>
+        <w:rPr>
+          <w:b/>
+          <w:bCs/>
+          <w:lang w:val="en-US"/>
+        </w:rPr>
+      </w:pPr>
+      <w:r>
+        <w:rPr>
+          <w:b/>
+          <w:bCs/>
+          <w:lang w:val="en-US"/>
+        </w:rPr>
+        <w:t xml:space="preserve">Paso 1: Crea </w:t>
+      </w:r>
+      <w:proofErr w:type="spellStart"/>
+      <w:r>
+        <w:rPr>
+          <w:b/>
+          <w:bCs/>
+          <w:lang w:val="en-US"/>
+        </w:rPr>
+        <w:t>el</w:t>
+      </w:r>
+      <w:proofErr w:type="spellEnd"/>
+      <w:r>
+        <w:rPr>
+          <w:b/>
+          <w:bCs/>
+          <w:lang w:val="en-US"/>
+        </w:rPr>
+        <w:t xml:space="preserve"> script de "</w:t>
+      </w:r>
+      <w:proofErr w:type="spellStart"/>
+      <w:r>
+        <w:rPr>
+          <w:b/>
+          <w:bCs/>
+          <w:lang w:val="en-US"/>
+        </w:rPr>
+        <w:t>activación</w:t>
+      </w:r>
+      <w:proofErr w:type="spellEnd"/>
+      <w:r>
+        <w:rPr>
+          <w:b/>
+          <w:bCs/>
+          <w:lang w:val="en-US"/>
+        </w:rPr>
+        <w:t>"</w:t>
+      </w:r>
+    </w:p>
+    <w:p>
+      <w:pPr>
+        <w:rPr>
+          <w:lang w:val="en-US"/>
+        </w:rPr>
+      </w:pPr>
+      <w:r>
+        <w:rPr>
+          <w:lang w:val="en-US"/>
+        </w:rPr>
+        <w:t xml:space="preserve">Este script </w:t>
+      </w:r>
+      <w:proofErr w:type="spellStart"/>
+      <w:r>
+        <w:rPr>
+          <w:lang w:val="en-US"/>
+        </w:rPr>
+        <w:t>esperará</w:t>
+      </w:r>
+      <w:proofErr w:type="spellEnd"/>
+      <w:r>
+        <w:rPr>
+          <w:lang w:val="en-US"/>
+        </w:rPr>
+        <w:t xml:space="preserve"> </w:t>
+      </w:r>
+      <w:proofErr w:type="spellStart"/>
+      <w:r>
+        <w:rPr>
+          <w:lang w:val="en-US"/>
+        </w:rPr>
+        <w:t>unos</w:t>
+      </w:r>
+      <w:proofErr w:type="spellEnd"/>
+      <w:r>
+        <w:rPr>
+          <w:lang w:val="en-US"/>
+        </w:rPr>
+        <w:t xml:space="preserve"> </w:t>
+      </w:r>
+      <w:proofErr w:type="spellStart"/>
+      <w:r>
+        <w:rPr>
+          <w:lang w:val="en-US"/>
+        </w:rPr>
+        <w:t>segundos</w:t>
+      </w:r>
+      <w:proofErr w:type="spellEnd"/>
+      <w:r>
+        <w:rPr>
+          <w:lang w:val="en-US"/>
+        </w:rPr>
+        <w:t xml:space="preserve"> y luego </w:t>
+      </w:r>
+      <w:proofErr w:type="spellStart"/>
+      <w:r>
+        <w:rPr>
+          <w:lang w:val="en-US"/>
+        </w:rPr>
+        <w:t>inyectará</w:t>
+      </w:r>
+      <w:proofErr w:type="spellEnd"/>
+      <w:r>
+        <w:rPr>
+          <w:lang w:val="en-US"/>
+        </w:rPr>
+        <w:t xml:space="preserve"> la </w:t>
+      </w:r>
+      <w:proofErr w:type="spellStart"/>
+      <w:r>
+        <w:rPr>
+          <w:lang w:val="en-US"/>
+        </w:rPr>
+        <w:t>ruta</w:t>
+      </w:r>
+      <w:proofErr w:type="spellEnd"/>
+      <w:r>
+        <w:rPr>
+          <w:lang w:val="en-US"/>
+        </w:rPr>
+        <w:t xml:space="preserve"> </w:t>
+      </w:r>
+      <w:proofErr w:type="spellStart"/>
+      <w:r>
+        <w:rPr>
+          <w:lang w:val="en-US"/>
+        </w:rPr>
+        <w:t>directamente</w:t>
+      </w:r>
+      <w:proofErr w:type="spellEnd"/>
+      <w:r>
+        <w:rPr>
+          <w:lang w:val="en-US"/>
+        </w:rPr>
+        <w:t xml:space="preserve"> al kernel.</w:t>
+      </w:r>
+    </w:p>
+    <w:p>
+      <w:pPr>
+        <w:rPr>
+          <w:lang w:val="en-US"/>
+        </w:rPr>
+      </w:pPr>
+      <w:r>
+        <w:rPr>
+          <w:lang w:val="en-US"/>
+        </w:rPr>
+        <w:t>Bash</w:t>
+      </w:r>
+    </w:p>
+    <w:p>
+      <w:pPr>
+        <w:rPr>
+          <w:lang w:val="en-US"/>
+        </w:rPr>
+      </w:pPr>
+      <w:proofErr w:type="spellStart"/>
+      <w:r>
+        <w:rPr>
+          <w:lang w:val="en-US"/>
+        </w:rPr>
+        <w:t>sudo</w:t>
+      </w:r>
+      <w:proofErr w:type="spellEnd"/>
+      <w:r>
+        <w:rPr>
+          <w:lang w:val="en-US"/>
+        </w:rPr>
+        <w:t xml:space="preserve"> nano /usr/local/bin/fix-multicast.sh</w:t>
+      </w:r>
+    </w:p>
+    <w:p>
+      <w:pPr>
+        <w:rPr>
+          <w:lang w:val="en-US"/>
+        </w:rPr>
+      </w:pPr>
+      <w:r>
+        <w:rPr>
+          <w:lang w:val="en-US"/>
+        </w:rPr>
+        <w:t xml:space="preserve">Pega </w:t>
+      </w:r>
+      <w:proofErr w:type="spellStart"/>
+      <w:r>
+        <w:rPr>
+          <w:lang w:val="en-US"/>
+        </w:rPr>
+        <w:t>este</w:t>
+      </w:r>
+      <w:proofErr w:type="spellEnd"/>
+      <w:r>
+        <w:rPr>
+          <w:lang w:val="en-US"/>
+        </w:rPr>
+        <w:t xml:space="preserve"> </w:t>
+      </w:r>
+      <w:proofErr w:type="spellStart"/>
+      <w:r>
+        <w:rPr>
+          <w:lang w:val="en-US"/>
+        </w:rPr>
+        <w:t>contenido</w:t>
+      </w:r>
+      <w:proofErr w:type="spellEnd"/>
+      <w:r>
+        <w:rPr>
+          <w:lang w:val="en-US"/>
+        </w:rPr>
+        <w:t>:</w:t>
+      </w:r>
+    </w:p>
+    <w:p>
+      <w:pPr>
+        <w:rPr>
+          <w:lang w:val="en-US"/>
+        </w:rPr>
+      </w:pPr>
+      <w:r>
+        <w:rPr>
+          <w:lang w:val="en-US"/>
+        </w:rPr>
+        <w:t>Bash</w:t>
+      </w:r>
+    </w:p>
+    <w:p>
+      <w:pPr>
+        <w:rPr>
+          <w:lang w:val="en-US"/>
+        </w:rPr>
+      </w:pPr>
+      <w:r>
+        <w:rPr>
+          <w:lang w:val="en-US"/>
+        </w:rPr>
+        <w:t>#!/bin/bash</w:t>
+      </w:r>
+    </w:p>
+    <w:p>
+      <w:pPr>
+        <w:rPr>
+          <w:lang w:val="en-US"/>
+        </w:rPr>
+      </w:pPr>
+      <w:r>
+        <w:rPr>
+          <w:lang w:val="en-US"/>
+        </w:rPr>
+        <w:t xml:space="preserve"># </w:t>
+      </w:r>
+      <w:proofErr w:type="spellStart"/>
+      <w:r>
+        <w:rPr>
+          <w:lang w:val="en-US"/>
+        </w:rPr>
+        <w:t>Esperamos</w:t>
+      </w:r>
+      <w:proofErr w:type="spellEnd"/>
+      <w:r>
+        <w:rPr>
+          <w:lang w:val="en-US"/>
+        </w:rPr>
+        <w:t xml:space="preserve"> 10 </w:t>
+      </w:r>
+      <w:proofErr w:type="spellStart"/>
+      <w:r>
+        <w:rPr>
+          <w:lang w:val="en-US"/>
+        </w:rPr>
+        <w:t>segundos</w:t>
+      </w:r>
+      <w:proofErr w:type="spellEnd"/>
+      <w:r>
+        <w:rPr>
+          <w:lang w:val="en-US"/>
+        </w:rPr>
+        <w:t xml:space="preserve"> para </w:t>
+      </w:r>
+      <w:proofErr w:type="spellStart"/>
+      <w:r>
+        <w:rPr>
+          <w:lang w:val="en-US"/>
+        </w:rPr>
+        <w:t>que</w:t>
+      </w:r>
+      <w:proofErr w:type="spellEnd"/>
+      <w:r>
+        <w:rPr>
+          <w:lang w:val="en-US"/>
+        </w:rPr>
+        <w:t xml:space="preserve"> </w:t>
+      </w:r>
+      <w:proofErr w:type="spellStart"/>
+      <w:r>
+        <w:rPr>
+          <w:lang w:val="en-US"/>
+        </w:rPr>
+        <w:t>todas</w:t>
+      </w:r>
+      <w:proofErr w:type="spellEnd"/>
+      <w:r>
+        <w:rPr>
+          <w:lang w:val="en-US"/>
+        </w:rPr>
+        <w:t xml:space="preserve"> las interfaces de red </w:t>
+      </w:r>
+      <w:proofErr w:type="spellStart"/>
+      <w:r>
+        <w:rPr>
+          <w:lang w:val="en-US"/>
+        </w:rPr>
+        <w:t>estén</w:t>
+      </w:r>
+      <w:proofErr w:type="spellEnd"/>
+      <w:r>
+        <w:rPr>
+          <w:lang w:val="en-US"/>
+        </w:rPr>
+        <w:t xml:space="preserve"> UP</w:t>
+      </w:r>
+    </w:p>
+    <w:p>
+      <w:pPr>
+        <w:rPr>
+          <w:lang w:val="en-US"/>
+        </w:rPr>
+      </w:pPr>
+      <w:r>
+        <w:rPr>
+          <w:lang w:val="en-US"/>
+        </w:rPr>
+        <w:t>sleep 10</w:t>
+      </w:r>
+    </w:p>
+    <w:p>
+      <w:pPr>
+        <w:rPr>
+          <w:lang w:val="en-US"/>
+        </w:rPr>
+      </w:pPr>
+      <w:r>
+        <w:rPr>
+          <w:lang w:val="en-US"/>
+        </w:rPr>
+        <w:t xml:space="preserve"># </w:t>
+      </w:r>
+      <w:proofErr w:type="spellStart"/>
+      <w:r>
+        <w:rPr>
+          <w:lang w:val="en-US"/>
+        </w:rPr>
+        <w:t>Ejecutamos</w:t>
+      </w:r>
+      <w:proofErr w:type="spellEnd"/>
+      <w:r>
+        <w:rPr>
+          <w:lang w:val="en-US"/>
+        </w:rPr>
+        <w:t xml:space="preserve"> </w:t>
+      </w:r>
+      <w:proofErr w:type="spellStart"/>
+      <w:r>
+        <w:rPr>
+          <w:lang w:val="en-US"/>
+        </w:rPr>
+        <w:t>el</w:t>
+      </w:r>
+      <w:proofErr w:type="spellEnd"/>
+      <w:r>
+        <w:rPr>
+          <w:lang w:val="en-US"/>
+        </w:rPr>
+        <w:t xml:space="preserve"> </w:t>
+      </w:r>
+      <w:proofErr w:type="spellStart"/>
+      <w:r>
+        <w:rPr>
+          <w:lang w:val="en-US"/>
+        </w:rPr>
+        <w:t>comando</w:t>
+      </w:r>
+      <w:proofErr w:type="spellEnd"/>
+      <w:r>
+        <w:rPr>
+          <w:lang w:val="en-US"/>
+        </w:rPr>
+        <w:t xml:space="preserve"> </w:t>
+      </w:r>
+      <w:proofErr w:type="spellStart"/>
+      <w:r>
+        <w:rPr>
+          <w:lang w:val="en-US"/>
+        </w:rPr>
+        <w:t>que</w:t>
+      </w:r>
+      <w:proofErr w:type="spellEnd"/>
+      <w:r>
+        <w:rPr>
+          <w:lang w:val="en-US"/>
+        </w:rPr>
+        <w:t xml:space="preserve"> </w:t>
+      </w:r>
+      <w:proofErr w:type="spellStart"/>
+      <w:r>
+        <w:rPr>
+          <w:lang w:val="en-US"/>
+        </w:rPr>
+        <w:t>sí</w:t>
+      </w:r>
+      <w:proofErr w:type="spellEnd"/>
+      <w:r>
+        <w:rPr>
+          <w:lang w:val="en-US"/>
+        </w:rPr>
+        <w:t xml:space="preserve"> </w:t>
+      </w:r>
+      <w:proofErr w:type="spellStart"/>
+      <w:r>
+        <w:rPr>
+          <w:lang w:val="en-US"/>
+        </w:rPr>
+        <w:t>te</w:t>
+      </w:r>
+      <w:proofErr w:type="spellEnd"/>
+      <w:r>
+        <w:rPr>
+          <w:lang w:val="en-US"/>
+        </w:rPr>
+        <w:t xml:space="preserve"> </w:t>
+      </w:r>
+      <w:proofErr w:type="spellStart"/>
+      <w:r>
+        <w:rPr>
+          <w:lang w:val="en-US"/>
+        </w:rPr>
+        <w:t>funcionó</w:t>
+      </w:r>
+      <w:proofErr w:type="spellEnd"/>
+      <w:r>
+        <w:rPr>
+          <w:lang w:val="en-US"/>
+        </w:rPr>
+        <w:t xml:space="preserve"> </w:t>
+      </w:r>
+      <w:proofErr w:type="spellStart"/>
+      <w:r>
+        <w:rPr>
+          <w:lang w:val="en-US"/>
+        </w:rPr>
+        <w:t>manualmente</w:t>
+      </w:r>
+      <w:proofErr w:type="spellEnd"/>
+    </w:p>
+    <w:p>
+      <w:pPr>
+        <w:rPr>
+          <w:lang w:val="en-US"/>
+        </w:rPr>
+      </w:pPr>
+      <w:r>
+        <w:rPr>
+          <w:lang w:val="en-US"/>
+        </w:rPr>
+        <w:t>/</w:t>
+      </w:r>
+      <w:proofErr w:type="spellStart"/>
+      <w:r>
+        <w:rPr>
+          <w:lang w:val="en-US"/>
+        </w:rPr>
+        <w:t>usr</w:t>
+      </w:r>
+      <w:proofErr w:type="spellEnd"/>
+      <w:r>
+        <w:rPr>
+          <w:lang w:val="en-US"/>
+        </w:rPr>
+        <w:t>/</w:t>
+      </w:r>
+      <w:proofErr w:type="spellStart"/>
+      <w:r>
+        <w:rPr>
+          <w:lang w:val="en-US"/>
+        </w:rPr>
+        <w:t>sbin</w:t>
+      </w:r>
+      <w:proofErr w:type="spellEnd"/>
+      <w:r>
+        <w:rPr>
+          <w:lang w:val="en-US"/>
+        </w:rPr>
+        <w:t>/</w:t>
+      </w:r>
+      <w:proofErr w:type="spellStart"/>
+      <w:r>
+        <w:rPr>
+          <w:lang w:val="en-US"/>
+        </w:rPr>
+        <w:t>smcroutectl</w:t>
+      </w:r>
+      <w:proofErr w:type="spellEnd"/>
+      <w:r>
+        <w:rPr>
+          <w:lang w:val="en-US"/>
+        </w:rPr>
+        <w:t xml:space="preserve"> add eth207 10.2.7.5 233.254.7.5 eth217 eth227 eth237</w:t>
+      </w:r>
+    </w:p>
+    <w:p>
+      <w:pPr>
+        <w:rPr>
+          <w:b/>
+          <w:bCs/>
+          <w:lang w:val="en-US"/>
+        </w:rPr>
+      </w:pPr>
+      <w:r>
+        <w:rPr>
+          <w:b/>
+          <w:bCs/>
+          <w:lang w:val="en-US"/>
+        </w:rPr>
+        <w:t xml:space="preserve">Paso 2: Dale </w:t>
+      </w:r>
+      <w:proofErr w:type="spellStart"/>
+      <w:r>
+        <w:rPr>
+          <w:b/>
+          <w:bCs/>
+          <w:lang w:val="en-US"/>
+        </w:rPr>
+        <w:t>permisos</w:t>
+      </w:r>
+      <w:proofErr w:type="spellEnd"/>
+      <w:r>
+        <w:rPr>
+          <w:b/>
+          <w:bCs/>
+          <w:lang w:val="en-US"/>
+        </w:rPr>
+        <w:t xml:space="preserve"> de </w:t>
+      </w:r>
+      <w:proofErr w:type="spellStart"/>
+      <w:r>
+        <w:rPr>
+          <w:b/>
+          <w:bCs/>
+          <w:lang w:val="en-US"/>
+        </w:rPr>
+        <w:t>ejecución</w:t>
+      </w:r>
+      <w:proofErr w:type="spellEnd"/>
+    </w:p>
+    <w:p>
+      <w:pPr>
+        <w:rPr>
+          <w:lang w:val="en-US"/>
+        </w:rPr>
+      </w:pPr>
+      <w:r>
+        <w:rPr>
+          <w:lang w:val="en-US"/>
+        </w:rPr>
+        <w:t>Bash</w:t>
+      </w:r>
+    </w:p>
+    <w:p>
+      <w:pPr>
+        <w:rPr>
+          <w:lang w:val="en-US"/>
+        </w:rPr>
+      </w:pPr>
+      <w:proofErr w:type="spellStart"/>
+      <w:r>
+        <w:rPr>
+          <w:lang w:val="en-US"/>
+        </w:rPr>
+        <w:t>sudo</w:t>
+      </w:r>
+      <w:proofErr w:type="spellEnd"/>
+      <w:r>
+        <w:rPr>
+          <w:lang w:val="en-US"/>
+        </w:rPr>
+        <w:t xml:space="preserve"> </w:t>
+      </w:r>
+      <w:proofErr w:type="spellStart"/>
+      <w:r>
+        <w:rPr>
+          <w:lang w:val="en-US"/>
+        </w:rPr>
+        <w:t>chmod</w:t>
+      </w:r>
+      <w:proofErr w:type="spellEnd"/>
+      <w:r>
+        <w:rPr>
+          <w:lang w:val="en-US"/>
+        </w:rPr>
+        <w:t xml:space="preserve"> +x /usr/local/bin/fix-multicast.sh</w:t>
+      </w:r>
+    </w:p>
+    <w:p>
+      <w:pPr>
+        <w:rPr>
+          <w:b/>
+          <w:bCs/>
+          <w:lang w:val="en-US"/>
+        </w:rPr>
+      </w:pPr>
+      <w:r>
+        <w:rPr>
+          <w:b/>
+          <w:bCs/>
+          <w:lang w:val="en-US"/>
+        </w:rPr>
+        <w:t xml:space="preserve">Paso 3: </w:t>
+      </w:r>
+      <w:proofErr w:type="spellStart"/>
+      <w:r>
+        <w:rPr>
+          <w:b/>
+          <w:bCs/>
+          <w:lang w:val="en-US"/>
+        </w:rPr>
+        <w:t>Hazlo</w:t>
+      </w:r>
+      <w:proofErr w:type="spellEnd"/>
+      <w:r>
+        <w:rPr>
+          <w:b/>
+          <w:bCs/>
+          <w:lang w:val="en-US"/>
+        </w:rPr>
+        <w:t xml:space="preserve"> </w:t>
+      </w:r>
+      <w:proofErr w:type="spellStart"/>
+      <w:r>
+        <w:rPr>
+          <w:b/>
+          <w:bCs/>
+          <w:lang w:val="en-US"/>
+        </w:rPr>
+        <w:t>permanente</w:t>
+      </w:r>
+      <w:proofErr w:type="spellEnd"/>
+      <w:r>
+        <w:rPr>
+          <w:b/>
+          <w:bCs/>
+          <w:lang w:val="en-US"/>
+        </w:rPr>
+        <w:t xml:space="preserve"> con Crontab</w:t>
+      </w:r>
+    </w:p>
+    <w:p>
+      <w:pPr>
+        <w:rPr>
+          <w:lang w:val="en-US"/>
+        </w:rPr>
+      </w:pPr>
+      <w:proofErr w:type="spellStart"/>
+      <w:r>
+        <w:rPr>
+          <w:lang w:val="en-US"/>
+        </w:rPr>
+        <w:t>Usaremos</w:t>
+      </w:r>
+      <w:proofErr w:type="spellEnd"/>
+      <w:r>
+        <w:rPr>
+          <w:lang w:val="en-US"/>
+        </w:rPr>
+        <w:t xml:space="preserve"> @reboot para </w:t>
+      </w:r>
+      <w:proofErr w:type="spellStart"/>
+      <w:r>
+        <w:rPr>
+          <w:lang w:val="en-US"/>
+        </w:rPr>
+        <w:t>que</w:t>
+      </w:r>
+      <w:proofErr w:type="spellEnd"/>
+      <w:r>
+        <w:rPr>
+          <w:lang w:val="en-US"/>
+        </w:rPr>
+        <w:t xml:space="preserve"> se </w:t>
+      </w:r>
+      <w:proofErr w:type="spellStart"/>
+      <w:r>
+        <w:rPr>
+          <w:lang w:val="en-US"/>
+        </w:rPr>
+        <w:t>ejecute</w:t>
+      </w:r>
+      <w:proofErr w:type="spellEnd"/>
+      <w:r>
+        <w:rPr>
+          <w:lang w:val="en-US"/>
+        </w:rPr>
+        <w:t xml:space="preserve"> solo al </w:t>
+      </w:r>
+      <w:proofErr w:type="spellStart"/>
+      <w:r>
+        <w:rPr>
+          <w:lang w:val="en-US"/>
+        </w:rPr>
+        <w:t>encender</w:t>
+      </w:r>
+      <w:proofErr w:type="spellEnd"/>
+      <w:r>
+        <w:rPr>
+          <w:lang w:val="en-US"/>
+        </w:rPr>
+        <w:t xml:space="preserve"> </w:t>
+      </w:r>
+      <w:proofErr w:type="spellStart"/>
+      <w:r>
+        <w:rPr>
+          <w:lang w:val="en-US"/>
+        </w:rPr>
+        <w:t>el</w:t>
+      </w:r>
+      <w:proofErr w:type="spellEnd"/>
+      <w:r>
+        <w:rPr>
+          <w:lang w:val="en-US"/>
+        </w:rPr>
+        <w:t xml:space="preserve"> </w:t>
+      </w:r>
+      <w:proofErr w:type="spellStart"/>
+      <w:r>
+        <w:rPr>
+          <w:lang w:val="en-US"/>
+        </w:rPr>
+        <w:t>equipo</w:t>
+      </w:r>
+      <w:proofErr w:type="spellEnd"/>
+      <w:r>
+        <w:rPr>
+          <w:lang w:val="en-US"/>
+        </w:rPr>
+        <w:t>.</w:t>
+      </w:r>
+    </w:p>
+    <w:p>
+      <w:pPr>
+        <w:numPr>
+          <w:ilvl w:val="0"/>
+          <w:numId w:val="26"/>
+        </w:numPr>
+        <w:rPr>
+          <w:lang w:val="en-US"/>
+        </w:rPr>
+      </w:pPr>
+      <w:r>
+        <w:rPr>
+          <w:lang w:val="en-US"/>
+        </w:rPr>
+        <w:t xml:space="preserve">Abre </w:t>
+      </w:r>
+      <w:proofErr w:type="spellStart"/>
+      <w:r>
+        <w:rPr>
+          <w:lang w:val="en-US"/>
+        </w:rPr>
+        <w:t>el</w:t>
+      </w:r>
+      <w:proofErr w:type="spellEnd"/>
+      <w:r>
+        <w:rPr>
+          <w:lang w:val="en-US"/>
+        </w:rPr>
+        <w:t xml:space="preserve"> crontab de root: </w:t>
+      </w:r>
+      <w:proofErr w:type="spellStart"/>
+      <w:r>
+        <w:rPr>
+          <w:lang w:val="en-US"/>
+        </w:rPr>
+        <w:t>sudo</w:t>
+      </w:r>
+      <w:proofErr w:type="spellEnd"/>
+      <w:r>
+        <w:rPr>
+          <w:lang w:val="en-US"/>
+        </w:rPr>
+        <w:t xml:space="preserve"> crontab -e</w:t>
+      </w:r>
+    </w:p>
+    <w:p>
+      <w:pPr>
+        <w:numPr>
+          <w:ilvl w:val="0"/>
+          <w:numId w:val="26"/>
+        </w:numPr>
+        <w:rPr>
+          <w:lang w:val="en-US"/>
+        </w:rPr>
+      </w:pPr>
+      <w:r>
+        <w:rPr>
+          <w:lang w:val="en-US"/>
+        </w:rPr>
+        <w:lastRenderedPageBreak/>
+        <w:t xml:space="preserve">Si </w:t>
+      </w:r>
+      <w:proofErr w:type="spellStart"/>
+      <w:r>
+        <w:rPr>
+          <w:lang w:val="en-US"/>
+        </w:rPr>
+        <w:t>te</w:t>
+      </w:r>
+      <w:proofErr w:type="spellEnd"/>
+      <w:r>
+        <w:rPr>
+          <w:lang w:val="en-US"/>
+        </w:rPr>
+        <w:t xml:space="preserve"> </w:t>
+      </w:r>
+      <w:proofErr w:type="spellStart"/>
+      <w:r>
+        <w:rPr>
+          <w:lang w:val="en-US"/>
+        </w:rPr>
+        <w:t>pregunta</w:t>
+      </w:r>
+      <w:proofErr w:type="spellEnd"/>
+      <w:r>
+        <w:rPr>
+          <w:lang w:val="en-US"/>
+        </w:rPr>
+        <w:t xml:space="preserve"> </w:t>
+      </w:r>
+      <w:proofErr w:type="spellStart"/>
+      <w:r>
+        <w:rPr>
+          <w:lang w:val="en-US"/>
+        </w:rPr>
+        <w:t>qué</w:t>
+      </w:r>
+      <w:proofErr w:type="spellEnd"/>
+      <w:r>
+        <w:rPr>
+          <w:lang w:val="en-US"/>
+        </w:rPr>
+        <w:t xml:space="preserve"> editor usar, </w:t>
+      </w:r>
+      <w:proofErr w:type="spellStart"/>
+      <w:r>
+        <w:rPr>
+          <w:lang w:val="en-US"/>
+        </w:rPr>
+        <w:t>elige</w:t>
+      </w:r>
+      <w:proofErr w:type="spellEnd"/>
+      <w:r>
+        <w:rPr>
+          <w:lang w:val="en-US"/>
+        </w:rPr>
+        <w:t xml:space="preserve"> 1 (nano).</w:t>
+      </w:r>
+    </w:p>
+    <w:p>
+      <w:pPr>
+        <w:numPr>
+          <w:ilvl w:val="0"/>
+          <w:numId w:val="26"/>
+        </w:numPr>
+        <w:rPr>
+          <w:lang w:val="en-US"/>
+        </w:rPr>
+      </w:pPr>
+      <w:r>
+        <w:rPr>
+          <w:lang w:val="en-US"/>
+        </w:rPr>
+        <w:t xml:space="preserve">Ve al final del </w:t>
+      </w:r>
+      <w:proofErr w:type="spellStart"/>
+      <w:r>
+        <w:rPr>
+          <w:lang w:val="en-US"/>
+        </w:rPr>
+        <w:t>archivo</w:t>
+      </w:r>
+      <w:proofErr w:type="spellEnd"/>
+      <w:r>
+        <w:rPr>
+          <w:lang w:val="en-US"/>
+        </w:rPr>
+        <w:t xml:space="preserve"> y </w:t>
+      </w:r>
+      <w:proofErr w:type="spellStart"/>
+      <w:r>
+        <w:rPr>
+          <w:lang w:val="en-US"/>
+        </w:rPr>
+        <w:t>añade</w:t>
+      </w:r>
+      <w:proofErr w:type="spellEnd"/>
+      <w:r>
+        <w:rPr>
+          <w:lang w:val="en-US"/>
+        </w:rPr>
+        <w:t xml:space="preserve"> </w:t>
+      </w:r>
+      <w:proofErr w:type="spellStart"/>
+      <w:r>
+        <w:rPr>
+          <w:lang w:val="en-US"/>
+        </w:rPr>
+        <w:t>esta</w:t>
+      </w:r>
+      <w:proofErr w:type="spellEnd"/>
+      <w:r>
+        <w:rPr>
+          <w:lang w:val="en-US"/>
+        </w:rPr>
+        <w:t xml:space="preserve"> </w:t>
+      </w:r>
+      <w:proofErr w:type="spellStart"/>
+      <w:r>
+        <w:rPr>
+          <w:lang w:val="en-US"/>
+        </w:rPr>
+        <w:t>línea</w:t>
+      </w:r>
+      <w:proofErr w:type="spellEnd"/>
+      <w:r>
+        <w:rPr>
+          <w:lang w:val="en-US"/>
+        </w:rPr>
+        <w:t>:</w:t>
+      </w:r>
+    </w:p>
+    <w:p>
+      <w:pPr>
+        <w:rPr>
+          <w:lang w:val="en-US"/>
+        </w:rPr>
+      </w:pPr>
+      <w:r>
+        <w:rPr>
+          <w:lang w:val="en-US"/>
+        </w:rPr>
+        <w:t>Plaintext</w:t>
+      </w:r>
+    </w:p>
+    <w:p>
+      <w:pPr>
+        <w:rPr>
+          <w:lang w:val="en-US"/>
+        </w:rPr>
+      </w:pPr>
+      <w:r>
+        <w:rPr>
+          <w:lang w:val="en-US"/>
+        </w:rPr>
+        <w:t>@reboot /usr/local/bin/fix-multicast.sh</w:t>
+      </w:r>
+    </w:p>
+    <w:p>
+      <w:pPr>
+        <w:numPr>
+          <w:ilvl w:val="0"/>
+          <w:numId w:val="26"/>
+        </w:numPr>
+        <w:rPr>
+          <w:lang w:val="en-US"/>
+        </w:rPr>
+      </w:pPr>
+      <w:r>
+        <w:rPr>
+          <w:lang w:val="en-US"/>
+        </w:rPr>
+        <w:t xml:space="preserve">Guarda y </w:t>
+      </w:r>
+      <w:proofErr w:type="spellStart"/>
+      <w:r>
+        <w:rPr>
+          <w:lang w:val="en-US"/>
+        </w:rPr>
+        <w:t>sal</w:t>
+      </w:r>
+      <w:proofErr w:type="spellEnd"/>
+      <w:r>
+        <w:rPr>
+          <w:lang w:val="en-US"/>
+        </w:rPr>
+        <w:t xml:space="preserve"> (</w:t>
+      </w:r>
+      <w:proofErr w:type="spellStart"/>
+      <w:r>
+        <w:rPr>
+          <w:lang w:val="en-US"/>
+        </w:rPr>
+        <w:t>Ctrl+O</w:t>
+      </w:r>
+      <w:proofErr w:type="spellEnd"/>
+      <w:r>
+        <w:rPr>
+          <w:lang w:val="en-US"/>
+        </w:rPr>
+        <w:t xml:space="preserve">, Enter, </w:t>
+      </w:r>
+      <w:proofErr w:type="spellStart"/>
+      <w:r>
+        <w:rPr>
+          <w:lang w:val="en-US"/>
+        </w:rPr>
+        <w:t>Ctrl+X</w:t>
+      </w:r>
+      <w:proofErr w:type="spellEnd"/>
+      <w:r>
+        <w:rPr>
+          <w:lang w:val="en-US"/>
+        </w:rPr>
+        <w:t>).</w:t>
+      </w:r>
+    </w:p>
+    <w:p/>
+    <w:p/>
+    <w:p/>
+    <w:p>
+      <w:pPr>
+        <w:rPr>
+          <w:b/>
+          <w:bCs/>
+          <w:color w:val="EE0000"/>
+        </w:rPr>
+      </w:pPr>
+      <w:r>
+        <w:rPr>
+          <w:b/>
+          <w:bCs/>
+          <w:color w:val="EE0000"/>
         </w:rPr>
         <w:t xml:space="preserve">REPASAR ESTO PARA CUANDO PONGA </w:t>
       </w:r>
@@ -4515,27 +7073,12 @@
           <w:b/>
           <w:bCs/>
         </w:rPr>
-        <w:sectPr>
-          <w:pgSz w:w="12240" w:h="15840"/>
-          <w:pgMar w:top="1440" w:right="1440" w:bottom="1440" w:left="1440" w:header="708" w:footer="708" w:gutter="0"/>
-          <w:cols w:space="708"/>
-          <w:docGrid w:linePitch="360"/>
-        </w:sectPr>
-      </w:pPr>
-    </w:p>
-    <w:p>
-      <w:pPr>
-        <w:rPr>
-          <w:b/>
-          <w:bCs/>
-        </w:rPr>
-      </w:pPr>
-      <w:r>
-        <w:rPr>
-          <w:b/>
-          <w:bCs/>
-        </w:rPr>
-        <w:lastRenderedPageBreak/>
+      </w:pPr>
+      <w:r>
+        <w:rPr>
+          <w:b/>
+          <w:bCs/>
+        </w:rPr>
         <w:t>Paso 6: El Truco del TTL (La pieza final)</w:t>
       </w:r>
     </w:p>
@@ -4688,15 +7231,7 @@
       </w:r>
       <w:proofErr w:type="spellEnd"/>
       <w:r>
-        <w:t xml:space="preserve"> </w:t>
-      </w:r>
-      <w:proofErr w:type="gramStart"/>
-      <w:r>
-        <w:t>show</w:t>
-      </w:r>
-      <w:proofErr w:type="gramEnd"/>
-      <w:r>
-        <w:t xml:space="preserve"> </w:t>
+        <w:t xml:space="preserve"> show </w:t>
       </w:r>
       <w:r>
         <w:rPr>
@@ -4708,6 +7243,9 @@
     </w:p>
     <w:p>
       <w:r>
+        <w:rPr>
+          <w:noProof/>
+        </w:rPr>
         <w:drawing>
           <wp:inline distT="0" distB="0" distL="0" distR="0" wp14:anchorId="000E70BC" wp14:editId="3B247495">
             <wp:extent cx="5943600" cy="421640"/>
@@ -4817,76 +7355,129 @@
           <w:bCs/>
           <w:color w:val="EE0000"/>
         </w:rPr>
-        <w:t xml:space="preserve">NOTA: </w:t>
-      </w:r>
+        <w:t xml:space="preserve">NOTA: Check </w:t>
+      </w:r>
+      <w:proofErr w:type="spellStart"/>
       <w:r>
         <w:rPr>
           <w:b/>
           <w:bCs/>
           <w:color w:val="EE0000"/>
         </w:rPr>
-        <w:t xml:space="preserve">Check </w:t>
-      </w:r>
-      <w:proofErr w:type="spellStart"/>
+        <w:t>your</w:t>
+      </w:r>
+      <w:proofErr w:type="spellEnd"/>
       <w:r>
         <w:rPr>
           <w:b/>
           <w:bCs/>
           <w:color w:val="EE0000"/>
         </w:rPr>
-        <w:t>your</w:t>
-      </w:r>
-      <w:proofErr w:type="spellEnd"/>
+        <w:t xml:space="preserve"> interface status: </w:t>
+      </w:r>
+      <w:proofErr w:type="spellStart"/>
       <w:r>
         <w:rPr>
           <w:b/>
           <w:bCs/>
           <w:color w:val="EE0000"/>
         </w:rPr>
+        <w:t>ip</w:t>
+      </w:r>
+      <w:proofErr w:type="spellEnd"/>
+      <w:r>
+        <w:rPr>
+          <w:b/>
+          <w:bCs/>
+          <w:color w:val="EE0000"/>
+        </w:rPr>
+        <w:t xml:space="preserve"> link show</w:t>
+      </w:r>
+    </w:p>
+    <w:p>
+      <w:pPr>
+        <w:rPr>
+          <w:b/>
+          <w:bCs/>
+        </w:rPr>
+      </w:pPr>
+      <w:proofErr w:type="spellStart"/>
+      <w:r>
+        <w:lastRenderedPageBreak/>
+        <w:t>If</w:t>
+      </w:r>
+      <w:proofErr w:type="spellEnd"/>
+      <w:r>
         <w:t xml:space="preserve"> </w:t>
       </w:r>
-      <w:proofErr w:type="gramStart"/>
-      <w:r>
-        <w:rPr>
-          <w:b/>
-          <w:bCs/>
-          <w:color w:val="EE0000"/>
-        </w:rPr>
-        <w:t>interface</w:t>
-      </w:r>
-      <w:proofErr w:type="gramEnd"/>
-      <w:r>
-        <w:rPr>
-          <w:b/>
-          <w:bCs/>
-          <w:color w:val="EE0000"/>
-        </w:rPr>
+      <w:proofErr w:type="spellStart"/>
+      <w:r>
+        <w:t>you</w:t>
+      </w:r>
+      <w:proofErr w:type="spellEnd"/>
+      <w:r>
         <w:t xml:space="preserve"> </w:t>
       </w:r>
-      <w:proofErr w:type="gramStart"/>
-      <w:r>
-        <w:rPr>
-          <w:b/>
-          <w:bCs/>
-          <w:color w:val="EE0000"/>
-        </w:rPr>
-        <w:t>status</w:t>
-      </w:r>
-      <w:proofErr w:type="gramEnd"/>
-      <w:r>
-        <w:rPr>
-          <w:b/>
-          <w:bCs/>
-          <w:color w:val="EE0000"/>
-        </w:rPr>
+      <w:proofErr w:type="spellStart"/>
+      <w:r>
+        <w:t>don't</w:t>
+      </w:r>
+      <w:proofErr w:type="spellEnd"/>
+      <w:r>
+        <w:t xml:space="preserve"> </w:t>
+      </w:r>
+      <w:proofErr w:type="spellStart"/>
+      <w:r>
+        <w:t>see</w:t>
+      </w:r>
+      <w:proofErr w:type="spellEnd"/>
+      <w:r>
+        <w:t xml:space="preserve"> MULTICAST in </w:t>
+      </w:r>
+      <w:proofErr w:type="spellStart"/>
+      <w:r>
+        <w:t>the</w:t>
+      </w:r>
+      <w:proofErr w:type="spellEnd"/>
+      <w:r>
+        <w:t xml:space="preserve"> </w:t>
+      </w:r>
+      <w:proofErr w:type="spellStart"/>
+      <w:r>
+        <w:t>flags</w:t>
+      </w:r>
+      <w:proofErr w:type="spellEnd"/>
+      <w:r>
+        <w:t xml:space="preserve">, </w:t>
+      </w:r>
+      <w:proofErr w:type="spellStart"/>
+      <w:r>
+        <w:t>enable</w:t>
+      </w:r>
+      <w:proofErr w:type="spellEnd"/>
+      <w:r>
+        <w:t xml:space="preserve"> </w:t>
+      </w:r>
+      <w:proofErr w:type="spellStart"/>
+      <w:r>
+        <w:t>it</w:t>
+      </w:r>
+      <w:proofErr w:type="spellEnd"/>
+      <w:r>
         <w:t xml:space="preserve">: </w:t>
       </w:r>
-      <w:proofErr w:type="spellStart"/>
-      <w:r>
-        <w:rPr>
-          <w:b/>
-          <w:bCs/>
-          <w:color w:val="EE0000"/>
+      <w:r>
+        <w:rPr>
+          <w:b/>
+          <w:bCs/>
+        </w:rPr>
+        <w:t xml:space="preserve">sudo </w:t>
+      </w:r>
+      <w:proofErr w:type="spellStart"/>
+      <w:r>
+        <w:rPr>
+          <w:b/>
+          <w:bCs/>
         </w:rPr>
         <w:t>ip</w:t>
       </w:r>
@@ -4895,148 +7486,8 @@
         <w:rPr>
           <w:b/>
           <w:bCs/>
-          <w:color w:val="EE0000"/>
-        </w:rPr>
-        <w:t xml:space="preserve"> </w:t>
-      </w:r>
-      <w:proofErr w:type="gramStart"/>
-      <w:r>
-        <w:rPr>
-          <w:b/>
-          <w:bCs/>
-          <w:color w:val="EE0000"/>
-        </w:rPr>
-        <w:t>link</w:t>
-      </w:r>
-      <w:proofErr w:type="gramEnd"/>
-      <w:r>
-        <w:rPr>
-          <w:b/>
-          <w:bCs/>
-          <w:color w:val="EE0000"/>
-        </w:rPr>
-        <w:t xml:space="preserve"> </w:t>
-      </w:r>
-      <w:proofErr w:type="gramStart"/>
-      <w:r>
-        <w:rPr>
-          <w:b/>
-          <w:bCs/>
-          <w:color w:val="EE0000"/>
-        </w:rPr>
-        <w:t>show</w:t>
-      </w:r>
-      <w:proofErr w:type="gramEnd"/>
-    </w:p>
-    <w:p>
-      <w:pPr>
-        <w:rPr>
-          <w:b/>
-          <w:bCs/>
-        </w:rPr>
-      </w:pPr>
-      <w:proofErr w:type="spellStart"/>
-      <w:r>
-        <w:t>If</w:t>
-      </w:r>
-      <w:proofErr w:type="spellEnd"/>
-      <w:r>
-        <w:t xml:space="preserve"> </w:t>
-      </w:r>
-      <w:proofErr w:type="spellStart"/>
-      <w:r>
-        <w:t>you</w:t>
-      </w:r>
-      <w:proofErr w:type="spellEnd"/>
-      <w:r>
-        <w:t xml:space="preserve"> </w:t>
-      </w:r>
-      <w:proofErr w:type="spellStart"/>
-      <w:r>
-        <w:t>don't</w:t>
-      </w:r>
-      <w:proofErr w:type="spellEnd"/>
-      <w:r>
-        <w:t xml:space="preserve"> </w:t>
-      </w:r>
-      <w:proofErr w:type="spellStart"/>
-      <w:r>
-        <w:t>see</w:t>
-      </w:r>
-      <w:proofErr w:type="spellEnd"/>
-      <w:r>
-        <w:t xml:space="preserve"> MULTICAST in </w:t>
-      </w:r>
-      <w:proofErr w:type="spellStart"/>
-      <w:r>
-        <w:t>the</w:t>
-      </w:r>
-      <w:proofErr w:type="spellEnd"/>
-      <w:r>
-        <w:t xml:space="preserve"> </w:t>
-      </w:r>
-      <w:proofErr w:type="spellStart"/>
-      <w:r>
-        <w:t>flags</w:t>
-      </w:r>
-      <w:proofErr w:type="spellEnd"/>
-      <w:r>
-        <w:t xml:space="preserve">, </w:t>
-      </w:r>
-      <w:proofErr w:type="spellStart"/>
-      <w:r>
-        <w:t>enable</w:t>
-      </w:r>
-      <w:proofErr w:type="spellEnd"/>
-      <w:r>
-        <w:t xml:space="preserve"> </w:t>
-      </w:r>
-      <w:proofErr w:type="spellStart"/>
-      <w:r>
-        <w:t>it</w:t>
-      </w:r>
-      <w:proofErr w:type="spellEnd"/>
-      <w:r>
-        <w:t xml:space="preserve">: </w:t>
-      </w:r>
-      <w:r>
-        <w:rPr>
-          <w:b/>
-          <w:bCs/>
-        </w:rPr>
-        <w:t xml:space="preserve">sudo </w:t>
-      </w:r>
-      <w:proofErr w:type="spellStart"/>
-      <w:r>
-        <w:rPr>
-          <w:b/>
-          <w:bCs/>
-        </w:rPr>
-        <w:t>ip</w:t>
-      </w:r>
-      <w:proofErr w:type="spellEnd"/>
-      <w:r>
-        <w:rPr>
-          <w:b/>
-          <w:bCs/>
-        </w:rPr>
-        <w:t xml:space="preserve"> </w:t>
-      </w:r>
-      <w:proofErr w:type="gramStart"/>
-      <w:r>
-        <w:rPr>
-          <w:b/>
-          <w:bCs/>
-        </w:rPr>
-        <w:t>link</w:t>
-      </w:r>
-      <w:proofErr w:type="gramEnd"/>
-      <w:r>
-        <w:rPr>
-          <w:b/>
-          <w:bCs/>
-        </w:rPr>
-        <w:t xml:space="preserve"> set </w:t>
+        </w:rPr>
+        <w:t xml:space="preserve"> link set </w:t>
       </w:r>
       <w:proofErr w:type="spellStart"/>
       <w:r>
@@ -5055,21 +7506,12 @@
         <w:t xml:space="preserve"> &lt;</w:t>
       </w:r>
       <w:proofErr w:type="spellStart"/>
-      <w:proofErr w:type="gramStart"/>
-      <w:r>
-        <w:rPr>
-          <w:b/>
-          <w:bCs/>
-        </w:rPr>
-        <w:t>interface</w:t>
-      </w:r>
-      <w:proofErr w:type="gramEnd"/>
-      <w:r>
-        <w:rPr>
-          <w:b/>
-          <w:bCs/>
-        </w:rPr>
-        <w:t>_name</w:t>
+      <w:r>
+        <w:rPr>
+          <w:b/>
+          <w:bCs/>
+        </w:rPr>
+        <w:t>interface_name</w:t>
       </w:r>
       <w:proofErr w:type="spellEnd"/>
       <w:r>
@@ -5464,23 +7906,7 @@
       </w:r>
       <w:proofErr w:type="spellEnd"/>
       <w:r>
-        <w:t xml:space="preserve"> &lt;</w:t>
-      </w:r>
-      <w:proofErr w:type="gramStart"/>
-      <w:r>
-        <w:t>...,MULTICAST</w:t>
-      </w:r>
-      <w:proofErr w:type="gramEnd"/>
-      <w:r>
-        <w:t>,</w:t>
-      </w:r>
-      <w:proofErr w:type="gramStart"/>
-      <w:r>
-        <w:t>UP,...</w:t>
-      </w:r>
-      <w:proofErr w:type="gramEnd"/>
-      <w:r>
-        <w:t xml:space="preserve">&gt;. La ruta estática asegura que el </w:t>
+        <w:t xml:space="preserve"> &lt;...,MULTICAST,UP,...&gt;. La ruta estática asegura que el </w:t>
       </w:r>
       <w:proofErr w:type="spellStart"/>
       <w:r>
@@ -5739,6 +8165,9 @@
     </w:p>
     <w:p>
       <w:r>
+        <w:rPr>
+          <w:noProof/>
+        </w:rPr>
         <w:drawing>
           <wp:inline distT="0" distB="0" distL="0" distR="0" wp14:anchorId="0DD6A796" wp14:editId="02F2FFCC">
             <wp:extent cx="5943600" cy="1720215"/>
@@ -5778,6 +8207,9 @@
     </w:p>
     <w:p>
       <w:r>
+        <w:rPr>
+          <w:noProof/>
+        </w:rPr>
         <w:drawing>
           <wp:inline distT="0" distB="0" distL="0" distR="0" wp14:anchorId="3C9ABD73" wp14:editId="1762C85C">
             <wp:extent cx="5734850" cy="1781424"/>
@@ -5817,6 +8249,9 @@
     </w:p>
     <w:p>
       <w:r>
+        <w:rPr>
+          <w:noProof/>
+        </w:rPr>
         <w:drawing>
           <wp:inline distT="0" distB="0" distL="0" distR="0" wp14:anchorId="1289B096" wp14:editId="47481BF2">
             <wp:extent cx="5725324" cy="1838582"/>
@@ -5864,6 +8299,9 @@
         </w:sectPr>
       </w:pPr>
       <w:r>
+        <w:rPr>
+          <w:noProof/>
+        </w:rPr>
         <w:drawing>
           <wp:inline distT="0" distB="0" distL="0" distR="0" wp14:anchorId="6CC60447" wp14:editId="039F0CD6">
             <wp:extent cx="5706271" cy="1752845"/>
@@ -5914,6 +8352,9 @@
     </w:p>
     <w:p>
       <w:r>
+        <w:rPr>
+          <w:noProof/>
+        </w:rPr>
         <w:drawing>
           <wp:inline distT="0" distB="0" distL="0" distR="0" wp14:anchorId="1FFFCCB3" wp14:editId="7025FDAD">
             <wp:extent cx="5943600" cy="1798955"/>
@@ -5953,6 +8394,9 @@
     </w:p>
     <w:p>
       <w:r>
+        <w:rPr>
+          <w:noProof/>
+        </w:rPr>
         <w:drawing>
           <wp:inline distT="0" distB="0" distL="0" distR="0" wp14:anchorId="036CB6BC" wp14:editId="727C4044">
             <wp:extent cx="5943600" cy="3333750"/>
@@ -6000,6 +8444,9 @@
         </w:sectPr>
       </w:pPr>
       <w:r>
+        <w:rPr>
+          <w:noProof/>
+        </w:rPr>
         <w:lastRenderedPageBreak/>
         <w:drawing>
           <wp:inline distT="0" distB="0" distL="0" distR="0" wp14:anchorId="6A19CC66" wp14:editId="7AC366DD">
@@ -6131,6 +8578,9 @@
     </w:p>
     <w:p>
       <w:r>
+        <w:rPr>
+          <w:noProof/>
+        </w:rPr>
         <w:drawing>
           <wp:inline distT="0" distB="0" distL="0" distR="0" wp14:anchorId="2C3B165F" wp14:editId="40399CDE">
             <wp:extent cx="5943600" cy="3768090"/>
@@ -6181,12 +8631,10 @@
         <w:t xml:space="preserve"> -R </w:t>
       </w:r>
       <w:proofErr w:type="spellStart"/>
-      <w:proofErr w:type="gramStart"/>
       <w:r>
         <w:t>fogproject:root</w:t>
       </w:r>
       <w:proofErr w:type="spellEnd"/>
-      <w:proofErr w:type="gramEnd"/>
       <w:r>
         <w:t xml:space="preserve"> /</w:t>
       </w:r>
@@ -6234,12 +8682,10 @@
         <w:t xml:space="preserve"> </w:t>
       </w:r>
       <w:proofErr w:type="spellStart"/>
-      <w:proofErr w:type="gramStart"/>
       <w:r>
         <w:t>porque</w:t>
       </w:r>
       <w:proofErr w:type="spellEnd"/>
-      <w:proofErr w:type="gramEnd"/>
       <w:r>
         <w:t>.</w:t>
       </w:r>
@@ -6480,7 +8926,6 @@
       </w:r>
     </w:p>
     <w:p>
-      <w:proofErr w:type="gramStart"/>
       <w:r>
         <w:t xml:space="preserve">  </w:t>
       </w:r>
@@ -6489,23 +8934,7 @@
           <w:b/>
           <w:bCs/>
         </w:rPr>
-        <w:t>Verificar</w:t>
-      </w:r>
-      <w:proofErr w:type="gramEnd"/>
-      <w:r>
-        <w:rPr>
-          <w:b/>
-          <w:bCs/>
-        </w:rPr>
-        <w:t xml:space="preserve"> el </w:t>
-      </w:r>
-      <w:proofErr w:type="gramStart"/>
-      <w:r>
-        <w:rPr>
-          <w:b/>
-          <w:bCs/>
-        </w:rPr>
-        <w:t>archivo .</w:t>
+        <w:t>Verificar el archivo .</w:t>
       </w:r>
       <w:proofErr w:type="spellStart"/>
       <w:r>
@@ -6516,7 +8945,6 @@
         <w:t>mntcheck</w:t>
       </w:r>
       <w:proofErr w:type="spellEnd"/>
-      <w:proofErr w:type="gramEnd"/>
       <w:r>
         <w:rPr>
           <w:b/>
@@ -6547,7 +8975,6 @@
         <w:t>images</w:t>
       </w:r>
       <w:proofErr w:type="spellEnd"/>
-      <w:proofErr w:type="gramStart"/>
       <w:r>
         <w:t>/.</w:t>
       </w:r>
@@ -6556,7 +8983,6 @@
         <w:t>mntcheck</w:t>
       </w:r>
       <w:proofErr w:type="spellEnd"/>
-      <w:proofErr w:type="gramEnd"/>
     </w:p>
     <w:p>
       <w:proofErr w:type="spellStart"/>
@@ -6580,7 +9006,6 @@
         <w:t>dev</w:t>
       </w:r>
       <w:proofErr w:type="spellEnd"/>
-      <w:proofErr w:type="gramStart"/>
       <w:r>
         <w:t>/.</w:t>
       </w:r>
@@ -6589,7 +9014,6 @@
         <w:t>mntcheck</w:t>
       </w:r>
       <w:proofErr w:type="spellEnd"/>
-      <w:proofErr w:type="gramEnd"/>
     </w:p>
     <w:p>
       <w:proofErr w:type="spellStart"/>
@@ -6605,7 +9029,6 @@
         <w:t>images</w:t>
       </w:r>
       <w:proofErr w:type="spellEnd"/>
-      <w:proofErr w:type="gramStart"/>
       <w:r>
         <w:t>/.</w:t>
       </w:r>
@@ -6614,7 +9037,6 @@
         <w:t>mntcheck</w:t>
       </w:r>
       <w:proofErr w:type="spellEnd"/>
-      <w:proofErr w:type="gramEnd"/>
       <w:r>
         <w:t xml:space="preserve"> /</w:t>
       </w:r>
@@ -6631,7 +9053,6 @@
         <w:t>dev</w:t>
       </w:r>
       <w:proofErr w:type="spellEnd"/>
-      <w:proofErr w:type="gramStart"/>
       <w:r>
         <w:t>/.</w:t>
       </w:r>
@@ -6640,7 +9061,6 @@
         <w:t>mntcheck</w:t>
       </w:r>
       <w:proofErr w:type="spellEnd"/>
-      <w:proofErr w:type="gramEnd"/>
     </w:p>
     <w:p>
       <w:pPr>
@@ -6763,7 +9183,7 @@
     <w:p>
       <w:r>
         <w:pict w14:anchorId="289344F5">
-          <v:rect id="_x0000_i1031" style="width:0;height:1.5pt" o:hralign="center" o:hrstd="t" o:hr="t" fillcolor="#a0a0a0" stroked="f"/>
+          <v:rect id="_x0000_i1025" style="width:0;height:1.5pt" o:hralign="center" o:hrstd="t" o:hr="t" fillcolor="#a0a0a0" stroked="f"/>
         </w:pict>
       </w:r>
     </w:p>
@@ -6858,36 +9278,12 @@
           <w:b/>
           <w:bCs/>
         </w:rPr>
-        <w:t>El Problema: El archivo de particiones (d</w:t>
-      </w:r>
-      <w:proofErr w:type="gramStart"/>
-      <w:r>
-        <w:rPr>
-          <w:b/>
-          <w:bCs/>
-        </w:rPr>
-        <w:t>1.partitions</w:t>
-      </w:r>
-      <w:proofErr w:type="gramEnd"/>
-      <w:r>
-        <w:rPr>
-          <w:b/>
-          <w:bCs/>
-        </w:rPr>
-        <w:t>)</w:t>
-      </w:r>
-    </w:p>
-    <w:p>
-      <w:r>
-        <w:t>Cuando FOG despliega una imagen, primero lee el archivo d</w:t>
-      </w:r>
-      <w:proofErr w:type="gramStart"/>
-      <w:r>
-        <w:t>1.partitions</w:t>
-      </w:r>
-      <w:proofErr w:type="gramEnd"/>
-      <w:r>
-        <w:t xml:space="preserve"> para saber qué tamaño debe tener cada partición en el disco de destino. Si ese archivo tiene una discrepancia mínima con el tamaño real de los archivos .</w:t>
+        <w:t>El Problema: El archivo de particiones (d1.partitions)</w:t>
+      </w:r>
+    </w:p>
+    <w:p>
+      <w:r>
+        <w:t>Cuando FOG despliega una imagen, primero lee el archivo d1.partitions para saber qué tamaño debe tener cada partición en el disco de destino. Si ese archivo tiene una discrepancia mínima con el tamaño real de los archivos .</w:t>
       </w:r>
       <w:proofErr w:type="spellStart"/>
       <w:r>
@@ -7064,22 +9460,18 @@
         <w:t xml:space="preserve">: Al pasar los archivos de </w:t>
       </w:r>
       <w:proofErr w:type="spellStart"/>
-      <w:proofErr w:type="gramStart"/>
       <w:r>
         <w:t>fogproject:fogproject</w:t>
       </w:r>
       <w:proofErr w:type="spellEnd"/>
-      <w:proofErr w:type="gramEnd"/>
       <w:r>
         <w:t xml:space="preserve"> a </w:t>
       </w:r>
       <w:proofErr w:type="spellStart"/>
-      <w:proofErr w:type="gramStart"/>
       <w:r>
         <w:t>fogproject:root</w:t>
       </w:r>
       <w:proofErr w:type="spellEnd"/>
-      <w:proofErr w:type="gramEnd"/>
       <w:r>
         <w:t xml:space="preserve"> y darles permisos totales, has eliminado cualquier bloqueo del sistema de archivos. El error No </w:t>
       </w:r>
@@ -7176,48 +9568,60 @@
           <w:bCs/>
           <w:color w:val="EE0000"/>
         </w:rPr>
-        <w:t xml:space="preserve">VIDEO: </w:t>
-      </w:r>
-      <w:r>
-        <w:rPr>
-          <w:b/>
-          <w:bCs/>
-          <w:color w:val="EE0000"/>
-        </w:rPr>
-        <w:t>Multicast-Diferente_Subnet.mp4</w:t>
-      </w:r>
-    </w:p>
-    <w:p>
-      <w:pPr>
-        <w:rPr>
-          <w:b/>
-          <w:bCs/>
-          <w:lang w:val="en-US"/>
-        </w:rPr>
-      </w:pPr>
-      <w:r>
-        <w:rPr>
-          <w:b/>
-          <w:bCs/>
-          <w:lang w:val="en-US"/>
-        </w:rPr>
-        <w:t xml:space="preserve">El </w:t>
-      </w:r>
-      <w:proofErr w:type="spellStart"/>
-      <w:r>
-        <w:rPr>
-          <w:b/>
-          <w:bCs/>
-          <w:lang w:val="en-US"/>
-        </w:rPr>
-        <w:t>parámetro</w:t>
-      </w:r>
-      <w:proofErr w:type="spellEnd"/>
-      <w:r>
-        <w:rPr>
-          <w:b/>
-          <w:bCs/>
-          <w:lang w:val="en-US"/>
+        <w:t>VIDEO: Multicast-Diferente_Subnet.mp4</w:t>
+      </w:r>
+    </w:p>
+    <w:p>
+      <w:pPr>
+        <w:rPr>
+          <w:b/>
+          <w:bCs/>
+        </w:rPr>
+      </w:pPr>
+      <w:r>
+        <w:rPr>
+          <w:b/>
+          <w:bCs/>
+        </w:rPr>
+        <w:t>El parámetro que buscas es: FOG_UDPCAST_MAXWAIT</w:t>
+      </w:r>
+    </w:p>
+    <w:p>
+      <w:r>
+        <w:t xml:space="preserve">Este es el ajuste principal que controla la paciencia del servidor. Se encuentra en: </w:t>
+      </w:r>
+      <w:r>
+        <w:rPr>
+          <w:b/>
+          <w:bCs/>
+        </w:rPr>
+        <w:t xml:space="preserve">FOG </w:t>
+      </w:r>
+      <w:proofErr w:type="spellStart"/>
+      <w:r>
+        <w:rPr>
+          <w:b/>
+          <w:bCs/>
+        </w:rPr>
+        <w:t>Settings</w:t>
+      </w:r>
+      <w:proofErr w:type="spellEnd"/>
+      <w:r>
+        <w:t xml:space="preserve"> -&gt; </w:t>
+      </w:r>
+      <w:proofErr w:type="spellStart"/>
+      <w:r>
+        <w:rPr>
+          <w:b/>
+          <w:bCs/>
+        </w:rPr>
+        <w:t>Multicast</w:t>
+      </w:r>
+      <w:proofErr w:type="spellEnd"/>
+      <w:r>
+        <w:rPr>
+          <w:b/>
+          <w:bCs/>
         </w:rPr>
         <w:t xml:space="preserve"> </w:t>
       </w:r>
@@ -7226,195 +9630,17 @@
         <w:rPr>
           <w:b/>
           <w:bCs/>
-          <w:lang w:val="en-US"/>
-        </w:rPr>
-        <w:t>que</w:t>
-      </w:r>
-      <w:proofErr w:type="spellEnd"/>
-      <w:r>
-        <w:rPr>
-          <w:b/>
-          <w:bCs/>
-          <w:lang w:val="en-US"/>
-        </w:rPr>
-        <w:t xml:space="preserve"> </w:t>
-      </w:r>
-      <w:proofErr w:type="spellStart"/>
-      <w:r>
-        <w:rPr>
-          <w:b/>
-          <w:bCs/>
-          <w:lang w:val="en-US"/>
-        </w:rPr>
-        <w:t>buscas</w:t>
-      </w:r>
-      <w:proofErr w:type="spellEnd"/>
-      <w:r>
-        <w:rPr>
-          <w:b/>
-          <w:bCs/>
-          <w:lang w:val="en-US"/>
-        </w:rPr>
-        <w:t xml:space="preserve"> es: FOG_UDPCAST_MAXWAIT</w:t>
-      </w:r>
-    </w:p>
-    <w:p>
-      <w:pPr>
-        <w:rPr>
-          <w:lang w:val="en-US"/>
-        </w:rPr>
-      </w:pPr>
-      <w:r>
-        <w:rPr>
-          <w:lang w:val="en-US"/>
-        </w:rPr>
-        <w:t xml:space="preserve">Este es </w:t>
-      </w:r>
-      <w:proofErr w:type="spellStart"/>
-      <w:r>
-        <w:rPr>
-          <w:lang w:val="en-US"/>
-        </w:rPr>
-        <w:t>el</w:t>
-      </w:r>
-      <w:proofErr w:type="spellEnd"/>
-      <w:r>
-        <w:rPr>
-          <w:lang w:val="en-US"/>
-        </w:rPr>
-        <w:t xml:space="preserve"> </w:t>
-      </w:r>
-      <w:proofErr w:type="spellStart"/>
-      <w:r>
-        <w:rPr>
-          <w:lang w:val="en-US"/>
-        </w:rPr>
-        <w:t>ajuste</w:t>
-      </w:r>
-      <w:proofErr w:type="spellEnd"/>
-      <w:r>
-        <w:rPr>
-          <w:lang w:val="en-US"/>
-        </w:rPr>
-        <w:t xml:space="preserve"> principal </w:t>
-      </w:r>
-      <w:proofErr w:type="spellStart"/>
-      <w:r>
-        <w:rPr>
-          <w:lang w:val="en-US"/>
-        </w:rPr>
-        <w:t>que</w:t>
-      </w:r>
-      <w:proofErr w:type="spellEnd"/>
-      <w:r>
-        <w:rPr>
-          <w:lang w:val="en-US"/>
-        </w:rPr>
-        <w:t xml:space="preserve"> </w:t>
-      </w:r>
-      <w:proofErr w:type="spellStart"/>
-      <w:r>
-        <w:rPr>
-          <w:lang w:val="en-US"/>
-        </w:rPr>
-        <w:t>controla</w:t>
-      </w:r>
-      <w:proofErr w:type="spellEnd"/>
-      <w:r>
-        <w:rPr>
-          <w:lang w:val="en-US"/>
-        </w:rPr>
-        <w:t xml:space="preserve"> la </w:t>
-      </w:r>
-      <w:proofErr w:type="spellStart"/>
-      <w:r>
-        <w:rPr>
-          <w:lang w:val="en-US"/>
-        </w:rPr>
-        <w:t>paciencia</w:t>
-      </w:r>
-      <w:proofErr w:type="spellEnd"/>
-      <w:r>
-        <w:rPr>
-          <w:lang w:val="en-US"/>
-        </w:rPr>
-        <w:t xml:space="preserve"> del </w:t>
-      </w:r>
-      <w:proofErr w:type="spellStart"/>
-      <w:r>
-        <w:rPr>
-          <w:lang w:val="en-US"/>
-        </w:rPr>
-        <w:t>servidor</w:t>
-      </w:r>
-      <w:proofErr w:type="spellEnd"/>
-      <w:r>
-        <w:rPr>
-          <w:lang w:val="en-US"/>
-        </w:rPr>
-        <w:t xml:space="preserve">. Se </w:t>
-      </w:r>
-      <w:proofErr w:type="spellStart"/>
-      <w:r>
-        <w:rPr>
-          <w:lang w:val="en-US"/>
-        </w:rPr>
-        <w:t>encuentra</w:t>
-      </w:r>
-      <w:proofErr w:type="spellEnd"/>
-      <w:r>
-        <w:rPr>
-          <w:lang w:val="en-US"/>
-        </w:rPr>
-        <w:t xml:space="preserve"> </w:t>
-      </w:r>
-      <w:proofErr w:type="spellStart"/>
-      <w:r>
-        <w:rPr>
-          <w:lang w:val="en-US"/>
-        </w:rPr>
-        <w:t>en</w:t>
-      </w:r>
-      <w:proofErr w:type="spellEnd"/>
-      <w:r>
-        <w:rPr>
-          <w:lang w:val="en-US"/>
-        </w:rPr>
-        <w:t xml:space="preserve">: </w:t>
-      </w:r>
-      <w:r>
-        <w:rPr>
-          <w:b/>
-          <w:bCs/>
-          <w:lang w:val="en-US"/>
-        </w:rPr>
-        <w:t>FOG Settings</w:t>
-      </w:r>
-      <w:r>
-        <w:rPr>
-          <w:lang w:val="en-US"/>
-        </w:rPr>
+        </w:rPr>
+        <w:t>Settings</w:t>
+      </w:r>
+      <w:proofErr w:type="spellEnd"/>
+      <w:r>
         <w:t xml:space="preserve"> -&gt; </w:t>
       </w:r>
       <w:r>
         <w:rPr>
           <w:b/>
           <w:bCs/>
-          <w:lang w:val="en-US"/>
-        </w:rPr>
-        <w:t>Multicast Settings</w:t>
-      </w:r>
-      <w:r>
-        <w:rPr>
-          <w:lang w:val="en-US"/>
-        </w:rPr>
-        <w:t xml:space="preserve"> -&gt; </w:t>
-      </w:r>
-      <w:r>
-        <w:rPr>
-          <w:b/>
-          <w:bCs/>
-          <w:lang w:val="en-US"/>
         </w:rPr>
         <w:t>FOG_UDPCAST_MAXWAIT</w:t>
       </w:r>
@@ -7425,435 +9651,24 @@
           <w:ilvl w:val="0"/>
           <w:numId w:val="23"/>
         </w:numPr>
-        <w:rPr>
-          <w:lang w:val="en-US"/>
-        </w:rPr>
-      </w:pPr>
-      <w:r>
-        <w:rPr>
-          <w:b/>
-          <w:bCs/>
-          <w:lang w:val="en-US"/>
-        </w:rPr>
-        <w:t>¿</w:t>
-      </w:r>
-      <w:proofErr w:type="spellStart"/>
-      <w:r>
-        <w:rPr>
-          <w:b/>
-          <w:bCs/>
-          <w:lang w:val="en-US"/>
-        </w:rPr>
-        <w:t>Qué</w:t>
-      </w:r>
-      <w:proofErr w:type="spellEnd"/>
-      <w:r>
-        <w:rPr>
-          <w:b/>
-          <w:bCs/>
-          <w:lang w:val="en-US"/>
-        </w:rPr>
-        <w:t xml:space="preserve"> </w:t>
-      </w:r>
-      <w:proofErr w:type="spellStart"/>
-      <w:r>
-        <w:rPr>
-          <w:b/>
-          <w:bCs/>
-          <w:lang w:val="en-US"/>
-        </w:rPr>
-        <w:t>hace</w:t>
-      </w:r>
-      <w:proofErr w:type="spellEnd"/>
-      <w:r>
-        <w:rPr>
-          <w:b/>
-          <w:bCs/>
-          <w:lang w:val="en-US"/>
-        </w:rPr>
-        <w:t xml:space="preserve"> </w:t>
-      </w:r>
-      <w:proofErr w:type="spellStart"/>
-      <w:proofErr w:type="gramStart"/>
-      <w:r>
-        <w:rPr>
-          <w:b/>
-          <w:bCs/>
-          <w:lang w:val="en-US"/>
-        </w:rPr>
-        <w:t>realmente</w:t>
-      </w:r>
-      <w:proofErr w:type="spellEnd"/>
-      <w:r>
-        <w:rPr>
-          <w:b/>
-          <w:bCs/>
-          <w:lang w:val="en-US"/>
-        </w:rPr>
-        <w:t>?</w:t>
-      </w:r>
-      <w:r>
-        <w:rPr>
-          <w:lang w:val="en-US"/>
-        </w:rPr>
-        <w:t>:</w:t>
-      </w:r>
-      <w:proofErr w:type="gramEnd"/>
-      <w:r>
-        <w:rPr>
-          <w:lang w:val="en-US"/>
-        </w:rPr>
-        <w:t xml:space="preserve"> </w:t>
-      </w:r>
-      <w:proofErr w:type="spellStart"/>
-      <w:r>
-        <w:rPr>
-          <w:lang w:val="en-US"/>
-        </w:rPr>
-        <w:t>Aunque</w:t>
-      </w:r>
-      <w:proofErr w:type="spellEnd"/>
-      <w:r>
-        <w:rPr>
-          <w:lang w:val="en-US"/>
-        </w:rPr>
-        <w:t xml:space="preserve"> </w:t>
-      </w:r>
-      <w:proofErr w:type="spellStart"/>
-      <w:r>
-        <w:rPr>
-          <w:lang w:val="en-US"/>
-        </w:rPr>
-        <w:t>su</w:t>
-      </w:r>
-      <w:proofErr w:type="spellEnd"/>
-      <w:r>
-        <w:rPr>
-          <w:lang w:val="en-US"/>
-        </w:rPr>
-        <w:t xml:space="preserve"> </w:t>
-      </w:r>
-      <w:proofErr w:type="spellStart"/>
-      <w:r>
-        <w:rPr>
-          <w:lang w:val="en-US"/>
-        </w:rPr>
-        <w:t>nombre</w:t>
-      </w:r>
-      <w:proofErr w:type="spellEnd"/>
-      <w:r>
-        <w:rPr>
-          <w:lang w:val="en-US"/>
-        </w:rPr>
-        <w:t xml:space="preserve"> </w:t>
-      </w:r>
-      <w:proofErr w:type="spellStart"/>
-      <w:r>
-        <w:rPr>
-          <w:lang w:val="en-US"/>
-        </w:rPr>
-        <w:t>sugiere</w:t>
-      </w:r>
-      <w:proofErr w:type="spellEnd"/>
-      <w:r>
-        <w:rPr>
-          <w:lang w:val="en-US"/>
-        </w:rPr>
-        <w:t xml:space="preserve"> "</w:t>
-      </w:r>
-      <w:proofErr w:type="spellStart"/>
-      <w:r>
-        <w:rPr>
-          <w:lang w:val="en-US"/>
-        </w:rPr>
-        <w:t>espera</w:t>
-      </w:r>
-      <w:proofErr w:type="spellEnd"/>
-      <w:r>
-        <w:rPr>
-          <w:lang w:val="en-US"/>
-        </w:rPr>
-        <w:t xml:space="preserve"> </w:t>
-      </w:r>
-      <w:proofErr w:type="spellStart"/>
-      <w:r>
-        <w:rPr>
-          <w:lang w:val="en-US"/>
-        </w:rPr>
-        <w:t>máxima</w:t>
-      </w:r>
-      <w:proofErr w:type="spellEnd"/>
-      <w:r>
-        <w:rPr>
-          <w:lang w:val="en-US"/>
-        </w:rPr>
-        <w:t xml:space="preserve"> al </w:t>
-      </w:r>
-      <w:proofErr w:type="spellStart"/>
-      <w:r>
-        <w:rPr>
-          <w:lang w:val="en-US"/>
-        </w:rPr>
-        <w:t>inicio</w:t>
-      </w:r>
-      <w:proofErr w:type="spellEnd"/>
-      <w:r>
-        <w:rPr>
-          <w:lang w:val="en-US"/>
-        </w:rPr>
-        <w:t xml:space="preserve">", </w:t>
-      </w:r>
-      <w:proofErr w:type="spellStart"/>
-      <w:r>
-        <w:rPr>
-          <w:lang w:val="en-US"/>
-        </w:rPr>
-        <w:t>en</w:t>
-      </w:r>
-      <w:proofErr w:type="spellEnd"/>
-      <w:r>
-        <w:rPr>
-          <w:lang w:val="en-US"/>
-        </w:rPr>
-        <w:t xml:space="preserve"> la </w:t>
-      </w:r>
-      <w:proofErr w:type="spellStart"/>
-      <w:r>
-        <w:rPr>
-          <w:lang w:val="en-US"/>
-        </w:rPr>
-        <w:t>práctica</w:t>
-      </w:r>
-      <w:proofErr w:type="spellEnd"/>
-      <w:r>
-        <w:rPr>
-          <w:lang w:val="en-US"/>
-        </w:rPr>
-        <w:t xml:space="preserve"> es </w:t>
-      </w:r>
-      <w:proofErr w:type="spellStart"/>
-      <w:r>
-        <w:rPr>
-          <w:lang w:val="en-US"/>
-        </w:rPr>
-        <w:t>el</w:t>
-      </w:r>
-      <w:proofErr w:type="spellEnd"/>
-      <w:r>
-        <w:rPr>
-          <w:lang w:val="en-US"/>
-        </w:rPr>
-        <w:t xml:space="preserve"> </w:t>
-      </w:r>
-      <w:proofErr w:type="spellStart"/>
-      <w:r>
-        <w:rPr>
-          <w:lang w:val="en-US"/>
-        </w:rPr>
-        <w:t>tiempo</w:t>
-      </w:r>
-      <w:proofErr w:type="spellEnd"/>
-      <w:r>
-        <w:rPr>
-          <w:lang w:val="en-US"/>
-        </w:rPr>
-        <w:t xml:space="preserve"> </w:t>
-      </w:r>
-      <w:proofErr w:type="spellStart"/>
-      <w:r>
-        <w:rPr>
-          <w:lang w:val="en-US"/>
-        </w:rPr>
-        <w:t>que</w:t>
-      </w:r>
-      <w:proofErr w:type="spellEnd"/>
-      <w:r>
-        <w:rPr>
-          <w:lang w:val="en-US"/>
-        </w:rPr>
-        <w:t xml:space="preserve"> </w:t>
-      </w:r>
-      <w:proofErr w:type="spellStart"/>
-      <w:r>
-        <w:rPr>
-          <w:lang w:val="en-US"/>
-        </w:rPr>
-        <w:t>el</w:t>
-      </w:r>
-      <w:proofErr w:type="spellEnd"/>
-      <w:r>
-        <w:rPr>
-          <w:lang w:val="en-US"/>
-        </w:rPr>
-        <w:t xml:space="preserve"> </w:t>
-      </w:r>
-      <w:proofErr w:type="spellStart"/>
-      <w:r>
-        <w:rPr>
-          <w:lang w:val="en-US"/>
-        </w:rPr>
-        <w:t>binario</w:t>
-      </w:r>
-      <w:proofErr w:type="spellEnd"/>
-      <w:r>
-        <w:rPr>
-          <w:lang w:val="en-US"/>
-        </w:rPr>
-        <w:t xml:space="preserve"> </w:t>
-      </w:r>
-      <w:proofErr w:type="spellStart"/>
-      <w:r>
-        <w:rPr>
-          <w:lang w:val="en-US"/>
-        </w:rPr>
-        <w:t>udp</w:t>
-      </w:r>
-      <w:proofErr w:type="spellEnd"/>
-      <w:r>
-        <w:rPr>
-          <w:lang w:val="en-US"/>
-        </w:rPr>
-        <w:t xml:space="preserve">-sender </w:t>
-      </w:r>
-      <w:proofErr w:type="spellStart"/>
-      <w:r>
-        <w:rPr>
-          <w:lang w:val="en-US"/>
-        </w:rPr>
-        <w:t>mantiene</w:t>
-      </w:r>
-      <w:proofErr w:type="spellEnd"/>
-      <w:r>
-        <w:rPr>
-          <w:lang w:val="en-US"/>
-        </w:rPr>
-        <w:t xml:space="preserve"> </w:t>
-      </w:r>
-      <w:proofErr w:type="spellStart"/>
-      <w:r>
-        <w:rPr>
-          <w:lang w:val="en-US"/>
-        </w:rPr>
-        <w:t>abierta</w:t>
-      </w:r>
-      <w:proofErr w:type="spellEnd"/>
-      <w:r>
-        <w:rPr>
-          <w:lang w:val="en-US"/>
-        </w:rPr>
-        <w:t xml:space="preserve"> la </w:t>
-      </w:r>
-      <w:proofErr w:type="spellStart"/>
-      <w:r>
-        <w:rPr>
-          <w:lang w:val="en-US"/>
-        </w:rPr>
-        <w:t>sesión</w:t>
-      </w:r>
-      <w:proofErr w:type="spellEnd"/>
-      <w:r>
-        <w:rPr>
-          <w:lang w:val="en-US"/>
-        </w:rPr>
-        <w:t xml:space="preserve"> antes de </w:t>
-      </w:r>
-      <w:proofErr w:type="spellStart"/>
-      <w:r>
-        <w:rPr>
-          <w:lang w:val="en-US"/>
-        </w:rPr>
-        <w:t>considerar</w:t>
-      </w:r>
-      <w:proofErr w:type="spellEnd"/>
-      <w:r>
-        <w:rPr>
-          <w:lang w:val="en-US"/>
-        </w:rPr>
-        <w:t xml:space="preserve"> </w:t>
-      </w:r>
-      <w:proofErr w:type="spellStart"/>
-      <w:r>
-        <w:rPr>
-          <w:lang w:val="en-US"/>
-        </w:rPr>
-        <w:t>que</w:t>
-      </w:r>
-      <w:proofErr w:type="spellEnd"/>
-      <w:r>
-        <w:rPr>
-          <w:lang w:val="en-US"/>
-        </w:rPr>
-        <w:t xml:space="preserve"> un </w:t>
-      </w:r>
-      <w:proofErr w:type="spellStart"/>
-      <w:r>
-        <w:rPr>
-          <w:lang w:val="en-US"/>
-        </w:rPr>
-        <w:t>cliente</w:t>
-      </w:r>
-      <w:proofErr w:type="spellEnd"/>
-      <w:r>
-        <w:rPr>
-          <w:lang w:val="en-US"/>
-        </w:rPr>
-        <w:t xml:space="preserve"> ha </w:t>
-      </w:r>
-      <w:proofErr w:type="spellStart"/>
-      <w:r>
-        <w:rPr>
-          <w:lang w:val="en-US"/>
-        </w:rPr>
-        <w:t>muerto</w:t>
-      </w:r>
-      <w:proofErr w:type="spellEnd"/>
-      <w:r>
-        <w:rPr>
-          <w:lang w:val="en-US"/>
-        </w:rPr>
-        <w:t xml:space="preserve"> o </w:t>
-      </w:r>
-      <w:proofErr w:type="spellStart"/>
-      <w:r>
-        <w:rPr>
-          <w:lang w:val="en-US"/>
-        </w:rPr>
-        <w:t>que</w:t>
-      </w:r>
-      <w:proofErr w:type="spellEnd"/>
-      <w:r>
-        <w:rPr>
-          <w:lang w:val="en-US"/>
-        </w:rPr>
-        <w:t xml:space="preserve"> la </w:t>
-      </w:r>
-      <w:proofErr w:type="spellStart"/>
-      <w:r>
-        <w:rPr>
-          <w:lang w:val="en-US"/>
-        </w:rPr>
-        <w:t>sesión</w:t>
-      </w:r>
-      <w:proofErr w:type="spellEnd"/>
-      <w:r>
-        <w:rPr>
-          <w:lang w:val="en-US"/>
-        </w:rPr>
-        <w:t xml:space="preserve"> ha </w:t>
-      </w:r>
-      <w:proofErr w:type="spellStart"/>
-      <w:r>
-        <w:rPr>
-          <w:lang w:val="en-US"/>
-        </w:rPr>
-        <w:t>fallado</w:t>
-      </w:r>
-      <w:proofErr w:type="spellEnd"/>
-      <w:r>
-        <w:rPr>
-          <w:lang w:val="en-US"/>
-        </w:rPr>
-        <w:t>.</w:t>
+      </w:pPr>
+      <w:r>
+        <w:rPr>
+          <w:b/>
+          <w:bCs/>
+        </w:rPr>
+        <w:t>¿Qué hace realmente?</w:t>
+      </w:r>
+      <w:r>
+        <w:t xml:space="preserve">: Aunque su nombre sugiere "espera máxima al inicio", en la práctica es el tiempo que el binario </w:t>
+      </w:r>
+      <w:proofErr w:type="spellStart"/>
+      <w:r>
+        <w:t>udp-sender</w:t>
+      </w:r>
+      <w:proofErr w:type="spellEnd"/>
+      <w:r>
+        <w:t xml:space="preserve"> mantiene abierta la sesión antes de considerar que un cliente ha muerto o que la sesión ha fallado.</w:t>
       </w:r>
     </w:p>
     <w:p>
@@ -7862,229 +9677,26 @@
           <w:ilvl w:val="0"/>
           <w:numId w:val="23"/>
         </w:numPr>
-        <w:rPr>
-          <w:lang w:val="en-US"/>
-        </w:rPr>
-      </w:pPr>
-      <w:r>
-        <w:rPr>
-          <w:b/>
-          <w:bCs/>
-          <w:lang w:val="en-US"/>
-        </w:rPr>
-        <w:t xml:space="preserve">Si </w:t>
-      </w:r>
-      <w:proofErr w:type="spellStart"/>
-      <w:r>
-        <w:rPr>
-          <w:b/>
-          <w:bCs/>
-          <w:lang w:val="en-US"/>
-        </w:rPr>
-        <w:t>está</w:t>
-      </w:r>
-      <w:proofErr w:type="spellEnd"/>
-      <w:r>
-        <w:rPr>
-          <w:b/>
-          <w:bCs/>
-          <w:lang w:val="en-US"/>
-        </w:rPr>
-        <w:t xml:space="preserve"> </w:t>
-      </w:r>
-      <w:proofErr w:type="spellStart"/>
-      <w:r>
-        <w:rPr>
-          <w:b/>
-          <w:bCs/>
-          <w:lang w:val="en-US"/>
-        </w:rPr>
-        <w:t>en</w:t>
-      </w:r>
-      <w:proofErr w:type="spellEnd"/>
-      <w:r>
-        <w:rPr>
-          <w:b/>
-          <w:bCs/>
-          <w:lang w:val="en-US"/>
-        </w:rPr>
-        <w:t xml:space="preserve"> 0</w:t>
-      </w:r>
-      <w:r>
-        <w:rPr>
-          <w:lang w:val="en-US"/>
-        </w:rPr>
-        <w:t xml:space="preserve">: El </w:t>
-      </w:r>
-      <w:proofErr w:type="spellStart"/>
-      <w:r>
-        <w:rPr>
-          <w:lang w:val="en-US"/>
-        </w:rPr>
-        <w:t>servidor</w:t>
-      </w:r>
-      <w:proofErr w:type="spellEnd"/>
-      <w:r>
-        <w:rPr>
-          <w:lang w:val="en-US"/>
-        </w:rPr>
-        <w:t xml:space="preserve"> </w:t>
-      </w:r>
-      <w:proofErr w:type="spellStart"/>
-      <w:r>
-        <w:rPr>
-          <w:lang w:val="en-US"/>
-        </w:rPr>
-        <w:t>esperará</w:t>
-      </w:r>
-      <w:proofErr w:type="spellEnd"/>
-      <w:r>
-        <w:rPr>
-          <w:lang w:val="en-US"/>
-        </w:rPr>
-        <w:t xml:space="preserve"> </w:t>
-      </w:r>
-      <w:proofErr w:type="spellStart"/>
-      <w:r>
-        <w:rPr>
-          <w:b/>
-          <w:bCs/>
-          <w:lang w:val="en-US"/>
+      </w:pPr>
+      <w:r>
+        <w:rPr>
+          <w:b/>
+          <w:bCs/>
+        </w:rPr>
+        <w:t>Si está en 0</w:t>
+      </w:r>
+      <w:r>
+        <w:t xml:space="preserve">: El servidor esperará </w:t>
+      </w:r>
+      <w:r>
+        <w:rPr>
+          <w:b/>
+          <w:bCs/>
         </w:rPr>
         <w:t>indefinidamente</w:t>
       </w:r>
-      <w:proofErr w:type="spellEnd"/>
-      <w:r>
-        <w:rPr>
-          <w:lang w:val="en-US"/>
-        </w:rPr>
-        <w:t xml:space="preserve"> (</w:t>
-      </w:r>
-      <w:proofErr w:type="spellStart"/>
-      <w:r>
-        <w:rPr>
-          <w:lang w:val="en-US"/>
-        </w:rPr>
-        <w:t>esto</w:t>
-      </w:r>
-      <w:proofErr w:type="spellEnd"/>
-      <w:r>
-        <w:rPr>
-          <w:lang w:val="en-US"/>
-        </w:rPr>
-        <w:t xml:space="preserve"> es lo </w:t>
-      </w:r>
-      <w:proofErr w:type="spellStart"/>
-      <w:r>
-        <w:rPr>
-          <w:lang w:val="en-US"/>
-        </w:rPr>
-        <w:t>que</w:t>
-      </w:r>
-      <w:proofErr w:type="spellEnd"/>
-      <w:r>
-        <w:rPr>
-          <w:lang w:val="en-US"/>
-        </w:rPr>
-        <w:t xml:space="preserve"> </w:t>
-      </w:r>
-      <w:proofErr w:type="spellStart"/>
-      <w:r>
-        <w:rPr>
-          <w:lang w:val="en-US"/>
-        </w:rPr>
-        <w:t>causó</w:t>
-      </w:r>
-      <w:proofErr w:type="spellEnd"/>
-      <w:r>
-        <w:rPr>
-          <w:lang w:val="en-US"/>
-        </w:rPr>
-        <w:t xml:space="preserve"> </w:t>
-      </w:r>
-      <w:proofErr w:type="spellStart"/>
-      <w:r>
-        <w:rPr>
-          <w:lang w:val="en-US"/>
-        </w:rPr>
-        <w:t>que</w:t>
-      </w:r>
-      <w:proofErr w:type="spellEnd"/>
-      <w:r>
-        <w:rPr>
-          <w:lang w:val="en-US"/>
-        </w:rPr>
-        <w:t xml:space="preserve"> </w:t>
-      </w:r>
-      <w:proofErr w:type="spellStart"/>
-      <w:r>
-        <w:rPr>
-          <w:lang w:val="en-US"/>
-        </w:rPr>
-        <w:t>tus</w:t>
-      </w:r>
-      <w:proofErr w:type="spellEnd"/>
-      <w:r>
-        <w:rPr>
-          <w:lang w:val="en-US"/>
-        </w:rPr>
-        <w:t xml:space="preserve"> hosts se </w:t>
-      </w:r>
-      <w:proofErr w:type="spellStart"/>
-      <w:r>
-        <w:rPr>
-          <w:lang w:val="en-US"/>
-        </w:rPr>
-        <w:t>quedaran</w:t>
-      </w:r>
-      <w:proofErr w:type="spellEnd"/>
-      <w:r>
-        <w:rPr>
-          <w:lang w:val="en-US"/>
-        </w:rPr>
-        <w:t xml:space="preserve"> "</w:t>
-      </w:r>
-      <w:proofErr w:type="spellStart"/>
-      <w:r>
-        <w:rPr>
-          <w:lang w:val="en-US"/>
-        </w:rPr>
-        <w:t>congelados</w:t>
-      </w:r>
-      <w:proofErr w:type="spellEnd"/>
-      <w:r>
-        <w:rPr>
-          <w:lang w:val="en-US"/>
-        </w:rPr>
-        <w:t xml:space="preserve">" </w:t>
-      </w:r>
-      <w:proofErr w:type="spellStart"/>
-      <w:r>
-        <w:rPr>
-          <w:lang w:val="en-US"/>
-        </w:rPr>
-        <w:t>mucho</w:t>
-      </w:r>
-      <w:proofErr w:type="spellEnd"/>
-      <w:r>
-        <w:rPr>
-          <w:lang w:val="en-US"/>
-        </w:rPr>
-        <w:t xml:space="preserve"> </w:t>
-      </w:r>
-      <w:proofErr w:type="spellStart"/>
-      <w:r>
-        <w:rPr>
-          <w:lang w:val="en-US"/>
-        </w:rPr>
-        <w:t>tiempo</w:t>
-      </w:r>
-      <w:proofErr w:type="spellEnd"/>
-      <w:r>
-        <w:rPr>
-          <w:lang w:val="en-US"/>
-        </w:rPr>
-        <w:t>).</w:t>
+      <w:r>
+        <w:t xml:space="preserve"> (esto es lo que causó que tus hosts se quedaran "congelados" mucho tiempo).</w:t>
       </w:r>
     </w:p>
     <w:p>
@@ -8093,229 +9705,16 @@
           <w:ilvl w:val="0"/>
           <w:numId w:val="23"/>
         </w:numPr>
-        <w:rPr>
-          <w:lang w:val="en-US"/>
-        </w:rPr>
-      </w:pPr>
-      <w:r>
-        <w:rPr>
-          <w:b/>
-          <w:bCs/>
-          <w:lang w:val="en-US"/>
-        </w:rPr>
-        <w:t xml:space="preserve">Valor </w:t>
-      </w:r>
-      <w:proofErr w:type="spellStart"/>
-      <w:r>
-        <w:rPr>
-          <w:b/>
-          <w:bCs/>
-          <w:lang w:val="en-US"/>
-        </w:rPr>
-        <w:t>recomendado</w:t>
-      </w:r>
-      <w:proofErr w:type="spellEnd"/>
-      <w:r>
-        <w:rPr>
-          <w:lang w:val="en-US"/>
-        </w:rPr>
-        <w:t xml:space="preserve">: Entre 300 y 600 (5 a 10 </w:t>
-      </w:r>
-      <w:proofErr w:type="spellStart"/>
-      <w:r>
-        <w:rPr>
-          <w:lang w:val="en-US"/>
-        </w:rPr>
-        <w:t>minutos</w:t>
-      </w:r>
-      <w:proofErr w:type="spellEnd"/>
-      <w:r>
-        <w:rPr>
-          <w:lang w:val="en-US"/>
-        </w:rPr>
-        <w:t xml:space="preserve">). Esto da </w:t>
-      </w:r>
-      <w:proofErr w:type="spellStart"/>
-      <w:r>
-        <w:rPr>
-          <w:lang w:val="en-US"/>
-        </w:rPr>
-        <w:t>margen</w:t>
-      </w:r>
-      <w:proofErr w:type="spellEnd"/>
-      <w:r>
-        <w:rPr>
-          <w:lang w:val="en-US"/>
-        </w:rPr>
-        <w:t xml:space="preserve"> </w:t>
-      </w:r>
-      <w:proofErr w:type="spellStart"/>
-      <w:r>
-        <w:rPr>
-          <w:lang w:val="en-US"/>
-        </w:rPr>
-        <w:t>suficiente</w:t>
-      </w:r>
-      <w:proofErr w:type="spellEnd"/>
-      <w:r>
-        <w:rPr>
-          <w:lang w:val="en-US"/>
-        </w:rPr>
-        <w:t xml:space="preserve"> para </w:t>
-      </w:r>
-      <w:proofErr w:type="spellStart"/>
-      <w:r>
-        <w:rPr>
-          <w:lang w:val="en-US"/>
-        </w:rPr>
-        <w:t>que</w:t>
-      </w:r>
-      <w:proofErr w:type="spellEnd"/>
-      <w:r>
-        <w:rPr>
-          <w:lang w:val="en-US"/>
-        </w:rPr>
-        <w:t xml:space="preserve"> </w:t>
-      </w:r>
-      <w:proofErr w:type="gramStart"/>
-      <w:r>
-        <w:rPr>
-          <w:lang w:val="en-US"/>
-        </w:rPr>
-        <w:t>un PC</w:t>
-      </w:r>
-      <w:proofErr w:type="gramEnd"/>
-      <w:r>
-        <w:rPr>
-          <w:lang w:val="en-US"/>
-        </w:rPr>
-        <w:t xml:space="preserve"> lento </w:t>
-      </w:r>
-      <w:proofErr w:type="spellStart"/>
-      <w:r>
-        <w:rPr>
-          <w:lang w:val="en-US"/>
-        </w:rPr>
-        <w:t>procese</w:t>
-      </w:r>
-      <w:proofErr w:type="spellEnd"/>
-      <w:r>
-        <w:rPr>
-          <w:lang w:val="en-US"/>
-        </w:rPr>
-        <w:t xml:space="preserve"> </w:t>
-      </w:r>
-      <w:proofErr w:type="spellStart"/>
-      <w:r>
-        <w:rPr>
-          <w:lang w:val="en-US"/>
-        </w:rPr>
-        <w:t>los</w:t>
-      </w:r>
-      <w:proofErr w:type="spellEnd"/>
-      <w:r>
-        <w:rPr>
-          <w:lang w:val="en-US"/>
-        </w:rPr>
-        <w:t xml:space="preserve"> </w:t>
-      </w:r>
-      <w:proofErr w:type="spellStart"/>
-      <w:r>
-        <w:rPr>
-          <w:lang w:val="en-US"/>
-        </w:rPr>
-        <w:t>datos</w:t>
-      </w:r>
-      <w:proofErr w:type="spellEnd"/>
-      <w:r>
-        <w:rPr>
-          <w:lang w:val="en-US"/>
-        </w:rPr>
-        <w:t xml:space="preserve">, </w:t>
-      </w:r>
-      <w:proofErr w:type="spellStart"/>
-      <w:r>
-        <w:rPr>
-          <w:lang w:val="en-US"/>
-        </w:rPr>
-        <w:t>pero</w:t>
-      </w:r>
-      <w:proofErr w:type="spellEnd"/>
-      <w:r>
-        <w:rPr>
-          <w:lang w:val="en-US"/>
-        </w:rPr>
-        <w:t xml:space="preserve"> no </w:t>
-      </w:r>
-      <w:proofErr w:type="spellStart"/>
-      <w:r>
-        <w:rPr>
-          <w:lang w:val="en-US"/>
-        </w:rPr>
-        <w:t>bloquea</w:t>
-      </w:r>
-      <w:proofErr w:type="spellEnd"/>
-      <w:r>
-        <w:rPr>
-          <w:lang w:val="en-US"/>
-        </w:rPr>
-        <w:t xml:space="preserve"> </w:t>
-      </w:r>
-      <w:proofErr w:type="spellStart"/>
-      <w:r>
-        <w:rPr>
-          <w:lang w:val="en-US"/>
-        </w:rPr>
-        <w:t>el</w:t>
-      </w:r>
-      <w:proofErr w:type="spellEnd"/>
-      <w:r>
-        <w:rPr>
-          <w:lang w:val="en-US"/>
-        </w:rPr>
-        <w:t xml:space="preserve"> aula entera </w:t>
-      </w:r>
-      <w:proofErr w:type="spellStart"/>
-      <w:r>
-        <w:rPr>
-          <w:lang w:val="en-US"/>
-        </w:rPr>
-        <w:t>si</w:t>
-      </w:r>
-      <w:proofErr w:type="spellEnd"/>
-      <w:r>
-        <w:rPr>
-          <w:lang w:val="en-US"/>
-        </w:rPr>
-        <w:t xml:space="preserve"> </w:t>
-      </w:r>
-      <w:proofErr w:type="gramStart"/>
-      <w:r>
-        <w:rPr>
-          <w:lang w:val="en-US"/>
-        </w:rPr>
-        <w:t>un PC</w:t>
-      </w:r>
-      <w:proofErr w:type="gramEnd"/>
-      <w:r>
-        <w:rPr>
-          <w:lang w:val="en-US"/>
-        </w:rPr>
-        <w:t xml:space="preserve"> se </w:t>
-      </w:r>
-      <w:proofErr w:type="spellStart"/>
-      <w:r>
-        <w:rPr>
-          <w:lang w:val="en-US"/>
-        </w:rPr>
-        <w:t>apaga</w:t>
-      </w:r>
-      <w:proofErr w:type="spellEnd"/>
-      <w:r>
-        <w:rPr>
-          <w:lang w:val="en-US"/>
-        </w:rPr>
-        <w:t>.</w:t>
+      </w:pPr>
+      <w:r>
+        <w:rPr>
+          <w:b/>
+          <w:bCs/>
+        </w:rPr>
+        <w:t>Valor recomendado</w:t>
+      </w:r>
+      <w:r>
+        <w:t>: Entre 300 y 600 (5 a 10 minutos). Esto da margen suficiente para que un PC lento procese los datos, pero no bloquea el aula entera si un PC se apaga.</w:t>
       </w:r>
     </w:p>
     <w:p>
@@ -8325,6 +9724,9 @@
     </w:p>
     <w:p>
       <w:r>
+        <w:rPr>
+          <w:noProof/>
+        </w:rPr>
         <w:lastRenderedPageBreak/>
         <w:drawing>
           <wp:inline distT="0" distB="0" distL="0" distR="0" wp14:anchorId="7B996605" wp14:editId="5DDDCB83">
@@ -8368,789 +9770,121 @@
         <w:rPr>
           <w:b/>
           <w:bCs/>
-          <w:lang w:val="en-US"/>
-        </w:rPr>
-      </w:pPr>
-      <w:r>
-        <w:rPr>
-          <w:b/>
-          <w:bCs/>
-          <w:lang w:val="en-US"/>
-        </w:rPr>
-        <w:t xml:space="preserve">¿Por </w:t>
-      </w:r>
-      <w:proofErr w:type="spellStart"/>
-      <w:r>
-        <w:rPr>
-          <w:b/>
-          <w:bCs/>
-          <w:lang w:val="en-US"/>
-        </w:rPr>
-        <w:t>qué</w:t>
-      </w:r>
-      <w:proofErr w:type="spellEnd"/>
-      <w:r>
-        <w:rPr>
-          <w:b/>
-          <w:bCs/>
-          <w:lang w:val="en-US"/>
-        </w:rPr>
-        <w:t xml:space="preserve"> </w:t>
-      </w:r>
-      <w:proofErr w:type="spellStart"/>
-      <w:r>
-        <w:rPr>
-          <w:b/>
-          <w:bCs/>
-          <w:lang w:val="en-US"/>
-        </w:rPr>
-        <w:t>los</w:t>
-      </w:r>
-      <w:proofErr w:type="spellEnd"/>
-      <w:r>
-        <w:rPr>
-          <w:b/>
-          <w:bCs/>
-          <w:lang w:val="en-US"/>
-        </w:rPr>
-        <w:t xml:space="preserve"> </w:t>
-      </w:r>
-      <w:proofErr w:type="spellStart"/>
-      <w:r>
-        <w:rPr>
-          <w:b/>
-          <w:bCs/>
-          <w:lang w:val="en-US"/>
-        </w:rPr>
-        <w:t>otros</w:t>
-      </w:r>
-      <w:proofErr w:type="spellEnd"/>
-      <w:r>
-        <w:rPr>
-          <w:b/>
-          <w:bCs/>
-          <w:lang w:val="en-US"/>
-        </w:rPr>
-        <w:t xml:space="preserve"> hosts </w:t>
-      </w:r>
-      <w:proofErr w:type="spellStart"/>
-      <w:r>
-        <w:rPr>
-          <w:b/>
-          <w:bCs/>
-          <w:lang w:val="en-US"/>
-        </w:rPr>
-        <w:t>siguieron</w:t>
-      </w:r>
-      <w:proofErr w:type="spellEnd"/>
-      <w:r>
-        <w:rPr>
-          <w:b/>
-          <w:bCs/>
-          <w:lang w:val="en-US"/>
-        </w:rPr>
-        <w:t xml:space="preserve"> de </w:t>
-      </w:r>
-      <w:proofErr w:type="spellStart"/>
-      <w:r>
-        <w:rPr>
-          <w:b/>
-          <w:bCs/>
-          <w:lang w:val="en-US"/>
-        </w:rPr>
-        <w:t>repente</w:t>
-      </w:r>
-      <w:proofErr w:type="spellEnd"/>
-      <w:r>
-        <w:rPr>
-          <w:b/>
-          <w:bCs/>
-          <w:lang w:val="en-US"/>
-        </w:rPr>
-        <w:t>?</w:t>
-      </w:r>
-    </w:p>
-    <w:p>
-      <w:pPr>
-        <w:rPr>
-          <w:lang w:val="en-US"/>
-        </w:rPr>
-      </w:pPr>
-      <w:r>
-        <w:rPr>
-          <w:lang w:val="en-US"/>
-        </w:rPr>
-        <w:t xml:space="preserve">Si no </w:t>
-      </w:r>
-      <w:proofErr w:type="spellStart"/>
-      <w:r>
-        <w:rPr>
-          <w:lang w:val="en-US"/>
-        </w:rPr>
-        <w:t>tocaste</w:t>
-      </w:r>
-      <w:proofErr w:type="spellEnd"/>
-      <w:r>
-        <w:rPr>
-          <w:lang w:val="en-US"/>
-        </w:rPr>
-        <w:t xml:space="preserve"> ese </w:t>
-      </w:r>
-      <w:proofErr w:type="spellStart"/>
-      <w:r>
-        <w:rPr>
-          <w:lang w:val="en-US"/>
-        </w:rPr>
-        <w:t>ajuste</w:t>
-      </w:r>
-      <w:proofErr w:type="spellEnd"/>
-      <w:r>
-        <w:rPr>
-          <w:lang w:val="en-US"/>
-        </w:rPr>
-        <w:t xml:space="preserve">, lo </w:t>
-      </w:r>
-      <w:proofErr w:type="spellStart"/>
-      <w:r>
-        <w:rPr>
-          <w:lang w:val="en-US"/>
-        </w:rPr>
-        <w:t>que</w:t>
-      </w:r>
-      <w:proofErr w:type="spellEnd"/>
-      <w:r>
-        <w:rPr>
-          <w:lang w:val="en-US"/>
-        </w:rPr>
-        <w:t xml:space="preserve"> </w:t>
-      </w:r>
-      <w:proofErr w:type="spellStart"/>
-      <w:r>
-        <w:rPr>
-          <w:lang w:val="en-US"/>
-        </w:rPr>
-        <w:t>ocurrió</w:t>
-      </w:r>
-      <w:proofErr w:type="spellEnd"/>
-      <w:r>
-        <w:rPr>
-          <w:lang w:val="en-US"/>
-        </w:rPr>
-        <w:t xml:space="preserve"> </w:t>
-      </w:r>
-      <w:proofErr w:type="spellStart"/>
-      <w:r>
-        <w:rPr>
-          <w:lang w:val="en-US"/>
-        </w:rPr>
-        <w:t>fue</w:t>
-      </w:r>
-      <w:proofErr w:type="spellEnd"/>
-      <w:r>
-        <w:rPr>
-          <w:lang w:val="en-US"/>
-        </w:rPr>
-        <w:t xml:space="preserve"> </w:t>
-      </w:r>
-      <w:proofErr w:type="gramStart"/>
-      <w:r>
-        <w:rPr>
-          <w:lang w:val="en-US"/>
-        </w:rPr>
-        <w:t xml:space="preserve">un </w:t>
-      </w:r>
-      <w:r>
-        <w:rPr>
-          <w:b/>
-          <w:bCs/>
-          <w:lang w:val="en-US"/>
+        </w:rPr>
+      </w:pPr>
+      <w:r>
+        <w:rPr>
+          <w:b/>
+          <w:bCs/>
+        </w:rPr>
+        <w:t>¿Por qué los otros hosts siguieron de repente?</w:t>
+      </w:r>
+    </w:p>
+    <w:p>
+      <w:r>
+        <w:t xml:space="preserve">Si no tocaste ese ajuste, lo que ocurrió fue un </w:t>
+      </w:r>
+      <w:proofErr w:type="spellStart"/>
+      <w:r>
+        <w:rPr>
+          <w:b/>
+          <w:bCs/>
         </w:rPr>
         <w:t>Timeout</w:t>
       </w:r>
-      <w:proofErr w:type="gramEnd"/>
-      <w:r>
-        <w:rPr>
-          <w:b/>
-          <w:bCs/>
-          <w:lang w:val="en-US"/>
-        </w:rPr>
-        <w:t xml:space="preserve"> </w:t>
-      </w:r>
-      <w:proofErr w:type="spellStart"/>
-      <w:r>
-        <w:rPr>
-          <w:b/>
-          <w:bCs/>
-          <w:lang w:val="en-US"/>
-        </w:rPr>
-        <w:t>interno</w:t>
-      </w:r>
-      <w:proofErr w:type="spellEnd"/>
-      <w:r>
-        <w:rPr>
-          <w:b/>
-          <w:bCs/>
-          <w:lang w:val="en-US"/>
-        </w:rPr>
-        <w:t xml:space="preserve"> del </w:t>
-      </w:r>
-      <w:proofErr w:type="spellStart"/>
-      <w:r>
-        <w:rPr>
-          <w:b/>
-          <w:bCs/>
-          <w:lang w:val="en-US"/>
-        </w:rPr>
-        <w:t>binario</w:t>
-      </w:r>
-      <w:proofErr w:type="spellEnd"/>
-      <w:r>
-        <w:rPr>
-          <w:b/>
-          <w:bCs/>
-          <w:lang w:val="en-US"/>
-        </w:rPr>
-        <w:t xml:space="preserve"> </w:t>
-      </w:r>
-      <w:proofErr w:type="spellStart"/>
-      <w:r>
-        <w:rPr>
-          <w:b/>
-          <w:bCs/>
-          <w:lang w:val="en-US"/>
-        </w:rPr>
-        <w:t>udp</w:t>
-      </w:r>
-      <w:proofErr w:type="spellEnd"/>
-      <w:r>
-        <w:rPr>
-          <w:b/>
-          <w:bCs/>
-          <w:lang w:val="en-US"/>
-        </w:rPr>
-        <w:t>-sender</w:t>
-      </w:r>
-      <w:r>
-        <w:rPr>
-          <w:lang w:val="en-US"/>
-        </w:rPr>
+      <w:proofErr w:type="spellEnd"/>
+      <w:r>
+        <w:rPr>
+          <w:b/>
+          <w:bCs/>
+        </w:rPr>
+        <w:t xml:space="preserve"> interno del binario </w:t>
+      </w:r>
+      <w:proofErr w:type="spellStart"/>
+      <w:r>
+        <w:rPr>
+          <w:b/>
+          <w:bCs/>
+        </w:rPr>
+        <w:t>udp-sender</w:t>
+      </w:r>
+      <w:proofErr w:type="spellEnd"/>
+      <w:r>
         <w:t>.</w:t>
       </w:r>
     </w:p>
     <w:p>
-      <w:pPr>
-        <w:rPr>
-          <w:lang w:val="en-US"/>
-        </w:rPr>
-      </w:pPr>
-      <w:r>
-        <w:rPr>
-          <w:lang w:val="en-US"/>
-        </w:rPr>
-        <w:t xml:space="preserve">FOG </w:t>
-      </w:r>
-      <w:proofErr w:type="spellStart"/>
-      <w:r>
-        <w:rPr>
-          <w:lang w:val="en-US"/>
-        </w:rPr>
-        <w:t>lanza</w:t>
-      </w:r>
-      <w:proofErr w:type="spellEnd"/>
-      <w:r>
-        <w:rPr>
-          <w:lang w:val="en-US"/>
-        </w:rPr>
-        <w:t xml:space="preserve"> </w:t>
-      </w:r>
-      <w:proofErr w:type="spellStart"/>
-      <w:r>
-        <w:rPr>
-          <w:lang w:val="en-US"/>
-        </w:rPr>
-        <w:t>el</w:t>
-      </w:r>
-      <w:proofErr w:type="spellEnd"/>
-      <w:r>
-        <w:rPr>
-          <w:lang w:val="en-US"/>
-        </w:rPr>
-        <w:t xml:space="preserve"> </w:t>
-      </w:r>
-      <w:proofErr w:type="spellStart"/>
-      <w:r>
-        <w:rPr>
-          <w:lang w:val="en-US"/>
-        </w:rPr>
-        <w:t>comando</w:t>
-      </w:r>
-      <w:proofErr w:type="spellEnd"/>
-      <w:r>
-        <w:rPr>
-          <w:lang w:val="en-US"/>
-        </w:rPr>
-        <w:t xml:space="preserve"> de multicast </w:t>
-      </w:r>
-      <w:proofErr w:type="spellStart"/>
-      <w:r>
-        <w:rPr>
-          <w:lang w:val="en-US"/>
-        </w:rPr>
-        <w:t>por</w:t>
-      </w:r>
-      <w:proofErr w:type="spellEnd"/>
-      <w:r>
-        <w:rPr>
-          <w:lang w:val="en-US"/>
-        </w:rPr>
-        <w:t xml:space="preserve"> </w:t>
-      </w:r>
-      <w:proofErr w:type="spellStart"/>
-      <w:r>
-        <w:rPr>
-          <w:lang w:val="en-US"/>
-        </w:rPr>
-        <w:t>debajo</w:t>
-      </w:r>
-      <w:proofErr w:type="spellEnd"/>
-      <w:r>
-        <w:rPr>
-          <w:lang w:val="en-US"/>
-        </w:rPr>
-        <w:t xml:space="preserve"> </w:t>
-      </w:r>
-      <w:proofErr w:type="spellStart"/>
-      <w:r>
-        <w:rPr>
-          <w:lang w:val="en-US"/>
-        </w:rPr>
-        <w:t>usando</w:t>
-      </w:r>
-      <w:proofErr w:type="spellEnd"/>
-      <w:r>
-        <w:rPr>
-          <w:lang w:val="en-US"/>
-        </w:rPr>
-        <w:t xml:space="preserve"> </w:t>
-      </w:r>
-      <w:proofErr w:type="spellStart"/>
-      <w:r>
-        <w:rPr>
-          <w:lang w:val="en-US"/>
-        </w:rPr>
-        <w:t>una</w:t>
-      </w:r>
-      <w:proofErr w:type="spellEnd"/>
-      <w:r>
-        <w:rPr>
-          <w:lang w:val="en-US"/>
-        </w:rPr>
-        <w:t xml:space="preserve"> </w:t>
-      </w:r>
-      <w:proofErr w:type="spellStart"/>
-      <w:r>
-        <w:rPr>
-          <w:lang w:val="en-US"/>
-        </w:rPr>
-        <w:t>línea</w:t>
-      </w:r>
-      <w:proofErr w:type="spellEnd"/>
-      <w:r>
-        <w:rPr>
-          <w:lang w:val="en-US"/>
-        </w:rPr>
-        <w:t xml:space="preserve"> de </w:t>
-      </w:r>
-      <w:proofErr w:type="spellStart"/>
-      <w:r>
-        <w:rPr>
-          <w:lang w:val="en-US"/>
-        </w:rPr>
-        <w:t>comandos</w:t>
-      </w:r>
-      <w:proofErr w:type="spellEnd"/>
-      <w:r>
-        <w:rPr>
-          <w:lang w:val="en-US"/>
-        </w:rPr>
-        <w:t xml:space="preserve"> similar </w:t>
-      </w:r>
-      <w:proofErr w:type="gramStart"/>
-      <w:r>
-        <w:rPr>
-          <w:lang w:val="en-US"/>
-        </w:rPr>
-        <w:t>a</w:t>
-      </w:r>
-      <w:proofErr w:type="gramEnd"/>
-      <w:r>
-        <w:rPr>
-          <w:lang w:val="en-US"/>
-        </w:rPr>
-        <w:t xml:space="preserve"> </w:t>
-      </w:r>
-      <w:proofErr w:type="spellStart"/>
-      <w:r>
-        <w:rPr>
-          <w:lang w:val="en-US"/>
-        </w:rPr>
-        <w:t>esta</w:t>
-      </w:r>
-      <w:proofErr w:type="spellEnd"/>
-      <w:r>
-        <w:rPr>
-          <w:lang w:val="en-US"/>
-        </w:rPr>
-        <w:t xml:space="preserve">: </w:t>
-      </w:r>
-      <w:proofErr w:type="spellStart"/>
-      <w:r>
-        <w:rPr>
-          <w:lang w:val="en-US"/>
-        </w:rPr>
-        <w:t>udp</w:t>
-      </w:r>
-      <w:proofErr w:type="spellEnd"/>
-      <w:r>
-        <w:rPr>
-          <w:lang w:val="en-US"/>
-        </w:rPr>
-        <w:t>-sender --file /images/... --</w:t>
-      </w:r>
-      <w:proofErr w:type="spellStart"/>
-      <w:r>
-        <w:rPr>
-          <w:lang w:val="en-US"/>
-        </w:rPr>
+      <w:r>
+        <w:t xml:space="preserve">FOG lanza el comando de </w:t>
+      </w:r>
+      <w:proofErr w:type="spellStart"/>
+      <w:r>
+        <w:t>multicast</w:t>
+      </w:r>
+      <w:proofErr w:type="spellEnd"/>
+      <w:r>
+        <w:t xml:space="preserve"> por debajo usando una línea de comandos similar a esta: </w:t>
+      </w:r>
+      <w:proofErr w:type="spellStart"/>
+      <w:r>
+        <w:t>udp-sender</w:t>
+      </w:r>
+      <w:proofErr w:type="spellEnd"/>
+      <w:r>
+        <w:t xml:space="preserve"> --file /</w:t>
+      </w:r>
+      <w:proofErr w:type="spellStart"/>
+      <w:r>
+        <w:t>images</w:t>
+      </w:r>
+      <w:proofErr w:type="spellEnd"/>
+      <w:r>
+        <w:t>/... --</w:t>
+      </w:r>
+      <w:proofErr w:type="spellStart"/>
+      <w:r>
         <w:t>mcast</w:t>
       </w:r>
       <w:proofErr w:type="spellEnd"/>
       <w:r>
-        <w:rPr>
-          <w:lang w:val="en-US"/>
-        </w:rPr>
-        <w:t>-data-address 233.254.7.5 --</w:t>
-      </w:r>
-      <w:proofErr w:type="spellStart"/>
-      <w:r>
-        <w:rPr>
-          <w:lang w:val="en-US"/>
-        </w:rPr>
+        <w:t>-data-</w:t>
+      </w:r>
+      <w:proofErr w:type="spellStart"/>
+      <w:r>
+        <w:t>address</w:t>
+      </w:r>
+      <w:proofErr w:type="spellEnd"/>
+      <w:r>
+        <w:t xml:space="preserve"> 233.254.7.5 --</w:t>
+      </w:r>
+      <w:proofErr w:type="spellStart"/>
+      <w:r>
         <w:t>autostart</w:t>
       </w:r>
       <w:proofErr w:type="spellEnd"/>
       <w:r>
-        <w:rPr>
-          <w:lang w:val="en-US"/>
-        </w:rPr>
         <w:t xml:space="preserve"> 3 ...</w:t>
       </w:r>
     </w:p>
     <w:p>
-      <w:pPr>
-        <w:rPr>
-          <w:lang w:val="en-US"/>
-        </w:rPr>
-      </w:pPr>
-      <w:r>
-        <w:rPr>
-          <w:lang w:val="en-US"/>
-        </w:rPr>
-        <w:t xml:space="preserve">Cuando </w:t>
-      </w:r>
-      <w:proofErr w:type="spellStart"/>
-      <w:r>
-        <w:rPr>
-          <w:lang w:val="en-US"/>
-        </w:rPr>
-        <w:t>el</w:t>
-      </w:r>
-      <w:proofErr w:type="spellEnd"/>
-      <w:r>
-        <w:rPr>
-          <w:lang w:val="en-US"/>
-        </w:rPr>
-        <w:t xml:space="preserve"> host </w:t>
-      </w:r>
-      <w:proofErr w:type="spellStart"/>
-      <w:r>
-        <w:rPr>
-          <w:lang w:val="en-US"/>
-        </w:rPr>
-        <w:t>que</w:t>
-      </w:r>
-      <w:proofErr w:type="spellEnd"/>
-      <w:r>
-        <w:rPr>
-          <w:lang w:val="en-US"/>
-        </w:rPr>
-        <w:t xml:space="preserve"> </w:t>
-      </w:r>
-      <w:proofErr w:type="spellStart"/>
-      <w:r>
-        <w:rPr>
-          <w:lang w:val="en-US"/>
-        </w:rPr>
-        <w:t>falló</w:t>
-      </w:r>
-      <w:proofErr w:type="spellEnd"/>
-      <w:r>
-        <w:rPr>
-          <w:lang w:val="en-US"/>
-        </w:rPr>
-        <w:t xml:space="preserve"> </w:t>
-      </w:r>
-      <w:proofErr w:type="spellStart"/>
-      <w:r>
-        <w:rPr>
-          <w:lang w:val="en-US"/>
-        </w:rPr>
-        <w:t>dejó</w:t>
-      </w:r>
-      <w:proofErr w:type="spellEnd"/>
-      <w:r>
-        <w:rPr>
-          <w:lang w:val="en-US"/>
-        </w:rPr>
-        <w:t xml:space="preserve"> de </w:t>
-      </w:r>
-      <w:proofErr w:type="spellStart"/>
-      <w:r>
-        <w:rPr>
-          <w:lang w:val="en-US"/>
-        </w:rPr>
-        <w:t>pedir</w:t>
-      </w:r>
-      <w:proofErr w:type="spellEnd"/>
-      <w:r>
-        <w:rPr>
-          <w:lang w:val="en-US"/>
-        </w:rPr>
-        <w:t xml:space="preserve"> </w:t>
-      </w:r>
-      <w:proofErr w:type="spellStart"/>
-      <w:r>
-        <w:rPr>
-          <w:lang w:val="en-US"/>
-        </w:rPr>
-        <w:t>paquetes</w:t>
-      </w:r>
-      <w:proofErr w:type="spellEnd"/>
-      <w:r>
-        <w:rPr>
-          <w:lang w:val="en-US"/>
-        </w:rPr>
-        <w:t xml:space="preserve"> (</w:t>
-      </w:r>
-      <w:proofErr w:type="spellStart"/>
-      <w:r>
-        <w:rPr>
-          <w:lang w:val="en-US"/>
-        </w:rPr>
-        <w:t>porque</w:t>
-      </w:r>
-      <w:proofErr w:type="spellEnd"/>
-      <w:r>
-        <w:rPr>
-          <w:lang w:val="en-US"/>
-        </w:rPr>
-        <w:t xml:space="preserve"> </w:t>
-      </w:r>
-      <w:proofErr w:type="spellStart"/>
-      <w:r>
-        <w:rPr>
-          <w:lang w:val="en-US"/>
-        </w:rPr>
-        <w:t>su</w:t>
-      </w:r>
-      <w:proofErr w:type="spellEnd"/>
-      <w:r>
-        <w:rPr>
-          <w:lang w:val="en-US"/>
-        </w:rPr>
-        <w:t xml:space="preserve"> </w:t>
-      </w:r>
-      <w:proofErr w:type="spellStart"/>
-      <w:r>
-        <w:rPr>
-          <w:lang w:val="en-US"/>
-        </w:rPr>
+      <w:r>
+        <w:t xml:space="preserve">Cuando el host que falló dejó de pedir paquetes (porque su </w:t>
+      </w:r>
+      <w:proofErr w:type="spellStart"/>
+      <w:r>
         <w:t>Partclone</w:t>
       </w:r>
       <w:proofErr w:type="spellEnd"/>
       <w:r>
-        <w:rPr>
-          <w:lang w:val="en-US"/>
-        </w:rPr>
-        <w:t xml:space="preserve"> se </w:t>
-      </w:r>
-      <w:proofErr w:type="spellStart"/>
-      <w:r>
-        <w:rPr>
-          <w:lang w:val="en-US"/>
-        </w:rPr>
-        <w:t>cerró</w:t>
-      </w:r>
-      <w:proofErr w:type="spellEnd"/>
-      <w:r>
-        <w:rPr>
-          <w:lang w:val="en-US"/>
-        </w:rPr>
-        <w:t xml:space="preserve"> con </w:t>
-      </w:r>
-      <w:proofErr w:type="spellStart"/>
-      <w:r>
-        <w:rPr>
-          <w:lang w:val="en-US"/>
-        </w:rPr>
-        <w:t>el</w:t>
-      </w:r>
-      <w:proofErr w:type="spellEnd"/>
-      <w:r>
-        <w:rPr>
-          <w:lang w:val="en-US"/>
-        </w:rPr>
-        <w:t xml:space="preserve"> error </w:t>
-      </w:r>
-      <w:proofErr w:type="spellStart"/>
-      <w:r>
-        <w:rPr>
-          <w:lang w:val="en-US"/>
-        </w:rPr>
-        <w:t>que</w:t>
-      </w:r>
-      <w:proofErr w:type="spellEnd"/>
-      <w:r>
-        <w:rPr>
-          <w:lang w:val="en-US"/>
-        </w:rPr>
-        <w:t xml:space="preserve"> </w:t>
-      </w:r>
-      <w:proofErr w:type="spellStart"/>
-      <w:r>
-        <w:rPr>
-          <w:lang w:val="en-US"/>
-        </w:rPr>
-        <w:t>vimos</w:t>
-      </w:r>
-      <w:proofErr w:type="spellEnd"/>
-      <w:r>
-        <w:rPr>
-          <w:lang w:val="en-US"/>
-        </w:rPr>
-        <w:t xml:space="preserve"> </w:t>
-      </w:r>
-      <w:proofErr w:type="spellStart"/>
-      <w:r>
-        <w:rPr>
-          <w:lang w:val="en-US"/>
-        </w:rPr>
-        <w:t>en</w:t>
-      </w:r>
-      <w:proofErr w:type="spellEnd"/>
-      <w:r>
-        <w:rPr>
-          <w:lang w:val="en-US"/>
-        </w:rPr>
-        <w:t xml:space="preserve"> la </w:t>
-      </w:r>
-      <w:proofErr w:type="spellStart"/>
-      <w:r>
-        <w:rPr>
-          <w:lang w:val="en-US"/>
-        </w:rPr>
-        <w:t>foto</w:t>
-      </w:r>
-      <w:proofErr w:type="spellEnd"/>
-      <w:r>
-        <w:rPr>
-          <w:lang w:val="en-US"/>
-        </w:rPr>
-        <w:t xml:space="preserve">), </w:t>
-      </w:r>
-      <w:proofErr w:type="spellStart"/>
-      <w:r>
-        <w:rPr>
-          <w:lang w:val="en-US"/>
-        </w:rPr>
-        <w:t>el</w:t>
-      </w:r>
-      <w:proofErr w:type="spellEnd"/>
-      <w:r>
-        <w:rPr>
-          <w:lang w:val="en-US"/>
-        </w:rPr>
-        <w:t xml:space="preserve"> </w:t>
-      </w:r>
-      <w:proofErr w:type="spellStart"/>
-      <w:r>
-        <w:rPr>
-          <w:lang w:val="en-US"/>
-        </w:rPr>
-        <w:t>udp</w:t>
-      </w:r>
-      <w:proofErr w:type="spellEnd"/>
-      <w:r>
-        <w:rPr>
-          <w:lang w:val="en-US"/>
-        </w:rPr>
-        <w:t xml:space="preserve">-sender del </w:t>
-      </w:r>
-      <w:proofErr w:type="spellStart"/>
-      <w:r>
-        <w:rPr>
-          <w:lang w:val="en-US"/>
-        </w:rPr>
-        <w:t>servidor</w:t>
-      </w:r>
-      <w:proofErr w:type="spellEnd"/>
-      <w:r>
-        <w:rPr>
-          <w:lang w:val="en-US"/>
-        </w:rPr>
-        <w:t xml:space="preserve"> </w:t>
-      </w:r>
-      <w:proofErr w:type="spellStart"/>
-      <w:r>
-        <w:rPr>
-          <w:lang w:val="en-US"/>
-        </w:rPr>
-        <w:t>tiene</w:t>
-      </w:r>
-      <w:proofErr w:type="spellEnd"/>
-      <w:r>
-        <w:rPr>
-          <w:lang w:val="en-US"/>
-        </w:rPr>
-        <w:t xml:space="preserve"> un </w:t>
-      </w:r>
-      <w:proofErr w:type="spellStart"/>
-      <w:r>
-        <w:rPr>
-          <w:lang w:val="en-US"/>
-        </w:rPr>
-        <w:t>mecanismo</w:t>
-      </w:r>
-      <w:proofErr w:type="spellEnd"/>
-      <w:r>
-        <w:rPr>
-          <w:lang w:val="en-US"/>
-        </w:rPr>
-        <w:t xml:space="preserve"> de "</w:t>
-      </w:r>
-      <w:proofErr w:type="spellStart"/>
-      <w:r>
-        <w:rPr>
-          <w:lang w:val="en-US"/>
-        </w:rPr>
-        <w:t>retirada</w:t>
-      </w:r>
-      <w:proofErr w:type="spellEnd"/>
-      <w:r>
-        <w:rPr>
-          <w:lang w:val="en-US"/>
-        </w:rPr>
-        <w:t>":</w:t>
+        <w:t xml:space="preserve"> se cerró con el error que vimos en la foto), el </w:t>
+      </w:r>
+      <w:proofErr w:type="spellStart"/>
+      <w:r>
+        <w:t>udp-sender</w:t>
+      </w:r>
+      <w:proofErr w:type="spellEnd"/>
+      <w:r>
+        <w:t xml:space="preserve"> del servidor tiene un mecanismo de "retirada":</w:t>
       </w:r>
     </w:p>
     <w:p>
@@ -9159,107 +9893,9 @@
           <w:ilvl w:val="0"/>
           <w:numId w:val="24"/>
         </w:numPr>
-        <w:rPr>
-          <w:lang w:val="en-US"/>
-        </w:rPr>
-      </w:pPr>
-      <w:proofErr w:type="spellStart"/>
-      <w:r>
-        <w:rPr>
-          <w:lang w:val="en-US"/>
-        </w:rPr>
-        <w:t>Detecta</w:t>
-      </w:r>
-      <w:proofErr w:type="spellEnd"/>
-      <w:r>
-        <w:rPr>
-          <w:lang w:val="en-US"/>
-        </w:rPr>
-        <w:t xml:space="preserve"> </w:t>
-      </w:r>
-      <w:proofErr w:type="spellStart"/>
-      <w:r>
-        <w:rPr>
-          <w:lang w:val="en-US"/>
-        </w:rPr>
-        <w:t>que</w:t>
-      </w:r>
-      <w:proofErr w:type="spellEnd"/>
-      <w:r>
-        <w:rPr>
-          <w:lang w:val="en-US"/>
-        </w:rPr>
-        <w:t xml:space="preserve"> un receptor </w:t>
-      </w:r>
-      <w:proofErr w:type="spellStart"/>
-      <w:r>
-        <w:rPr>
-          <w:lang w:val="en-US"/>
-        </w:rPr>
-        <w:t>ya</w:t>
-      </w:r>
-      <w:proofErr w:type="spellEnd"/>
-      <w:r>
-        <w:rPr>
-          <w:lang w:val="en-US"/>
-        </w:rPr>
-        <w:t xml:space="preserve"> no </w:t>
-      </w:r>
-      <w:proofErr w:type="spellStart"/>
-      <w:r>
-        <w:rPr>
-          <w:lang w:val="en-US"/>
-        </w:rPr>
-        <w:t>envía</w:t>
-      </w:r>
-      <w:proofErr w:type="spellEnd"/>
-      <w:r>
-        <w:rPr>
-          <w:lang w:val="en-US"/>
-        </w:rPr>
-        <w:t xml:space="preserve"> </w:t>
-      </w:r>
-      <w:proofErr w:type="spellStart"/>
-      <w:r>
-        <w:rPr>
-          <w:lang w:val="en-US"/>
-        </w:rPr>
-        <w:t>señales</w:t>
-      </w:r>
-      <w:proofErr w:type="spellEnd"/>
-      <w:r>
-        <w:rPr>
-          <w:lang w:val="en-US"/>
-        </w:rPr>
-        <w:t xml:space="preserve"> de "ACK" (</w:t>
-      </w:r>
-      <w:proofErr w:type="spellStart"/>
-      <w:r>
-        <w:rPr>
-          <w:lang w:val="en-US"/>
-        </w:rPr>
-        <w:t>acuse</w:t>
-      </w:r>
-      <w:proofErr w:type="spellEnd"/>
-      <w:r>
-        <w:rPr>
-          <w:lang w:val="en-US"/>
-        </w:rPr>
-        <w:t xml:space="preserve"> de </w:t>
-      </w:r>
-      <w:proofErr w:type="spellStart"/>
-      <w:r>
-        <w:rPr>
-          <w:lang w:val="en-US"/>
-        </w:rPr>
-        <w:t>recibo</w:t>
-      </w:r>
-      <w:proofErr w:type="spellEnd"/>
-      <w:r>
-        <w:rPr>
-          <w:lang w:val="en-US"/>
-        </w:rPr>
-        <w:t>).</w:t>
+      </w:pPr>
+      <w:r>
+        <w:t>Detecta que un receptor ya no envía señales de "ACK" (acuse de recibo).</w:t>
       </w:r>
     </w:p>
     <w:p>
@@ -9268,172 +9904,18 @@
           <w:ilvl w:val="0"/>
           <w:numId w:val="24"/>
         </w:numPr>
-        <w:rPr>
-          <w:lang w:val="en-US"/>
-        </w:rPr>
-      </w:pPr>
-      <w:r>
-        <w:rPr>
-          <w:lang w:val="en-US"/>
-        </w:rPr>
-        <w:t xml:space="preserve">Tras </w:t>
-      </w:r>
-      <w:proofErr w:type="spellStart"/>
-      <w:r>
-        <w:rPr>
-          <w:lang w:val="en-US"/>
-        </w:rPr>
-        <w:t>unos</w:t>
-      </w:r>
-      <w:proofErr w:type="spellEnd"/>
-      <w:r>
-        <w:rPr>
-          <w:lang w:val="en-US"/>
-        </w:rPr>
-        <w:t xml:space="preserve"> </w:t>
-      </w:r>
-      <w:proofErr w:type="spellStart"/>
-      <w:r>
-        <w:rPr>
-          <w:lang w:val="en-US"/>
-        </w:rPr>
-        <w:t>minutos</w:t>
-      </w:r>
-      <w:proofErr w:type="spellEnd"/>
-      <w:r>
-        <w:rPr>
-          <w:lang w:val="en-US"/>
-        </w:rPr>
-        <w:t xml:space="preserve"> de </w:t>
-      </w:r>
-      <w:proofErr w:type="spellStart"/>
-      <w:r>
-        <w:rPr>
-          <w:lang w:val="en-US"/>
-        </w:rPr>
-        <w:t>reintentos</w:t>
-      </w:r>
-      <w:proofErr w:type="spellEnd"/>
-      <w:r>
-        <w:rPr>
-          <w:lang w:val="en-US"/>
-        </w:rPr>
-        <w:t xml:space="preserve"> </w:t>
-      </w:r>
-      <w:proofErr w:type="spellStart"/>
-      <w:r>
-        <w:rPr>
-          <w:lang w:val="en-US"/>
-        </w:rPr>
-        <w:t>internos</w:t>
-      </w:r>
-      <w:proofErr w:type="spellEnd"/>
-      <w:r>
-        <w:rPr>
-          <w:lang w:val="en-US"/>
-        </w:rPr>
-        <w:t xml:space="preserve">, </w:t>
-      </w:r>
-      <w:proofErr w:type="spellStart"/>
-      <w:r>
-        <w:rPr>
-          <w:lang w:val="en-US"/>
-        </w:rPr>
-        <w:t>el</w:t>
-      </w:r>
-      <w:proofErr w:type="spellEnd"/>
-      <w:r>
-        <w:rPr>
-          <w:lang w:val="en-US"/>
-        </w:rPr>
-        <w:t xml:space="preserve"> </w:t>
-      </w:r>
-      <w:proofErr w:type="spellStart"/>
-      <w:r>
-        <w:rPr>
-          <w:lang w:val="en-US"/>
-        </w:rPr>
-        <w:t>servidor</w:t>
-      </w:r>
-      <w:proofErr w:type="spellEnd"/>
-      <w:r>
-        <w:rPr>
-          <w:lang w:val="en-US"/>
-        </w:rPr>
-        <w:t xml:space="preserve"> </w:t>
-      </w:r>
-      <w:proofErr w:type="spellStart"/>
-      <w:r>
-        <w:rPr>
-          <w:lang w:val="en-US"/>
-        </w:rPr>
-        <w:t>marca</w:t>
-      </w:r>
-      <w:proofErr w:type="spellEnd"/>
-      <w:r>
-        <w:rPr>
-          <w:lang w:val="en-US"/>
-        </w:rPr>
-        <w:t xml:space="preserve"> </w:t>
-      </w:r>
-      <w:proofErr w:type="gramStart"/>
-      <w:r>
-        <w:rPr>
-          <w:lang w:val="en-US"/>
-        </w:rPr>
-        <w:t>a</w:t>
-      </w:r>
-      <w:proofErr w:type="gramEnd"/>
-      <w:r>
-        <w:rPr>
-          <w:lang w:val="en-US"/>
-        </w:rPr>
-        <w:t xml:space="preserve"> ese receptor </w:t>
-      </w:r>
-      <w:proofErr w:type="spellStart"/>
-      <w:r>
-        <w:rPr>
-          <w:lang w:val="en-US"/>
-        </w:rPr>
-        <w:t>como</w:t>
-      </w:r>
-      <w:proofErr w:type="spellEnd"/>
-      <w:r>
-        <w:rPr>
-          <w:lang w:val="en-US"/>
-        </w:rPr>
-        <w:t xml:space="preserve"> </w:t>
-      </w:r>
-      <w:r>
-        <w:rPr>
-          <w:b/>
-          <w:bCs/>
-          <w:lang w:val="en-US"/>
-        </w:rPr>
-        <w:t>"</w:t>
-      </w:r>
-      <w:proofErr w:type="spellStart"/>
-      <w:r>
-        <w:rPr>
-          <w:b/>
-          <w:bCs/>
-          <w:lang w:val="en-US"/>
-        </w:rPr>
-        <w:t>fallecido</w:t>
-      </w:r>
-      <w:proofErr w:type="spellEnd"/>
-      <w:r>
-        <w:rPr>
-          <w:b/>
-          <w:bCs/>
-          <w:lang w:val="en-US"/>
-        </w:rPr>
-        <w:t>"</w:t>
-      </w:r>
-      <w:r>
-        <w:rPr>
-          <w:lang w:val="en-US"/>
-        </w:rPr>
+      </w:pPr>
+      <w:r>
+        <w:t xml:space="preserve">Tras unos minutos de reintentos internos, el servidor marca a ese receptor como </w:t>
+      </w:r>
+      <w:r>
+        <w:rPr>
+          <w:b/>
+          <w:bCs/>
+        </w:rPr>
+        <w:t>"fallecido"</w:t>
+      </w:r>
+      <w:r>
         <w:t>.</w:t>
       </w:r>
     </w:p>
@@ -9443,219 +9925,25 @@
           <w:ilvl w:val="0"/>
           <w:numId w:val="24"/>
         </w:numPr>
-        <w:rPr>
-          <w:lang w:val="en-US"/>
-        </w:rPr>
-      </w:pPr>
-      <w:proofErr w:type="spellStart"/>
-      <w:r>
-        <w:rPr>
-          <w:lang w:val="en-US"/>
-        </w:rPr>
-        <w:t>Automáticamente</w:t>
-      </w:r>
-      <w:proofErr w:type="spellEnd"/>
-      <w:r>
-        <w:rPr>
-          <w:lang w:val="en-US"/>
-        </w:rPr>
-        <w:t xml:space="preserve">, </w:t>
-      </w:r>
-      <w:proofErr w:type="spellStart"/>
-      <w:r>
-        <w:rPr>
-          <w:lang w:val="en-US"/>
-        </w:rPr>
-        <w:t>el</w:t>
-      </w:r>
-      <w:proofErr w:type="spellEnd"/>
-      <w:r>
-        <w:rPr>
-          <w:lang w:val="en-US"/>
-        </w:rPr>
-        <w:t xml:space="preserve"> </w:t>
-      </w:r>
-      <w:proofErr w:type="spellStart"/>
-      <w:r>
-        <w:rPr>
-          <w:lang w:val="en-US"/>
-        </w:rPr>
-        <w:t>servidor</w:t>
-      </w:r>
-      <w:proofErr w:type="spellEnd"/>
-      <w:r>
-        <w:rPr>
-          <w:lang w:val="en-US"/>
-        </w:rPr>
-        <w:t xml:space="preserve"> </w:t>
-      </w:r>
-      <w:proofErr w:type="spellStart"/>
-      <w:r>
-        <w:rPr>
-          <w:b/>
-          <w:bCs/>
-          <w:lang w:val="en-US"/>
-        </w:rPr>
-        <w:t>cierra</w:t>
-      </w:r>
-      <w:proofErr w:type="spellEnd"/>
-      <w:r>
-        <w:rPr>
-          <w:b/>
-          <w:bCs/>
-          <w:lang w:val="en-US"/>
-        </w:rPr>
-        <w:t xml:space="preserve"> la </w:t>
-      </w:r>
-      <w:proofErr w:type="spellStart"/>
-      <w:r>
-        <w:rPr>
-          <w:b/>
-          <w:bCs/>
-          <w:lang w:val="en-US"/>
-        </w:rPr>
-        <w:t>transmisión</w:t>
-      </w:r>
-      <w:proofErr w:type="spellEnd"/>
-      <w:r>
-        <w:rPr>
-          <w:b/>
-          <w:bCs/>
-          <w:lang w:val="en-US"/>
-        </w:rPr>
-        <w:t xml:space="preserve"> de </w:t>
-      </w:r>
-      <w:proofErr w:type="spellStart"/>
-      <w:r>
-        <w:rPr>
-          <w:b/>
-          <w:bCs/>
-          <w:lang w:val="en-US"/>
-        </w:rPr>
-        <w:t>esa</w:t>
-      </w:r>
-      <w:proofErr w:type="spellEnd"/>
-      <w:r>
-        <w:rPr>
-          <w:b/>
-          <w:bCs/>
-          <w:lang w:val="en-US"/>
-        </w:rPr>
-        <w:t xml:space="preserve"> </w:t>
-      </w:r>
-      <w:proofErr w:type="spellStart"/>
-      <w:r>
-        <w:rPr>
-          <w:b/>
-          <w:bCs/>
-          <w:lang w:val="en-US"/>
-        </w:rPr>
-        <w:t>partición</w:t>
-      </w:r>
-      <w:proofErr w:type="spellEnd"/>
-      <w:r>
-        <w:rPr>
-          <w:lang w:val="en-US"/>
-        </w:rPr>
-        <w:t xml:space="preserve"> y </w:t>
-      </w:r>
-      <w:proofErr w:type="spellStart"/>
-      <w:r>
-        <w:rPr>
-          <w:lang w:val="en-US"/>
-        </w:rPr>
-        <w:t>pasa</w:t>
-      </w:r>
-      <w:proofErr w:type="spellEnd"/>
-      <w:r>
-        <w:rPr>
-          <w:lang w:val="en-US"/>
-        </w:rPr>
-        <w:t xml:space="preserve"> a la </w:t>
-      </w:r>
-      <w:proofErr w:type="spellStart"/>
-      <w:r>
-        <w:rPr>
-          <w:lang w:val="en-US"/>
-        </w:rPr>
-        <w:t>siguiente</w:t>
-      </w:r>
-      <w:proofErr w:type="spellEnd"/>
-      <w:r>
-        <w:rPr>
-          <w:lang w:val="en-US"/>
-        </w:rPr>
-        <w:t xml:space="preserve"> de la </w:t>
-      </w:r>
-      <w:proofErr w:type="spellStart"/>
-      <w:r>
-        <w:rPr>
-          <w:lang w:val="en-US"/>
-        </w:rPr>
-        <w:t>lista</w:t>
-      </w:r>
-      <w:proofErr w:type="spellEnd"/>
-      <w:r>
-        <w:rPr>
-          <w:lang w:val="en-US"/>
-        </w:rPr>
-        <w:t xml:space="preserve"> (</w:t>
-      </w:r>
-      <w:proofErr w:type="spellStart"/>
-      <w:r>
-        <w:rPr>
-          <w:lang w:val="en-US"/>
-        </w:rPr>
-        <w:t>en</w:t>
-      </w:r>
-      <w:proofErr w:type="spellEnd"/>
-      <w:r>
-        <w:rPr>
-          <w:lang w:val="en-US"/>
-        </w:rPr>
-        <w:t xml:space="preserve"> </w:t>
-      </w:r>
-      <w:proofErr w:type="spellStart"/>
-      <w:r>
-        <w:rPr>
-          <w:lang w:val="en-US"/>
-        </w:rPr>
-        <w:t>tu</w:t>
-      </w:r>
-      <w:proofErr w:type="spellEnd"/>
-      <w:r>
-        <w:rPr>
-          <w:lang w:val="en-US"/>
-        </w:rPr>
-        <w:t xml:space="preserve"> </w:t>
-      </w:r>
-      <w:proofErr w:type="spellStart"/>
-      <w:r>
-        <w:rPr>
-          <w:lang w:val="en-US"/>
-        </w:rPr>
-        <w:t>caso</w:t>
-      </w:r>
-      <w:proofErr w:type="spellEnd"/>
-      <w:r>
-        <w:rPr>
-          <w:lang w:val="en-US"/>
-        </w:rPr>
-        <w:t>, la d1p4.img).</w:t>
-      </w:r>
-    </w:p>
-    <w:p>
-      <w:pPr>
-        <w:rPr>
-          <w:lang w:val="en-US"/>
-        </w:rPr>
-      </w:pPr>
-      <w:r>
-        <w:rPr>
-          <w:lang w:val="en-US"/>
-        </w:rPr>
+      </w:pPr>
+      <w:r>
+        <w:t xml:space="preserve">Automáticamente, el servidor </w:t>
+      </w:r>
+      <w:r>
+        <w:rPr>
+          <w:b/>
+          <w:bCs/>
+        </w:rPr>
+        <w:t>cierra la transmisión de esa partición</w:t>
+      </w:r>
+      <w:r>
+        <w:t xml:space="preserve"> y pasa a la siguiente de la lista (en tu caso, la d1p4.img).</w:t>
+      </w:r>
+    </w:p>
+    <w:p>
+      <w:r>
         <w:pict w14:anchorId="240CAD30">
-          <v:rect id="_x0000_i1041" style="width:0;height:1.5pt" o:hralign="center" o:hrstd="t" o:hr="t" fillcolor="#a0a0a0" stroked="f"/>
+          <v:rect id="_x0000_i1026" style="width:0;height:1.5pt" o:hralign="center" o:hrstd="t" o:hr="t" fillcolor="#a0a0a0" stroked="f"/>
         </w:pict>
       </w:r>
     </w:p>
@@ -9673,35 +9961,54 @@
           <w:bCs/>
           <w:color w:val="EE0000"/>
         </w:rPr>
-        <w:t xml:space="preserve">VIDEO: </w:t>
-      </w:r>
-      <w:r>
+        <w:t>VIDEO: Multicast_diferente_subnet-FALLO-01 (1).mp4</w:t>
+      </w:r>
+    </w:p>
+    <w:p>
+      <w:pPr>
         <w:rPr>
           <w:b/>
           <w:bCs/>
           <w:color w:val="EE0000"/>
         </w:rPr>
-        <w:t>Multicast_diferente_subnet-FALLO-01 (1).mp4</w:t>
-      </w:r>
-    </w:p>
-    <w:p>
-      <w:pPr>
+      </w:pPr>
+      <w:r>
         <w:rPr>
           <w:b/>
           <w:bCs/>
           <w:color w:val="EE0000"/>
         </w:rPr>
-      </w:pPr>
-      <w:r>
-        <w:rPr>
-          <w:b/>
-          <w:bCs/>
-          <w:color w:val="EE0000"/>
-        </w:rPr>
         <w:t>VIDEO: Multicast_diferente_subnet-FALLO-01 (2).mp4</w:t>
       </w:r>
     </w:p>
-    <w:p/>
+    <w:p>
+      <w:pPr>
+        <w:sectPr>
+          <w:pgSz w:w="12240" w:h="15840"/>
+          <w:pgMar w:top="1440" w:right="1440" w:bottom="1440" w:left="1440" w:header="708" w:footer="708" w:gutter="0"/>
+          <w:cols w:space="708"/>
+          <w:docGrid w:linePitch="360"/>
+        </w:sectPr>
+      </w:pPr>
+    </w:p>
+    <w:p>
+      <w:r>
+        <w:lastRenderedPageBreak/>
+        <w:t xml:space="preserve">Haz hincapié en el fallo </w:t>
+      </w:r>
+      <w:r>
+        <w:sym w:font="Wingdings" w:char="F0E0"/>
+      </w:r>
+      <w:r>
+        <w:t xml:space="preserve"> Lo tienes en video </w:t>
+      </w:r>
+      <w:r>
+        <w:sym w:font="Wingdings" w:char="F0E0"/>
+      </w:r>
+      <w:r>
+        <w:t xml:space="preserve"> Que a pesar de que uno falló, los otros, si esperaron, pero lo hicieron por 10 minutos, como está estipulado en el menú y que después siguieron sin incidencias hasta el final.</w:t>
+      </w:r>
+    </w:p>
     <w:sectPr>
       <w:pgSz w:w="12240" w:h="15840"/>
       <w:pgMar w:top="1440" w:right="1440" w:bottom="1440" w:left="1440" w:header="708" w:footer="708" w:gutter="0"/>
@@ -10944,6 +11251,119 @@
     </w:lvl>
   </w:abstractNum>
   <w:abstractNum w:abstractNumId="9" w15:restartNumberingAfterBreak="0">
+    <w:nsid w:val="32923800"/>
+    <w:multiLevelType w:val="multilevel"/>
+    <w:tmpl w:val="40C2AFB2"/>
+    <w:lvl w:ilvl="0">
+      <w:start w:val="1"/>
+      <w:numFmt w:val="decimal"/>
+      <w:lvlText w:val="%1."/>
+      <w:lvlJc w:val="left"/>
+      <w:pPr>
+        <w:tabs>
+          <w:tab w:val="num" w:pos="720"/>
+        </w:tabs>
+        <w:ind w:left="720" w:hanging="360"/>
+      </w:pPr>
+    </w:lvl>
+    <w:lvl w:ilvl="1" w:tentative="1">
+      <w:start w:val="1"/>
+      <w:numFmt w:val="decimal"/>
+      <w:lvlText w:val="%2."/>
+      <w:lvlJc w:val="left"/>
+      <w:pPr>
+        <w:tabs>
+          <w:tab w:val="num" w:pos="1440"/>
+        </w:tabs>
+        <w:ind w:left="1440" w:hanging="360"/>
+      </w:pPr>
+    </w:lvl>
+    <w:lvl w:ilvl="2" w:tentative="1">
+      <w:start w:val="1"/>
+      <w:numFmt w:val="decimal"/>
+      <w:lvlText w:val="%3."/>
+      <w:lvlJc w:val="left"/>
+      <w:pPr>
+        <w:tabs>
+          <w:tab w:val="num" w:pos="2160"/>
+        </w:tabs>
+        <w:ind w:left="2160" w:hanging="360"/>
+      </w:pPr>
+    </w:lvl>
+    <w:lvl w:ilvl="3" w:tentative="1">
+      <w:start w:val="1"/>
+      <w:numFmt w:val="decimal"/>
+      <w:lvlText w:val="%4."/>
+      <w:lvlJc w:val="left"/>
+      <w:pPr>
+        <w:tabs>
+          <w:tab w:val="num" w:pos="2880"/>
+        </w:tabs>
+        <w:ind w:left="2880" w:hanging="360"/>
+      </w:pPr>
+    </w:lvl>
+    <w:lvl w:ilvl="4" w:tentative="1">
+      <w:start w:val="1"/>
+      <w:numFmt w:val="decimal"/>
+      <w:lvlText w:val="%5."/>
+      <w:lvlJc w:val="left"/>
+      <w:pPr>
+        <w:tabs>
+          <w:tab w:val="num" w:pos="3600"/>
+        </w:tabs>
+        <w:ind w:left="3600" w:hanging="360"/>
+      </w:pPr>
+    </w:lvl>
+    <w:lvl w:ilvl="5" w:tentative="1">
+      <w:start w:val="1"/>
+      <w:numFmt w:val="decimal"/>
+      <w:lvlText w:val="%6."/>
+      <w:lvlJc w:val="left"/>
+      <w:pPr>
+        <w:tabs>
+          <w:tab w:val="num" w:pos="4320"/>
+        </w:tabs>
+        <w:ind w:left="4320" w:hanging="360"/>
+      </w:pPr>
+    </w:lvl>
+    <w:lvl w:ilvl="6" w:tentative="1">
+      <w:start w:val="1"/>
+      <w:numFmt w:val="decimal"/>
+      <w:lvlText w:val="%7."/>
+      <w:lvlJc w:val="left"/>
+      <w:pPr>
+        <w:tabs>
+          <w:tab w:val="num" w:pos="5040"/>
+        </w:tabs>
+        <w:ind w:left="5040" w:hanging="360"/>
+      </w:pPr>
+    </w:lvl>
+    <w:lvl w:ilvl="7" w:tentative="1">
+      <w:start w:val="1"/>
+      <w:numFmt w:val="decimal"/>
+      <w:lvlText w:val="%8."/>
+      <w:lvlJc w:val="left"/>
+      <w:pPr>
+        <w:tabs>
+          <w:tab w:val="num" w:pos="5760"/>
+        </w:tabs>
+        <w:ind w:left="5760" w:hanging="360"/>
+      </w:pPr>
+    </w:lvl>
+    <w:lvl w:ilvl="8" w:tentative="1">
+      <w:start w:val="1"/>
+      <w:numFmt w:val="decimal"/>
+      <w:lvlText w:val="%9."/>
+      <w:lvlJc w:val="left"/>
+      <w:pPr>
+        <w:tabs>
+          <w:tab w:val="num" w:pos="6480"/>
+        </w:tabs>
+        <w:ind w:left="6480" w:hanging="360"/>
+      </w:pPr>
+    </w:lvl>
+  </w:abstractNum>
+  <w:abstractNum w:abstractNumId="10" w15:restartNumberingAfterBreak="0">
     <w:nsid w:val="394308A6"/>
     <w:multiLevelType w:val="multilevel"/>
     <w:tmpl w:val="CE4CE8F6"/>
@@ -11056,7 +11476,7 @@
       </w:pPr>
     </w:lvl>
   </w:abstractNum>
-  <w:abstractNum w:abstractNumId="10" w15:restartNumberingAfterBreak="0">
+  <w:abstractNum w:abstractNumId="11" w15:restartNumberingAfterBreak="0">
     <w:nsid w:val="3B2F3BDB"/>
     <w:multiLevelType w:val="multilevel"/>
     <w:tmpl w:val="12EEBB94"/>
@@ -11205,7 +11625,7 @@
       </w:rPr>
     </w:lvl>
   </w:abstractNum>
-  <w:abstractNum w:abstractNumId="11" w15:restartNumberingAfterBreak="0">
+  <w:abstractNum w:abstractNumId="12" w15:restartNumberingAfterBreak="0">
     <w:nsid w:val="3E631B5F"/>
     <w:multiLevelType w:val="multilevel"/>
     <w:tmpl w:val="6B2CE496"/>
@@ -11318,7 +11738,7 @@
       </w:pPr>
     </w:lvl>
   </w:abstractNum>
-  <w:abstractNum w:abstractNumId="12" w15:restartNumberingAfterBreak="0">
+  <w:abstractNum w:abstractNumId="13" w15:restartNumberingAfterBreak="0">
     <w:nsid w:val="4CDD11DF"/>
     <w:multiLevelType w:val="hybridMultilevel"/>
     <w:tmpl w:val="4EAEF2AE"/>
@@ -11430,7 +11850,120 @@
       </w:rPr>
     </w:lvl>
   </w:abstractNum>
-  <w:abstractNum w:abstractNumId="13" w15:restartNumberingAfterBreak="0">
+  <w:abstractNum w:abstractNumId="14" w15:restartNumberingAfterBreak="0">
+    <w:nsid w:val="505812D6"/>
+    <w:multiLevelType w:val="multilevel"/>
+    <w:tmpl w:val="870E83D4"/>
+    <w:lvl w:ilvl="0">
+      <w:start w:val="1"/>
+      <w:numFmt w:val="decimal"/>
+      <w:lvlText w:val="%1."/>
+      <w:lvlJc w:val="left"/>
+      <w:pPr>
+        <w:tabs>
+          <w:tab w:val="num" w:pos="720"/>
+        </w:tabs>
+        <w:ind w:left="720" w:hanging="360"/>
+      </w:pPr>
+    </w:lvl>
+    <w:lvl w:ilvl="1" w:tentative="1">
+      <w:start w:val="1"/>
+      <w:numFmt w:val="decimal"/>
+      <w:lvlText w:val="%2."/>
+      <w:lvlJc w:val="left"/>
+      <w:pPr>
+        <w:tabs>
+          <w:tab w:val="num" w:pos="1440"/>
+        </w:tabs>
+        <w:ind w:left="1440" w:hanging="360"/>
+      </w:pPr>
+    </w:lvl>
+    <w:lvl w:ilvl="2" w:tentative="1">
+      <w:start w:val="1"/>
+      <w:numFmt w:val="decimal"/>
+      <w:lvlText w:val="%3."/>
+      <w:lvlJc w:val="left"/>
+      <w:pPr>
+        <w:tabs>
+          <w:tab w:val="num" w:pos="2160"/>
+        </w:tabs>
+        <w:ind w:left="2160" w:hanging="360"/>
+      </w:pPr>
+    </w:lvl>
+    <w:lvl w:ilvl="3" w:tentative="1">
+      <w:start w:val="1"/>
+      <w:numFmt w:val="decimal"/>
+      <w:lvlText w:val="%4."/>
+      <w:lvlJc w:val="left"/>
+      <w:pPr>
+        <w:tabs>
+          <w:tab w:val="num" w:pos="2880"/>
+        </w:tabs>
+        <w:ind w:left="2880" w:hanging="360"/>
+      </w:pPr>
+    </w:lvl>
+    <w:lvl w:ilvl="4" w:tentative="1">
+      <w:start w:val="1"/>
+      <w:numFmt w:val="decimal"/>
+      <w:lvlText w:val="%5."/>
+      <w:lvlJc w:val="left"/>
+      <w:pPr>
+        <w:tabs>
+          <w:tab w:val="num" w:pos="3600"/>
+        </w:tabs>
+        <w:ind w:left="3600" w:hanging="360"/>
+      </w:pPr>
+    </w:lvl>
+    <w:lvl w:ilvl="5" w:tentative="1">
+      <w:start w:val="1"/>
+      <w:numFmt w:val="decimal"/>
+      <w:lvlText w:val="%6."/>
+      <w:lvlJc w:val="left"/>
+      <w:pPr>
+        <w:tabs>
+          <w:tab w:val="num" w:pos="4320"/>
+        </w:tabs>
+        <w:ind w:left="4320" w:hanging="360"/>
+      </w:pPr>
+    </w:lvl>
+    <w:lvl w:ilvl="6" w:tentative="1">
+      <w:start w:val="1"/>
+      <w:numFmt w:val="decimal"/>
+      <w:lvlText w:val="%7."/>
+      <w:lvlJc w:val="left"/>
+      <w:pPr>
+        <w:tabs>
+          <w:tab w:val="num" w:pos="5040"/>
+        </w:tabs>
+        <w:ind w:left="5040" w:hanging="360"/>
+      </w:pPr>
+    </w:lvl>
+    <w:lvl w:ilvl="7" w:tentative="1">
+      <w:start w:val="1"/>
+      <w:numFmt w:val="decimal"/>
+      <w:lvlText w:val="%8."/>
+      <w:lvlJc w:val="left"/>
+      <w:pPr>
+        <w:tabs>
+          <w:tab w:val="num" w:pos="5760"/>
+        </w:tabs>
+        <w:ind w:left="5760" w:hanging="360"/>
+      </w:pPr>
+    </w:lvl>
+    <w:lvl w:ilvl="8" w:tentative="1">
+      <w:start w:val="1"/>
+      <w:numFmt w:val="decimal"/>
+      <w:lvlText w:val="%9."/>
+      <w:lvlJc w:val="left"/>
+      <w:pPr>
+        <w:tabs>
+          <w:tab w:val="num" w:pos="6480"/>
+        </w:tabs>
+        <w:ind w:left="6480" w:hanging="360"/>
+      </w:pPr>
+    </w:lvl>
+  </w:abstractNum>
+  <w:abstractNum w:abstractNumId="15" w15:restartNumberingAfterBreak="0">
     <w:nsid w:val="51FC7BD3"/>
     <w:multiLevelType w:val="multilevel"/>
     <w:tmpl w:val="3064C5F0"/>
@@ -11579,7 +12112,7 @@
       </w:rPr>
     </w:lvl>
   </w:abstractNum>
-  <w:abstractNum w:abstractNumId="14" w15:restartNumberingAfterBreak="0">
+  <w:abstractNum w:abstractNumId="16" w15:restartNumberingAfterBreak="0">
     <w:nsid w:val="56680D1D"/>
     <w:multiLevelType w:val="multilevel"/>
     <w:tmpl w:val="97F89DBA"/>
@@ -11692,7 +12225,7 @@
       </w:pPr>
     </w:lvl>
   </w:abstractNum>
-  <w:abstractNum w:abstractNumId="15" w15:restartNumberingAfterBreak="0">
+  <w:abstractNum w:abstractNumId="17" w15:restartNumberingAfterBreak="0">
     <w:nsid w:val="574835DB"/>
     <w:multiLevelType w:val="multilevel"/>
     <w:tmpl w:val="9038487C"/>
@@ -11841,7 +12374,7 @@
       </w:rPr>
     </w:lvl>
   </w:abstractNum>
-  <w:abstractNum w:abstractNumId="16" w15:restartNumberingAfterBreak="0">
+  <w:abstractNum w:abstractNumId="18" w15:restartNumberingAfterBreak="0">
     <w:nsid w:val="5AA52546"/>
     <w:multiLevelType w:val="multilevel"/>
     <w:tmpl w:val="64CEAA9A"/>
@@ -11954,7 +12487,7 @@
       </w:pPr>
     </w:lvl>
   </w:abstractNum>
-  <w:abstractNum w:abstractNumId="17" w15:restartNumberingAfterBreak="0">
+  <w:abstractNum w:abstractNumId="19" w15:restartNumberingAfterBreak="0">
     <w:nsid w:val="5EEF4BC5"/>
     <w:multiLevelType w:val="multilevel"/>
     <w:tmpl w:val="2FA64E6A"/>
@@ -12067,7 +12600,7 @@
       </w:pPr>
     </w:lvl>
   </w:abstractNum>
-  <w:abstractNum w:abstractNumId="18" w15:restartNumberingAfterBreak="0">
+  <w:abstractNum w:abstractNumId="20" w15:restartNumberingAfterBreak="0">
     <w:nsid w:val="60D228A3"/>
     <w:multiLevelType w:val="multilevel"/>
     <w:tmpl w:val="4E5450D6"/>
@@ -12216,7 +12749,7 @@
       </w:rPr>
     </w:lvl>
   </w:abstractNum>
-  <w:abstractNum w:abstractNumId="19" w15:restartNumberingAfterBreak="0">
+  <w:abstractNum w:abstractNumId="21" w15:restartNumberingAfterBreak="0">
     <w:nsid w:val="64392F60"/>
     <w:multiLevelType w:val="multilevel"/>
     <w:tmpl w:val="67B652F8"/>
@@ -12365,7 +12898,7 @@
       </w:rPr>
     </w:lvl>
   </w:abstractNum>
-  <w:abstractNum w:abstractNumId="20" w15:restartNumberingAfterBreak="0">
+  <w:abstractNum w:abstractNumId="22" w15:restartNumberingAfterBreak="0">
     <w:nsid w:val="66423360"/>
     <w:multiLevelType w:val="multilevel"/>
     <w:tmpl w:val="623649D8"/>
@@ -12478,7 +13011,120 @@
       </w:pPr>
     </w:lvl>
   </w:abstractNum>
-  <w:abstractNum w:abstractNumId="21" w15:restartNumberingAfterBreak="0">
+  <w:abstractNum w:abstractNumId="23" w15:restartNumberingAfterBreak="0">
+    <w:nsid w:val="6FF612B9"/>
+    <w:multiLevelType w:val="multilevel"/>
+    <w:tmpl w:val="D3305DE8"/>
+    <w:lvl w:ilvl="0">
+      <w:start w:val="1"/>
+      <w:numFmt w:val="decimal"/>
+      <w:lvlText w:val="%1."/>
+      <w:lvlJc w:val="left"/>
+      <w:pPr>
+        <w:tabs>
+          <w:tab w:val="num" w:pos="720"/>
+        </w:tabs>
+        <w:ind w:left="720" w:hanging="360"/>
+      </w:pPr>
+    </w:lvl>
+    <w:lvl w:ilvl="1" w:tentative="1">
+      <w:start w:val="1"/>
+      <w:numFmt w:val="decimal"/>
+      <w:lvlText w:val="%2."/>
+      <w:lvlJc w:val="left"/>
+      <w:pPr>
+        <w:tabs>
+          <w:tab w:val="num" w:pos="1440"/>
+        </w:tabs>
+        <w:ind w:left="1440" w:hanging="360"/>
+      </w:pPr>
+    </w:lvl>
+    <w:lvl w:ilvl="2" w:tentative="1">
+      <w:start w:val="1"/>
+      <w:numFmt w:val="decimal"/>
+      <w:lvlText w:val="%3."/>
+      <w:lvlJc w:val="left"/>
+      <w:pPr>
+        <w:tabs>
+          <w:tab w:val="num" w:pos="2160"/>
+        </w:tabs>
+        <w:ind w:left="2160" w:hanging="360"/>
+      </w:pPr>
+    </w:lvl>
+    <w:lvl w:ilvl="3" w:tentative="1">
+      <w:start w:val="1"/>
+      <w:numFmt w:val="decimal"/>
+      <w:lvlText w:val="%4."/>
+      <w:lvlJc w:val="left"/>
+      <w:pPr>
+        <w:tabs>
+          <w:tab w:val="num" w:pos="2880"/>
+        </w:tabs>
+        <w:ind w:left="2880" w:hanging="360"/>
+      </w:pPr>
+    </w:lvl>
+    <w:lvl w:ilvl="4" w:tentative="1">
+      <w:start w:val="1"/>
+      <w:numFmt w:val="decimal"/>
+      <w:lvlText w:val="%5."/>
+      <w:lvlJc w:val="left"/>
+      <w:pPr>
+        <w:tabs>
+          <w:tab w:val="num" w:pos="3600"/>
+        </w:tabs>
+        <w:ind w:left="3600" w:hanging="360"/>
+      </w:pPr>
+    </w:lvl>
+    <w:lvl w:ilvl="5" w:tentative="1">
+      <w:start w:val="1"/>
+      <w:numFmt w:val="decimal"/>
+      <w:lvlText w:val="%6."/>
+      <w:lvlJc w:val="left"/>
+      <w:pPr>
+        <w:tabs>
+          <w:tab w:val="num" w:pos="4320"/>
+        </w:tabs>
+        <w:ind w:left="4320" w:hanging="360"/>
+      </w:pPr>
+    </w:lvl>
+    <w:lvl w:ilvl="6" w:tentative="1">
+      <w:start w:val="1"/>
+      <w:numFmt w:val="decimal"/>
+      <w:lvlText w:val="%7."/>
+      <w:lvlJc w:val="left"/>
+      <w:pPr>
+        <w:tabs>
+          <w:tab w:val="num" w:pos="5040"/>
+        </w:tabs>
+        <w:ind w:left="5040" w:hanging="360"/>
+      </w:pPr>
+    </w:lvl>
+    <w:lvl w:ilvl="7" w:tentative="1">
+      <w:start w:val="1"/>
+      <w:numFmt w:val="decimal"/>
+      <w:lvlText w:val="%8."/>
+      <w:lvlJc w:val="left"/>
+      <w:pPr>
+        <w:tabs>
+          <w:tab w:val="num" w:pos="5760"/>
+        </w:tabs>
+        <w:ind w:left="5760" w:hanging="360"/>
+      </w:pPr>
+    </w:lvl>
+    <w:lvl w:ilvl="8" w:tentative="1">
+      <w:start w:val="1"/>
+      <w:numFmt w:val="decimal"/>
+      <w:lvlText w:val="%9."/>
+      <w:lvlJc w:val="left"/>
+      <w:pPr>
+        <w:tabs>
+          <w:tab w:val="num" w:pos="6480"/>
+        </w:tabs>
+        <w:ind w:left="6480" w:hanging="360"/>
+      </w:pPr>
+    </w:lvl>
+  </w:abstractNum>
+  <w:abstractNum w:abstractNumId="24" w15:restartNumberingAfterBreak="0">
     <w:nsid w:val="70670243"/>
     <w:multiLevelType w:val="multilevel"/>
     <w:tmpl w:val="C38E9CA0"/>
@@ -12627,7 +13273,7 @@
       </w:rPr>
     </w:lvl>
   </w:abstractNum>
-  <w:abstractNum w:abstractNumId="22" w15:restartNumberingAfterBreak="0">
+  <w:abstractNum w:abstractNumId="25" w15:restartNumberingAfterBreak="0">
     <w:nsid w:val="742F092D"/>
     <w:multiLevelType w:val="multilevel"/>
     <w:tmpl w:val="6EB44804"/>
@@ -12740,7 +13386,7 @@
       </w:pPr>
     </w:lvl>
   </w:abstractNum>
-  <w:abstractNum w:abstractNumId="23" w15:restartNumberingAfterBreak="0">
+  <w:abstractNum w:abstractNumId="26" w15:restartNumberingAfterBreak="0">
     <w:nsid w:val="7D0B6DAB"/>
     <w:multiLevelType w:val="multilevel"/>
     <w:tmpl w:val="1C4E62F4"/>
@@ -12854,43 +13500,43 @@
     </w:lvl>
   </w:abstractNum>
   <w:num w:numId="1" w16cid:durableId="40985297">
-    <w:abstractNumId w:val="12"/>
+    <w:abstractNumId w:val="13"/>
   </w:num>
   <w:num w:numId="2" w16cid:durableId="608201180">
-    <w:abstractNumId w:val="21"/>
+    <w:abstractNumId w:val="24"/>
   </w:num>
   <w:num w:numId="3" w16cid:durableId="1324744758">
-    <w:abstractNumId w:val="18"/>
+    <w:abstractNumId w:val="20"/>
   </w:num>
   <w:num w:numId="4" w16cid:durableId="1870020506">
     <w:abstractNumId w:val="4"/>
   </w:num>
   <w:num w:numId="5" w16cid:durableId="1793135115">
-    <w:abstractNumId w:val="10"/>
+    <w:abstractNumId w:val="11"/>
   </w:num>
   <w:num w:numId="6" w16cid:durableId="893740901">
+    <w:abstractNumId w:val="21"/>
+  </w:num>
+  <w:num w:numId="7" w16cid:durableId="596980067">
+    <w:abstractNumId w:val="17"/>
+  </w:num>
+  <w:num w:numId="8" w16cid:durableId="894974900">
+    <w:abstractNumId w:val="18"/>
+  </w:num>
+  <w:num w:numId="9" w16cid:durableId="1521551149">
+    <w:abstractNumId w:val="26"/>
+  </w:num>
+  <w:num w:numId="10" w16cid:durableId="1528713890">
     <w:abstractNumId w:val="19"/>
   </w:num>
-  <w:num w:numId="7" w16cid:durableId="596980067">
-    <w:abstractNumId w:val="15"/>
-  </w:num>
-  <w:num w:numId="8" w16cid:durableId="894974900">
-    <w:abstractNumId w:val="16"/>
-  </w:num>
-  <w:num w:numId="9" w16cid:durableId="1521551149">
-    <w:abstractNumId w:val="23"/>
-  </w:num>
-  <w:num w:numId="10" w16cid:durableId="1528713890">
-    <w:abstractNumId w:val="17"/>
-  </w:num>
   <w:num w:numId="11" w16cid:durableId="526413683">
-    <w:abstractNumId w:val="22"/>
+    <w:abstractNumId w:val="25"/>
   </w:num>
   <w:num w:numId="12" w16cid:durableId="830219606">
     <w:abstractNumId w:val="0"/>
   </w:num>
   <w:num w:numId="13" w16cid:durableId="712198607">
-    <w:abstractNumId w:val="20"/>
+    <w:abstractNumId w:val="22"/>
   </w:num>
   <w:num w:numId="14" w16cid:durableId="1004436747">
     <w:abstractNumId w:val="2"/>
@@ -12905,16 +13551,16 @@
     <w:abstractNumId w:val="6"/>
   </w:num>
   <w:num w:numId="18" w16cid:durableId="1714840380">
-    <w:abstractNumId w:val="11"/>
+    <w:abstractNumId w:val="12"/>
   </w:num>
   <w:num w:numId="19" w16cid:durableId="1865245638">
     <w:abstractNumId w:val="8"/>
   </w:num>
   <w:num w:numId="20" w16cid:durableId="358312361">
-    <w:abstractNumId w:val="13"/>
+    <w:abstractNumId w:val="15"/>
   </w:num>
   <w:num w:numId="21" w16cid:durableId="1203900018">
-    <w:abstractNumId w:val="14"/>
+    <w:abstractNumId w:val="16"/>
   </w:num>
   <w:num w:numId="22" w16cid:durableId="1264537989">
     <w:abstractNumId w:val="1"/>
@@ -12923,7 +13569,16 @@
     <w:abstractNumId w:val="5"/>
   </w:num>
   <w:num w:numId="24" w16cid:durableId="1696416571">
+    <w:abstractNumId w:val="10"/>
+  </w:num>
+  <w:num w:numId="25" w16cid:durableId="1744570756">
+    <w:abstractNumId w:val="14"/>
+  </w:num>
+  <w:num w:numId="26" w16cid:durableId="1652753052">
     <w:abstractNumId w:val="9"/>
+  </w:num>
+  <w:num w:numId="27" w16cid:durableId="2114546992">
+    <w:abstractNumId w:val="23"/>
   </w:num>
 </w:numbering>
 </file>

--- a/05_Despliegue de imagenes.docx
+++ b/05_Despliegue de imagenes.docx
@@ -969,15 +969,7 @@
       </w:r>
       <w:proofErr w:type="spellEnd"/>
       <w:r>
-        <w:t xml:space="preserve"> </w:t>
-      </w:r>
-      <w:proofErr w:type="spellStart"/>
-      <w:r>
-        <w:t>to</w:t>
-      </w:r>
-      <w:proofErr w:type="spellEnd"/>
-      <w:r>
-        <w:t xml:space="preserve"> </w:t>
+        <w:t xml:space="preserve"> to </w:t>
       </w:r>
       <w:proofErr w:type="spellStart"/>
       <w:r>
@@ -3085,8 +3077,13 @@
       </w:r>
     </w:p>
     <w:p>
-      <w:r>
-        <w:t>net.ipv4.ip_forward=1</w:t>
+      <w:proofErr w:type="gramStart"/>
+      <w:r>
+        <w:t>net.ipv4.ip</w:t>
+      </w:r>
+      <w:proofErr w:type="gramEnd"/>
+      <w:r>
+        <w:t>_forward=1</w:t>
       </w:r>
       <w:r>
         <w:br/>
@@ -3911,7 +3908,15 @@
       </w:r>
       <w:proofErr w:type="spellEnd"/>
       <w:r>
-        <w:t xml:space="preserve"> -w net.ipv4.ip_forward=1</w:t>
+        <w:t xml:space="preserve"> -w </w:t>
+      </w:r>
+      <w:proofErr w:type="gramStart"/>
+      <w:r>
+        <w:t>net.ipv4.ip</w:t>
+      </w:r>
+      <w:proofErr w:type="gramEnd"/>
+      <w:r>
+        <w:t>_forward=1</w:t>
       </w:r>
     </w:p>
     <w:p>
@@ -4497,11 +4502,19 @@
           <w:lang w:val="en-US"/>
         </w:rPr>
       </w:pPr>
-      <w:r>
-        <w:rPr>
-          <w:lang w:val="en-US"/>
-        </w:rPr>
-        <w:t>net.ipv4.conf.all.rp_filter=0</w:t>
+      <w:proofErr w:type="gramStart"/>
+      <w:r>
+        <w:rPr>
+          <w:lang w:val="en-US"/>
+        </w:rPr>
+        <w:t>net.ipv4.conf.all.rp</w:t>
+      </w:r>
+      <w:proofErr w:type="gramEnd"/>
+      <w:r>
+        <w:rPr>
+          <w:lang w:val="en-US"/>
+        </w:rPr>
+        <w:t>_filter=0</w:t>
       </w:r>
     </w:p>
     <w:p>
@@ -4815,7 +4828,23 @@
           <w:b/>
           <w:bCs/>
         </w:rPr>
-        <w:t>Paso 3: Instalar el "Director de Tráfico" (</w:t>
+        <w:t>Paso 3: Instalar el "</w:t>
+      </w:r>
+      <w:proofErr w:type="gramStart"/>
+      <w:r>
+        <w:rPr>
+          <w:b/>
+          <w:bCs/>
+        </w:rPr>
+        <w:t>Director</w:t>
+      </w:r>
+      <w:proofErr w:type="gramEnd"/>
+      <w:r>
+        <w:rPr>
+          <w:b/>
+          <w:bCs/>
+        </w:rPr>
+        <w:t xml:space="preserve"> de Tráfico" (</w:t>
       </w:r>
       <w:proofErr w:type="spellStart"/>
       <w:r>
@@ -5059,6 +5088,136 @@
         </w:drawing>
       </w:r>
     </w:p>
+    <w:p>
+      <w:r>
+        <w:t xml:space="preserve">15:10:11.389923 IP 10.2.7.5.59541 &gt; 233.254.7.5.59540: UDP, </w:t>
+      </w:r>
+      <w:proofErr w:type="spellStart"/>
+      <w:r>
+        <w:t>length</w:t>
+      </w:r>
+      <w:proofErr w:type="spellEnd"/>
+      <w:r>
+        <w:t xml:space="preserve"> 144</w:t>
+      </w:r>
+    </w:p>
+    <w:p>
+      <w:r>
+        <w:t xml:space="preserve">15:10:11.401153 IP 10.2.7.5.59541 &gt; 233.254.7.5.59540: UDP, </w:t>
+      </w:r>
+      <w:proofErr w:type="spellStart"/>
+      <w:r>
+        <w:t>length</w:t>
+      </w:r>
+      <w:proofErr w:type="spellEnd"/>
+      <w:r>
+        <w:t xml:space="preserve"> 144</w:t>
+      </w:r>
+    </w:p>
+    <w:p>
+      <w:r>
+        <w:t xml:space="preserve">15:10:11.412435 IP 10.2.7.5.59541 &gt; 233.254.7.5.59540: UDP, </w:t>
+      </w:r>
+      <w:proofErr w:type="spellStart"/>
+      <w:r>
+        <w:t>length</w:t>
+      </w:r>
+      <w:proofErr w:type="spellEnd"/>
+      <w:r>
+        <w:t xml:space="preserve"> 144</w:t>
+      </w:r>
+    </w:p>
+    <w:p>
+      <w:r>
+        <w:t xml:space="preserve">15:10:11.423709 IP 10.2.7.5.59541 &gt; 233.254.7.5.59540: UDP, </w:t>
+      </w:r>
+      <w:proofErr w:type="spellStart"/>
+      <w:r>
+        <w:t>length</w:t>
+      </w:r>
+      <w:proofErr w:type="spellEnd"/>
+      <w:r>
+        <w:t xml:space="preserve"> 144</w:t>
+      </w:r>
+    </w:p>
+    <w:p>
+      <w:r>
+        <w:t xml:space="preserve">15:10:12.434974 IP 10.2.7.5.59541 &gt; 233.254.7.5.59540: UDP, </w:t>
+      </w:r>
+      <w:proofErr w:type="spellStart"/>
+      <w:r>
+        <w:t>length</w:t>
+      </w:r>
+      <w:proofErr w:type="spellEnd"/>
+      <w:r>
+        <w:t xml:space="preserve"> 144</w:t>
+      </w:r>
+    </w:p>
+    <w:p>
+      <w:r>
+        <w:t xml:space="preserve">15:10:13.446326 IP 10.2.7.5.59541 &gt; 233.254.7.5.59540: UDP, </w:t>
+      </w:r>
+      <w:proofErr w:type="spellStart"/>
+      <w:r>
+        <w:t>length</w:t>
+      </w:r>
+      <w:proofErr w:type="spellEnd"/>
+      <w:r>
+        <w:t xml:space="preserve"> 144</w:t>
+      </w:r>
+    </w:p>
+    <w:p>
+      <w:r>
+        <w:t xml:space="preserve">15:10:14.457589 IP 10.2.7.5.59541 &gt; 233.254.7.5.59540: UDP, </w:t>
+      </w:r>
+      <w:proofErr w:type="spellStart"/>
+      <w:r>
+        <w:t>length</w:t>
+      </w:r>
+      <w:proofErr w:type="spellEnd"/>
+      <w:r>
+        <w:t xml:space="preserve"> 144</w:t>
+      </w:r>
+    </w:p>
+    <w:p>
+      <w:r>
+        <w:t xml:space="preserve">15:10:15.468728 IP 10.2.7.5.59541 &gt; 233.254.7.5.59540: UDP, </w:t>
+      </w:r>
+      <w:proofErr w:type="spellStart"/>
+      <w:r>
+        <w:t>length</w:t>
+      </w:r>
+      <w:proofErr w:type="spellEnd"/>
+      <w:r>
+        <w:t xml:space="preserve"> 144</w:t>
+      </w:r>
+    </w:p>
+    <w:p>
+      <w:r>
+        <w:t xml:space="preserve">15:10:16.480089 IP 10.2.7.5.59541 &gt; 233.254.7.5.59540: UDP, </w:t>
+      </w:r>
+      <w:proofErr w:type="spellStart"/>
+      <w:r>
+        <w:t>length</w:t>
+      </w:r>
+      <w:proofErr w:type="spellEnd"/>
+      <w:r>
+        <w:t xml:space="preserve"> 144</w:t>
+      </w:r>
+    </w:p>
+    <w:p>
+      <w:r>
+        <w:t xml:space="preserve">15:10:17.491414 IP 10.2.7.5.59541 &gt; 233.254.7.5.59540: UDP, </w:t>
+      </w:r>
+      <w:proofErr w:type="spellStart"/>
+      <w:r>
+        <w:t>length</w:t>
+      </w:r>
+      <w:proofErr w:type="spellEnd"/>
+      <w:r>
+        <w:t xml:space="preserve"> 144</w:t>
+      </w:r>
+    </w:p>
     <w:p/>
     <w:p>
       <w:pPr>
@@ -5066,12 +5225,27 @@
           <w:b/>
           <w:bCs/>
         </w:rPr>
-      </w:pPr>
-      <w:r>
-        <w:rPr>
-          <w:b/>
-          <w:bCs/>
-        </w:rPr>
+        <w:sectPr>
+          <w:pgSz w:w="12240" w:h="15840"/>
+          <w:pgMar w:top="1440" w:right="1440" w:bottom="1440" w:left="1440" w:header="708" w:footer="708" w:gutter="0"/>
+          <w:cols w:space="708"/>
+          <w:docGrid w:linePitch="360"/>
+        </w:sectPr>
+      </w:pPr>
+    </w:p>
+    <w:p>
+      <w:pPr>
+        <w:rPr>
+          <w:b/>
+          <w:bCs/>
+        </w:rPr>
+      </w:pPr>
+      <w:r>
+        <w:rPr>
+          <w:b/>
+          <w:bCs/>
+        </w:rPr>
+        <w:lastRenderedPageBreak/>
         <w:t>Paso 5: Crear el Puente (</w:t>
       </w:r>
       <w:proofErr w:type="spellStart"/>
@@ -5267,7 +5441,6 @@
     <w:p>
       <w:proofErr w:type="spellStart"/>
       <w:r>
-        <w:lastRenderedPageBreak/>
         <w:t>mgroup</w:t>
       </w:r>
       <w:proofErr w:type="spellEnd"/>
@@ -5551,7 +5724,21 @@
         <w:rPr>
           <w:lang w:val="en-US"/>
         </w:rPr>
-        <w:t xml:space="preserve"> no da error) </w:t>
+        <w:t xml:space="preserve"> </w:t>
+      </w:r>
+      <w:proofErr w:type="gramStart"/>
+      <w:r>
+        <w:rPr>
+          <w:lang w:val="en-US"/>
+        </w:rPr>
+        <w:t>no</w:t>
+      </w:r>
+      <w:proofErr w:type="gramEnd"/>
+      <w:r>
+        <w:rPr>
+          <w:lang w:val="en-US"/>
+        </w:rPr>
+        <w:t xml:space="preserve"> da error) </w:t>
       </w:r>
       <w:proofErr w:type="spellStart"/>
       <w:r>
@@ -6182,6 +6369,7 @@
         <w:rPr>
           <w:lang w:val="en-US"/>
         </w:rPr>
+        <w:lastRenderedPageBreak/>
         <w:t xml:space="preserve">Pega </w:t>
       </w:r>
       <w:proofErr w:type="spellStart"/>
@@ -6232,11 +6420,19 @@
           <w:lang w:val="en-US"/>
         </w:rPr>
       </w:pPr>
-      <w:r>
-        <w:rPr>
-          <w:lang w:val="en-US"/>
-        </w:rPr>
-        <w:t>#!/bin/bash</w:t>
+      <w:proofErr w:type="gramStart"/>
+      <w:r>
+        <w:rPr>
+          <w:lang w:val="en-US"/>
+        </w:rPr>
+        <w:t>#!/</w:t>
+      </w:r>
+      <w:proofErr w:type="gramEnd"/>
+      <w:r>
+        <w:rPr>
+          <w:lang w:val="en-US"/>
+        </w:rPr>
+        <w:t>bin/bash</w:t>
       </w:r>
     </w:p>
     <w:p>
@@ -6662,6 +6858,7 @@
         </w:rPr>
       </w:pPr>
       <w:proofErr w:type="spellStart"/>
+      <w:proofErr w:type="gramStart"/>
       <w:r>
         <w:rPr>
           <w:lang w:val="en-US"/>
@@ -6673,7 +6870,14 @@
         <w:rPr>
           <w:lang w:val="en-US"/>
         </w:rPr>
-        <w:t xml:space="preserve"> @reboot para </w:t>
+        <w:t xml:space="preserve"> @</w:t>
+      </w:r>
+      <w:proofErr w:type="gramEnd"/>
+      <w:r>
+        <w:rPr>
+          <w:lang w:val="en-US"/>
+        </w:rPr>
+        <w:t xml:space="preserve">reboot para </w:t>
       </w:r>
       <w:proofErr w:type="spellStart"/>
       <w:r>
@@ -6805,7 +7009,6 @@
         <w:rPr>
           <w:lang w:val="en-US"/>
         </w:rPr>
-        <w:lastRenderedPageBreak/>
         <w:t xml:space="preserve">Si </w:t>
       </w:r>
       <w:proofErr w:type="spellStart"/>
@@ -6957,11 +7160,19 @@
           <w:lang w:val="en-US"/>
         </w:rPr>
       </w:pPr>
-      <w:r>
-        <w:rPr>
-          <w:lang w:val="en-US"/>
-        </w:rPr>
-        <w:t>@reboot /usr/local/bin/fix-multicast.sh</w:t>
+      <w:proofErr w:type="gramStart"/>
+      <w:r>
+        <w:rPr>
+          <w:lang w:val="en-US"/>
+        </w:rPr>
+        <w:t>@reboot</w:t>
+      </w:r>
+      <w:proofErr w:type="gramEnd"/>
+      <w:r>
+        <w:rPr>
+          <w:lang w:val="en-US"/>
+        </w:rPr>
+        <w:t xml:space="preserve"> /usr/local/bin/fix-multicast.sh</w:t>
       </w:r>
     </w:p>
     <w:p>
@@ -7141,6 +7352,7 @@
           <w:b/>
           <w:bCs/>
         </w:rPr>
+        <w:lastRenderedPageBreak/>
         <w:t>Por qué:</w:t>
       </w:r>
       <w:r>
@@ -7231,7 +7443,15 @@
       </w:r>
       <w:proofErr w:type="spellEnd"/>
       <w:r>
-        <w:t xml:space="preserve"> show </w:t>
+        <w:t xml:space="preserve"> </w:t>
+      </w:r>
+      <w:proofErr w:type="gramStart"/>
+      <w:r>
+        <w:t>show</w:t>
+      </w:r>
+      <w:proofErr w:type="gramEnd"/>
+      <w:r>
+        <w:t xml:space="preserve"> </w:t>
       </w:r>
       <w:r>
         <w:rPr>
@@ -7373,15 +7593,51 @@
           <w:bCs/>
           <w:color w:val="EE0000"/>
         </w:rPr>
-        <w:t xml:space="preserve"> interface status: </w:t>
-      </w:r>
-      <w:proofErr w:type="spellStart"/>
+        <w:t xml:space="preserve"> </w:t>
+      </w:r>
+      <w:proofErr w:type="gramStart"/>
       <w:r>
         <w:rPr>
           <w:b/>
           <w:bCs/>
           <w:color w:val="EE0000"/>
         </w:rPr>
+        <w:t>interface</w:t>
+      </w:r>
+      <w:proofErr w:type="gramEnd"/>
+      <w:r>
+        <w:rPr>
+          <w:b/>
+          <w:bCs/>
+          <w:color w:val="EE0000"/>
+        </w:rPr>
+        <w:t xml:space="preserve"> </w:t>
+      </w:r>
+      <w:proofErr w:type="gramStart"/>
+      <w:r>
+        <w:rPr>
+          <w:b/>
+          <w:bCs/>
+          <w:color w:val="EE0000"/>
+        </w:rPr>
+        <w:t>status</w:t>
+      </w:r>
+      <w:proofErr w:type="gramEnd"/>
+      <w:r>
+        <w:rPr>
+          <w:b/>
+          <w:bCs/>
+          <w:color w:val="EE0000"/>
+        </w:rPr>
+        <w:t xml:space="preserve">: </w:t>
+      </w:r>
+      <w:proofErr w:type="spellStart"/>
+      <w:r>
+        <w:rPr>
+          <w:b/>
+          <w:bCs/>
+          <w:color w:val="EE0000"/>
+        </w:rPr>
         <w:t>ip</w:t>
       </w:r>
       <w:proofErr w:type="spellEnd"/>
@@ -7391,19 +7647,46 @@
           <w:bCs/>
           <w:color w:val="EE0000"/>
         </w:rPr>
-        <w:t xml:space="preserve"> link show</w:t>
-      </w:r>
-    </w:p>
-    <w:p>
-      <w:pPr>
-        <w:rPr>
-          <w:b/>
-          <w:bCs/>
-        </w:rPr>
-      </w:pPr>
-      <w:proofErr w:type="spellStart"/>
-      <w:r>
-        <w:lastRenderedPageBreak/>
+        <w:t xml:space="preserve"> </w:t>
+      </w:r>
+      <w:proofErr w:type="gramStart"/>
+      <w:r>
+        <w:rPr>
+          <w:b/>
+          <w:bCs/>
+          <w:color w:val="EE0000"/>
+        </w:rPr>
+        <w:t>link</w:t>
+      </w:r>
+      <w:proofErr w:type="gramEnd"/>
+      <w:r>
+        <w:rPr>
+          <w:b/>
+          <w:bCs/>
+          <w:color w:val="EE0000"/>
+        </w:rPr>
+        <w:t xml:space="preserve"> </w:t>
+      </w:r>
+      <w:proofErr w:type="gramStart"/>
+      <w:r>
+        <w:rPr>
+          <w:b/>
+          <w:bCs/>
+          <w:color w:val="EE0000"/>
+        </w:rPr>
+        <w:t>show</w:t>
+      </w:r>
+      <w:proofErr w:type="gramEnd"/>
+    </w:p>
+    <w:p>
+      <w:pPr>
+        <w:rPr>
+          <w:b/>
+          <w:bCs/>
+        </w:rPr>
+      </w:pPr>
+      <w:proofErr w:type="spellStart"/>
+      <w:r>
         <w:t>If</w:t>
       </w:r>
       <w:proofErr w:type="spellEnd"/>
@@ -7487,7 +7770,23 @@
           <w:b/>
           <w:bCs/>
         </w:rPr>
-        <w:t xml:space="preserve"> link set </w:t>
+        <w:t xml:space="preserve"> </w:t>
+      </w:r>
+      <w:proofErr w:type="gramStart"/>
+      <w:r>
+        <w:rPr>
+          <w:b/>
+          <w:bCs/>
+        </w:rPr>
+        <w:t>link</w:t>
+      </w:r>
+      <w:proofErr w:type="gramEnd"/>
+      <w:r>
+        <w:rPr>
+          <w:b/>
+          <w:bCs/>
+        </w:rPr>
+        <w:t xml:space="preserve"> set </w:t>
       </w:r>
       <w:proofErr w:type="spellStart"/>
       <w:r>
@@ -7506,12 +7805,21 @@
         <w:t xml:space="preserve"> &lt;</w:t>
       </w:r>
       <w:proofErr w:type="spellStart"/>
-      <w:r>
-        <w:rPr>
-          <w:b/>
-          <w:bCs/>
-        </w:rPr>
-        <w:t>interface_name</w:t>
+      <w:proofErr w:type="gramStart"/>
+      <w:r>
+        <w:rPr>
+          <w:b/>
+          <w:bCs/>
+        </w:rPr>
+        <w:t>interface</w:t>
+      </w:r>
+      <w:proofErr w:type="gramEnd"/>
+      <w:r>
+        <w:rPr>
+          <w:b/>
+          <w:bCs/>
+        </w:rPr>
+        <w:t>_name</w:t>
       </w:r>
       <w:proofErr w:type="spellEnd"/>
       <w:r>
@@ -7906,7 +8214,23 @@
       </w:r>
       <w:proofErr w:type="spellEnd"/>
       <w:r>
-        <w:t xml:space="preserve"> &lt;...,MULTICAST,UP,...&gt;. La ruta estática asegura que el </w:t>
+        <w:t xml:space="preserve"> &lt;</w:t>
+      </w:r>
+      <w:proofErr w:type="gramStart"/>
+      <w:r>
+        <w:t>...,MULTICAST</w:t>
+      </w:r>
+      <w:proofErr w:type="gramEnd"/>
+      <w:r>
+        <w:t>,</w:t>
+      </w:r>
+      <w:proofErr w:type="gramStart"/>
+      <w:r>
+        <w:t>UP,...</w:t>
+      </w:r>
+      <w:proofErr w:type="gramEnd"/>
+      <w:r>
+        <w:t xml:space="preserve">&gt;. La ruta estática asegura que el </w:t>
       </w:r>
       <w:proofErr w:type="spellStart"/>
       <w:r>
@@ -8631,10 +8955,12 @@
         <w:t xml:space="preserve"> -R </w:t>
       </w:r>
       <w:proofErr w:type="spellStart"/>
+      <w:proofErr w:type="gramStart"/>
       <w:r>
         <w:t>fogproject:root</w:t>
       </w:r>
       <w:proofErr w:type="spellEnd"/>
+      <w:proofErr w:type="gramEnd"/>
       <w:r>
         <w:t xml:space="preserve"> /</w:t>
       </w:r>
@@ -8682,10 +9008,12 @@
         <w:t xml:space="preserve"> </w:t>
       </w:r>
       <w:proofErr w:type="spellStart"/>
+      <w:proofErr w:type="gramStart"/>
       <w:r>
         <w:t>porque</w:t>
       </w:r>
       <w:proofErr w:type="spellEnd"/>
+      <w:proofErr w:type="gramEnd"/>
       <w:r>
         <w:t>.</w:t>
       </w:r>
@@ -8926,6 +9254,7 @@
       </w:r>
     </w:p>
     <w:p>
+      <w:proofErr w:type="gramStart"/>
       <w:r>
         <w:t xml:space="preserve">  </w:t>
       </w:r>
@@ -8934,7 +9263,23 @@
           <w:b/>
           <w:bCs/>
         </w:rPr>
-        <w:t>Verificar el archivo .</w:t>
+        <w:t>Verificar</w:t>
+      </w:r>
+      <w:proofErr w:type="gramEnd"/>
+      <w:r>
+        <w:rPr>
+          <w:b/>
+          <w:bCs/>
+        </w:rPr>
+        <w:t xml:space="preserve"> el </w:t>
+      </w:r>
+      <w:proofErr w:type="gramStart"/>
+      <w:r>
+        <w:rPr>
+          <w:b/>
+          <w:bCs/>
+        </w:rPr>
+        <w:t>archivo .</w:t>
       </w:r>
       <w:proofErr w:type="spellStart"/>
       <w:r>
@@ -8945,6 +9290,7 @@
         <w:t>mntcheck</w:t>
       </w:r>
       <w:proofErr w:type="spellEnd"/>
+      <w:proofErr w:type="gramEnd"/>
       <w:r>
         <w:rPr>
           <w:b/>
@@ -8975,6 +9321,7 @@
         <w:t>images</w:t>
       </w:r>
       <w:proofErr w:type="spellEnd"/>
+      <w:proofErr w:type="gramStart"/>
       <w:r>
         <w:t>/.</w:t>
       </w:r>
@@ -8983,6 +9330,7 @@
         <w:t>mntcheck</w:t>
       </w:r>
       <w:proofErr w:type="spellEnd"/>
+      <w:proofErr w:type="gramEnd"/>
     </w:p>
     <w:p>
       <w:proofErr w:type="spellStart"/>
@@ -9006,6 +9354,7 @@
         <w:t>dev</w:t>
       </w:r>
       <w:proofErr w:type="spellEnd"/>
+      <w:proofErr w:type="gramStart"/>
       <w:r>
         <w:t>/.</w:t>
       </w:r>
@@ -9014,6 +9363,7 @@
         <w:t>mntcheck</w:t>
       </w:r>
       <w:proofErr w:type="spellEnd"/>
+      <w:proofErr w:type="gramEnd"/>
     </w:p>
     <w:p>
       <w:proofErr w:type="spellStart"/>
@@ -9029,6 +9379,7 @@
         <w:t>images</w:t>
       </w:r>
       <w:proofErr w:type="spellEnd"/>
+      <w:proofErr w:type="gramStart"/>
       <w:r>
         <w:t>/.</w:t>
       </w:r>
@@ -9037,6 +9388,7 @@
         <w:t>mntcheck</w:t>
       </w:r>
       <w:proofErr w:type="spellEnd"/>
+      <w:proofErr w:type="gramEnd"/>
       <w:r>
         <w:t xml:space="preserve"> /</w:t>
       </w:r>
@@ -9053,6 +9405,7 @@
         <w:t>dev</w:t>
       </w:r>
       <w:proofErr w:type="spellEnd"/>
+      <w:proofErr w:type="gramStart"/>
       <w:r>
         <w:t>/.</w:t>
       </w:r>
@@ -9061,6 +9414,7 @@
         <w:t>mntcheck</w:t>
       </w:r>
       <w:proofErr w:type="spellEnd"/>
+      <w:proofErr w:type="gramEnd"/>
     </w:p>
     <w:p>
       <w:pPr>
@@ -9278,12 +9632,36 @@
           <w:b/>
           <w:bCs/>
         </w:rPr>
-        <w:t>El Problema: El archivo de particiones (d1.partitions)</w:t>
-      </w:r>
-    </w:p>
-    <w:p>
-      <w:r>
-        <w:t>Cuando FOG despliega una imagen, primero lee el archivo d1.partitions para saber qué tamaño debe tener cada partición en el disco de destino. Si ese archivo tiene una discrepancia mínima con el tamaño real de los archivos .</w:t>
+        <w:t>El Problema: El archivo de particiones (d</w:t>
+      </w:r>
+      <w:proofErr w:type="gramStart"/>
+      <w:r>
+        <w:rPr>
+          <w:b/>
+          <w:bCs/>
+        </w:rPr>
+        <w:t>1.partitions</w:t>
+      </w:r>
+      <w:proofErr w:type="gramEnd"/>
+      <w:r>
+        <w:rPr>
+          <w:b/>
+          <w:bCs/>
+        </w:rPr>
+        <w:t>)</w:t>
+      </w:r>
+    </w:p>
+    <w:p>
+      <w:r>
+        <w:t>Cuando FOG despliega una imagen, primero lee el archivo d</w:t>
+      </w:r>
+      <w:proofErr w:type="gramStart"/>
+      <w:r>
+        <w:t>1.partitions</w:t>
+      </w:r>
+      <w:proofErr w:type="gramEnd"/>
+      <w:r>
+        <w:t xml:space="preserve"> para saber qué tamaño debe tener cada partición en el disco de destino. Si ese archivo tiene una discrepancia mínima con el tamaño real de los archivos .</w:t>
       </w:r>
       <w:proofErr w:type="spellStart"/>
       <w:r>
@@ -9460,18 +9838,22 @@
         <w:t xml:space="preserve">: Al pasar los archivos de </w:t>
       </w:r>
       <w:proofErr w:type="spellStart"/>
+      <w:proofErr w:type="gramStart"/>
       <w:r>
         <w:t>fogproject:fogproject</w:t>
       </w:r>
       <w:proofErr w:type="spellEnd"/>
+      <w:proofErr w:type="gramEnd"/>
       <w:r>
         <w:t xml:space="preserve"> a </w:t>
       </w:r>
       <w:proofErr w:type="spellStart"/>
+      <w:proofErr w:type="gramStart"/>
       <w:r>
         <w:t>fogproject:root</w:t>
       </w:r>
       <w:proofErr w:type="spellEnd"/>
+      <w:proofErr w:type="gramEnd"/>
       <w:r>
         <w:t xml:space="preserve"> y darles permisos totales, has eliminado cualquier bloqueo del sistema de archivos. El error No </w:t>
       </w:r>
@@ -14190,6 +14572,7 @@
   <w:style w:type="character" w:default="1" w:styleId="Fuentedeprrafopredeter">
     <w:name w:val="Default Paragraph Font"/>
     <w:uiPriority w:val="1"/>
+    <w:semiHidden/>
     <w:unhideWhenUsed/>
   </w:style>
   <w:style w:type="table" w:default="1" w:styleId="Tablanormal">

--- a/05_Despliegue de imagenes.docx
+++ b/05_Despliegue de imagenes.docx
@@ -16,15 +16,7 @@
     </w:p>
     <w:p>
       <w:r>
-        <w:t xml:space="preserve">Si queremos hacer el despliegue en un Host directamente desde el menú de Full </w:t>
-      </w:r>
-      <w:proofErr w:type="spellStart"/>
-      <w:r>
-        <w:t>Registration</w:t>
-      </w:r>
-      <w:proofErr w:type="spellEnd"/>
-      <w:r>
-        <w:t xml:space="preserve">, </w:t>
+        <w:t xml:space="preserve">Si queremos hacer el despliegue en un Host directamente desde el menú de Full Registration, </w:t>
       </w:r>
       <w:r>
         <w:rPr>
@@ -185,25 +177,7 @@
           <w:bCs/>
           <w:color w:val="EE0000"/>
         </w:rPr>
-        <w:t xml:space="preserve">VIDEO: </w:t>
-      </w:r>
-      <w:proofErr w:type="spellStart"/>
-      <w:r>
-        <w:rPr>
-          <w:b/>
-          <w:bCs/>
-          <w:color w:val="EE0000"/>
-        </w:rPr>
-        <w:t>Deploying</w:t>
-      </w:r>
-      <w:proofErr w:type="spellEnd"/>
-      <w:r>
-        <w:rPr>
-          <w:b/>
-          <w:bCs/>
-          <w:color w:val="EE0000"/>
-        </w:rPr>
-        <w:t xml:space="preserve"> after full registration.mp4</w:t>
+        <w:t>VIDEO: Deploying after full registration.mp4</w:t>
       </w:r>
     </w:p>
     <w:p/>
@@ -240,23 +214,7 @@
     </w:p>
     <w:p>
       <w:r>
-        <w:t>Arrancamos la máquina y llegamos al Menú de FOG y le damos a “</w:t>
-      </w:r>
-      <w:proofErr w:type="spellStart"/>
-      <w:r>
-        <w:t>Deploy</w:t>
-      </w:r>
-      <w:proofErr w:type="spellEnd"/>
-      <w:r>
-        <w:t xml:space="preserve"> </w:t>
-      </w:r>
-      <w:proofErr w:type="spellStart"/>
-      <w:r>
-        <w:t>Image</w:t>
-      </w:r>
-      <w:proofErr w:type="spellEnd"/>
-      <w:r>
-        <w:t>”</w:t>
+        <w:t>Arrancamos la máquina y llegamos al Menú de FOG y le damos a “Deploy Image”</w:t>
       </w:r>
     </w:p>
     <w:p>
@@ -426,32 +384,14 @@
           <w:bCs/>
           <w:color w:val="EE0000"/>
         </w:rPr>
-        <w:t xml:space="preserve">Quick </w:t>
-      </w:r>
-      <w:proofErr w:type="spellStart"/>
+        <w:t>Quick Deploy Image</w:t>
+      </w:r>
       <w:r>
         <w:rPr>
           <w:b/>
           <w:bCs/>
           <w:color w:val="EE0000"/>
         </w:rPr>
-        <w:t>Deploy</w:t>
-      </w:r>
-      <w:proofErr w:type="spellEnd"/>
-      <w:r>
-        <w:rPr>
-          <w:b/>
-          <w:bCs/>
-          <w:color w:val="EE0000"/>
-        </w:rPr>
-        <w:t xml:space="preserve"> Image</w:t>
-      </w:r>
-      <w:r>
-        <w:rPr>
-          <w:b/>
-          <w:bCs/>
-          <w:color w:val="EE0000"/>
-        </w:rPr>
         <w:t>.mp4</w:t>
       </w:r>
     </w:p>
@@ -468,23 +408,7 @@
           <w:bCs/>
         </w:rPr>
         <w:lastRenderedPageBreak/>
-        <w:t xml:space="preserve">Despliegue </w:t>
-      </w:r>
-      <w:proofErr w:type="spellStart"/>
-      <w:r>
-        <w:rPr>
-          <w:b/>
-          <w:bCs/>
-        </w:rPr>
-        <w:t>Unicast</w:t>
-      </w:r>
-      <w:proofErr w:type="spellEnd"/>
-      <w:r>
-        <w:rPr>
-          <w:b/>
-          <w:bCs/>
-        </w:rPr>
-        <w:t xml:space="preserve"> desde la interfaz web.</w:t>
+        <w:t>Despliegue Unicast desde la interfaz web.</w:t>
       </w:r>
     </w:p>
     <w:p>
@@ -541,25 +465,15 @@
       <w:r>
         <w:t xml:space="preserve">Basic </w:t>
       </w:r>
-      <w:proofErr w:type="spellStart"/>
-      <w:r>
-        <w:t>Tasks</w:t>
-      </w:r>
-      <w:proofErr w:type="spellEnd"/>
-      <w:r>
-        <w:t xml:space="preserve"> </w:t>
+      <w:r>
+        <w:t xml:space="preserve">Tasks </w:t>
       </w:r>
       <w:r>
         <w:sym w:font="Wingdings" w:char="F0E0"/>
       </w:r>
       <w:r>
-        <w:t xml:space="preserve"> </w:t>
-      </w:r>
-      <w:proofErr w:type="spellStart"/>
-      <w:r>
-        <w:t>Deploy</w:t>
-      </w:r>
-      <w:proofErr w:type="spellEnd"/>
+        <w:t xml:space="preserve"> Deploy</w:t>
+      </w:r>
     </w:p>
     <w:p>
       <w:r>
@@ -853,15 +767,7 @@
     <w:p>
       <w:r>
         <w:lastRenderedPageBreak/>
-        <w:t>En Hosts podemos ver como en “</w:t>
-      </w:r>
-      <w:proofErr w:type="spellStart"/>
-      <w:r>
-        <w:t>Imaged</w:t>
-      </w:r>
-      <w:proofErr w:type="spellEnd"/>
-      <w:r>
-        <w:t xml:space="preserve">” (se </w:t>
+        <w:t xml:space="preserve">En Hosts podemos ver como en “Imaged” (se </w:t>
       </w:r>
       <w:r>
         <w:t>indica última vez que se capturó/desplegó una imagen en el host), ahora aparece la fecha y hora.</w:t>
@@ -925,23 +831,13 @@
         </w:rPr>
         <w:t xml:space="preserve">VIDEO: </w:t>
       </w:r>
-      <w:proofErr w:type="spellStart"/>
       <w:r>
         <w:rPr>
           <w:b/>
           <w:bCs/>
           <w:color w:val="EE0000"/>
         </w:rPr>
-        <w:t>Unicast</w:t>
-      </w:r>
-      <w:proofErr w:type="spellEnd"/>
-      <w:r>
-        <w:rPr>
-          <w:b/>
-          <w:bCs/>
-          <w:color w:val="EE0000"/>
-        </w:rPr>
-        <w:t xml:space="preserve"> Deployment.mp4</w:t>
+        <w:t>Unicast Deployment.mp4</w:t>
       </w:r>
     </w:p>
     <w:p>
@@ -962,22 +858,9 @@
           <w:numId w:val="1"/>
         </w:numPr>
       </w:pPr>
-      <w:proofErr w:type="spellStart"/>
       <w:r>
         <w:lastRenderedPageBreak/>
-        <w:t>Deploying</w:t>
-      </w:r>
-      <w:proofErr w:type="spellEnd"/>
-      <w:r>
-        <w:t xml:space="preserve"> to </w:t>
-      </w:r>
-      <w:proofErr w:type="spellStart"/>
-      <w:r>
-        <w:t>multiple</w:t>
-      </w:r>
-      <w:proofErr w:type="spellEnd"/>
-      <w:r>
-        <w:t xml:space="preserve"> hosts.</w:t>
+        <w:t>Deploying to multiple hosts.</w:t>
       </w:r>
     </w:p>
     <w:p>
@@ -986,27 +869,14 @@
       </w:r>
     </w:p>
     <w:p>
-      <w:proofErr w:type="spellStart"/>
-      <w:r>
-        <w:t>Groups</w:t>
-      </w:r>
-      <w:proofErr w:type="spellEnd"/>
-      <w:r>
-        <w:t xml:space="preserve"> </w:t>
+      <w:r>
+        <w:t xml:space="preserve">Groups </w:t>
       </w:r>
       <w:r>
         <w:sym w:font="Wingdings" w:char="F0E0"/>
       </w:r>
       <w:r>
-        <w:t xml:space="preserve"> </w:t>
-      </w:r>
-      <w:proofErr w:type="spellStart"/>
-      <w:r>
-        <w:t>Create</w:t>
-      </w:r>
-      <w:proofErr w:type="spellEnd"/>
-      <w:r>
-        <w:t xml:space="preserve"> New Group</w:t>
+        <w:t xml:space="preserve"> Create New Group</w:t>
       </w:r>
     </w:p>
     <w:p>
@@ -1064,23 +934,7 @@
     </w:p>
     <w:p>
       <w:r>
-        <w:t xml:space="preserve">Si volvemos a List </w:t>
-      </w:r>
-      <w:proofErr w:type="spellStart"/>
-      <w:r>
-        <w:t>All</w:t>
-      </w:r>
-      <w:proofErr w:type="spellEnd"/>
-      <w:r>
-        <w:t xml:space="preserve"> </w:t>
-      </w:r>
-      <w:proofErr w:type="spellStart"/>
-      <w:r>
-        <w:t>Groups</w:t>
-      </w:r>
-      <w:proofErr w:type="spellEnd"/>
-      <w:r>
-        <w:t xml:space="preserve"> y seleccionamos el grupo, ya podremos acceder a su configuración.</w:t>
+        <w:t>Si volvemos a List All Groups y seleccionamos el grupo, ya podremos acceder a su configuración.</w:t>
       </w:r>
     </w:p>
     <w:p>
@@ -1141,31 +995,7 @@
         <w:t>Ahora lo primero que debemos hacer es asociar al grupo con una imagen.</w:t>
       </w:r>
       <w:r>
-        <w:t xml:space="preserve"> Para ello nos dirigimos a “</w:t>
-      </w:r>
-      <w:proofErr w:type="spellStart"/>
-      <w:r>
-        <w:t>Image</w:t>
-      </w:r>
-      <w:proofErr w:type="spellEnd"/>
-      <w:r>
-        <w:t xml:space="preserve"> </w:t>
-      </w:r>
-      <w:proofErr w:type="spellStart"/>
-      <w:r>
-        <w:t>Association</w:t>
-      </w:r>
-      <w:proofErr w:type="spellEnd"/>
-      <w:r>
-        <w:t xml:space="preserve">”. Una vez seleccionada le damos a </w:t>
-      </w:r>
-      <w:proofErr w:type="spellStart"/>
-      <w:r>
-        <w:t>Update</w:t>
-      </w:r>
-      <w:proofErr w:type="spellEnd"/>
-      <w:r>
-        <w:t>.</w:t>
+        <w:t xml:space="preserve"> Para ello nos dirigimos a “Image Association”. Una vez seleccionada le damos a Update.</w:t>
       </w:r>
     </w:p>
     <w:p>
@@ -1220,36 +1050,12 @@
         <w:t>ATENCIÓN</w:t>
       </w:r>
       <w:r>
-        <w:t>: Esto actualizará también la asociación de imágenes en los hosts que estén en ese momento asociados al grupo. Si añadimos un host posteriormente, tendremos que volver a hacer “</w:t>
-      </w:r>
-      <w:proofErr w:type="spellStart"/>
-      <w:r>
-        <w:t>Update</w:t>
-      </w:r>
-      <w:proofErr w:type="spellEnd"/>
-      <w:r>
-        <w:t xml:space="preserve">” en la sección de imagen para que la asociación se le actualiza al nuevo host que hemos añadido. Esto también ocurre con otros elementos como los </w:t>
-      </w:r>
-      <w:proofErr w:type="spellStart"/>
-      <w:r>
-        <w:t>Snapins</w:t>
-      </w:r>
-      <w:proofErr w:type="spellEnd"/>
-      <w:r>
-        <w:t>.</w:t>
-      </w:r>
-    </w:p>
-    <w:p>
-      <w:r>
-        <w:t>Para añadir hosts al grupo podemos ir a “</w:t>
-      </w:r>
-      <w:proofErr w:type="spellStart"/>
-      <w:r>
-        <w:t>Membership</w:t>
-      </w:r>
-      <w:proofErr w:type="spellEnd"/>
-      <w:r>
-        <w:t>”. Nos mostrará los hosts que ya son miembros y también aquellos disponibles para unirlos.</w:t>
+        <w:t>: Esto actualizará también la asociación de imágenes en los hosts que estén en ese momento asociados al grupo. Si añadimos un host posteriormente, tendremos que volver a hacer “Update” en la sección de imagen para que la asociación se le actualiza al nuevo host que hemos añadido. Esto también ocurre con otros elementos como los Snapins.</w:t>
+      </w:r>
+    </w:p>
+    <w:p>
+      <w:r>
+        <w:t>Para añadir hosts al grupo podemos ir a “Membership”. Nos mostrará los hosts que ya son miembros y también aquellos disponibles para unirlos.</w:t>
       </w:r>
     </w:p>
     <w:p>
@@ -1351,15 +1157,7 @@
         <w:t>RECUERDA</w:t>
       </w:r>
       <w:r>
-        <w:t xml:space="preserve">: También podemos asociar un host a un grupo durante el Full </w:t>
-      </w:r>
-      <w:proofErr w:type="spellStart"/>
-      <w:r>
-        <w:t>Registration</w:t>
-      </w:r>
-      <w:proofErr w:type="spellEnd"/>
-      <w:r>
-        <w:t>.</w:t>
+        <w:t>: También podemos asociar un host a un grupo durante el Full Registration.</w:t>
       </w:r>
     </w:p>
     <w:p>
@@ -1381,15 +1179,7 @@
         <w:sym w:font="Wingdings" w:char="F0E0"/>
       </w:r>
       <w:r>
-        <w:t xml:space="preserve">List </w:t>
-      </w:r>
-      <w:proofErr w:type="spellStart"/>
-      <w:r>
-        <w:t>All</w:t>
-      </w:r>
-      <w:proofErr w:type="spellEnd"/>
-      <w:r>
-        <w:t xml:space="preserve"> Hosts: Selecciona los hosts y dale a añadir a grupo</w:t>
+        <w:t>List All Hosts: Selecciona los hosts y dale a añadir a grupo</w:t>
       </w:r>
       <w:r>
         <w:t>.</w:t>
@@ -1444,13 +1234,8 @@
       <w:r>
         <w:t xml:space="preserve">Basic </w:t>
       </w:r>
-      <w:proofErr w:type="spellStart"/>
-      <w:r>
-        <w:t>Tasks</w:t>
-      </w:r>
-      <w:proofErr w:type="spellEnd"/>
-      <w:r>
-        <w:t xml:space="preserve"> y veremos </w:t>
+      <w:r>
+        <w:t xml:space="preserve">Tasks y veremos </w:t>
       </w:r>
       <w:r>
         <w:t>que</w:t>
@@ -1467,21 +1252,8 @@
           <w:numId w:val="1"/>
         </w:numPr>
       </w:pPr>
-      <w:proofErr w:type="spellStart"/>
-      <w:r>
-        <w:t>Deploy</w:t>
-      </w:r>
-      <w:proofErr w:type="spellEnd"/>
-      <w:r>
-        <w:t xml:space="preserve"> (</w:t>
-      </w:r>
-      <w:proofErr w:type="spellStart"/>
-      <w:r>
-        <w:t>Unicast</w:t>
-      </w:r>
-      <w:proofErr w:type="spellEnd"/>
-      <w:r>
-        <w:t>)</w:t>
+      <w:r>
+        <w:t>Deploy (Unicast)</w:t>
       </w:r>
       <w:r>
         <w:rPr>
@@ -1550,15 +1322,7 @@
         <w:t>Uso ideal:</w:t>
       </w:r>
       <w:r>
-        <w:t xml:space="preserve"> Cuando vas a actualizar solo 2 o 3 equipos, o si tienes un switch básico que no gestiona bien el tráfico </w:t>
-      </w:r>
-      <w:proofErr w:type="spellStart"/>
-      <w:r>
-        <w:t>multicast</w:t>
-      </w:r>
-      <w:proofErr w:type="spellEnd"/>
-      <w:r>
-        <w:t>.</w:t>
+        <w:t xml:space="preserve"> Cuando vas a actualizar solo 2 o 3 equipos, o si tienes un switch básico que no gestiona bien el tráfico multicast.</w:t>
       </w:r>
     </w:p>
     <w:p>
@@ -1589,15 +1353,7 @@
         </w:numPr>
       </w:pPr>
       <w:r>
-        <w:t xml:space="preserve">El servidor no espera a que todos estén listos. En cuanto un equipo llega al menú </w:t>
-      </w:r>
-      <w:proofErr w:type="spellStart"/>
-      <w:r>
-        <w:t>iPXE</w:t>
-      </w:r>
-      <w:proofErr w:type="spellEnd"/>
-      <w:r>
-        <w:t xml:space="preserve"> y recibe la orden, empieza la tarea. Si un equipo falla en el despliegue, no afecta a los demás.</w:t>
+        <w:t>El servidor no espera a que todos estén listos. En cuanto un equipo llega al menú iPXE y recibe la orden, empieza la tarea. Si un equipo falla en el despliegue, no afecta a los demás.</w:t>
       </w:r>
     </w:p>
     <w:p>
@@ -1904,31 +1660,7 @@
         <w:t xml:space="preserve">Requisitos: </w:t>
       </w:r>
       <w:r>
-        <w:t xml:space="preserve">El tráfico </w:t>
-      </w:r>
-      <w:proofErr w:type="spellStart"/>
-      <w:r>
-        <w:t>multicast</w:t>
-      </w:r>
-      <w:proofErr w:type="spellEnd"/>
-      <w:r>
-        <w:t xml:space="preserve"> está limitado por defecto al dominio de difusión local y no atraviesa </w:t>
-      </w:r>
-      <w:proofErr w:type="spellStart"/>
-      <w:r>
-        <w:t>routers</w:t>
-      </w:r>
-      <w:proofErr w:type="spellEnd"/>
-      <w:r>
-        <w:t xml:space="preserve">. Para desplegar en diferentes redes, es necesario configurar IGMP Proxy o PIM en los </w:t>
-      </w:r>
-      <w:proofErr w:type="spellStart"/>
-      <w:r>
-        <w:t>routers</w:t>
-      </w:r>
-      <w:proofErr w:type="spellEnd"/>
-      <w:r>
-        <w:t>. Su implementación es inmediata y sencilla si todos los hosts del grupo pertenecen a la misma subred que el servidor FOG.</w:t>
+        <w:t>El tráfico multicast está limitado por defecto al dominio de difusión local y no atraviesa routers. Para desplegar en diferentes redes, es necesario configurar IGMP Proxy o PIM en los routers. Su implementación es inmediata y sencilla si todos los hosts del grupo pertenecen a la misma subred que el servidor FOG.</w:t>
       </w:r>
     </w:p>
     <w:p>
@@ -2041,15 +1773,7 @@
         </w:numPr>
       </w:pPr>
       <w:r>
-        <w:t>Si un host se queda "colgado" (</w:t>
-      </w:r>
-      <w:proofErr w:type="spellStart"/>
-      <w:r>
-        <w:t>hung</w:t>
-      </w:r>
-      <w:proofErr w:type="spellEnd"/>
-      <w:r>
-        <w:t xml:space="preserve"> up), </w:t>
+        <w:t xml:space="preserve">Si un host se queda "colgado" (hung up), </w:t>
       </w:r>
       <w:r>
         <w:rPr>
@@ -2106,16 +1830,11 @@
       </w:pPr>
       <w:r>
         <w:lastRenderedPageBreak/>
-        <w:t xml:space="preserve">Primero vamos a comprobar que </w:t>
-      </w:r>
-      <w:proofErr w:type="spellStart"/>
-      <w:r>
-        <w:t>Multicas</w:t>
+        <w:t>Primero vamos a comprobar que Multicas</w:t>
       </w:r>
       <w:r>
         <w:t>t</w:t>
       </w:r>
-      <w:proofErr w:type="spellEnd"/>
       <w:r>
         <w:t xml:space="preserve"> funciona cuando </w:t>
       </w:r>
@@ -2124,23 +1843,7 @@
           <w:b/>
           <w:bCs/>
         </w:rPr>
-        <w:t xml:space="preserve">los hosts están en la misma </w:t>
-      </w:r>
-      <w:proofErr w:type="spellStart"/>
-      <w:r>
-        <w:rPr>
-          <w:b/>
-          <w:bCs/>
-        </w:rPr>
-        <w:t>SubNet</w:t>
-      </w:r>
-      <w:proofErr w:type="spellEnd"/>
-      <w:r>
-        <w:rPr>
-          <w:b/>
-          <w:bCs/>
-        </w:rPr>
-        <w:t xml:space="preserve"> que el servidor FOG.</w:t>
+        <w:t>los hosts están en la misma SubNet que el servidor FOG.</w:t>
       </w:r>
     </w:p>
     <w:p>
@@ -2229,29 +1932,8 @@
     </w:p>
     <w:p>
       <w:r>
-        <w:t xml:space="preserve">Vamos a “Basic </w:t>
-      </w:r>
-      <w:proofErr w:type="spellStart"/>
-      <w:r>
-        <w:t>Tasks</w:t>
-      </w:r>
-      <w:proofErr w:type="spellEnd"/>
-      <w:r>
-        <w:t xml:space="preserve">” del </w:t>
-      </w:r>
-      <w:proofErr w:type="spellStart"/>
-      <w:r>
-        <w:t>group</w:t>
-      </w:r>
-      <w:proofErr w:type="spellEnd"/>
-      <w:r>
-        <w:t xml:space="preserve"> y esta vez elegimos </w:t>
-      </w:r>
-      <w:proofErr w:type="spellStart"/>
-      <w:r>
-        <w:t>Multi-cast</w:t>
-      </w:r>
-      <w:proofErr w:type="spellEnd"/>
+        <w:t>Vamos a “Basic Tasks” del group y esta vez elegimos Multi-cast</w:t>
+      </w:r>
     </w:p>
     <w:p>
       <w:r>
@@ -2376,52 +2058,12 @@
     <w:p>
       <w:r>
         <w:lastRenderedPageBreak/>
-        <w:t xml:space="preserve">Ahora vamos a probar con </w:t>
-      </w:r>
-      <w:proofErr w:type="spellStart"/>
-      <w:r>
-        <w:t>Multicast</w:t>
-      </w:r>
-      <w:proofErr w:type="spellEnd"/>
-      <w:r>
-        <w:t xml:space="preserve"> cuando los hosts están en una </w:t>
-      </w:r>
-      <w:proofErr w:type="spellStart"/>
-      <w:r>
-        <w:t>SubNet</w:t>
-      </w:r>
-      <w:proofErr w:type="spellEnd"/>
-      <w:r>
-        <w:t xml:space="preserve"> diferente a la del servidor FOG.</w:t>
-      </w:r>
-    </w:p>
-    <w:p>
-      <w:r>
-        <w:t xml:space="preserve">No funcionará porque </w:t>
-      </w:r>
-      <w:proofErr w:type="spellStart"/>
-      <w:r>
-        <w:t>Multicast</w:t>
-      </w:r>
-      <w:proofErr w:type="spellEnd"/>
-      <w:r>
-        <w:t xml:space="preserve"> no atraviesa el </w:t>
-      </w:r>
-      <w:proofErr w:type="spellStart"/>
-      <w:r>
-        <w:t>router</w:t>
-      </w:r>
-      <w:proofErr w:type="spellEnd"/>
-      <w:r>
-        <w:t xml:space="preserve"> tan </w:t>
-      </w:r>
-      <w:proofErr w:type="spellStart"/>
-      <w:r>
-        <w:t>facilemente</w:t>
-      </w:r>
-      <w:proofErr w:type="spellEnd"/>
-      <w:r>
-        <w:t xml:space="preserve"> (frontera de difusión).</w:t>
+        <w:t>Ahora vamos a probar con Multicast cuando los hosts están en una SubNet diferente a la del servidor FOG.</w:t>
+      </w:r>
+    </w:p>
+    <w:p>
+      <w:r>
+        <w:t>No funcionará porque Multicast no atraviesa el router tan facilemente (frontera de difusión).</w:t>
       </w:r>
     </w:p>
     <w:p>
@@ -2436,15 +2078,7 @@
     </w:p>
     <w:p>
       <w:r>
-        <w:t>Tendremos que instalar “</w:t>
-      </w:r>
-      <w:proofErr w:type="spellStart"/>
-      <w:r>
-        <w:t>igmpproxy</w:t>
-      </w:r>
-      <w:proofErr w:type="spellEnd"/>
-      <w:r>
-        <w:t>” en R1-ubuntu</w:t>
+        <w:t>Tendremos que instalar “igmpproxy” en R1-ubuntu</w:t>
       </w:r>
     </w:p>
     <w:p>
@@ -2472,466 +2106,13 @@
           <w:i/>
           <w:iCs/>
         </w:rPr>
-        <w:t xml:space="preserve">FOG </w:t>
-      </w:r>
-      <w:proofErr w:type="spellStart"/>
-      <w:r>
-        <w:rPr>
-          <w:i/>
-          <w:iCs/>
-        </w:rPr>
-        <w:t>Multicasing</w:t>
-      </w:r>
-      <w:proofErr w:type="spellEnd"/>
-      <w:r>
-        <w:rPr>
-          <w:i/>
-          <w:iCs/>
-        </w:rPr>
-        <w:t xml:space="preserve"> uses “</w:t>
-      </w:r>
-      <w:proofErr w:type="spellStart"/>
-      <w:r>
-        <w:rPr>
-          <w:i/>
-          <w:iCs/>
-        </w:rPr>
-        <w:t>multicast</w:t>
-      </w:r>
-      <w:proofErr w:type="spellEnd"/>
-      <w:r>
-        <w:rPr>
-          <w:i/>
-          <w:iCs/>
-        </w:rPr>
-        <w:t xml:space="preserve"> </w:t>
-      </w:r>
-      <w:proofErr w:type="spellStart"/>
-      <w:r>
-        <w:rPr>
-          <w:i/>
-          <w:iCs/>
-        </w:rPr>
-        <w:t>packets</w:t>
-      </w:r>
-      <w:proofErr w:type="spellEnd"/>
-      <w:r>
-        <w:rPr>
-          <w:i/>
-          <w:iCs/>
-        </w:rPr>
-        <w:t xml:space="preserve">”. </w:t>
-      </w:r>
-      <w:proofErr w:type="spellStart"/>
-      <w:r>
-        <w:rPr>
-          <w:i/>
-          <w:iCs/>
-        </w:rPr>
-        <w:t>Those</w:t>
-      </w:r>
-      <w:proofErr w:type="spellEnd"/>
-      <w:r>
-        <w:rPr>
-          <w:i/>
-          <w:iCs/>
-        </w:rPr>
-        <w:t xml:space="preserve"> are </w:t>
-      </w:r>
-      <w:proofErr w:type="spellStart"/>
-      <w:r>
-        <w:rPr>
-          <w:i/>
-          <w:iCs/>
-        </w:rPr>
-        <w:t>not</w:t>
-      </w:r>
-      <w:proofErr w:type="spellEnd"/>
-      <w:r>
-        <w:rPr>
-          <w:i/>
-          <w:iCs/>
-        </w:rPr>
-        <w:t xml:space="preserve"> </w:t>
-      </w:r>
-      <w:proofErr w:type="spellStart"/>
-      <w:r>
-        <w:rPr>
-          <w:i/>
-          <w:iCs/>
-        </w:rPr>
-        <w:t>typically</w:t>
-      </w:r>
-      <w:proofErr w:type="spellEnd"/>
-      <w:r>
-        <w:rPr>
-          <w:i/>
-          <w:iCs/>
-        </w:rPr>
-        <w:t xml:space="preserve"> </w:t>
-      </w:r>
-      <w:proofErr w:type="spellStart"/>
-      <w:r>
-        <w:rPr>
-          <w:i/>
-          <w:iCs/>
-        </w:rPr>
-        <w:t>forwarded</w:t>
-      </w:r>
-      <w:proofErr w:type="spellEnd"/>
-      <w:r>
-        <w:rPr>
-          <w:i/>
-          <w:iCs/>
-        </w:rPr>
-        <w:t xml:space="preserve"> </w:t>
-      </w:r>
-      <w:proofErr w:type="spellStart"/>
-      <w:r>
-        <w:rPr>
-          <w:i/>
-          <w:iCs/>
-        </w:rPr>
-        <w:t>between</w:t>
-      </w:r>
-      <w:proofErr w:type="spellEnd"/>
-      <w:r>
-        <w:rPr>
-          <w:i/>
-          <w:iCs/>
-        </w:rPr>
-        <w:t xml:space="preserve"> </w:t>
-      </w:r>
-      <w:proofErr w:type="spellStart"/>
-      <w:r>
-        <w:rPr>
-          <w:i/>
-          <w:iCs/>
-        </w:rPr>
-        <w:t>subnets</w:t>
-      </w:r>
-      <w:proofErr w:type="spellEnd"/>
-      <w:r>
-        <w:rPr>
-          <w:i/>
-          <w:iCs/>
-        </w:rPr>
-        <w:t xml:space="preserve"> </w:t>
-      </w:r>
-      <w:proofErr w:type="spellStart"/>
-      <w:r>
-        <w:rPr>
-          <w:i/>
-          <w:iCs/>
-        </w:rPr>
-        <w:t>or</w:t>
-      </w:r>
-      <w:proofErr w:type="spellEnd"/>
-      <w:r>
-        <w:rPr>
-          <w:i/>
-          <w:iCs/>
-        </w:rPr>
-        <w:t xml:space="preserve"> </w:t>
-      </w:r>
-      <w:proofErr w:type="spellStart"/>
-      <w:r>
-        <w:rPr>
-          <w:i/>
-          <w:iCs/>
-        </w:rPr>
-        <w:t>over</w:t>
-      </w:r>
-      <w:proofErr w:type="spellEnd"/>
-      <w:r>
-        <w:rPr>
-          <w:i/>
-          <w:iCs/>
-        </w:rPr>
-        <w:t xml:space="preserve"> </w:t>
-      </w:r>
-      <w:proofErr w:type="spellStart"/>
-      <w:r>
-        <w:rPr>
-          <w:i/>
-          <w:iCs/>
-        </w:rPr>
-        <w:t>wan</w:t>
-      </w:r>
-      <w:proofErr w:type="spellEnd"/>
-      <w:r>
-        <w:rPr>
-          <w:i/>
-          <w:iCs/>
-        </w:rPr>
-        <w:t xml:space="preserve"> links. You </w:t>
-      </w:r>
-      <w:proofErr w:type="spellStart"/>
-      <w:r>
-        <w:rPr>
-          <w:i/>
-          <w:iCs/>
-        </w:rPr>
-        <w:t>will</w:t>
-      </w:r>
-      <w:proofErr w:type="spellEnd"/>
-      <w:r>
-        <w:rPr>
-          <w:i/>
-          <w:iCs/>
-        </w:rPr>
-        <w:t xml:space="preserve"> </w:t>
-      </w:r>
-      <w:proofErr w:type="spellStart"/>
-      <w:r>
-        <w:rPr>
-          <w:i/>
-          <w:iCs/>
-        </w:rPr>
-        <w:t>need</w:t>
-      </w:r>
-      <w:proofErr w:type="spellEnd"/>
-      <w:r>
-        <w:rPr>
-          <w:i/>
-          <w:iCs/>
-        </w:rPr>
-        <w:t xml:space="preserve"> </w:t>
-      </w:r>
-      <w:proofErr w:type="spellStart"/>
-      <w:r>
-        <w:rPr>
-          <w:i/>
-          <w:iCs/>
-        </w:rPr>
-        <w:t>an</w:t>
-      </w:r>
-      <w:proofErr w:type="spellEnd"/>
-      <w:r>
-        <w:rPr>
-          <w:i/>
-          <w:iCs/>
-        </w:rPr>
-        <w:t xml:space="preserve"> </w:t>
-      </w:r>
-      <w:proofErr w:type="spellStart"/>
-      <w:r>
-        <w:rPr>
-          <w:i/>
-          <w:iCs/>
-        </w:rPr>
-        <w:t>igmp</w:t>
-      </w:r>
-      <w:proofErr w:type="spellEnd"/>
-      <w:r>
-        <w:rPr>
-          <w:i/>
-          <w:iCs/>
-        </w:rPr>
-        <w:t xml:space="preserve"> proxy </w:t>
-      </w:r>
-      <w:proofErr w:type="spellStart"/>
-      <w:r>
-        <w:rPr>
-          <w:i/>
-          <w:iCs/>
-        </w:rPr>
-        <w:t>to</w:t>
-      </w:r>
-      <w:proofErr w:type="spellEnd"/>
-      <w:r>
-        <w:rPr>
-          <w:i/>
-          <w:iCs/>
-        </w:rPr>
-        <w:t xml:space="preserve"> forward </w:t>
-      </w:r>
-      <w:proofErr w:type="spellStart"/>
-      <w:r>
-        <w:rPr>
-          <w:i/>
-          <w:iCs/>
-        </w:rPr>
-        <w:t>multicast</w:t>
-      </w:r>
-      <w:proofErr w:type="spellEnd"/>
-      <w:r>
-        <w:rPr>
-          <w:i/>
-          <w:iCs/>
-        </w:rPr>
-        <w:t xml:space="preserve"> </w:t>
-      </w:r>
-      <w:proofErr w:type="spellStart"/>
-      <w:r>
-        <w:rPr>
-          <w:i/>
-          <w:iCs/>
-        </w:rPr>
-        <w:t>packets</w:t>
-      </w:r>
-      <w:proofErr w:type="spellEnd"/>
-      <w:r>
-        <w:rPr>
-          <w:i/>
-          <w:iCs/>
-        </w:rPr>
-        <w:t xml:space="preserve"> </w:t>
-      </w:r>
-      <w:proofErr w:type="spellStart"/>
-      <w:r>
-        <w:rPr>
-          <w:i/>
-          <w:iCs/>
-        </w:rPr>
-        <w:t>from</w:t>
-      </w:r>
-      <w:proofErr w:type="spellEnd"/>
-      <w:r>
-        <w:rPr>
-          <w:i/>
-          <w:iCs/>
-        </w:rPr>
-        <w:t xml:space="preserve"> </w:t>
-      </w:r>
-      <w:proofErr w:type="spellStart"/>
-      <w:r>
-        <w:rPr>
-          <w:i/>
-          <w:iCs/>
-        </w:rPr>
-        <w:t>one</w:t>
-      </w:r>
-      <w:proofErr w:type="spellEnd"/>
-      <w:r>
-        <w:rPr>
-          <w:i/>
-          <w:iCs/>
-        </w:rPr>
-        <w:t xml:space="preserve"> </w:t>
-      </w:r>
-      <w:proofErr w:type="spellStart"/>
-      <w:r>
-        <w:rPr>
-          <w:i/>
-          <w:iCs/>
-        </w:rPr>
-        <w:t>subnet</w:t>
-      </w:r>
-      <w:proofErr w:type="spellEnd"/>
-      <w:r>
-        <w:rPr>
-          <w:i/>
-          <w:iCs/>
-        </w:rPr>
-        <w:t xml:space="preserve"> </w:t>
-      </w:r>
-      <w:proofErr w:type="spellStart"/>
-      <w:r>
-        <w:rPr>
-          <w:i/>
-          <w:iCs/>
-        </w:rPr>
-        <w:t>to</w:t>
-      </w:r>
-      <w:proofErr w:type="spellEnd"/>
-      <w:r>
-        <w:rPr>
-          <w:i/>
-          <w:iCs/>
-        </w:rPr>
-        <w:t xml:space="preserve"> </w:t>
-      </w:r>
-      <w:proofErr w:type="spellStart"/>
-      <w:r>
-        <w:rPr>
-          <w:i/>
-          <w:iCs/>
-        </w:rPr>
-        <w:t>another</w:t>
-      </w:r>
-      <w:proofErr w:type="spellEnd"/>
-      <w:r>
-        <w:rPr>
-          <w:i/>
-          <w:iCs/>
-        </w:rPr>
-        <w:t xml:space="preserve">, as </w:t>
-      </w:r>
-      <w:proofErr w:type="spellStart"/>
-      <w:r>
-        <w:rPr>
-          <w:i/>
-          <w:iCs/>
-        </w:rPr>
-        <w:t>well</w:t>
-      </w:r>
-      <w:proofErr w:type="spellEnd"/>
-      <w:r>
-        <w:rPr>
-          <w:i/>
-          <w:iCs/>
-        </w:rPr>
-        <w:t xml:space="preserve"> as </w:t>
-      </w:r>
-      <w:proofErr w:type="spellStart"/>
-      <w:r>
-        <w:rPr>
-          <w:i/>
-          <w:iCs/>
-        </w:rPr>
-        <w:t>igmp</w:t>
-      </w:r>
-      <w:proofErr w:type="spellEnd"/>
-      <w:r>
-        <w:rPr>
-          <w:i/>
-          <w:iCs/>
-        </w:rPr>
-        <w:t xml:space="preserve"> </w:t>
-      </w:r>
-      <w:proofErr w:type="spellStart"/>
-      <w:r>
-        <w:rPr>
-          <w:i/>
-          <w:iCs/>
-        </w:rPr>
-        <w:t>snooping</w:t>
-      </w:r>
-      <w:proofErr w:type="spellEnd"/>
-      <w:r>
-        <w:rPr>
-          <w:i/>
-          <w:iCs/>
-        </w:rPr>
-        <w:t xml:space="preserve"> </w:t>
-      </w:r>
-      <w:proofErr w:type="spellStart"/>
-      <w:r>
-        <w:rPr>
-          <w:i/>
-          <w:iCs/>
-        </w:rPr>
-        <w:t>enabled</w:t>
-      </w:r>
-      <w:proofErr w:type="spellEnd"/>
-      <w:r>
-        <w:rPr>
-          <w:i/>
-          <w:iCs/>
-        </w:rPr>
-        <w:t>.”</w:t>
-      </w:r>
-    </w:p>
-    <w:p>
-      <w:r>
-        <w:t xml:space="preserve">Instalación de </w:t>
-      </w:r>
-      <w:proofErr w:type="spellStart"/>
-      <w:r>
-        <w:t>igmpproxy</w:t>
-      </w:r>
-      <w:proofErr w:type="spellEnd"/>
+        <w:t>FOG Multicasing uses “multicast packets”. Those are not typically forwarded between subnets or over wan links. You will need an igmp proxy to forward multicast packets from one subnet to another, as well as igmp snooping enabled.”</w:t>
+      </w:r>
+    </w:p>
+    <w:p>
+      <w:r>
+        <w:t>Instalación de igmpproxy</w:t>
+      </w:r>
     </w:p>
     <w:p>
       <w:pPr>
@@ -2968,108 +2149,33 @@
         <w:t xml:space="preserve">Instalar paquetería: </w:t>
       </w:r>
       <w:r>
-        <w:t xml:space="preserve">sudo </w:t>
-      </w:r>
-      <w:proofErr w:type="spellStart"/>
-      <w:r>
-        <w:t>apt</w:t>
-      </w:r>
-      <w:proofErr w:type="spellEnd"/>
-      <w:r>
-        <w:t xml:space="preserve"> </w:t>
-      </w:r>
-      <w:proofErr w:type="spellStart"/>
-      <w:r>
-        <w:t>update</w:t>
-      </w:r>
-      <w:proofErr w:type="spellEnd"/>
-      <w:r>
-        <w:t xml:space="preserve"> &amp;&amp; sudo </w:t>
-      </w:r>
-      <w:proofErr w:type="spellStart"/>
-      <w:r>
-        <w:t>apt</w:t>
-      </w:r>
-      <w:proofErr w:type="spellEnd"/>
-      <w:r>
-        <w:t xml:space="preserve"> </w:t>
-      </w:r>
-      <w:proofErr w:type="spellStart"/>
-      <w:r>
-        <w:t>install</w:t>
-      </w:r>
-      <w:proofErr w:type="spellEnd"/>
-      <w:r>
-        <w:t xml:space="preserve"> -y </w:t>
-      </w:r>
-      <w:proofErr w:type="spellStart"/>
-      <w:r>
-        <w:t>igmpproxy</w:t>
-      </w:r>
-      <w:proofErr w:type="spellEnd"/>
-    </w:p>
-    <w:p>
-      <w:r>
-        <w:t xml:space="preserve">Habilitar </w:t>
-      </w:r>
-      <w:proofErr w:type="spellStart"/>
-      <w:r>
-        <w:t>routeo</w:t>
-      </w:r>
-      <w:proofErr w:type="spellEnd"/>
-      <w:r>
-        <w:t xml:space="preserve"> de </w:t>
-      </w:r>
-      <w:proofErr w:type="spellStart"/>
-      <w:r>
-        <w:t>multicast</w:t>
-      </w:r>
-      <w:proofErr w:type="spellEnd"/>
-      <w:r>
-        <w:t>:</w:t>
-      </w:r>
-    </w:p>
-    <w:p>
-      <w:pPr>
-        <w:rPr>
-          <w:b/>
-          <w:bCs/>
-        </w:rPr>
-      </w:pPr>
-      <w:r>
-        <w:rPr>
-          <w:b/>
-          <w:bCs/>
-        </w:rPr>
-        <w:t xml:space="preserve">Edita el </w:t>
-      </w:r>
-      <w:proofErr w:type="spellStart"/>
-      <w:r>
-        <w:rPr>
-          <w:b/>
-          <w:bCs/>
-        </w:rPr>
-        <w:t>sysctl</w:t>
-      </w:r>
-      <w:proofErr w:type="spellEnd"/>
-    </w:p>
-    <w:p>
-      <w:r>
-        <w:t>nano /</w:t>
-      </w:r>
-      <w:proofErr w:type="spellStart"/>
-      <w:r>
-        <w:t>etc</w:t>
-      </w:r>
-      <w:proofErr w:type="spellEnd"/>
-      <w:r>
-        <w:t>/</w:t>
-      </w:r>
-      <w:proofErr w:type="spellStart"/>
-      <w:r>
-        <w:t>sysctl.conf</w:t>
-      </w:r>
-      <w:proofErr w:type="spellEnd"/>
+        <w:t>sudo apt update &amp;&amp; sudo apt install -y igmpproxy</w:t>
+      </w:r>
+    </w:p>
+    <w:p>
+      <w:r>
+        <w:t>Habilitar routeo de multicast:</w:t>
+      </w:r>
+    </w:p>
+    <w:p>
+      <w:pPr>
+        <w:rPr>
+          <w:b/>
+          <w:bCs/>
+        </w:rPr>
+      </w:pPr>
+      <w:r>
+        <w:rPr>
+          <w:b/>
+          <w:bCs/>
+        </w:rPr>
+        <w:t>Edita el sysctl</w:t>
+      </w:r>
+    </w:p>
+    <w:p>
+      <w:r>
+        <w:t>nano /etc/sysctl.conf</w:t>
+      </w:r>
     </w:p>
     <w:p>
       <w:r>
@@ -3077,13 +2183,8 @@
       </w:r>
     </w:p>
     <w:p>
-      <w:proofErr w:type="gramStart"/>
-      <w:r>
-        <w:t>net.ipv4.ip</w:t>
-      </w:r>
-      <w:proofErr w:type="gramEnd"/>
-      <w:r>
-        <w:t>_forward=1</w:t>
+      <w:r>
+        <w:t>net.ipv4.ip_forward=1</w:t>
       </w:r>
       <w:r>
         <w:br/>
@@ -3110,34 +2211,13 @@
       </w:r>
     </w:p>
     <w:p>
-      <w:proofErr w:type="spellStart"/>
-      <w:r>
-        <w:t>sysctl</w:t>
-      </w:r>
-      <w:proofErr w:type="spellEnd"/>
-      <w:r>
-        <w:t xml:space="preserve"> -p</w:t>
-      </w:r>
-    </w:p>
-    <w:p>
-      <w:r>
-        <w:t xml:space="preserve">ESTO NO FUNCIONA, no con las </w:t>
-      </w:r>
-      <w:proofErr w:type="spellStart"/>
-      <w:r>
-        <w:t>VMs</w:t>
-      </w:r>
-      <w:proofErr w:type="spellEnd"/>
-      <w:r>
-        <w:t xml:space="preserve"> y </w:t>
-      </w:r>
-      <w:proofErr w:type="spellStart"/>
-      <w:r>
-        <w:t>LXCx</w:t>
-      </w:r>
-      <w:proofErr w:type="spellEnd"/>
-      <w:r>
-        <w:t xml:space="preserve"> actuales:</w:t>
+      <w:r>
+        <w:t>sysctl -p</w:t>
+      </w:r>
+    </w:p>
+    <w:p>
+      <w:r>
+        <w:t>ESTO NO FUNCIONA, no con las VMs y LXCx actuales:</w:t>
       </w:r>
     </w:p>
     <w:p>
@@ -3159,103 +2239,7 @@
           <w:i/>
           <w:iCs/>
         </w:rPr>
-        <w:t>En entornos virtualizados (</w:t>
-      </w:r>
-      <w:proofErr w:type="spellStart"/>
-      <w:r>
-        <w:rPr>
-          <w:i/>
-          <w:iCs/>
-        </w:rPr>
-        <w:t>Proxmox</w:t>
-      </w:r>
-      <w:proofErr w:type="spellEnd"/>
-      <w:r>
-        <w:rPr>
-          <w:i/>
-          <w:iCs/>
-        </w:rPr>
-        <w:t xml:space="preserve">, VirtualBox, Oracle VM), la opción de </w:t>
-      </w:r>
-      <w:proofErr w:type="spellStart"/>
-      <w:r>
-        <w:rPr>
-          <w:i/>
-          <w:iCs/>
-        </w:rPr>
-        <w:t>mc_forwarding</w:t>
-      </w:r>
-      <w:proofErr w:type="spellEnd"/>
-      <w:r>
-        <w:rPr>
-          <w:i/>
-          <w:iCs/>
-        </w:rPr>
-        <w:t xml:space="preserve"> no está disponible. Por tanto, el despliegue </w:t>
-      </w:r>
-      <w:proofErr w:type="spellStart"/>
-      <w:r>
-        <w:rPr>
-          <w:i/>
-          <w:iCs/>
-        </w:rPr>
-        <w:t>multicast</w:t>
-      </w:r>
-      <w:proofErr w:type="spellEnd"/>
-      <w:r>
-        <w:rPr>
-          <w:i/>
-          <w:iCs/>
-        </w:rPr>
-        <w:t xml:space="preserve"> de FOG solo puede funcionar dentro de la misma subred. Para despliegues entre </w:t>
-      </w:r>
-      <w:proofErr w:type="spellStart"/>
-      <w:r>
-        <w:rPr>
-          <w:i/>
-          <w:iCs/>
-        </w:rPr>
-        <w:t>VLANs</w:t>
-      </w:r>
-      <w:proofErr w:type="spellEnd"/>
-      <w:r>
-        <w:rPr>
-          <w:i/>
-          <w:iCs/>
-        </w:rPr>
-        <w:t xml:space="preserve">, se requiere </w:t>
-      </w:r>
-      <w:proofErr w:type="spellStart"/>
-      <w:r>
-        <w:rPr>
-          <w:i/>
-          <w:iCs/>
-        </w:rPr>
-        <w:t>multicast</w:t>
-      </w:r>
-      <w:proofErr w:type="spellEnd"/>
-      <w:r>
-        <w:rPr>
-          <w:i/>
-          <w:iCs/>
-        </w:rPr>
-        <w:t xml:space="preserve"> </w:t>
-      </w:r>
-      <w:proofErr w:type="spellStart"/>
-      <w:r>
-        <w:rPr>
-          <w:i/>
-          <w:iCs/>
-        </w:rPr>
-        <w:t>routing</w:t>
-      </w:r>
-      <w:proofErr w:type="spellEnd"/>
-      <w:r>
-        <w:rPr>
-          <w:i/>
-          <w:iCs/>
-        </w:rPr>
-        <w:t xml:space="preserve"> en el host físico o en switches con IGMP proxy habilitado</w:t>
+        <w:t>En entornos virtualizados (Proxmox, VirtualBox, Oracle VM), la opción de mc_forwarding no está disponible. Por tanto, el despliegue multicast de FOG solo puede funcionar dentro de la misma subred. Para despliegues entre VLANs, se requiere multicast routing en el host físico o en switches con IGMP proxy habilitado</w:t>
       </w:r>
       <w:r>
         <w:t>.”</w:t>
@@ -3278,58 +2262,10 @@
           <w:b/>
           <w:bCs/>
         </w:rPr>
-        <w:t>Haz "</w:t>
-      </w:r>
-      <w:proofErr w:type="spellStart"/>
-      <w:r>
-        <w:rPr>
-          <w:b/>
-          <w:bCs/>
-        </w:rPr>
-        <w:t>Multicast</w:t>
-      </w:r>
-      <w:proofErr w:type="spellEnd"/>
-      <w:r>
-        <w:rPr>
-          <w:b/>
-          <w:bCs/>
-        </w:rPr>
-        <w:t xml:space="preserve"> nivel 2" (Puente):</w:t>
-      </w:r>
-      <w:r>
-        <w:t xml:space="preserve"> En </w:t>
-      </w:r>
-      <w:proofErr w:type="spellStart"/>
-      <w:r>
-        <w:t>Proxmox</w:t>
-      </w:r>
-      <w:proofErr w:type="spellEnd"/>
-      <w:r>
-        <w:t xml:space="preserve">, en lugar de que R1-ubuntu actúe como un </w:t>
-      </w:r>
-      <w:proofErr w:type="spellStart"/>
-      <w:r>
-        <w:t>router</w:t>
-      </w:r>
-      <w:proofErr w:type="spellEnd"/>
-      <w:r>
-        <w:t xml:space="preserve"> para el </w:t>
-      </w:r>
-      <w:proofErr w:type="spellStart"/>
-      <w:r>
-        <w:t>multicast</w:t>
-      </w:r>
-      <w:proofErr w:type="spellEnd"/>
-      <w:r>
-        <w:t xml:space="preserve">, añade una interfaz de red (Network </w:t>
-      </w:r>
-      <w:proofErr w:type="spellStart"/>
-      <w:r>
-        <w:t>Device</w:t>
-      </w:r>
-      <w:proofErr w:type="spellEnd"/>
-      <w:r>
-        <w:t xml:space="preserve">) a tu VM de </w:t>
+        <w:t>Haz "Multicast nivel 2" (Puente):</w:t>
+      </w:r>
+      <w:r>
+        <w:t xml:space="preserve"> En Proxmox, en lugar de que R1-ubuntu actúe como un router para el multicast, añade una interfaz de red (Network Device) a tu VM de </w:t>
       </w:r>
       <w:r>
         <w:rPr>
@@ -3380,57 +2316,17 @@
     </w:p>
     <w:p>
       <w:r>
-        <w:t xml:space="preserve">Al estar en la misma red, el </w:t>
-      </w:r>
-      <w:proofErr w:type="spellStart"/>
-      <w:r>
-        <w:t>udp-sender</w:t>
-      </w:r>
-      <w:proofErr w:type="spellEnd"/>
-      <w:r>
-        <w:t xml:space="preserve"> de FOG llegará a los clientes por </w:t>
-      </w:r>
-      <w:r>
-        <w:rPr>
-          <w:b/>
-          <w:bCs/>
-        </w:rPr>
-        <w:t>broadcast/</w:t>
-      </w:r>
-      <w:proofErr w:type="spellStart"/>
-      <w:r>
-        <w:rPr>
-          <w:b/>
-          <w:bCs/>
-        </w:rPr>
-        <w:t>multicast</w:t>
-      </w:r>
-      <w:proofErr w:type="spellEnd"/>
-      <w:r>
-        <w:rPr>
-          <w:b/>
-          <w:bCs/>
-        </w:rPr>
-        <w:t xml:space="preserve"> directo</w:t>
-      </w:r>
-      <w:r>
-        <w:t xml:space="preserve">, saltándose por completo la necesidad de que R1-ubuntu tenga que enrutar nada. Es la solución que usamos el 90% de los administradores cuando el </w:t>
-      </w:r>
-      <w:proofErr w:type="spellStart"/>
-      <w:r>
-        <w:t>routing</w:t>
-      </w:r>
-      <w:proofErr w:type="spellEnd"/>
-      <w:r>
-        <w:t xml:space="preserve"> </w:t>
-      </w:r>
-      <w:proofErr w:type="spellStart"/>
-      <w:r>
-        <w:t>multicast</w:t>
-      </w:r>
-      <w:proofErr w:type="spellEnd"/>
-      <w:r>
-        <w:t xml:space="preserve"> se pone "rebelde".</w:t>
+        <w:t xml:space="preserve">Al estar en la misma red, el udp-sender de FOG llegará a los clientes por </w:t>
+      </w:r>
+      <w:r>
+        <w:rPr>
+          <w:b/>
+          <w:bCs/>
+        </w:rPr>
+        <w:t>broadcast/multicast directo</w:t>
+      </w:r>
+      <w:r>
+        <w:t>, saltándose por completo la necesidad de que R1-ubuntu tenga que enrutar nada. Es la solución que usamos el 90% de los administradores cuando el routing multicast se pone "rebelde".</w:t>
       </w:r>
     </w:p>
     <w:p>
@@ -3511,34 +2407,10 @@
           <w:b/>
           <w:bCs/>
         </w:rPr>
-        <w:t xml:space="preserve">IP </w:t>
-      </w:r>
-      <w:proofErr w:type="spellStart"/>
-      <w:r>
-        <w:rPr>
-          <w:b/>
-          <w:bCs/>
-        </w:rPr>
-        <w:t>Forwarding</w:t>
-      </w:r>
-      <w:proofErr w:type="spellEnd"/>
-      <w:r>
-        <w:rPr>
-          <w:b/>
-          <w:bCs/>
-        </w:rPr>
-        <w:t xml:space="preserve"> (Hitos 4, 121):</w:t>
-      </w:r>
-      <w:r>
-        <w:t xml:space="preserve"> Activaste la capacidad de Ubuntu para pasar paquetes de una interfaz a otra. Sin esto, Ubuntu se comporta como un PC final y no como un </w:t>
-      </w:r>
-      <w:proofErr w:type="spellStart"/>
-      <w:r>
-        <w:t>router</w:t>
-      </w:r>
-      <w:proofErr w:type="spellEnd"/>
-      <w:r>
-        <w:t>.</w:t>
+        <w:t>IP Forwarding (Hitos 4, 121):</w:t>
+      </w:r>
+      <w:r>
+        <w:t xml:space="preserve"> Activaste la capacidad de Ubuntu para pasar paquetes de una interfaz a otra. Sin esto, Ubuntu se comporta como un PC final y no como un router.</w:t>
       </w:r>
     </w:p>
     <w:p>
@@ -3556,23 +2428,7 @@
         <w:t>Desactivación del Filtro RPF (Hitos 127-132, 148):</w:t>
       </w:r>
       <w:r>
-        <w:t xml:space="preserve"> Este fue el punto más crítico. Por seguridad, Linux descarta paquetes </w:t>
-      </w:r>
-      <w:proofErr w:type="spellStart"/>
-      <w:r>
-        <w:t>multicast</w:t>
-      </w:r>
-      <w:proofErr w:type="spellEnd"/>
-      <w:r>
-        <w:t xml:space="preserve"> si cree que vienen por el camino "equivocado". Al poner </w:t>
-      </w:r>
-      <w:proofErr w:type="spellStart"/>
-      <w:r>
-        <w:t>rp_filter</w:t>
-      </w:r>
-      <w:proofErr w:type="spellEnd"/>
-      <w:r>
-        <w:t>=0, le dijiste a Ubuntu: "Confío en este tráfico, déjalo pasar".</w:t>
+        <w:t xml:space="preserve"> Este fue el punto más crítico. Por seguridad, Linux descarta paquetes multicast si cree que vienen por el camino "equivocado". Al poner rp_filter=0, le dijiste a Ubuntu: "Confío en este tráfico, déjalo pasar".</w:t>
       </w:r>
     </w:p>
     <w:p>
@@ -3602,81 +2458,25 @@
           <w:b/>
           <w:bCs/>
         </w:rPr>
-        <w:t xml:space="preserve">Ruta Estática </w:t>
-      </w:r>
-      <w:proofErr w:type="spellStart"/>
-      <w:r>
-        <w:rPr>
-          <w:b/>
-          <w:bCs/>
-        </w:rPr>
-        <w:t>Multicast</w:t>
-      </w:r>
-      <w:proofErr w:type="spellEnd"/>
-      <w:r>
-        <w:rPr>
-          <w:b/>
-          <w:bCs/>
-        </w:rPr>
-        <w:t xml:space="preserve"> (Hitos 64, 67):</w:t>
-      </w:r>
-      <w:r>
-        <w:t xml:space="preserve"> Le enseñaste al servidor FOG que para enviar datos al "universo </w:t>
-      </w:r>
-      <w:proofErr w:type="spellStart"/>
-      <w:r>
-        <w:t>multicast</w:t>
-      </w:r>
-      <w:proofErr w:type="spellEnd"/>
-      <w:r>
-        <w:t xml:space="preserve">" (239.0.0.0/8), debía usar su tarjeta de red específica (ens18) que conecta con tu </w:t>
-      </w:r>
-      <w:proofErr w:type="spellStart"/>
-      <w:r>
-        <w:t>router</w:t>
-      </w:r>
-      <w:proofErr w:type="spellEnd"/>
-      <w:r>
-        <w:t xml:space="preserve">. Antes de esto, el servidor probablemente intentaba enviar el </w:t>
-      </w:r>
-      <w:proofErr w:type="spellStart"/>
-      <w:r>
-        <w:t>multicast</w:t>
-      </w:r>
-      <w:proofErr w:type="spellEnd"/>
-      <w:r>
-        <w:t xml:space="preserve"> a internet y se perdía.</w:t>
-      </w:r>
-    </w:p>
-    <w:p>
-      <w:pPr>
-        <w:rPr>
-          <w:b/>
-          <w:bCs/>
-        </w:rPr>
-      </w:pPr>
-      <w:r>
-        <w:rPr>
-          <w:b/>
-          <w:bCs/>
-        </w:rPr>
-        <w:t xml:space="preserve">3. Orquestación del Tráfico con </w:t>
-      </w:r>
-      <w:proofErr w:type="spellStart"/>
-      <w:r>
-        <w:rPr>
-          <w:b/>
-          <w:bCs/>
-        </w:rPr>
-        <w:t>smcroute</w:t>
-      </w:r>
-      <w:proofErr w:type="spellEnd"/>
-      <w:r>
-        <w:rPr>
-          <w:b/>
-          <w:bCs/>
-        </w:rPr>
-        <w:t xml:space="preserve"> (Ubuntu R1)</w:t>
+        <w:t>Ruta Estática Multicast (Hitos 64, 67):</w:t>
+      </w:r>
+      <w:r>
+        <w:t xml:space="preserve"> Le enseñaste al servidor FOG que para enviar datos al "universo multicast" (239.0.0.0/8), debía usar su tarjeta de red específica (ens18) que conecta con tu router. Antes de esto, el servidor probablemente intentaba enviar el multicast a internet y se perdía.</w:t>
+      </w:r>
+    </w:p>
+    <w:p>
+      <w:pPr>
+        <w:rPr>
+          <w:b/>
+          <w:bCs/>
+        </w:rPr>
+      </w:pPr>
+      <w:r>
+        <w:rPr>
+          <w:b/>
+          <w:bCs/>
+        </w:rPr>
+        <w:t>3. Orquestación del Tráfico con smcroute (Ubuntu R1)</w:t>
       </w:r>
     </w:p>
     <w:p>
@@ -3719,50 +2519,10 @@
           <w:b/>
           <w:bCs/>
         </w:rPr>
-        <w:t>Creación del Puente (</w:t>
-      </w:r>
-      <w:proofErr w:type="spellStart"/>
-      <w:r>
-        <w:rPr>
-          <w:b/>
-          <w:bCs/>
-        </w:rPr>
-        <w:t>Mroute</w:t>
-      </w:r>
-      <w:proofErr w:type="spellEnd"/>
-      <w:r>
-        <w:rPr>
-          <w:b/>
-          <w:bCs/>
-        </w:rPr>
-        <w:t>):</w:t>
-      </w:r>
-      <w:r>
-        <w:t xml:space="preserve"> Con el comando </w:t>
-      </w:r>
-      <w:proofErr w:type="spellStart"/>
-      <w:r>
-        <w:t>smcroutectl</w:t>
-      </w:r>
-      <w:proofErr w:type="spellEnd"/>
-      <w:r>
-        <w:t xml:space="preserve"> </w:t>
-      </w:r>
-      <w:proofErr w:type="spellStart"/>
-      <w:r>
-        <w:t>add</w:t>
-      </w:r>
-      <w:proofErr w:type="spellEnd"/>
-      <w:r>
-        <w:t xml:space="preserve">, creaste un "puente estático" en el </w:t>
-      </w:r>
-      <w:proofErr w:type="spellStart"/>
-      <w:r>
-        <w:t>kernel</w:t>
-      </w:r>
-      <w:proofErr w:type="spellEnd"/>
-      <w:r>
-        <w:t xml:space="preserve">. Le dijiste: </w:t>
+        <w:t>Creación del Puente (Mroute):</w:t>
+      </w:r>
+      <w:r>
+        <w:t xml:space="preserve"> Con el comando smcroutectl add, creaste un "puente estático" en el kernel. Le dijiste: </w:t>
       </w:r>
       <w:r>
         <w:rPr>
@@ -3798,86 +2558,22 @@
           <w:bCs/>
         </w:rPr>
         <w:lastRenderedPageBreak/>
-        <w:t>Guía de Configuración: R1-Ubuntu (</w:t>
-      </w:r>
-      <w:proofErr w:type="spellStart"/>
-      <w:r>
-        <w:rPr>
-          <w:b/>
-          <w:bCs/>
-        </w:rPr>
-        <w:t>Router</w:t>
-      </w:r>
-      <w:proofErr w:type="spellEnd"/>
-      <w:r>
-        <w:rPr>
-          <w:b/>
-          <w:bCs/>
-        </w:rPr>
-        <w:t xml:space="preserve"> </w:t>
-      </w:r>
-      <w:proofErr w:type="spellStart"/>
-      <w:r>
-        <w:rPr>
-          <w:b/>
-          <w:bCs/>
-        </w:rPr>
-        <w:t>Multicast</w:t>
-      </w:r>
-      <w:proofErr w:type="spellEnd"/>
-      <w:r>
-        <w:rPr>
-          <w:b/>
-          <w:bCs/>
-        </w:rPr>
-        <w:t>)</w:t>
-      </w:r>
-    </w:p>
-    <w:p>
-      <w:pPr>
-        <w:rPr>
-          <w:b/>
-          <w:bCs/>
-        </w:rPr>
-      </w:pPr>
-      <w:r>
-        <w:rPr>
-          <w:b/>
-          <w:bCs/>
-        </w:rPr>
-        <w:t xml:space="preserve">Paso 1: Convertir Ubuntu en un </w:t>
-      </w:r>
-      <w:proofErr w:type="spellStart"/>
-      <w:r>
-        <w:rPr>
-          <w:b/>
-          <w:bCs/>
-        </w:rPr>
-        <w:t>Router</w:t>
-      </w:r>
-      <w:proofErr w:type="spellEnd"/>
-      <w:r>
-        <w:rPr>
-          <w:b/>
-          <w:bCs/>
-        </w:rPr>
-        <w:t xml:space="preserve"> (IP </w:t>
-      </w:r>
-      <w:proofErr w:type="spellStart"/>
-      <w:r>
-        <w:rPr>
-          <w:b/>
-          <w:bCs/>
-        </w:rPr>
-        <w:t>Forwarding</w:t>
-      </w:r>
-      <w:proofErr w:type="spellEnd"/>
-      <w:r>
-        <w:rPr>
-          <w:b/>
-          <w:bCs/>
-        </w:rPr>
-        <w:t>)</w:t>
+        <w:t>Guía de Configuración: R1-Ubuntu (Router Multicast)</w:t>
+      </w:r>
+    </w:p>
+    <w:p>
+      <w:pPr>
+        <w:rPr>
+          <w:b/>
+          <w:bCs/>
+        </w:rPr>
+      </w:pPr>
+      <w:r>
+        <w:rPr>
+          <w:b/>
+          <w:bCs/>
+        </w:rPr>
+        <w:t>Paso 1: Convertir Ubuntu en un Router (IP Forwarding)</w:t>
       </w:r>
     </w:p>
     <w:p>
@@ -3900,23 +2596,7 @@
         <w:t>Comando:</w:t>
       </w:r>
       <w:r>
-        <w:t xml:space="preserve"> sudo </w:t>
-      </w:r>
-      <w:proofErr w:type="spellStart"/>
-      <w:r>
-        <w:t>sysctl</w:t>
-      </w:r>
-      <w:proofErr w:type="spellEnd"/>
-      <w:r>
-        <w:t xml:space="preserve"> -w </w:t>
-      </w:r>
-      <w:proofErr w:type="gramStart"/>
-      <w:r>
-        <w:t>net.ipv4.ip</w:t>
-      </w:r>
-      <w:proofErr w:type="gramEnd"/>
-      <w:r>
-        <w:t>_forward=1</w:t>
+        <w:t xml:space="preserve"> sudo sysctl -w net.ipv4.ip_forward=1</w:t>
       </w:r>
     </w:p>
     <w:p>
@@ -3955,15 +2635,7 @@
     </w:p>
     <w:p>
       <w:r>
-        <w:t xml:space="preserve">Este fue el paso donde más comandos usaste (127 al 132). Linux sospecha de los paquetes </w:t>
-      </w:r>
-      <w:proofErr w:type="spellStart"/>
-      <w:r>
-        <w:t>multicast</w:t>
-      </w:r>
-      <w:proofErr w:type="spellEnd"/>
-      <w:r>
-        <w:t xml:space="preserve"> y los borra si no conoce el camino de vuelta.</w:t>
+        <w:t>Este fue el paso donde más comandos usaste (127 al 132). Linux sospecha de los paquetes multicast y los borra si no conoce el camino de vuelta.</w:t>
       </w:r>
     </w:p>
     <w:p>
@@ -3983,80 +2655,32 @@
     </w:p>
     <w:p>
       <w:r>
-        <w:t xml:space="preserve">sudo </w:t>
-      </w:r>
-      <w:proofErr w:type="spellStart"/>
-      <w:r>
-        <w:t>sysctl</w:t>
-      </w:r>
-      <w:proofErr w:type="spellEnd"/>
-      <w:r>
-        <w:t xml:space="preserve"> -w net.ipv4.conf.all.rp_filter=0</w:t>
-      </w:r>
-    </w:p>
-    <w:p>
-      <w:r>
-        <w:t xml:space="preserve">sudo </w:t>
-      </w:r>
-      <w:proofErr w:type="spellStart"/>
-      <w:r>
-        <w:t>sysctl</w:t>
-      </w:r>
-      <w:proofErr w:type="spellEnd"/>
-      <w:r>
-        <w:t xml:space="preserve"> -w net.ipv4.conf.default.rp_filter=0</w:t>
-      </w:r>
-    </w:p>
-    <w:p>
-      <w:r>
-        <w:t xml:space="preserve">sudo </w:t>
-      </w:r>
-      <w:proofErr w:type="spellStart"/>
-      <w:r>
-        <w:t>sysctl</w:t>
-      </w:r>
-      <w:proofErr w:type="spellEnd"/>
-      <w:r>
-        <w:t xml:space="preserve"> -w net.ipv4.conf.eth207.rp_filter=0</w:t>
-      </w:r>
-    </w:p>
-    <w:p>
-      <w:r>
-        <w:t xml:space="preserve">sudo </w:t>
-      </w:r>
-      <w:proofErr w:type="spellStart"/>
-      <w:r>
-        <w:t>sysctl</w:t>
-      </w:r>
-      <w:proofErr w:type="spellEnd"/>
-      <w:r>
-        <w:t xml:space="preserve"> -w net.ipv4.conf.eth217.rp_filter=0</w:t>
-      </w:r>
-    </w:p>
-    <w:p>
-      <w:r>
-        <w:t xml:space="preserve">sudo </w:t>
-      </w:r>
-      <w:proofErr w:type="spellStart"/>
-      <w:r>
-        <w:t>sysctl</w:t>
-      </w:r>
-      <w:proofErr w:type="spellEnd"/>
-      <w:r>
-        <w:t xml:space="preserve"> -w net.ipv4.conf.eth227.rp_filter=0</w:t>
-      </w:r>
-    </w:p>
-    <w:p>
-      <w:r>
-        <w:t xml:space="preserve">sudo </w:t>
-      </w:r>
-      <w:proofErr w:type="spellStart"/>
-      <w:r>
-        <w:t>sysctl</w:t>
-      </w:r>
-      <w:proofErr w:type="spellEnd"/>
-      <w:r>
-        <w:t xml:space="preserve"> -w net.ipv4.conf.eth237.rp_filter=0</w:t>
+        <w:t>sudo sysctl -w net.ipv4.conf.all.rp_filter=0</w:t>
+      </w:r>
+    </w:p>
+    <w:p>
+      <w:r>
+        <w:t>sudo sysctl -w net.ipv4.conf.default.rp_filter=0</w:t>
+      </w:r>
+    </w:p>
+    <w:p>
+      <w:r>
+        <w:t>sudo sysctl -w net.ipv4.conf.eth207.rp_filter=0</w:t>
+      </w:r>
+    </w:p>
+    <w:p>
+      <w:r>
+        <w:t>sudo sysctl -w net.ipv4.conf.eth217.rp_filter=0</w:t>
+      </w:r>
+    </w:p>
+    <w:p>
+      <w:r>
+        <w:t>sudo sysctl -w net.ipv4.conf.eth227.rp_filter=0</w:t>
+      </w:r>
+    </w:p>
+    <w:p>
+      <w:r>
+        <w:t>sudo sysctl -w net.ipv4.conf.eth237.rp_filter=0</w:t>
       </w:r>
     </w:p>
     <w:p>
@@ -4074,15 +2698,7 @@
         <w:t>Por qué:</w:t>
       </w:r>
       <w:r>
-        <w:t xml:space="preserve"> Al ponerlos a 0, le dices a Ubuntu: "No hagas preguntas, si llega un paquete </w:t>
-      </w:r>
-      <w:proofErr w:type="spellStart"/>
-      <w:r>
-        <w:t>multicast</w:t>
-      </w:r>
-      <w:proofErr w:type="spellEnd"/>
-      <w:r>
-        <w:t>, déjalo pasar".</w:t>
+        <w:t xml:space="preserve"> Al ponerlos a 0, le dices a Ubuntu: "No hagas preguntas, si llega un paquete multicast, déjalo pasar".</w:t>
       </w:r>
     </w:p>
     <w:p>
@@ -4091,63 +2707,33 @@
       </w:r>
     </w:p>
     <w:p>
-      <w:proofErr w:type="spellStart"/>
-      <w:r>
-        <w:t>sysctl</w:t>
-      </w:r>
-      <w:proofErr w:type="spellEnd"/>
-      <w:r>
-        <w:t xml:space="preserve"> net.ipv4.conf.all.rp_filter</w:t>
-      </w:r>
-    </w:p>
-    <w:p>
-      <w:proofErr w:type="spellStart"/>
-      <w:r>
-        <w:t>sysctl</w:t>
-      </w:r>
-      <w:proofErr w:type="spellEnd"/>
-      <w:r>
-        <w:t xml:space="preserve"> net.ipv4.conf.default.rp_filter</w:t>
-      </w:r>
-    </w:p>
-    <w:p>
-      <w:proofErr w:type="spellStart"/>
-      <w:r>
-        <w:t>sysctl</w:t>
-      </w:r>
-      <w:proofErr w:type="spellEnd"/>
-      <w:r>
-        <w:t xml:space="preserve"> net.ipv4.conf.eth207.rp_filter</w:t>
-      </w:r>
-    </w:p>
-    <w:p>
-      <w:proofErr w:type="spellStart"/>
-      <w:r>
-        <w:t>sysctl</w:t>
-      </w:r>
-      <w:proofErr w:type="spellEnd"/>
-      <w:r>
-        <w:t xml:space="preserve"> net.ipv4.conf.eth217.rp_filter</w:t>
-      </w:r>
-    </w:p>
-    <w:p>
-      <w:proofErr w:type="spellStart"/>
-      <w:r>
-        <w:t>sysctl</w:t>
-      </w:r>
-      <w:proofErr w:type="spellEnd"/>
-      <w:r>
-        <w:t xml:space="preserve"> net.ipv4.conf.eth227.rp_filter</w:t>
-      </w:r>
-    </w:p>
-    <w:p>
-      <w:proofErr w:type="spellStart"/>
-      <w:r>
-        <w:t>sysctl</w:t>
-      </w:r>
-      <w:proofErr w:type="spellEnd"/>
-      <w:r>
-        <w:t xml:space="preserve"> net.ipv4.conf.eth237.rp_filter</w:t>
+      <w:r>
+        <w:t>sysctl net.ipv4.conf.all.rp_filter</w:t>
+      </w:r>
+    </w:p>
+    <w:p>
+      <w:r>
+        <w:t>sysctl net.ipv4.conf.default.rp_filter</w:t>
+      </w:r>
+    </w:p>
+    <w:p>
+      <w:r>
+        <w:t>sysctl net.ipv4.conf.eth207.rp_filter</w:t>
+      </w:r>
+    </w:p>
+    <w:p>
+      <w:r>
+        <w:t>sysctl net.ipv4.conf.eth217.rp_filter</w:t>
+      </w:r>
+    </w:p>
+    <w:p>
+      <w:r>
+        <w:t>sysctl net.ipv4.conf.eth227.rp_filter</w:t>
+      </w:r>
+    </w:p>
+    <w:p>
+      <w:r>
+        <w:t>sysctl net.ipv4.conf.eth237.rp_filter</w:t>
       </w:r>
     </w:p>
     <w:p/>
@@ -4159,174 +2745,26 @@
           <w:lang w:val="en-US"/>
         </w:rPr>
       </w:pPr>
-      <w:proofErr w:type="spellStart"/>
       <w:r>
         <w:rPr>
           <w:b/>
           <w:bCs/>
           <w:lang w:val="en-US"/>
         </w:rPr>
-        <w:t>Cómo</w:t>
-      </w:r>
-      <w:proofErr w:type="spellEnd"/>
-      <w:r>
-        <w:rPr>
-          <w:b/>
-          <w:bCs/>
+        <w:t>Cómo hacerlos permanentes (El método real)</w:t>
+      </w:r>
+    </w:p>
+    <w:p>
+      <w:pPr>
+        <w:rPr>
           <w:lang w:val="en-US"/>
         </w:rPr>
-        <w:t xml:space="preserve"> </w:t>
-      </w:r>
-      <w:proofErr w:type="spellStart"/>
-      <w:r>
-        <w:rPr>
-          <w:b/>
-          <w:bCs/>
+      </w:pPr>
+      <w:r>
+        <w:rPr>
           <w:lang w:val="en-US"/>
         </w:rPr>
-        <w:t>hacerlos</w:t>
-      </w:r>
-      <w:proofErr w:type="spellEnd"/>
-      <w:r>
-        <w:rPr>
-          <w:b/>
-          <w:bCs/>
-          <w:lang w:val="en-US"/>
-        </w:rPr>
-        <w:t xml:space="preserve"> </w:t>
-      </w:r>
-      <w:proofErr w:type="spellStart"/>
-      <w:r>
-        <w:rPr>
-          <w:b/>
-          <w:bCs/>
-          <w:lang w:val="en-US"/>
-        </w:rPr>
-        <w:t>permanentes</w:t>
-      </w:r>
-      <w:proofErr w:type="spellEnd"/>
-      <w:r>
-        <w:rPr>
-          <w:b/>
-          <w:bCs/>
-          <w:lang w:val="en-US"/>
-        </w:rPr>
-        <w:t xml:space="preserve"> (El </w:t>
-      </w:r>
-      <w:proofErr w:type="spellStart"/>
-      <w:r>
-        <w:rPr>
-          <w:b/>
-          <w:bCs/>
-          <w:lang w:val="en-US"/>
-        </w:rPr>
-        <w:t>método</w:t>
-      </w:r>
-      <w:proofErr w:type="spellEnd"/>
-      <w:r>
-        <w:rPr>
-          <w:b/>
-          <w:bCs/>
-          <w:lang w:val="en-US"/>
-        </w:rPr>
-        <w:t xml:space="preserve"> real)</w:t>
-      </w:r>
-    </w:p>
-    <w:p>
-      <w:pPr>
-        <w:rPr>
-          <w:lang w:val="en-US"/>
-        </w:rPr>
-      </w:pPr>
-      <w:r>
-        <w:rPr>
-          <w:lang w:val="en-US"/>
-        </w:rPr>
-        <w:t xml:space="preserve">Debes </w:t>
-      </w:r>
-      <w:proofErr w:type="spellStart"/>
-      <w:r>
-        <w:rPr>
-          <w:lang w:val="en-US"/>
-        </w:rPr>
-        <w:t>añadir</w:t>
-      </w:r>
-      <w:proofErr w:type="spellEnd"/>
-      <w:r>
-        <w:rPr>
-          <w:lang w:val="en-US"/>
-        </w:rPr>
-        <w:t xml:space="preserve"> </w:t>
-      </w:r>
-      <w:proofErr w:type="spellStart"/>
-      <w:r>
-        <w:rPr>
-          <w:lang w:val="en-US"/>
-        </w:rPr>
-        <w:t>estas</w:t>
-      </w:r>
-      <w:proofErr w:type="spellEnd"/>
-      <w:r>
-        <w:rPr>
-          <w:lang w:val="en-US"/>
-        </w:rPr>
-        <w:t xml:space="preserve"> </w:t>
-      </w:r>
-      <w:proofErr w:type="spellStart"/>
-      <w:r>
-        <w:rPr>
-          <w:lang w:val="en-US"/>
-        </w:rPr>
-        <w:t>líneas</w:t>
-      </w:r>
-      <w:proofErr w:type="spellEnd"/>
-      <w:r>
-        <w:rPr>
-          <w:lang w:val="en-US"/>
-        </w:rPr>
-        <w:t xml:space="preserve"> al </w:t>
-      </w:r>
-      <w:proofErr w:type="spellStart"/>
-      <w:r>
-        <w:rPr>
-          <w:lang w:val="en-US"/>
-        </w:rPr>
-        <w:t>archivo</w:t>
-      </w:r>
-      <w:proofErr w:type="spellEnd"/>
-      <w:r>
-        <w:rPr>
-          <w:lang w:val="en-US"/>
-        </w:rPr>
-        <w:t xml:space="preserve"> /</w:t>
-      </w:r>
-      <w:proofErr w:type="spellStart"/>
-      <w:r>
-        <w:rPr>
-          <w:lang w:val="en-US"/>
-        </w:rPr>
-        <w:t>etc</w:t>
-      </w:r>
-      <w:proofErr w:type="spellEnd"/>
-      <w:r>
-        <w:rPr>
-          <w:lang w:val="en-US"/>
-        </w:rPr>
-        <w:t>/</w:t>
-      </w:r>
-      <w:proofErr w:type="spellStart"/>
-      <w:r>
-        <w:rPr>
-          <w:lang w:val="en-US"/>
-        </w:rPr>
-        <w:t>sysctl.conf</w:t>
-      </w:r>
-      <w:proofErr w:type="spellEnd"/>
-      <w:r>
-        <w:rPr>
-          <w:lang w:val="en-US"/>
-        </w:rPr>
-        <w:t>.</w:t>
+        <w:t>Debes añadir estas líneas al archivo /etc/sysctl.conf.</w:t>
       </w:r>
     </w:p>
     <w:p>
@@ -4343,72 +2781,8 @@
         <w:rPr>
           <w:lang w:val="en-US"/>
         </w:rPr>
-        <w:t xml:space="preserve">Abre </w:t>
-      </w:r>
-      <w:proofErr w:type="spellStart"/>
-      <w:r>
-        <w:rPr>
-          <w:lang w:val="en-US"/>
-        </w:rPr>
-        <w:t>el</w:t>
-      </w:r>
-      <w:proofErr w:type="spellEnd"/>
-      <w:r>
-        <w:rPr>
-          <w:lang w:val="en-US"/>
-        </w:rPr>
-        <w:t xml:space="preserve"> </w:t>
-      </w:r>
-      <w:proofErr w:type="spellStart"/>
-      <w:r>
-        <w:rPr>
-          <w:lang w:val="en-US"/>
-        </w:rPr>
-        <w:t>archivo</w:t>
-      </w:r>
-      <w:proofErr w:type="spellEnd"/>
-      <w:r>
-        <w:rPr>
-          <w:lang w:val="en-US"/>
-        </w:rPr>
-        <w:t xml:space="preserve">: </w:t>
-      </w:r>
-      <w:proofErr w:type="spellStart"/>
-      <w:r>
-        <w:rPr>
-          <w:lang w:val="en-US"/>
-        </w:rPr>
-        <w:t>sudo</w:t>
-      </w:r>
-      <w:proofErr w:type="spellEnd"/>
-      <w:r>
-        <w:rPr>
-          <w:lang w:val="en-US"/>
-        </w:rPr>
-        <w:t xml:space="preserve"> nano /</w:t>
-      </w:r>
-      <w:proofErr w:type="spellStart"/>
-      <w:r>
-        <w:rPr>
-          <w:lang w:val="en-US"/>
-        </w:rPr>
-        <w:t>etc</w:t>
-      </w:r>
-      <w:proofErr w:type="spellEnd"/>
-      <w:r>
-        <w:rPr>
-          <w:lang w:val="en-US"/>
-        </w:rPr>
-        <w:t>/</w:t>
-      </w:r>
-      <w:proofErr w:type="spellStart"/>
-      <w:r>
-        <w:rPr>
-          <w:lang w:val="en-US"/>
-        </w:rPr>
-        <w:t>sysctl.conf</w:t>
-      </w:r>
-      <w:proofErr w:type="spellEnd"/>
+        <w:t>Abre el archivo: sudo nano /etc/sysctl.conf</w:t>
+      </w:r>
     </w:p>
     <w:p>
       <w:pPr>
@@ -4424,97 +2798,33 @@
         <w:rPr>
           <w:lang w:val="en-US"/>
         </w:rPr>
-        <w:t xml:space="preserve">Ve al final del </w:t>
-      </w:r>
-      <w:proofErr w:type="spellStart"/>
-      <w:r>
+        <w:t>Ve al final del archivo y pega exactamente esto:</w:t>
+      </w:r>
+    </w:p>
+    <w:p>
+      <w:pPr>
         <w:rPr>
           <w:lang w:val="en-US"/>
         </w:rPr>
-        <w:t>archivo</w:t>
-      </w:r>
-      <w:proofErr w:type="spellEnd"/>
+      </w:pPr>
       <w:r>
         <w:rPr>
           <w:lang w:val="en-US"/>
         </w:rPr>
-        <w:t xml:space="preserve"> y </w:t>
-      </w:r>
-      <w:proofErr w:type="spellStart"/>
-      <w:r>
+        <w:t>Plaintext</w:t>
+      </w:r>
+    </w:p>
+    <w:p>
+      <w:pPr>
         <w:rPr>
           <w:lang w:val="en-US"/>
         </w:rPr>
-        <w:t>pega</w:t>
-      </w:r>
-      <w:proofErr w:type="spellEnd"/>
+      </w:pPr>
       <w:r>
         <w:rPr>
           <w:lang w:val="en-US"/>
         </w:rPr>
-        <w:t xml:space="preserve"> </w:t>
-      </w:r>
-      <w:proofErr w:type="spellStart"/>
-      <w:r>
-        <w:rPr>
-          <w:lang w:val="en-US"/>
-        </w:rPr>
-        <w:t>exactamente</w:t>
-      </w:r>
-      <w:proofErr w:type="spellEnd"/>
-      <w:r>
-        <w:rPr>
-          <w:lang w:val="en-US"/>
-        </w:rPr>
-        <w:t xml:space="preserve"> </w:t>
-      </w:r>
-      <w:proofErr w:type="spellStart"/>
-      <w:r>
-        <w:rPr>
-          <w:lang w:val="en-US"/>
-        </w:rPr>
-        <w:t>esto</w:t>
-      </w:r>
-      <w:proofErr w:type="spellEnd"/>
-      <w:r>
-        <w:rPr>
-          <w:lang w:val="en-US"/>
-        </w:rPr>
-        <w:t>:</w:t>
-      </w:r>
-    </w:p>
-    <w:p>
-      <w:pPr>
-        <w:rPr>
-          <w:lang w:val="en-US"/>
-        </w:rPr>
-      </w:pPr>
-      <w:r>
-        <w:rPr>
-          <w:lang w:val="en-US"/>
-        </w:rPr>
-        <w:t>Plaintext</w:t>
-      </w:r>
-    </w:p>
-    <w:p>
-      <w:pPr>
-        <w:rPr>
-          <w:lang w:val="en-US"/>
-        </w:rPr>
-      </w:pPr>
-      <w:proofErr w:type="gramStart"/>
-      <w:r>
-        <w:rPr>
-          <w:lang w:val="en-US"/>
-        </w:rPr>
-        <w:t>net.ipv4.conf.all.rp</w:t>
-      </w:r>
-      <w:proofErr w:type="gramEnd"/>
-      <w:r>
-        <w:rPr>
-          <w:lang w:val="en-US"/>
-        </w:rPr>
-        <w:t>_filter=0</w:t>
+        <w:t>net.ipv4.conf.all.rp_filter=0</w:t>
       </w:r>
     </w:p>
     <w:p>
@@ -4596,49 +2906,7 @@
         <w:rPr>
           <w:lang w:val="en-US"/>
         </w:rPr>
-        <w:t>Guarda (</w:t>
-      </w:r>
-      <w:proofErr w:type="spellStart"/>
-      <w:r>
-        <w:rPr>
-          <w:lang w:val="en-US"/>
-        </w:rPr>
-        <w:t>Ctrl+O</w:t>
-      </w:r>
-      <w:proofErr w:type="spellEnd"/>
-      <w:r>
-        <w:rPr>
-          <w:lang w:val="en-US"/>
-        </w:rPr>
-        <w:t xml:space="preserve">, Enter) y </w:t>
-      </w:r>
-      <w:proofErr w:type="spellStart"/>
-      <w:r>
-        <w:rPr>
-          <w:lang w:val="en-US"/>
-        </w:rPr>
-        <w:t>sal</w:t>
-      </w:r>
-      <w:proofErr w:type="spellEnd"/>
-      <w:r>
-        <w:rPr>
-          <w:lang w:val="en-US"/>
-        </w:rPr>
-        <w:t xml:space="preserve"> (</w:t>
-      </w:r>
-      <w:proofErr w:type="spellStart"/>
-      <w:r>
-        <w:rPr>
-          <w:lang w:val="en-US"/>
-        </w:rPr>
-        <w:t>Ctrl+X</w:t>
-      </w:r>
-      <w:proofErr w:type="spellEnd"/>
-      <w:r>
-        <w:rPr>
-          <w:lang w:val="en-US"/>
-        </w:rPr>
-        <w:t>).</w:t>
+        <w:t>Guarda (Ctrl+O, Enter) y sal (Ctrl+X).</w:t>
       </w:r>
     </w:p>
     <w:p>
@@ -4655,161 +2923,7 @@
         <w:rPr>
           <w:lang w:val="en-US"/>
         </w:rPr>
-        <w:t xml:space="preserve">Para </w:t>
-      </w:r>
-      <w:proofErr w:type="spellStart"/>
-      <w:r>
-        <w:rPr>
-          <w:lang w:val="en-US"/>
-        </w:rPr>
-        <w:t>aplicar</w:t>
-      </w:r>
-      <w:proofErr w:type="spellEnd"/>
-      <w:r>
-        <w:rPr>
-          <w:lang w:val="en-US"/>
-        </w:rPr>
-        <w:t xml:space="preserve"> </w:t>
-      </w:r>
-      <w:proofErr w:type="spellStart"/>
-      <w:r>
-        <w:rPr>
-          <w:lang w:val="en-US"/>
-        </w:rPr>
-        <w:t>los</w:t>
-      </w:r>
-      <w:proofErr w:type="spellEnd"/>
-      <w:r>
-        <w:rPr>
-          <w:lang w:val="en-US"/>
-        </w:rPr>
-        <w:t xml:space="preserve"> </w:t>
-      </w:r>
-      <w:proofErr w:type="spellStart"/>
-      <w:r>
-        <w:rPr>
-          <w:lang w:val="en-US"/>
-        </w:rPr>
-        <w:t>cambios</w:t>
-      </w:r>
-      <w:proofErr w:type="spellEnd"/>
-      <w:r>
-        <w:rPr>
-          <w:lang w:val="en-US"/>
-        </w:rPr>
-        <w:t xml:space="preserve"> del </w:t>
-      </w:r>
-      <w:proofErr w:type="spellStart"/>
-      <w:r>
-        <w:rPr>
-          <w:lang w:val="en-US"/>
-        </w:rPr>
-        <w:t>archivo</w:t>
-      </w:r>
-      <w:proofErr w:type="spellEnd"/>
-      <w:r>
-        <w:rPr>
-          <w:lang w:val="en-US"/>
-        </w:rPr>
-        <w:t xml:space="preserve"> sin </w:t>
-      </w:r>
-      <w:proofErr w:type="spellStart"/>
-      <w:r>
-        <w:rPr>
-          <w:lang w:val="en-US"/>
-        </w:rPr>
-        <w:t>reiniciar</w:t>
-      </w:r>
-      <w:proofErr w:type="spellEnd"/>
-      <w:r>
-        <w:rPr>
-          <w:lang w:val="en-US"/>
-        </w:rPr>
-        <w:t xml:space="preserve"> (y </w:t>
-      </w:r>
-      <w:proofErr w:type="spellStart"/>
-      <w:r>
-        <w:rPr>
-          <w:lang w:val="en-US"/>
-        </w:rPr>
-        <w:t>confirmar</w:t>
-      </w:r>
-      <w:proofErr w:type="spellEnd"/>
-      <w:r>
-        <w:rPr>
-          <w:lang w:val="en-US"/>
-        </w:rPr>
-        <w:t xml:space="preserve"> </w:t>
-      </w:r>
-      <w:proofErr w:type="spellStart"/>
-      <w:r>
-        <w:rPr>
-          <w:lang w:val="en-US"/>
-        </w:rPr>
-        <w:t>que</w:t>
-      </w:r>
-      <w:proofErr w:type="spellEnd"/>
-      <w:r>
-        <w:rPr>
-          <w:lang w:val="en-US"/>
-        </w:rPr>
-        <w:t xml:space="preserve"> no hay </w:t>
-      </w:r>
-      <w:proofErr w:type="spellStart"/>
-      <w:r>
-        <w:rPr>
-          <w:lang w:val="en-US"/>
-        </w:rPr>
-        <w:t>errores</w:t>
-      </w:r>
-      <w:proofErr w:type="spellEnd"/>
-      <w:r>
-        <w:rPr>
-          <w:lang w:val="en-US"/>
-        </w:rPr>
-        <w:t xml:space="preserve"> de </w:t>
-      </w:r>
-      <w:proofErr w:type="spellStart"/>
-      <w:r>
-        <w:rPr>
-          <w:lang w:val="en-US"/>
-        </w:rPr>
-        <w:t>escritura</w:t>
-      </w:r>
-      <w:proofErr w:type="spellEnd"/>
-      <w:r>
-        <w:rPr>
-          <w:lang w:val="en-US"/>
-        </w:rPr>
-        <w:t xml:space="preserve">): </w:t>
-      </w:r>
-      <w:proofErr w:type="spellStart"/>
-      <w:r>
-        <w:rPr>
-          <w:lang w:val="en-US"/>
-        </w:rPr>
-        <w:t>sudo</w:t>
-      </w:r>
-      <w:proofErr w:type="spellEnd"/>
-      <w:r>
-        <w:rPr>
-          <w:lang w:val="en-US"/>
-        </w:rPr>
-        <w:t xml:space="preserve"> </w:t>
-      </w:r>
-      <w:proofErr w:type="spellStart"/>
-      <w:r>
-        <w:rPr>
-          <w:lang w:val="en-US"/>
-        </w:rPr>
-        <w:t>sysctl</w:t>
-      </w:r>
-      <w:proofErr w:type="spellEnd"/>
-      <w:r>
-        <w:rPr>
-          <w:lang w:val="en-US"/>
-        </w:rPr>
-        <w:t xml:space="preserve"> -p</w:t>
+        <w:t>Para aplicar los cambios del archivo sin reiniciar (y confirmar que no hay errores de escritura): sudo sysctl -p</w:t>
       </w:r>
     </w:p>
     <w:p/>
@@ -4828,52 +2942,12 @@
           <w:b/>
           <w:bCs/>
         </w:rPr>
-        <w:t>Paso 3: Instalar el "</w:t>
-      </w:r>
-      <w:proofErr w:type="gramStart"/>
-      <w:r>
-        <w:rPr>
-          <w:b/>
-          <w:bCs/>
-        </w:rPr>
-        <w:t>Director</w:t>
-      </w:r>
-      <w:proofErr w:type="gramEnd"/>
-      <w:r>
-        <w:rPr>
-          <w:b/>
-          <w:bCs/>
-        </w:rPr>
-        <w:t xml:space="preserve"> de Tráfico" (</w:t>
-      </w:r>
-      <w:proofErr w:type="spellStart"/>
-      <w:r>
-        <w:rPr>
-          <w:b/>
-          <w:bCs/>
-        </w:rPr>
-        <w:t>smcroute</w:t>
-      </w:r>
-      <w:proofErr w:type="spellEnd"/>
-      <w:r>
-        <w:rPr>
-          <w:b/>
-          <w:bCs/>
-        </w:rPr>
-        <w:t>)</w:t>
-      </w:r>
-    </w:p>
-    <w:p>
-      <w:r>
-        <w:t xml:space="preserve">Como el ruteo </w:t>
-      </w:r>
-      <w:proofErr w:type="spellStart"/>
-      <w:r>
-        <w:t>multicast</w:t>
-      </w:r>
-      <w:proofErr w:type="spellEnd"/>
-      <w:r>
-        <w:t xml:space="preserve"> no es automático como el normal, instalaste una herramienta para crear rutas estáticas.</w:t>
+        <w:t>Paso 3: Instalar el "Director de Tráfico" (smcroute)</w:t>
+      </w:r>
+    </w:p>
+    <w:p>
+      <w:r>
+        <w:t>Como el ruteo multicast no es automático como el normal, instalaste una herramienta para crear rutas estáticas.</w:t>
       </w:r>
     </w:p>
     <w:p>
@@ -4891,29 +2965,8 @@
         <w:t>Comando:</w:t>
       </w:r>
       <w:r>
-        <w:t xml:space="preserve"> sudo </w:t>
-      </w:r>
-      <w:proofErr w:type="spellStart"/>
-      <w:r>
-        <w:t>apt</w:t>
-      </w:r>
-      <w:proofErr w:type="spellEnd"/>
-      <w:r>
-        <w:t xml:space="preserve"> </w:t>
-      </w:r>
-      <w:proofErr w:type="spellStart"/>
-      <w:r>
-        <w:t>install</w:t>
-      </w:r>
-      <w:proofErr w:type="spellEnd"/>
-      <w:r>
-        <w:t xml:space="preserve"> </w:t>
-      </w:r>
-      <w:proofErr w:type="spellStart"/>
-      <w:r>
-        <w:t>smcroute</w:t>
-      </w:r>
-      <w:proofErr w:type="spellEnd"/>
+        <w:t xml:space="preserve"> sudo apt install smcroute</w:t>
+      </w:r>
     </w:p>
     <w:p>
       <w:pPr>
@@ -4930,15 +2983,7 @@
         <w:t>Por qué:</w:t>
       </w:r>
       <w:r>
-        <w:t xml:space="preserve"> Necesitas un programa que le diga al </w:t>
-      </w:r>
-      <w:proofErr w:type="spellStart"/>
-      <w:r>
-        <w:t>Kernel</w:t>
-      </w:r>
-      <w:proofErr w:type="spellEnd"/>
-      <w:r>
-        <w:t>: "Coge lo que venga de A y muévelo a B".</w:t>
+        <w:t xml:space="preserve"> Necesitas un programa que le diga al Kernel: "Coge lo que venga de A y muévelo a B".</w:t>
       </w:r>
     </w:p>
     <w:p/>
@@ -4954,37 +2999,13 @@
           <w:b/>
           <w:bCs/>
         </w:rPr>
-        <w:t xml:space="preserve">Paso 4: Identificar el Grupo </w:t>
-      </w:r>
-      <w:proofErr w:type="spellStart"/>
-      <w:r>
-        <w:rPr>
-          <w:b/>
-          <w:bCs/>
-        </w:rPr>
-        <w:t>Multicast</w:t>
-      </w:r>
-      <w:proofErr w:type="spellEnd"/>
-      <w:r>
-        <w:rPr>
-          <w:b/>
-          <w:bCs/>
-        </w:rPr>
-        <w:t xml:space="preserve"> Real (Diagnóstico)</w:t>
+        <w:t>Paso 4: Identificar el Grupo Multicast Real (Diagnóstico)</w:t>
       </w:r>
     </w:p>
     <w:p>
       <w:r>
         <w:lastRenderedPageBreak/>
-        <w:t xml:space="preserve">Aquí es donde usamos </w:t>
-      </w:r>
-      <w:proofErr w:type="spellStart"/>
-      <w:r>
-        <w:t>tcpdump</w:t>
-      </w:r>
-      <w:proofErr w:type="spellEnd"/>
-      <w:r>
-        <w:t xml:space="preserve"> para ver qué estaba pasando realmente.</w:t>
+        <w:t>Aquí es donde usamos tcpdump para ver qué estaba pasando realmente.</w:t>
       </w:r>
     </w:p>
     <w:p>
@@ -5002,21 +3023,8 @@
         <w:t>Comando de escucha:</w:t>
       </w:r>
       <w:r>
-        <w:t xml:space="preserve"> sudo </w:t>
-      </w:r>
-      <w:proofErr w:type="spellStart"/>
-      <w:r>
-        <w:t>tcpdump</w:t>
-      </w:r>
-      <w:proofErr w:type="spellEnd"/>
-      <w:r>
-        <w:t xml:space="preserve"> -i eth207 -n host 10.2.7.5 and </w:t>
-      </w:r>
-      <w:proofErr w:type="spellStart"/>
-      <w:r>
-        <w:t>udp</w:t>
-      </w:r>
-      <w:proofErr w:type="spellEnd"/>
+        <w:t xml:space="preserve"> sudo tcpdump -i eth207 -n host 10.2.7.5 and udp</w:t>
+      </w:r>
     </w:p>
     <w:p>
       <w:pPr>
@@ -5090,132 +3098,52 @@
     </w:p>
     <w:p>
       <w:r>
-        <w:t xml:space="preserve">15:10:11.389923 IP 10.2.7.5.59541 &gt; 233.254.7.5.59540: UDP, </w:t>
-      </w:r>
-      <w:proofErr w:type="spellStart"/>
-      <w:r>
-        <w:t>length</w:t>
-      </w:r>
-      <w:proofErr w:type="spellEnd"/>
-      <w:r>
-        <w:t xml:space="preserve"> 144</w:t>
-      </w:r>
-    </w:p>
-    <w:p>
-      <w:r>
-        <w:t xml:space="preserve">15:10:11.401153 IP 10.2.7.5.59541 &gt; 233.254.7.5.59540: UDP, </w:t>
-      </w:r>
-      <w:proofErr w:type="spellStart"/>
-      <w:r>
-        <w:t>length</w:t>
-      </w:r>
-      <w:proofErr w:type="spellEnd"/>
-      <w:r>
-        <w:t xml:space="preserve"> 144</w:t>
-      </w:r>
-    </w:p>
-    <w:p>
-      <w:r>
-        <w:t xml:space="preserve">15:10:11.412435 IP 10.2.7.5.59541 &gt; 233.254.7.5.59540: UDP, </w:t>
-      </w:r>
-      <w:proofErr w:type="spellStart"/>
-      <w:r>
-        <w:t>length</w:t>
-      </w:r>
-      <w:proofErr w:type="spellEnd"/>
-      <w:r>
-        <w:t xml:space="preserve"> 144</w:t>
-      </w:r>
-    </w:p>
-    <w:p>
-      <w:r>
-        <w:t xml:space="preserve">15:10:11.423709 IP 10.2.7.5.59541 &gt; 233.254.7.5.59540: UDP, </w:t>
-      </w:r>
-      <w:proofErr w:type="spellStart"/>
-      <w:r>
-        <w:t>length</w:t>
-      </w:r>
-      <w:proofErr w:type="spellEnd"/>
-      <w:r>
-        <w:t xml:space="preserve"> 144</w:t>
-      </w:r>
-    </w:p>
-    <w:p>
-      <w:r>
-        <w:t xml:space="preserve">15:10:12.434974 IP 10.2.7.5.59541 &gt; 233.254.7.5.59540: UDP, </w:t>
-      </w:r>
-      <w:proofErr w:type="spellStart"/>
-      <w:r>
-        <w:t>length</w:t>
-      </w:r>
-      <w:proofErr w:type="spellEnd"/>
-      <w:r>
-        <w:t xml:space="preserve"> 144</w:t>
-      </w:r>
-    </w:p>
-    <w:p>
-      <w:r>
-        <w:t xml:space="preserve">15:10:13.446326 IP 10.2.7.5.59541 &gt; 233.254.7.5.59540: UDP, </w:t>
-      </w:r>
-      <w:proofErr w:type="spellStart"/>
-      <w:r>
-        <w:t>length</w:t>
-      </w:r>
-      <w:proofErr w:type="spellEnd"/>
-      <w:r>
-        <w:t xml:space="preserve"> 144</w:t>
-      </w:r>
-    </w:p>
-    <w:p>
-      <w:r>
-        <w:t xml:space="preserve">15:10:14.457589 IP 10.2.7.5.59541 &gt; 233.254.7.5.59540: UDP, </w:t>
-      </w:r>
-      <w:proofErr w:type="spellStart"/>
-      <w:r>
-        <w:t>length</w:t>
-      </w:r>
-      <w:proofErr w:type="spellEnd"/>
-      <w:r>
-        <w:t xml:space="preserve"> 144</w:t>
-      </w:r>
-    </w:p>
-    <w:p>
-      <w:r>
-        <w:t xml:space="preserve">15:10:15.468728 IP 10.2.7.5.59541 &gt; 233.254.7.5.59540: UDP, </w:t>
-      </w:r>
-      <w:proofErr w:type="spellStart"/>
-      <w:r>
-        <w:t>length</w:t>
-      </w:r>
-      <w:proofErr w:type="spellEnd"/>
-      <w:r>
-        <w:t xml:space="preserve"> 144</w:t>
-      </w:r>
-    </w:p>
-    <w:p>
-      <w:r>
-        <w:t xml:space="preserve">15:10:16.480089 IP 10.2.7.5.59541 &gt; 233.254.7.5.59540: UDP, </w:t>
-      </w:r>
-      <w:proofErr w:type="spellStart"/>
-      <w:r>
-        <w:t>length</w:t>
-      </w:r>
-      <w:proofErr w:type="spellEnd"/>
-      <w:r>
-        <w:t xml:space="preserve"> 144</w:t>
-      </w:r>
-    </w:p>
-    <w:p>
-      <w:r>
-        <w:t xml:space="preserve">15:10:17.491414 IP 10.2.7.5.59541 &gt; 233.254.7.5.59540: UDP, </w:t>
-      </w:r>
-      <w:proofErr w:type="spellStart"/>
-      <w:r>
-        <w:t>length</w:t>
-      </w:r>
-      <w:proofErr w:type="spellEnd"/>
-      <w:r>
-        <w:t xml:space="preserve"> 144</w:t>
+        <w:t>15:10:11.389923 IP 10.2.7.5.59541 &gt; 233.254.7.5.59540: UDP, length 144</w:t>
+      </w:r>
+    </w:p>
+    <w:p>
+      <w:r>
+        <w:t>15:10:11.401153 IP 10.2.7.5.59541 &gt; 233.254.7.5.59540: UDP, length 144</w:t>
+      </w:r>
+    </w:p>
+    <w:p>
+      <w:r>
+        <w:t>15:10:11.412435 IP 10.2.7.5.59541 &gt; 233.254.7.5.59540: UDP, length 144</w:t>
+      </w:r>
+    </w:p>
+    <w:p>
+      <w:r>
+        <w:t>15:10:11.423709 IP 10.2.7.5.59541 &gt; 233.254.7.5.59540: UDP, length 144</w:t>
+      </w:r>
+    </w:p>
+    <w:p>
+      <w:r>
+        <w:t>15:10:12.434974 IP 10.2.7.5.59541 &gt; 233.254.7.5.59540: UDP, length 144</w:t>
+      </w:r>
+    </w:p>
+    <w:p>
+      <w:r>
+        <w:t>15:10:13.446326 IP 10.2.7.5.59541 &gt; 233.254.7.5.59540: UDP, length 144</w:t>
+      </w:r>
+    </w:p>
+    <w:p>
+      <w:r>
+        <w:t>15:10:14.457589 IP 10.2.7.5.59541 &gt; 233.254.7.5.59540: UDP, length 144</w:t>
+      </w:r>
+    </w:p>
+    <w:p>
+      <w:r>
+        <w:t>15:10:15.468728 IP 10.2.7.5.59541 &gt; 233.254.7.5.59540: UDP, length 144</w:t>
+      </w:r>
+    </w:p>
+    <w:p>
+      <w:r>
+        <w:t>15:10:16.480089 IP 10.2.7.5.59541 &gt; 233.254.7.5.59540: UDP, length 144</w:t>
+      </w:r>
+    </w:p>
+    <w:p>
+      <w:r>
+        <w:t>15:10:17.491414 IP 10.2.7.5.59541 &gt; 233.254.7.5.59540: UDP, length 144</w:t>
       </w:r>
     </w:p>
     <w:p/>
@@ -5246,23 +3174,7 @@
           <w:bCs/>
         </w:rPr>
         <w:lastRenderedPageBreak/>
-        <w:t>Paso 5: Crear el Puente (</w:t>
-      </w:r>
-      <w:proofErr w:type="spellStart"/>
-      <w:r>
-        <w:rPr>
-          <w:b/>
-          <w:bCs/>
-        </w:rPr>
-        <w:t>Mroute</w:t>
-      </w:r>
-      <w:proofErr w:type="spellEnd"/>
-      <w:r>
-        <w:rPr>
-          <w:b/>
-          <w:bCs/>
-        </w:rPr>
-        <w:t>)</w:t>
+        <w:t>Paso 5: Crear el Puente (Mroute)</w:t>
       </w:r>
     </w:p>
     <w:p>
@@ -5290,23 +3202,7 @@
     </w:p>
     <w:p>
       <w:r>
-        <w:t xml:space="preserve">sudo </w:t>
-      </w:r>
-      <w:proofErr w:type="spellStart"/>
-      <w:r>
-        <w:t>smcroutectl</w:t>
-      </w:r>
-      <w:proofErr w:type="spellEnd"/>
-      <w:r>
-        <w:t xml:space="preserve"> </w:t>
-      </w:r>
-      <w:proofErr w:type="spellStart"/>
-      <w:r>
-        <w:t>add</w:t>
-      </w:r>
-      <w:proofErr w:type="spellEnd"/>
-      <w:r>
-        <w:t xml:space="preserve"> eth207 10.2.7.5 233.254.7.5 eth217 eth227 eth237</w:t>
+        <w:t>sudo smcroutectl add eth207 10.2.7.5 233.254.7.5 eth217 eth227 eth237</w:t>
       </w:r>
     </w:p>
     <w:p>
@@ -5324,15 +3220,7 @@
         <w:t>Por qué:</w:t>
       </w:r>
       <w:r>
-        <w:t xml:space="preserve"> Este comando es el que físicamente "clona" el paquete que entra por la red del servidor y lo envía a las tres redes de los laboratorios. En cuanto pones este comando ya funcionará el proceso de despliegue </w:t>
-      </w:r>
-      <w:proofErr w:type="spellStart"/>
-      <w:r>
-        <w:t>multicast</w:t>
-      </w:r>
-      <w:proofErr w:type="spellEnd"/>
-      <w:r>
-        <w:t>.</w:t>
+        <w:t xml:space="preserve"> Este comando es el que físicamente "clona" el paquete que entra por la red del servidor y lo envía a las tres redes de los laboratorios. En cuanto pones este comando ya funcionará el proceso de despliegue multicast.</w:t>
       </w:r>
     </w:p>
     <w:p>
@@ -5352,55 +3240,7 @@
     </w:p>
     <w:p>
       <w:r>
-        <w:t xml:space="preserve">Para que la ruta de </w:t>
-      </w:r>
-      <w:proofErr w:type="spellStart"/>
-      <w:r>
-        <w:t>multicast</w:t>
-      </w:r>
-      <w:proofErr w:type="spellEnd"/>
-      <w:r>
-        <w:t xml:space="preserve"> persista, debes editar el archivo de configuración del demonio, que generalmente se encuentra en: /</w:t>
-      </w:r>
-      <w:proofErr w:type="spellStart"/>
-      <w:r>
-        <w:t>etc</w:t>
-      </w:r>
-      <w:proofErr w:type="spellEnd"/>
-      <w:r>
-        <w:t>/</w:t>
-      </w:r>
-      <w:proofErr w:type="spellStart"/>
-      <w:r>
-        <w:t>smcroute.conf</w:t>
-      </w:r>
-      <w:proofErr w:type="spellEnd"/>
-      <w:r>
-        <w:t xml:space="preserve"> (o a veces /</w:t>
-      </w:r>
-      <w:proofErr w:type="spellStart"/>
-      <w:r>
-        <w:t>etc</w:t>
-      </w:r>
-      <w:proofErr w:type="spellEnd"/>
-      <w:r>
-        <w:t>/</w:t>
-      </w:r>
-      <w:proofErr w:type="spellStart"/>
-      <w:r>
-        <w:t>smcroute</w:t>
-      </w:r>
-      <w:proofErr w:type="spellEnd"/>
-      <w:r>
-        <w:t>/</w:t>
-      </w:r>
-      <w:proofErr w:type="spellStart"/>
-      <w:r>
-        <w:t>smcroute.conf</w:t>
-      </w:r>
-      <w:proofErr w:type="spellEnd"/>
-      <w:r>
-        <w:t>).</w:t>
+        <w:t>Para que la ruta de multicast persista, debes editar el archivo de configuración del demonio, que generalmente se encuentra en: /etc/smcroute.conf (o a veces /etc/smcroute/smcroute.conf).</w:t>
       </w:r>
     </w:p>
     <w:p>
@@ -5411,21 +3251,8 @@
         </w:numPr>
       </w:pPr>
       <w:r>
-        <w:t>Abre el archivo con privilegios: sudo nano /</w:t>
-      </w:r>
-      <w:proofErr w:type="spellStart"/>
-      <w:r>
-        <w:t>etc</w:t>
-      </w:r>
-      <w:proofErr w:type="spellEnd"/>
-      <w:r>
-        <w:t>/</w:t>
-      </w:r>
-      <w:proofErr w:type="spellStart"/>
-      <w:r>
-        <w:t>smcroute.conf</w:t>
-      </w:r>
-      <w:proofErr w:type="spellEnd"/>
+        <w:t>Abre el archivo con privilegios: sudo nano /etc/smcroute.conf</w:t>
+      </w:r>
     </w:p>
     <w:p>
       <w:pPr>
@@ -5439,71 +3266,13 @@
       </w:r>
     </w:p>
     <w:p>
-      <w:proofErr w:type="spellStart"/>
-      <w:r>
-        <w:t>mgroup</w:t>
-      </w:r>
-      <w:proofErr w:type="spellEnd"/>
-      <w:r>
-        <w:t xml:space="preserve"> </w:t>
-      </w:r>
-      <w:proofErr w:type="spellStart"/>
-      <w:r>
-        <w:t>from</w:t>
-      </w:r>
-      <w:proofErr w:type="spellEnd"/>
-      <w:r>
-        <w:t xml:space="preserve"> eth207 </w:t>
-      </w:r>
-      <w:proofErr w:type="spellStart"/>
-      <w:r>
-        <w:t>group</w:t>
-      </w:r>
-      <w:proofErr w:type="spellEnd"/>
-      <w:r>
-        <w:t xml:space="preserve"> 233.254.7.5</w:t>
-      </w:r>
-    </w:p>
-    <w:p>
-      <w:proofErr w:type="spellStart"/>
-      <w:r>
-        <w:t>mroute</w:t>
-      </w:r>
-      <w:proofErr w:type="spellEnd"/>
-      <w:r>
-        <w:t xml:space="preserve"> </w:t>
-      </w:r>
-      <w:proofErr w:type="spellStart"/>
-      <w:r>
-        <w:t>from</w:t>
-      </w:r>
-      <w:proofErr w:type="spellEnd"/>
-      <w:r>
-        <w:t xml:space="preserve"> eth207 </w:t>
-      </w:r>
-      <w:proofErr w:type="spellStart"/>
-      <w:r>
-        <w:t>source</w:t>
-      </w:r>
-      <w:proofErr w:type="spellEnd"/>
-      <w:r>
-        <w:t xml:space="preserve"> 10.2.7.5 </w:t>
-      </w:r>
-      <w:proofErr w:type="spellStart"/>
-      <w:r>
-        <w:t>group</w:t>
-      </w:r>
-      <w:proofErr w:type="spellEnd"/>
-      <w:r>
-        <w:t xml:space="preserve"> 233.254.7.5 </w:t>
-      </w:r>
-      <w:proofErr w:type="spellStart"/>
-      <w:r>
-        <w:t>outbound</w:t>
-      </w:r>
-      <w:proofErr w:type="spellEnd"/>
-      <w:r>
-        <w:t xml:space="preserve"> eth217 eth227 eth237</w:t>
+      <w:r>
+        <w:t>mgroup from eth207 group 233.254.7.5</w:t>
+      </w:r>
+    </w:p>
+    <w:p>
+      <w:r>
+        <w:t>mroute from eth207 source 10.2.7.5 group 233.254.7.5 outbound eth217 eth227 eth237</w:t>
       </w:r>
     </w:p>
     <w:p>
@@ -5520,29 +3289,8 @@
     </w:p>
     <w:p>
       <w:r>
-        <w:t xml:space="preserve">sudo </w:t>
-      </w:r>
-      <w:proofErr w:type="spellStart"/>
-      <w:r>
-        <w:t>systemctl</w:t>
-      </w:r>
-      <w:proofErr w:type="spellEnd"/>
-      <w:r>
-        <w:t xml:space="preserve"> </w:t>
-      </w:r>
-      <w:proofErr w:type="spellStart"/>
-      <w:r>
-        <w:t>restart</w:t>
-      </w:r>
-      <w:proofErr w:type="spellEnd"/>
-      <w:r>
-        <w:t xml:space="preserve"> </w:t>
-      </w:r>
-      <w:proofErr w:type="spellStart"/>
-      <w:r>
-        <w:t>smcroute</w:t>
-      </w:r>
-      <w:proofErr w:type="spellEnd"/>
+        <w:t>sudo systemctl restart smcroute</w:t>
+      </w:r>
     </w:p>
     <w:p>
       <w:pPr>
@@ -5588,1366 +3336,256 @@
         <w:rPr>
           <w:lang w:val="en-US"/>
         </w:rPr>
-        <w:t xml:space="preserve">Dado </w:t>
-      </w:r>
-      <w:proofErr w:type="spellStart"/>
-      <w:r>
-        <w:rPr>
+        <w:t xml:space="preserve">Dado que tu archivo /etc/smcroute.conf ya es </w:t>
+      </w:r>
+      <w:r>
+        <w:rPr>
+          <w:b/>
+          <w:bCs/>
           <w:lang w:val="en-US"/>
         </w:rPr>
-        <w:t>que</w:t>
-      </w:r>
-      <w:proofErr w:type="spellEnd"/>
+        <w:t>sintácticamente perfecto</w:t>
+      </w:r>
       <w:r>
         <w:rPr>
           <w:lang w:val="en-US"/>
         </w:rPr>
-        <w:t xml:space="preserve"> </w:t>
-      </w:r>
-      <w:proofErr w:type="spellStart"/>
-      <w:r>
-        <w:rPr>
+        <w:t xml:space="preserve"> (el log ya no da error) pero sigue sin activar las salidas, no pierdas más tiempo peleando con el demonio. Vamos a usar el </w:t>
+      </w:r>
+      <w:r>
+        <w:rPr>
+          <w:b/>
+          <w:bCs/>
           <w:lang w:val="en-US"/>
         </w:rPr>
-        <w:t>tu</w:t>
-      </w:r>
-      <w:proofErr w:type="spellEnd"/>
+        <w:t>Plan B</w:t>
+      </w:r>
       <w:r>
         <w:rPr>
           <w:lang w:val="en-US"/>
         </w:rPr>
-        <w:t xml:space="preserve"> </w:t>
-      </w:r>
-      <w:proofErr w:type="spellStart"/>
-      <w:r>
-        <w:rPr>
+        <w:t>, que es infalible porque lanza el comando que ya sabemos que funciona una vez que el sistema está totalmente despierto.</w:t>
+      </w:r>
+    </w:p>
+    <w:p>
+      <w:pPr>
+        <w:rPr>
+          <w:b/>
+          <w:bCs/>
           <w:lang w:val="en-US"/>
         </w:rPr>
-        <w:t>archivo</w:t>
-      </w:r>
-      <w:proofErr w:type="spellEnd"/>
-      <w:r>
-        <w:rPr>
+      </w:pPr>
+      <w:r>
+        <w:rPr>
+          <w:b/>
+          <w:bCs/>
           <w:lang w:val="en-US"/>
         </w:rPr>
-        <w:t xml:space="preserve"> /</w:t>
-      </w:r>
-      <w:proofErr w:type="spellStart"/>
-      <w:r>
+        <w:t>Paso 1: Crea el script de "activación"</w:t>
+      </w:r>
+    </w:p>
+    <w:p>
+      <w:pPr>
         <w:rPr>
           <w:lang w:val="en-US"/>
         </w:rPr>
-        <w:t>etc</w:t>
-      </w:r>
-      <w:proofErr w:type="spellEnd"/>
+      </w:pPr>
       <w:r>
         <w:rPr>
           <w:lang w:val="en-US"/>
         </w:rPr>
-        <w:t>/</w:t>
-      </w:r>
-      <w:proofErr w:type="spellStart"/>
-      <w:r>
+        <w:t>Este script esperará unos segundos y luego inyectará la ruta directamente al kernel.</w:t>
+      </w:r>
+    </w:p>
+    <w:p>
+      <w:pPr>
         <w:rPr>
           <w:lang w:val="en-US"/>
         </w:rPr>
-        <w:t>smcroute.conf</w:t>
-      </w:r>
-      <w:proofErr w:type="spellEnd"/>
+      </w:pPr>
       <w:r>
         <w:rPr>
           <w:lang w:val="en-US"/>
         </w:rPr>
-        <w:t xml:space="preserve"> </w:t>
-      </w:r>
-      <w:proofErr w:type="spellStart"/>
-      <w:r>
+        <w:t>Bash</w:t>
+      </w:r>
+    </w:p>
+    <w:p>
+      <w:pPr>
         <w:rPr>
           <w:lang w:val="en-US"/>
         </w:rPr>
-        <w:t>ya</w:t>
-      </w:r>
-      <w:proofErr w:type="spellEnd"/>
+      </w:pPr>
       <w:r>
         <w:rPr>
           <w:lang w:val="en-US"/>
         </w:rPr>
-        <w:t xml:space="preserve"> es </w:t>
-      </w:r>
-      <w:proofErr w:type="spellStart"/>
-      <w:r>
-        <w:rPr>
-          <w:b/>
-          <w:bCs/>
+        <w:t>sudo nano /usr/local/bin/fix-multicast.sh</w:t>
+      </w:r>
+    </w:p>
+    <w:p>
+      <w:pPr>
+        <w:rPr>
           <w:lang w:val="en-US"/>
         </w:rPr>
-        <w:t>sintácticamente</w:t>
-      </w:r>
-      <w:proofErr w:type="spellEnd"/>
-      <w:r>
-        <w:rPr>
-          <w:b/>
-          <w:bCs/>
+      </w:pPr>
+      <w:r>
+        <w:rPr>
           <w:lang w:val="en-US"/>
         </w:rPr>
-        <w:t xml:space="preserve"> perfecto</w:t>
-      </w:r>
-      <w:r>
+        <w:lastRenderedPageBreak/>
+        <w:t>Pega este contenido:</w:t>
+      </w:r>
+    </w:p>
+    <w:p>
+      <w:pPr>
         <w:rPr>
           <w:lang w:val="en-US"/>
         </w:rPr>
-        <w:t xml:space="preserve"> (</w:t>
-      </w:r>
-      <w:proofErr w:type="spellStart"/>
+      </w:pPr>
       <w:r>
         <w:rPr>
           <w:lang w:val="en-US"/>
         </w:rPr>
-        <w:t>el</w:t>
-      </w:r>
-      <w:proofErr w:type="spellEnd"/>
-      <w:r>
+        <w:t>Bash</w:t>
+      </w:r>
+    </w:p>
+    <w:p>
+      <w:pPr>
         <w:rPr>
           <w:lang w:val="en-US"/>
         </w:rPr>
-        <w:t xml:space="preserve"> log </w:t>
-      </w:r>
-      <w:proofErr w:type="spellStart"/>
+      </w:pPr>
       <w:r>
         <w:rPr>
           <w:lang w:val="en-US"/>
         </w:rPr>
-        <w:t>ya</w:t>
-      </w:r>
-      <w:proofErr w:type="spellEnd"/>
-      <w:r>
+        <w:t>#!/bin/bash</w:t>
+      </w:r>
+    </w:p>
+    <w:p>
+      <w:pPr>
         <w:rPr>
           <w:lang w:val="en-US"/>
         </w:rPr>
-        <w:t xml:space="preserve"> </w:t>
-      </w:r>
-      <w:proofErr w:type="gramStart"/>
+      </w:pPr>
       <w:r>
         <w:rPr>
           <w:lang w:val="en-US"/>
         </w:rPr>
-        <w:t>no</w:t>
-      </w:r>
-      <w:proofErr w:type="gramEnd"/>
-      <w:r>
+        <w:t># Esperamos 10 segundos para que todas las interfaces de red estén UP</w:t>
+      </w:r>
+    </w:p>
+    <w:p>
+      <w:pPr>
         <w:rPr>
           <w:lang w:val="en-US"/>
         </w:rPr>
-        <w:t xml:space="preserve"> da error) </w:t>
-      </w:r>
-      <w:proofErr w:type="spellStart"/>
+      </w:pPr>
       <w:r>
         <w:rPr>
           <w:lang w:val="en-US"/>
         </w:rPr>
-        <w:t>pero</w:t>
-      </w:r>
-      <w:proofErr w:type="spellEnd"/>
-      <w:r>
+        <w:t>sleep 10</w:t>
+      </w:r>
+    </w:p>
+    <w:p>
+      <w:pPr>
         <w:rPr>
           <w:lang w:val="en-US"/>
         </w:rPr>
-        <w:t xml:space="preserve"> </w:t>
-      </w:r>
-      <w:proofErr w:type="spellStart"/>
+      </w:pPr>
       <w:r>
         <w:rPr>
           <w:lang w:val="en-US"/>
         </w:rPr>
-        <w:t>sigue</w:t>
-      </w:r>
-      <w:proofErr w:type="spellEnd"/>
-      <w:r>
+        <w:t># Ejecutamos el comando que sí te funcionó manualmente</w:t>
+      </w:r>
+    </w:p>
+    <w:p>
+      <w:pPr>
         <w:rPr>
           <w:lang w:val="en-US"/>
         </w:rPr>
-        <w:t xml:space="preserve"> sin </w:t>
-      </w:r>
-      <w:proofErr w:type="spellStart"/>
+      </w:pPr>
       <w:r>
         <w:rPr>
           <w:lang w:val="en-US"/>
         </w:rPr>
-        <w:t>activar</w:t>
-      </w:r>
-      <w:proofErr w:type="spellEnd"/>
-      <w:r>
-        <w:rPr>
+        <w:t>/usr/sbin/smcroutectl add eth207 10.2.7.5 233.254.7.5 eth217 eth227 eth237</w:t>
+      </w:r>
+    </w:p>
+    <w:p>
+      <w:pPr>
+        <w:rPr>
+          <w:b/>
+          <w:bCs/>
           <w:lang w:val="en-US"/>
         </w:rPr>
-        <w:t xml:space="preserve"> las </w:t>
-      </w:r>
-      <w:proofErr w:type="spellStart"/>
-      <w:r>
-        <w:rPr>
+      </w:pPr>
+      <w:r>
+        <w:rPr>
+          <w:b/>
+          <w:bCs/>
           <w:lang w:val="en-US"/>
         </w:rPr>
-        <w:t>salidas</w:t>
-      </w:r>
-      <w:proofErr w:type="spellEnd"/>
-      <w:r>
+        <w:t>Paso 2: Dale permisos de ejecución</w:t>
+      </w:r>
+    </w:p>
+    <w:p>
+      <w:pPr>
         <w:rPr>
           <w:lang w:val="en-US"/>
         </w:rPr>
-        <w:t xml:space="preserve">, no </w:t>
-      </w:r>
-      <w:proofErr w:type="spellStart"/>
+      </w:pPr>
       <w:r>
         <w:rPr>
           <w:lang w:val="en-US"/>
         </w:rPr>
-        <w:t>pierdas</w:t>
-      </w:r>
-      <w:proofErr w:type="spellEnd"/>
-      <w:r>
+        <w:t>Bash</w:t>
+      </w:r>
+    </w:p>
+    <w:p>
+      <w:pPr>
         <w:rPr>
           <w:lang w:val="en-US"/>
         </w:rPr>
-        <w:t xml:space="preserve"> </w:t>
-      </w:r>
-      <w:proofErr w:type="spellStart"/>
+      </w:pPr>
       <w:r>
         <w:rPr>
           <w:lang w:val="en-US"/>
         </w:rPr>
-        <w:t>más</w:t>
-      </w:r>
-      <w:proofErr w:type="spellEnd"/>
-      <w:r>
-        <w:rPr>
+        <w:t>sudo chmod +x /usr/local/bin/fix-multicast.sh</w:t>
+      </w:r>
+    </w:p>
+    <w:p>
+      <w:pPr>
+        <w:rPr>
+          <w:b/>
+          <w:bCs/>
           <w:lang w:val="en-US"/>
         </w:rPr>
-        <w:t xml:space="preserve"> </w:t>
-      </w:r>
-      <w:proofErr w:type="spellStart"/>
-      <w:r>
-        <w:rPr>
+      </w:pPr>
+      <w:r>
+        <w:rPr>
+          <w:b/>
+          <w:bCs/>
           <w:lang w:val="en-US"/>
         </w:rPr>
-        <w:t>tiempo</w:t>
-      </w:r>
-      <w:proofErr w:type="spellEnd"/>
-      <w:r>
+        <w:t>Paso 3: Hazlo permanente con Crontab</w:t>
+      </w:r>
+    </w:p>
+    <w:p>
+      <w:pPr>
         <w:rPr>
           <w:lang w:val="en-US"/>
         </w:rPr>
-        <w:t xml:space="preserve"> </w:t>
-      </w:r>
-      <w:proofErr w:type="spellStart"/>
+      </w:pPr>
       <w:r>
         <w:rPr>
           <w:lang w:val="en-US"/>
         </w:rPr>
-        <w:t>peleando</w:t>
-      </w:r>
-      <w:proofErr w:type="spellEnd"/>
-      <w:r>
-        <w:rPr>
-          <w:lang w:val="en-US"/>
-        </w:rPr>
-        <w:t xml:space="preserve"> con </w:t>
-      </w:r>
-      <w:proofErr w:type="spellStart"/>
-      <w:r>
-        <w:rPr>
-          <w:lang w:val="en-US"/>
-        </w:rPr>
-        <w:t>el</w:t>
-      </w:r>
-      <w:proofErr w:type="spellEnd"/>
-      <w:r>
-        <w:rPr>
-          <w:lang w:val="en-US"/>
-        </w:rPr>
-        <w:t xml:space="preserve"> </w:t>
-      </w:r>
-      <w:proofErr w:type="spellStart"/>
-      <w:r>
-        <w:rPr>
-          <w:lang w:val="en-US"/>
-        </w:rPr>
-        <w:t>demonio</w:t>
-      </w:r>
-      <w:proofErr w:type="spellEnd"/>
-      <w:r>
-        <w:rPr>
-          <w:lang w:val="en-US"/>
-        </w:rPr>
-        <w:t xml:space="preserve">. Vamos a usar </w:t>
-      </w:r>
-      <w:proofErr w:type="spellStart"/>
-      <w:r>
-        <w:rPr>
-          <w:lang w:val="en-US"/>
-        </w:rPr>
-        <w:t>el</w:t>
-      </w:r>
-      <w:proofErr w:type="spellEnd"/>
-      <w:r>
-        <w:rPr>
-          <w:lang w:val="en-US"/>
-        </w:rPr>
-        <w:t xml:space="preserve"> </w:t>
-      </w:r>
-      <w:r>
-        <w:rPr>
-          <w:b/>
-          <w:bCs/>
-          <w:lang w:val="en-US"/>
-        </w:rPr>
-        <w:t>Plan B</w:t>
-      </w:r>
-      <w:r>
-        <w:rPr>
-          <w:lang w:val="en-US"/>
-        </w:rPr>
-        <w:t xml:space="preserve">, </w:t>
-      </w:r>
-      <w:proofErr w:type="spellStart"/>
-      <w:r>
-        <w:rPr>
-          <w:lang w:val="en-US"/>
-        </w:rPr>
-        <w:t>que</w:t>
-      </w:r>
-      <w:proofErr w:type="spellEnd"/>
-      <w:r>
-        <w:rPr>
-          <w:lang w:val="en-US"/>
-        </w:rPr>
-        <w:t xml:space="preserve"> es </w:t>
-      </w:r>
-      <w:proofErr w:type="spellStart"/>
-      <w:r>
-        <w:rPr>
-          <w:lang w:val="en-US"/>
-        </w:rPr>
-        <w:t>infalible</w:t>
-      </w:r>
-      <w:proofErr w:type="spellEnd"/>
-      <w:r>
-        <w:rPr>
-          <w:lang w:val="en-US"/>
-        </w:rPr>
-        <w:t xml:space="preserve"> </w:t>
-      </w:r>
-      <w:proofErr w:type="spellStart"/>
-      <w:r>
-        <w:rPr>
-          <w:lang w:val="en-US"/>
-        </w:rPr>
-        <w:t>porque</w:t>
-      </w:r>
-      <w:proofErr w:type="spellEnd"/>
-      <w:r>
-        <w:rPr>
-          <w:lang w:val="en-US"/>
-        </w:rPr>
-        <w:t xml:space="preserve"> </w:t>
-      </w:r>
-      <w:proofErr w:type="spellStart"/>
-      <w:r>
-        <w:rPr>
-          <w:lang w:val="en-US"/>
-        </w:rPr>
-        <w:t>lanza</w:t>
-      </w:r>
-      <w:proofErr w:type="spellEnd"/>
-      <w:r>
-        <w:rPr>
-          <w:lang w:val="en-US"/>
-        </w:rPr>
-        <w:t xml:space="preserve"> </w:t>
-      </w:r>
-      <w:proofErr w:type="spellStart"/>
-      <w:r>
-        <w:rPr>
-          <w:lang w:val="en-US"/>
-        </w:rPr>
-        <w:t>el</w:t>
-      </w:r>
-      <w:proofErr w:type="spellEnd"/>
-      <w:r>
-        <w:rPr>
-          <w:lang w:val="en-US"/>
-        </w:rPr>
-        <w:t xml:space="preserve"> </w:t>
-      </w:r>
-      <w:proofErr w:type="spellStart"/>
-      <w:r>
-        <w:rPr>
-          <w:lang w:val="en-US"/>
-        </w:rPr>
-        <w:t>comando</w:t>
-      </w:r>
-      <w:proofErr w:type="spellEnd"/>
-      <w:r>
-        <w:rPr>
-          <w:lang w:val="en-US"/>
-        </w:rPr>
-        <w:t xml:space="preserve"> </w:t>
-      </w:r>
-      <w:proofErr w:type="spellStart"/>
-      <w:r>
-        <w:rPr>
-          <w:lang w:val="en-US"/>
-        </w:rPr>
-        <w:t>que</w:t>
-      </w:r>
-      <w:proofErr w:type="spellEnd"/>
-      <w:r>
-        <w:rPr>
-          <w:lang w:val="en-US"/>
-        </w:rPr>
-        <w:t xml:space="preserve"> </w:t>
-      </w:r>
-      <w:proofErr w:type="spellStart"/>
-      <w:r>
-        <w:rPr>
-          <w:lang w:val="en-US"/>
-        </w:rPr>
-        <w:t>ya</w:t>
-      </w:r>
-      <w:proofErr w:type="spellEnd"/>
-      <w:r>
-        <w:rPr>
-          <w:lang w:val="en-US"/>
-        </w:rPr>
-        <w:t xml:space="preserve"> </w:t>
-      </w:r>
-      <w:proofErr w:type="spellStart"/>
-      <w:r>
-        <w:rPr>
-          <w:lang w:val="en-US"/>
-        </w:rPr>
-        <w:t>sabemos</w:t>
-      </w:r>
-      <w:proofErr w:type="spellEnd"/>
-      <w:r>
-        <w:rPr>
-          <w:lang w:val="en-US"/>
-        </w:rPr>
-        <w:t xml:space="preserve"> </w:t>
-      </w:r>
-      <w:proofErr w:type="spellStart"/>
-      <w:r>
-        <w:rPr>
-          <w:lang w:val="en-US"/>
-        </w:rPr>
-        <w:t>que</w:t>
-      </w:r>
-      <w:proofErr w:type="spellEnd"/>
-      <w:r>
-        <w:rPr>
-          <w:lang w:val="en-US"/>
-        </w:rPr>
-        <w:t xml:space="preserve"> </w:t>
-      </w:r>
-      <w:proofErr w:type="spellStart"/>
-      <w:r>
-        <w:rPr>
-          <w:lang w:val="en-US"/>
-        </w:rPr>
-        <w:t>funciona</w:t>
-      </w:r>
-      <w:proofErr w:type="spellEnd"/>
-      <w:r>
-        <w:rPr>
-          <w:lang w:val="en-US"/>
-        </w:rPr>
-        <w:t xml:space="preserve"> </w:t>
-      </w:r>
-      <w:proofErr w:type="spellStart"/>
-      <w:r>
-        <w:rPr>
-          <w:lang w:val="en-US"/>
-        </w:rPr>
-        <w:t>una</w:t>
-      </w:r>
-      <w:proofErr w:type="spellEnd"/>
-      <w:r>
-        <w:rPr>
-          <w:lang w:val="en-US"/>
-        </w:rPr>
-        <w:t xml:space="preserve"> </w:t>
-      </w:r>
-      <w:proofErr w:type="spellStart"/>
-      <w:r>
-        <w:rPr>
-          <w:lang w:val="en-US"/>
-        </w:rPr>
-        <w:t>vez</w:t>
-      </w:r>
-      <w:proofErr w:type="spellEnd"/>
-      <w:r>
-        <w:rPr>
-          <w:lang w:val="en-US"/>
-        </w:rPr>
-        <w:t xml:space="preserve"> </w:t>
-      </w:r>
-      <w:proofErr w:type="spellStart"/>
-      <w:r>
-        <w:rPr>
-          <w:lang w:val="en-US"/>
-        </w:rPr>
-        <w:t>que</w:t>
-      </w:r>
-      <w:proofErr w:type="spellEnd"/>
-      <w:r>
-        <w:rPr>
-          <w:lang w:val="en-US"/>
-        </w:rPr>
-        <w:t xml:space="preserve"> </w:t>
-      </w:r>
-      <w:proofErr w:type="spellStart"/>
-      <w:r>
-        <w:rPr>
-          <w:lang w:val="en-US"/>
-        </w:rPr>
-        <w:t>el</w:t>
-      </w:r>
-      <w:proofErr w:type="spellEnd"/>
-      <w:r>
-        <w:rPr>
-          <w:lang w:val="en-US"/>
-        </w:rPr>
-        <w:t xml:space="preserve"> </w:t>
-      </w:r>
-      <w:proofErr w:type="spellStart"/>
-      <w:r>
-        <w:rPr>
-          <w:lang w:val="en-US"/>
-        </w:rPr>
-        <w:t>sistema</w:t>
-      </w:r>
-      <w:proofErr w:type="spellEnd"/>
-      <w:r>
-        <w:rPr>
-          <w:lang w:val="en-US"/>
-        </w:rPr>
-        <w:t xml:space="preserve"> </w:t>
-      </w:r>
-      <w:proofErr w:type="spellStart"/>
-      <w:r>
-        <w:rPr>
-          <w:lang w:val="en-US"/>
-        </w:rPr>
-        <w:t>está</w:t>
-      </w:r>
-      <w:proofErr w:type="spellEnd"/>
-      <w:r>
-        <w:rPr>
-          <w:lang w:val="en-US"/>
-        </w:rPr>
-        <w:t xml:space="preserve"> </w:t>
-      </w:r>
-      <w:proofErr w:type="spellStart"/>
-      <w:r>
-        <w:rPr>
-          <w:lang w:val="en-US"/>
-        </w:rPr>
-        <w:t>totalmente</w:t>
-      </w:r>
-      <w:proofErr w:type="spellEnd"/>
-      <w:r>
-        <w:rPr>
-          <w:lang w:val="en-US"/>
-        </w:rPr>
-        <w:t xml:space="preserve"> </w:t>
-      </w:r>
-      <w:proofErr w:type="spellStart"/>
-      <w:r>
-        <w:rPr>
-          <w:lang w:val="en-US"/>
-        </w:rPr>
-        <w:t>despierto</w:t>
-      </w:r>
-      <w:proofErr w:type="spellEnd"/>
-      <w:r>
-        <w:rPr>
-          <w:lang w:val="en-US"/>
-        </w:rPr>
-        <w:t>.</w:t>
-      </w:r>
-    </w:p>
-    <w:p>
-      <w:pPr>
-        <w:rPr>
-          <w:b/>
-          <w:bCs/>
-          <w:lang w:val="en-US"/>
-        </w:rPr>
-      </w:pPr>
-      <w:r>
-        <w:rPr>
-          <w:b/>
-          <w:bCs/>
-          <w:lang w:val="en-US"/>
-        </w:rPr>
-        <w:t xml:space="preserve">Paso 1: Crea </w:t>
-      </w:r>
-      <w:proofErr w:type="spellStart"/>
-      <w:r>
-        <w:rPr>
-          <w:b/>
-          <w:bCs/>
-          <w:lang w:val="en-US"/>
-        </w:rPr>
-        <w:t>el</w:t>
-      </w:r>
-      <w:proofErr w:type="spellEnd"/>
-      <w:r>
-        <w:rPr>
-          <w:b/>
-          <w:bCs/>
-          <w:lang w:val="en-US"/>
-        </w:rPr>
-        <w:t xml:space="preserve"> script de "</w:t>
-      </w:r>
-      <w:proofErr w:type="spellStart"/>
-      <w:r>
-        <w:rPr>
-          <w:b/>
-          <w:bCs/>
-          <w:lang w:val="en-US"/>
-        </w:rPr>
-        <w:t>activación</w:t>
-      </w:r>
-      <w:proofErr w:type="spellEnd"/>
-      <w:r>
-        <w:rPr>
-          <w:b/>
-          <w:bCs/>
-          <w:lang w:val="en-US"/>
-        </w:rPr>
-        <w:t>"</w:t>
-      </w:r>
-    </w:p>
-    <w:p>
-      <w:pPr>
-        <w:rPr>
-          <w:lang w:val="en-US"/>
-        </w:rPr>
-      </w:pPr>
-      <w:r>
-        <w:rPr>
-          <w:lang w:val="en-US"/>
-        </w:rPr>
-        <w:t xml:space="preserve">Este script </w:t>
-      </w:r>
-      <w:proofErr w:type="spellStart"/>
-      <w:r>
-        <w:rPr>
-          <w:lang w:val="en-US"/>
-        </w:rPr>
-        <w:t>esperará</w:t>
-      </w:r>
-      <w:proofErr w:type="spellEnd"/>
-      <w:r>
-        <w:rPr>
-          <w:lang w:val="en-US"/>
-        </w:rPr>
-        <w:t xml:space="preserve"> </w:t>
-      </w:r>
-      <w:proofErr w:type="spellStart"/>
-      <w:r>
-        <w:rPr>
-          <w:lang w:val="en-US"/>
-        </w:rPr>
-        <w:t>unos</w:t>
-      </w:r>
-      <w:proofErr w:type="spellEnd"/>
-      <w:r>
-        <w:rPr>
-          <w:lang w:val="en-US"/>
-        </w:rPr>
-        <w:t xml:space="preserve"> </w:t>
-      </w:r>
-      <w:proofErr w:type="spellStart"/>
-      <w:r>
-        <w:rPr>
-          <w:lang w:val="en-US"/>
-        </w:rPr>
-        <w:t>segundos</w:t>
-      </w:r>
-      <w:proofErr w:type="spellEnd"/>
-      <w:r>
-        <w:rPr>
-          <w:lang w:val="en-US"/>
-        </w:rPr>
-        <w:t xml:space="preserve"> y luego </w:t>
-      </w:r>
-      <w:proofErr w:type="spellStart"/>
-      <w:r>
-        <w:rPr>
-          <w:lang w:val="en-US"/>
-        </w:rPr>
-        <w:t>inyectará</w:t>
-      </w:r>
-      <w:proofErr w:type="spellEnd"/>
-      <w:r>
-        <w:rPr>
-          <w:lang w:val="en-US"/>
-        </w:rPr>
-        <w:t xml:space="preserve"> la </w:t>
-      </w:r>
-      <w:proofErr w:type="spellStart"/>
-      <w:r>
-        <w:rPr>
-          <w:lang w:val="en-US"/>
-        </w:rPr>
-        <w:t>ruta</w:t>
-      </w:r>
-      <w:proofErr w:type="spellEnd"/>
-      <w:r>
-        <w:rPr>
-          <w:lang w:val="en-US"/>
-        </w:rPr>
-        <w:t xml:space="preserve"> </w:t>
-      </w:r>
-      <w:proofErr w:type="spellStart"/>
-      <w:r>
-        <w:rPr>
-          <w:lang w:val="en-US"/>
-        </w:rPr>
-        <w:t>directamente</w:t>
-      </w:r>
-      <w:proofErr w:type="spellEnd"/>
-      <w:r>
-        <w:rPr>
-          <w:lang w:val="en-US"/>
-        </w:rPr>
-        <w:t xml:space="preserve"> al kernel.</w:t>
-      </w:r>
-    </w:p>
-    <w:p>
-      <w:pPr>
-        <w:rPr>
-          <w:lang w:val="en-US"/>
-        </w:rPr>
-      </w:pPr>
-      <w:r>
-        <w:rPr>
-          <w:lang w:val="en-US"/>
-        </w:rPr>
-        <w:t>Bash</w:t>
-      </w:r>
-    </w:p>
-    <w:p>
-      <w:pPr>
-        <w:rPr>
-          <w:lang w:val="en-US"/>
-        </w:rPr>
-      </w:pPr>
-      <w:proofErr w:type="spellStart"/>
-      <w:r>
-        <w:rPr>
-          <w:lang w:val="en-US"/>
-        </w:rPr>
-        <w:t>sudo</w:t>
-      </w:r>
-      <w:proofErr w:type="spellEnd"/>
-      <w:r>
-        <w:rPr>
-          <w:lang w:val="en-US"/>
-        </w:rPr>
-        <w:t xml:space="preserve"> nano /usr/local/bin/fix-multicast.sh</w:t>
-      </w:r>
-    </w:p>
-    <w:p>
-      <w:pPr>
-        <w:rPr>
-          <w:lang w:val="en-US"/>
-        </w:rPr>
-      </w:pPr>
-      <w:r>
-        <w:rPr>
-          <w:lang w:val="en-US"/>
-        </w:rPr>
-        <w:lastRenderedPageBreak/>
-        <w:t xml:space="preserve">Pega </w:t>
-      </w:r>
-      <w:proofErr w:type="spellStart"/>
-      <w:r>
-        <w:rPr>
-          <w:lang w:val="en-US"/>
-        </w:rPr>
-        <w:t>este</w:t>
-      </w:r>
-      <w:proofErr w:type="spellEnd"/>
-      <w:r>
-        <w:rPr>
-          <w:lang w:val="en-US"/>
-        </w:rPr>
-        <w:t xml:space="preserve"> </w:t>
-      </w:r>
-      <w:proofErr w:type="spellStart"/>
-      <w:r>
-        <w:rPr>
-          <w:lang w:val="en-US"/>
-        </w:rPr>
-        <w:t>contenido</w:t>
-      </w:r>
-      <w:proofErr w:type="spellEnd"/>
-      <w:r>
-        <w:rPr>
-          <w:lang w:val="en-US"/>
-        </w:rPr>
-        <w:t>:</w:t>
-      </w:r>
-    </w:p>
-    <w:p>
-      <w:pPr>
-        <w:rPr>
-          <w:lang w:val="en-US"/>
-        </w:rPr>
-      </w:pPr>
-      <w:r>
-        <w:rPr>
-          <w:lang w:val="en-US"/>
-        </w:rPr>
-        <w:t>Bash</w:t>
-      </w:r>
-    </w:p>
-    <w:p>
-      <w:pPr>
-        <w:rPr>
-          <w:lang w:val="en-US"/>
-        </w:rPr>
-      </w:pPr>
-      <w:proofErr w:type="gramStart"/>
-      <w:r>
-        <w:rPr>
-          <w:lang w:val="en-US"/>
-        </w:rPr>
-        <w:t>#!/</w:t>
-      </w:r>
-      <w:proofErr w:type="gramEnd"/>
-      <w:r>
-        <w:rPr>
-          <w:lang w:val="en-US"/>
-        </w:rPr>
-        <w:t>bin/bash</w:t>
-      </w:r>
-    </w:p>
-    <w:p>
-      <w:pPr>
-        <w:rPr>
-          <w:lang w:val="en-US"/>
-        </w:rPr>
-      </w:pPr>
-      <w:r>
-        <w:rPr>
-          <w:lang w:val="en-US"/>
-        </w:rPr>
-        <w:t xml:space="preserve"># </w:t>
-      </w:r>
-      <w:proofErr w:type="spellStart"/>
-      <w:r>
-        <w:rPr>
-          <w:lang w:val="en-US"/>
-        </w:rPr>
-        <w:t>Esperamos</w:t>
-      </w:r>
-      <w:proofErr w:type="spellEnd"/>
-      <w:r>
-        <w:rPr>
-          <w:lang w:val="en-US"/>
-        </w:rPr>
-        <w:t xml:space="preserve"> 10 </w:t>
-      </w:r>
-      <w:proofErr w:type="spellStart"/>
-      <w:r>
-        <w:rPr>
-          <w:lang w:val="en-US"/>
-        </w:rPr>
-        <w:t>segundos</w:t>
-      </w:r>
-      <w:proofErr w:type="spellEnd"/>
-      <w:r>
-        <w:rPr>
-          <w:lang w:val="en-US"/>
-        </w:rPr>
-        <w:t xml:space="preserve"> para </w:t>
-      </w:r>
-      <w:proofErr w:type="spellStart"/>
-      <w:r>
-        <w:rPr>
-          <w:lang w:val="en-US"/>
-        </w:rPr>
-        <w:t>que</w:t>
-      </w:r>
-      <w:proofErr w:type="spellEnd"/>
-      <w:r>
-        <w:rPr>
-          <w:lang w:val="en-US"/>
-        </w:rPr>
-        <w:t xml:space="preserve"> </w:t>
-      </w:r>
-      <w:proofErr w:type="spellStart"/>
-      <w:r>
-        <w:rPr>
-          <w:lang w:val="en-US"/>
-        </w:rPr>
-        <w:t>todas</w:t>
-      </w:r>
-      <w:proofErr w:type="spellEnd"/>
-      <w:r>
-        <w:rPr>
-          <w:lang w:val="en-US"/>
-        </w:rPr>
-        <w:t xml:space="preserve"> las interfaces de red </w:t>
-      </w:r>
-      <w:proofErr w:type="spellStart"/>
-      <w:r>
-        <w:rPr>
-          <w:lang w:val="en-US"/>
-        </w:rPr>
-        <w:t>estén</w:t>
-      </w:r>
-      <w:proofErr w:type="spellEnd"/>
-      <w:r>
-        <w:rPr>
-          <w:lang w:val="en-US"/>
-        </w:rPr>
-        <w:t xml:space="preserve"> UP</w:t>
-      </w:r>
-    </w:p>
-    <w:p>
-      <w:pPr>
-        <w:rPr>
-          <w:lang w:val="en-US"/>
-        </w:rPr>
-      </w:pPr>
-      <w:r>
-        <w:rPr>
-          <w:lang w:val="en-US"/>
-        </w:rPr>
-        <w:t>sleep 10</w:t>
-      </w:r>
-    </w:p>
-    <w:p>
-      <w:pPr>
-        <w:rPr>
-          <w:lang w:val="en-US"/>
-        </w:rPr>
-      </w:pPr>
-      <w:r>
-        <w:rPr>
-          <w:lang w:val="en-US"/>
-        </w:rPr>
-        <w:t xml:space="preserve"># </w:t>
-      </w:r>
-      <w:proofErr w:type="spellStart"/>
-      <w:r>
-        <w:rPr>
-          <w:lang w:val="en-US"/>
-        </w:rPr>
-        <w:t>Ejecutamos</w:t>
-      </w:r>
-      <w:proofErr w:type="spellEnd"/>
-      <w:r>
-        <w:rPr>
-          <w:lang w:val="en-US"/>
-        </w:rPr>
-        <w:t xml:space="preserve"> </w:t>
-      </w:r>
-      <w:proofErr w:type="spellStart"/>
-      <w:r>
-        <w:rPr>
-          <w:lang w:val="en-US"/>
-        </w:rPr>
-        <w:t>el</w:t>
-      </w:r>
-      <w:proofErr w:type="spellEnd"/>
-      <w:r>
-        <w:rPr>
-          <w:lang w:val="en-US"/>
-        </w:rPr>
-        <w:t xml:space="preserve"> </w:t>
-      </w:r>
-      <w:proofErr w:type="spellStart"/>
-      <w:r>
-        <w:rPr>
-          <w:lang w:val="en-US"/>
-        </w:rPr>
-        <w:t>comando</w:t>
-      </w:r>
-      <w:proofErr w:type="spellEnd"/>
-      <w:r>
-        <w:rPr>
-          <w:lang w:val="en-US"/>
-        </w:rPr>
-        <w:t xml:space="preserve"> </w:t>
-      </w:r>
-      <w:proofErr w:type="spellStart"/>
-      <w:r>
-        <w:rPr>
-          <w:lang w:val="en-US"/>
-        </w:rPr>
-        <w:t>que</w:t>
-      </w:r>
-      <w:proofErr w:type="spellEnd"/>
-      <w:r>
-        <w:rPr>
-          <w:lang w:val="en-US"/>
-        </w:rPr>
-        <w:t xml:space="preserve"> </w:t>
-      </w:r>
-      <w:proofErr w:type="spellStart"/>
-      <w:r>
-        <w:rPr>
-          <w:lang w:val="en-US"/>
-        </w:rPr>
-        <w:t>sí</w:t>
-      </w:r>
-      <w:proofErr w:type="spellEnd"/>
-      <w:r>
-        <w:rPr>
-          <w:lang w:val="en-US"/>
-        </w:rPr>
-        <w:t xml:space="preserve"> </w:t>
-      </w:r>
-      <w:proofErr w:type="spellStart"/>
-      <w:r>
-        <w:rPr>
-          <w:lang w:val="en-US"/>
-        </w:rPr>
-        <w:t>te</w:t>
-      </w:r>
-      <w:proofErr w:type="spellEnd"/>
-      <w:r>
-        <w:rPr>
-          <w:lang w:val="en-US"/>
-        </w:rPr>
-        <w:t xml:space="preserve"> </w:t>
-      </w:r>
-      <w:proofErr w:type="spellStart"/>
-      <w:r>
-        <w:rPr>
-          <w:lang w:val="en-US"/>
-        </w:rPr>
-        <w:t>funcionó</w:t>
-      </w:r>
-      <w:proofErr w:type="spellEnd"/>
-      <w:r>
-        <w:rPr>
-          <w:lang w:val="en-US"/>
-        </w:rPr>
-        <w:t xml:space="preserve"> </w:t>
-      </w:r>
-      <w:proofErr w:type="spellStart"/>
-      <w:r>
-        <w:rPr>
-          <w:lang w:val="en-US"/>
-        </w:rPr>
-        <w:t>manualmente</w:t>
-      </w:r>
-      <w:proofErr w:type="spellEnd"/>
-    </w:p>
-    <w:p>
-      <w:pPr>
-        <w:rPr>
-          <w:lang w:val="en-US"/>
-        </w:rPr>
-      </w:pPr>
-      <w:r>
-        <w:rPr>
-          <w:lang w:val="en-US"/>
-        </w:rPr>
-        <w:t>/</w:t>
-      </w:r>
-      <w:proofErr w:type="spellStart"/>
-      <w:r>
-        <w:rPr>
-          <w:lang w:val="en-US"/>
-        </w:rPr>
-        <w:t>usr</w:t>
-      </w:r>
-      <w:proofErr w:type="spellEnd"/>
-      <w:r>
-        <w:rPr>
-          <w:lang w:val="en-US"/>
-        </w:rPr>
-        <w:t>/</w:t>
-      </w:r>
-      <w:proofErr w:type="spellStart"/>
-      <w:r>
-        <w:rPr>
-          <w:lang w:val="en-US"/>
-        </w:rPr>
-        <w:t>sbin</w:t>
-      </w:r>
-      <w:proofErr w:type="spellEnd"/>
-      <w:r>
-        <w:rPr>
-          <w:lang w:val="en-US"/>
-        </w:rPr>
-        <w:t>/</w:t>
-      </w:r>
-      <w:proofErr w:type="spellStart"/>
-      <w:r>
-        <w:rPr>
-          <w:lang w:val="en-US"/>
-        </w:rPr>
-        <w:t>smcroutectl</w:t>
-      </w:r>
-      <w:proofErr w:type="spellEnd"/>
-      <w:r>
-        <w:rPr>
-          <w:lang w:val="en-US"/>
-        </w:rPr>
-        <w:t xml:space="preserve"> add eth207 10.2.7.5 233.254.7.5 eth217 eth227 eth237</w:t>
-      </w:r>
-    </w:p>
-    <w:p>
-      <w:pPr>
-        <w:rPr>
-          <w:b/>
-          <w:bCs/>
-          <w:lang w:val="en-US"/>
-        </w:rPr>
-      </w:pPr>
-      <w:r>
-        <w:rPr>
-          <w:b/>
-          <w:bCs/>
-          <w:lang w:val="en-US"/>
-        </w:rPr>
-        <w:t xml:space="preserve">Paso 2: Dale </w:t>
-      </w:r>
-      <w:proofErr w:type="spellStart"/>
-      <w:r>
-        <w:rPr>
-          <w:b/>
-          <w:bCs/>
-          <w:lang w:val="en-US"/>
-        </w:rPr>
-        <w:t>permisos</w:t>
-      </w:r>
-      <w:proofErr w:type="spellEnd"/>
-      <w:r>
-        <w:rPr>
-          <w:b/>
-          <w:bCs/>
-          <w:lang w:val="en-US"/>
-        </w:rPr>
-        <w:t xml:space="preserve"> de </w:t>
-      </w:r>
-      <w:proofErr w:type="spellStart"/>
-      <w:r>
-        <w:rPr>
-          <w:b/>
-          <w:bCs/>
-          <w:lang w:val="en-US"/>
-        </w:rPr>
-        <w:t>ejecución</w:t>
-      </w:r>
-      <w:proofErr w:type="spellEnd"/>
-    </w:p>
-    <w:p>
-      <w:pPr>
-        <w:rPr>
-          <w:lang w:val="en-US"/>
-        </w:rPr>
-      </w:pPr>
-      <w:r>
-        <w:rPr>
-          <w:lang w:val="en-US"/>
-        </w:rPr>
-        <w:t>Bash</w:t>
-      </w:r>
-    </w:p>
-    <w:p>
-      <w:pPr>
-        <w:rPr>
-          <w:lang w:val="en-US"/>
-        </w:rPr>
-      </w:pPr>
-      <w:proofErr w:type="spellStart"/>
-      <w:r>
-        <w:rPr>
-          <w:lang w:val="en-US"/>
-        </w:rPr>
-        <w:t>sudo</w:t>
-      </w:r>
-      <w:proofErr w:type="spellEnd"/>
-      <w:r>
-        <w:rPr>
-          <w:lang w:val="en-US"/>
-        </w:rPr>
-        <w:t xml:space="preserve"> </w:t>
-      </w:r>
-      <w:proofErr w:type="spellStart"/>
-      <w:r>
-        <w:rPr>
-          <w:lang w:val="en-US"/>
-        </w:rPr>
-        <w:t>chmod</w:t>
-      </w:r>
-      <w:proofErr w:type="spellEnd"/>
-      <w:r>
-        <w:rPr>
-          <w:lang w:val="en-US"/>
-        </w:rPr>
-        <w:t xml:space="preserve"> +x /usr/local/bin/fix-multicast.sh</w:t>
-      </w:r>
-    </w:p>
-    <w:p>
-      <w:pPr>
-        <w:rPr>
-          <w:b/>
-          <w:bCs/>
-          <w:lang w:val="en-US"/>
-        </w:rPr>
-      </w:pPr>
-      <w:r>
-        <w:rPr>
-          <w:b/>
-          <w:bCs/>
-          <w:lang w:val="en-US"/>
-        </w:rPr>
-        <w:t xml:space="preserve">Paso 3: </w:t>
-      </w:r>
-      <w:proofErr w:type="spellStart"/>
-      <w:r>
-        <w:rPr>
-          <w:b/>
-          <w:bCs/>
-          <w:lang w:val="en-US"/>
-        </w:rPr>
-        <w:t>Hazlo</w:t>
-      </w:r>
-      <w:proofErr w:type="spellEnd"/>
-      <w:r>
-        <w:rPr>
-          <w:b/>
-          <w:bCs/>
-          <w:lang w:val="en-US"/>
-        </w:rPr>
-        <w:t xml:space="preserve"> </w:t>
-      </w:r>
-      <w:proofErr w:type="spellStart"/>
-      <w:r>
-        <w:rPr>
-          <w:b/>
-          <w:bCs/>
-          <w:lang w:val="en-US"/>
-        </w:rPr>
-        <w:t>permanente</w:t>
-      </w:r>
-      <w:proofErr w:type="spellEnd"/>
-      <w:r>
-        <w:rPr>
-          <w:b/>
-          <w:bCs/>
-          <w:lang w:val="en-US"/>
-        </w:rPr>
-        <w:t xml:space="preserve"> con Crontab</w:t>
-      </w:r>
-    </w:p>
-    <w:p>
-      <w:pPr>
-        <w:rPr>
-          <w:lang w:val="en-US"/>
-        </w:rPr>
-      </w:pPr>
-      <w:proofErr w:type="spellStart"/>
-      <w:proofErr w:type="gramStart"/>
-      <w:r>
-        <w:rPr>
-          <w:lang w:val="en-US"/>
-        </w:rPr>
-        <w:t>Usaremos</w:t>
-      </w:r>
-      <w:proofErr w:type="spellEnd"/>
-      <w:r>
-        <w:rPr>
-          <w:lang w:val="en-US"/>
-        </w:rPr>
-        <w:t xml:space="preserve"> @</w:t>
-      </w:r>
-      <w:proofErr w:type="gramEnd"/>
-      <w:r>
-        <w:rPr>
-          <w:lang w:val="en-US"/>
-        </w:rPr>
-        <w:t xml:space="preserve">reboot para </w:t>
-      </w:r>
-      <w:proofErr w:type="spellStart"/>
-      <w:r>
-        <w:rPr>
-          <w:lang w:val="en-US"/>
-        </w:rPr>
-        <w:t>que</w:t>
-      </w:r>
-      <w:proofErr w:type="spellEnd"/>
-      <w:r>
-        <w:rPr>
-          <w:lang w:val="en-US"/>
-        </w:rPr>
-        <w:t xml:space="preserve"> se </w:t>
-      </w:r>
-      <w:proofErr w:type="spellStart"/>
-      <w:r>
-        <w:rPr>
-          <w:lang w:val="en-US"/>
-        </w:rPr>
-        <w:t>ejecute</w:t>
-      </w:r>
-      <w:proofErr w:type="spellEnd"/>
-      <w:r>
-        <w:rPr>
-          <w:lang w:val="en-US"/>
-        </w:rPr>
-        <w:t xml:space="preserve"> solo al </w:t>
-      </w:r>
-      <w:proofErr w:type="spellStart"/>
-      <w:r>
-        <w:rPr>
-          <w:lang w:val="en-US"/>
-        </w:rPr>
-        <w:t>encender</w:t>
-      </w:r>
-      <w:proofErr w:type="spellEnd"/>
-      <w:r>
-        <w:rPr>
-          <w:lang w:val="en-US"/>
-        </w:rPr>
-        <w:t xml:space="preserve"> </w:t>
-      </w:r>
-      <w:proofErr w:type="spellStart"/>
-      <w:r>
-        <w:rPr>
-          <w:lang w:val="en-US"/>
-        </w:rPr>
-        <w:t>el</w:t>
-      </w:r>
-      <w:proofErr w:type="spellEnd"/>
-      <w:r>
-        <w:rPr>
-          <w:lang w:val="en-US"/>
-        </w:rPr>
-        <w:t xml:space="preserve"> </w:t>
-      </w:r>
-      <w:proofErr w:type="spellStart"/>
-      <w:r>
-        <w:rPr>
-          <w:lang w:val="en-US"/>
-        </w:rPr>
-        <w:t>equipo</w:t>
-      </w:r>
-      <w:proofErr w:type="spellEnd"/>
-      <w:r>
-        <w:rPr>
-          <w:lang w:val="en-US"/>
-        </w:rPr>
-        <w:t>.</w:t>
+        <w:t>Usaremos @reboot para que se ejecute solo al encender el equipo.</w:t>
       </w:r>
     </w:p>
     <w:p>
@@ -6964,35 +3602,7 @@
         <w:rPr>
           <w:lang w:val="en-US"/>
         </w:rPr>
-        <w:t xml:space="preserve">Abre </w:t>
-      </w:r>
-      <w:proofErr w:type="spellStart"/>
-      <w:r>
-        <w:rPr>
-          <w:lang w:val="en-US"/>
-        </w:rPr>
-        <w:t>el</w:t>
-      </w:r>
-      <w:proofErr w:type="spellEnd"/>
-      <w:r>
-        <w:rPr>
-          <w:lang w:val="en-US"/>
-        </w:rPr>
-        <w:t xml:space="preserve"> crontab de root: </w:t>
-      </w:r>
-      <w:proofErr w:type="spellStart"/>
-      <w:r>
-        <w:rPr>
-          <w:lang w:val="en-US"/>
-        </w:rPr>
-        <w:t>sudo</w:t>
-      </w:r>
-      <w:proofErr w:type="spellEnd"/>
-      <w:r>
-        <w:rPr>
-          <w:lang w:val="en-US"/>
-        </w:rPr>
-        <w:t xml:space="preserve"> crontab -e</w:t>
+        <w:t>Abre el crontab de root: sudo crontab -e</w:t>
       </w:r>
     </w:p>
     <w:p>
@@ -7009,63 +3619,7 @@
         <w:rPr>
           <w:lang w:val="en-US"/>
         </w:rPr>
-        <w:t xml:space="preserve">Si </w:t>
-      </w:r>
-      <w:proofErr w:type="spellStart"/>
-      <w:r>
-        <w:rPr>
-          <w:lang w:val="en-US"/>
-        </w:rPr>
-        <w:t>te</w:t>
-      </w:r>
-      <w:proofErr w:type="spellEnd"/>
-      <w:r>
-        <w:rPr>
-          <w:lang w:val="en-US"/>
-        </w:rPr>
-        <w:t xml:space="preserve"> </w:t>
-      </w:r>
-      <w:proofErr w:type="spellStart"/>
-      <w:r>
-        <w:rPr>
-          <w:lang w:val="en-US"/>
-        </w:rPr>
-        <w:t>pregunta</w:t>
-      </w:r>
-      <w:proofErr w:type="spellEnd"/>
-      <w:r>
-        <w:rPr>
-          <w:lang w:val="en-US"/>
-        </w:rPr>
-        <w:t xml:space="preserve"> </w:t>
-      </w:r>
-      <w:proofErr w:type="spellStart"/>
-      <w:r>
-        <w:rPr>
-          <w:lang w:val="en-US"/>
-        </w:rPr>
-        <w:t>qué</w:t>
-      </w:r>
-      <w:proofErr w:type="spellEnd"/>
-      <w:r>
-        <w:rPr>
-          <w:lang w:val="en-US"/>
-        </w:rPr>
-        <w:t xml:space="preserve"> editor usar, </w:t>
-      </w:r>
-      <w:proofErr w:type="spellStart"/>
-      <w:r>
-        <w:rPr>
-          <w:lang w:val="en-US"/>
-        </w:rPr>
-        <w:t>elige</w:t>
-      </w:r>
-      <w:proofErr w:type="spellEnd"/>
-      <w:r>
-        <w:rPr>
-          <w:lang w:val="en-US"/>
-        </w:rPr>
-        <w:t xml:space="preserve"> 1 (nano).</w:t>
+        <w:t>Si te pregunta qué editor usar, elige 1 (nano).</w:t>
       </w:r>
     </w:p>
     <w:p>
@@ -7082,97 +3636,33 @@
         <w:rPr>
           <w:lang w:val="en-US"/>
         </w:rPr>
-        <w:t xml:space="preserve">Ve al final del </w:t>
-      </w:r>
-      <w:proofErr w:type="spellStart"/>
-      <w:r>
+        <w:t>Ve al final del archivo y añade esta línea:</w:t>
+      </w:r>
+    </w:p>
+    <w:p>
+      <w:pPr>
         <w:rPr>
           <w:lang w:val="en-US"/>
         </w:rPr>
-        <w:t>archivo</w:t>
-      </w:r>
-      <w:proofErr w:type="spellEnd"/>
+      </w:pPr>
       <w:r>
         <w:rPr>
           <w:lang w:val="en-US"/>
         </w:rPr>
-        <w:t xml:space="preserve"> y </w:t>
-      </w:r>
-      <w:proofErr w:type="spellStart"/>
-      <w:r>
+        <w:t>Plaintext</w:t>
+      </w:r>
+    </w:p>
+    <w:p>
+      <w:pPr>
         <w:rPr>
           <w:lang w:val="en-US"/>
         </w:rPr>
-        <w:t>añade</w:t>
-      </w:r>
-      <w:proofErr w:type="spellEnd"/>
+      </w:pPr>
       <w:r>
         <w:rPr>
           <w:lang w:val="en-US"/>
         </w:rPr>
-        <w:t xml:space="preserve"> </w:t>
-      </w:r>
-      <w:proofErr w:type="spellStart"/>
-      <w:r>
-        <w:rPr>
-          <w:lang w:val="en-US"/>
-        </w:rPr>
-        <w:t>esta</w:t>
-      </w:r>
-      <w:proofErr w:type="spellEnd"/>
-      <w:r>
-        <w:rPr>
-          <w:lang w:val="en-US"/>
-        </w:rPr>
-        <w:t xml:space="preserve"> </w:t>
-      </w:r>
-      <w:proofErr w:type="spellStart"/>
-      <w:r>
-        <w:rPr>
-          <w:lang w:val="en-US"/>
-        </w:rPr>
-        <w:t>línea</w:t>
-      </w:r>
-      <w:proofErr w:type="spellEnd"/>
-      <w:r>
-        <w:rPr>
-          <w:lang w:val="en-US"/>
-        </w:rPr>
-        <w:t>:</w:t>
-      </w:r>
-    </w:p>
-    <w:p>
-      <w:pPr>
-        <w:rPr>
-          <w:lang w:val="en-US"/>
-        </w:rPr>
-      </w:pPr>
-      <w:r>
-        <w:rPr>
-          <w:lang w:val="en-US"/>
-        </w:rPr>
-        <w:t>Plaintext</w:t>
-      </w:r>
-    </w:p>
-    <w:p>
-      <w:pPr>
-        <w:rPr>
-          <w:lang w:val="en-US"/>
-        </w:rPr>
-      </w:pPr>
-      <w:proofErr w:type="gramStart"/>
-      <w:r>
-        <w:rPr>
-          <w:lang w:val="en-US"/>
-        </w:rPr>
-        <w:t>@reboot</w:t>
-      </w:r>
-      <w:proofErr w:type="gramEnd"/>
-      <w:r>
-        <w:rPr>
-          <w:lang w:val="en-US"/>
-        </w:rPr>
-        <w:t xml:space="preserve"> /usr/local/bin/fix-multicast.sh</w:t>
+        <w:t>@reboot /usr/local/bin/fix-multicast.sh</w:t>
       </w:r>
     </w:p>
     <w:p>
@@ -7189,49 +3679,7 @@
         <w:rPr>
           <w:lang w:val="en-US"/>
         </w:rPr>
-        <w:t xml:space="preserve">Guarda y </w:t>
-      </w:r>
-      <w:proofErr w:type="spellStart"/>
-      <w:r>
-        <w:rPr>
-          <w:lang w:val="en-US"/>
-        </w:rPr>
-        <w:t>sal</w:t>
-      </w:r>
-      <w:proofErr w:type="spellEnd"/>
-      <w:r>
-        <w:rPr>
-          <w:lang w:val="en-US"/>
-        </w:rPr>
-        <w:t xml:space="preserve"> (</w:t>
-      </w:r>
-      <w:proofErr w:type="spellStart"/>
-      <w:r>
-        <w:rPr>
-          <w:lang w:val="en-US"/>
-        </w:rPr>
-        <w:t>Ctrl+O</w:t>
-      </w:r>
-      <w:proofErr w:type="spellEnd"/>
-      <w:r>
-        <w:rPr>
-          <w:lang w:val="en-US"/>
-        </w:rPr>
-        <w:t xml:space="preserve">, Enter, </w:t>
-      </w:r>
-      <w:proofErr w:type="spellStart"/>
-      <w:r>
-        <w:rPr>
-          <w:lang w:val="en-US"/>
-        </w:rPr>
-        <w:t>Ctrl+X</w:t>
-      </w:r>
-      <w:proofErr w:type="spellEnd"/>
-      <w:r>
-        <w:rPr>
-          <w:lang w:val="en-US"/>
-        </w:rPr>
-        <w:t>).</w:t>
+        <w:t>Guarda y sal (Ctrl+O, Enter, Ctrl+X).</w:t>
       </w:r>
     </w:p>
     <w:p/>
@@ -7295,15 +3743,7 @@
     </w:p>
     <w:p>
       <w:r>
-        <w:t xml:space="preserve">FOG envía paquetes con "energía" (TTL) 1. Al saltar el </w:t>
-      </w:r>
-      <w:proofErr w:type="spellStart"/>
-      <w:r>
-        <w:t>router</w:t>
-      </w:r>
-      <w:proofErr w:type="spellEnd"/>
-      <w:r>
-        <w:t>, esa energía llega a 0 y el paquete desaparece.</w:t>
+        <w:t>FOG envía paquetes con "energía" (TTL) 1. Al saltar el router, esa energía llega a 0 y el paquete desaparece.</w:t>
       </w:r>
     </w:p>
     <w:p>
@@ -7321,23 +3761,7 @@
         <w:t>Comando:</w:t>
       </w:r>
       <w:r>
-        <w:t xml:space="preserve"> sudo </w:t>
-      </w:r>
-      <w:proofErr w:type="spellStart"/>
-      <w:r>
-        <w:t>iptables</w:t>
-      </w:r>
-      <w:proofErr w:type="spellEnd"/>
-      <w:r>
-        <w:t xml:space="preserve"> -t mangle -A PREROUTING -i eth207 -d 233.254.7.5 -j TTL --</w:t>
-      </w:r>
-      <w:proofErr w:type="spellStart"/>
-      <w:r>
-        <w:t>ttl</w:t>
-      </w:r>
-      <w:proofErr w:type="spellEnd"/>
-      <w:r>
-        <w:t>-set 10</w:t>
+        <w:t xml:space="preserve"> sudo iptables -t mangle -A PREROUTING -i eth207 -d 233.254.7.5 -j TTL --ttl-set 10</w:t>
       </w:r>
     </w:p>
     <w:p>
@@ -7356,23 +3780,7 @@
         <w:t>Por qué:</w:t>
       </w:r>
       <w:r>
-        <w:t xml:space="preserve"> Le das "vida extra" al paquete para que pueda cruzar el </w:t>
-      </w:r>
-      <w:proofErr w:type="spellStart"/>
-      <w:r>
-        <w:t>router</w:t>
-      </w:r>
-      <w:proofErr w:type="spellEnd"/>
-      <w:r>
-        <w:t xml:space="preserve"> y llegar vivo a los </w:t>
-      </w:r>
-      <w:proofErr w:type="spellStart"/>
-      <w:r>
-        <w:t>PCs</w:t>
-      </w:r>
-      <w:proofErr w:type="spellEnd"/>
-      <w:r>
-        <w:t xml:space="preserve"> de los alumnos.</w:t>
+        <w:t xml:space="preserve"> Le das "vida extra" al paquete para que pueda cruzar el router y llegar vivo a los PCs de los alumnos.</w:t>
       </w:r>
     </w:p>
     <w:p/>
@@ -7408,50 +3816,10 @@
           <w:b/>
           <w:bCs/>
         </w:rPr>
-        <w:t xml:space="preserve">¿Está el camino creado en el </w:t>
-      </w:r>
-      <w:proofErr w:type="spellStart"/>
-      <w:r>
-        <w:rPr>
-          <w:b/>
-          <w:bCs/>
-        </w:rPr>
-        <w:t>Kernel</w:t>
-      </w:r>
-      <w:proofErr w:type="spellEnd"/>
-      <w:r>
-        <w:rPr>
-          <w:b/>
-          <w:bCs/>
-        </w:rPr>
-        <w:t>?</w:t>
-      </w:r>
-      <w:r>
-        <w:t xml:space="preserve"> </w:t>
-      </w:r>
-      <w:proofErr w:type="spellStart"/>
-      <w:r>
-        <w:t>ip</w:t>
-      </w:r>
-      <w:proofErr w:type="spellEnd"/>
-      <w:r>
-        <w:t xml:space="preserve"> </w:t>
-      </w:r>
-      <w:proofErr w:type="spellStart"/>
-      <w:r>
-        <w:t>mroute</w:t>
-      </w:r>
-      <w:proofErr w:type="spellEnd"/>
-      <w:r>
-        <w:t xml:space="preserve"> </w:t>
-      </w:r>
-      <w:proofErr w:type="gramStart"/>
-      <w:r>
-        <w:t>show</w:t>
-      </w:r>
-      <w:proofErr w:type="gramEnd"/>
-      <w:r>
-        <w:t xml:space="preserve"> </w:t>
+        <w:t>¿Está el camino creado en el Kernel?</w:t>
+      </w:r>
+      <w:r>
+        <w:t xml:space="preserve"> ip mroute show </w:t>
       </w:r>
       <w:r>
         <w:rPr>
@@ -7518,49 +3886,60 @@
         <w:t>¿Están saliendo los paquetes hacia los laboratorios?</w:t>
       </w:r>
       <w:r>
-        <w:t xml:space="preserve"> sudo </w:t>
-      </w:r>
-      <w:proofErr w:type="spellStart"/>
-      <w:r>
-        <w:t>tcpdump</w:t>
-      </w:r>
-      <w:proofErr w:type="spellEnd"/>
-      <w:r>
-        <w:t xml:space="preserve"> -i eth217 -n host 10.2.7.5 and </w:t>
-      </w:r>
-      <w:proofErr w:type="spellStart"/>
-      <w:r>
-        <w:t>udp</w:t>
-      </w:r>
-      <w:proofErr w:type="spellEnd"/>
-      <w:r>
-        <w:t xml:space="preserve"> </w:t>
+        <w:t xml:space="preserve"> sudo tcpdump -i eth217 -n host 10.2.7.5 and udp </w:t>
       </w:r>
       <w:r>
         <w:rPr>
           <w:i/>
           <w:iCs/>
         </w:rPr>
-        <w:t xml:space="preserve">(Si ves líneas moviéndose, el tráfico está saliendo de Ubuntu hacia los </w:t>
-      </w:r>
-      <w:proofErr w:type="spellStart"/>
-      <w:r>
-        <w:rPr>
-          <w:i/>
-          <w:iCs/>
-        </w:rPr>
-        <w:t>PCs</w:t>
-      </w:r>
-      <w:proofErr w:type="spellEnd"/>
-      <w:r>
-        <w:rPr>
-          <w:i/>
-          <w:iCs/>
-        </w:rPr>
-        <w:t>)</w:t>
-      </w:r>
-    </w:p>
-    <w:p/>
+        <w:t>(Si ves líneas moviéndose, el tráfico está saliendo de Ubuntu hacia los PCs)</w:t>
+      </w:r>
+    </w:p>
+    <w:p>
+      <w:r>
+        <w:t>sudo tcpdump -i eth217 -n host 10.2.7.5 and udp</w:t>
+      </w:r>
+    </w:p>
+    <w:p>
+      <w:r>
+        <w:drawing>
+          <wp:inline distT="0" distB="0" distL="0" distR="0" wp14:anchorId="3787FED7" wp14:editId="2460F2F9">
+            <wp:extent cx="5943600" cy="1971675"/>
+            <wp:effectExtent l="0" t="0" r="0" b="9525"/>
+            <wp:docPr id="134652870" name="Imagen 1"/>
+            <wp:cNvGraphicFramePr>
+              <a:graphicFrameLocks xmlns:a="http://schemas.openxmlformats.org/drawingml/2006/main" noChangeAspect="1"/>
+            </wp:cNvGraphicFramePr>
+            <a:graphic xmlns:a="http://schemas.openxmlformats.org/drawingml/2006/main">
+              <a:graphicData uri="http://schemas.openxmlformats.org/drawingml/2006/picture">
+                <pic:pic xmlns:pic="http://schemas.openxmlformats.org/drawingml/2006/picture">
+                  <pic:nvPicPr>
+                    <pic:cNvPr id="134652870" name=""/>
+                    <pic:cNvPicPr/>
+                  </pic:nvPicPr>
+                  <pic:blipFill>
+                    <a:blip r:embed="rId43"/>
+                    <a:stretch>
+                      <a:fillRect/>
+                    </a:stretch>
+                  </pic:blipFill>
+                  <pic:spPr>
+                    <a:xfrm>
+                      <a:off x="0" y="0"/>
+                      <a:ext cx="5943600" cy="1971675"/>
+                    </a:xfrm>
+                    <a:prstGeom prst="rect">
+                      <a:avLst/>
+                    </a:prstGeom>
+                  </pic:spPr>
+                </pic:pic>
+              </a:graphicData>
+            </a:graphic>
+          </wp:inline>
+        </w:drawing>
+      </w:r>
+    </w:p>
     <w:p>
       <w:pPr>
         <w:rPr>
@@ -7575,285 +3954,26 @@
           <w:bCs/>
           <w:color w:val="EE0000"/>
         </w:rPr>
-        <w:t xml:space="preserve">NOTA: Check </w:t>
-      </w:r>
-      <w:proofErr w:type="spellStart"/>
-      <w:r>
-        <w:rPr>
-          <w:b/>
-          <w:bCs/>
-          <w:color w:val="EE0000"/>
-        </w:rPr>
-        <w:t>your</w:t>
-      </w:r>
-      <w:proofErr w:type="spellEnd"/>
-      <w:r>
-        <w:rPr>
-          <w:b/>
-          <w:bCs/>
-          <w:color w:val="EE0000"/>
-        </w:rPr>
-        <w:t xml:space="preserve"> </w:t>
-      </w:r>
-      <w:proofErr w:type="gramStart"/>
-      <w:r>
-        <w:rPr>
-          <w:b/>
-          <w:bCs/>
-          <w:color w:val="EE0000"/>
-        </w:rPr>
-        <w:t>interface</w:t>
-      </w:r>
-      <w:proofErr w:type="gramEnd"/>
-      <w:r>
-        <w:rPr>
-          <w:b/>
-          <w:bCs/>
-          <w:color w:val="EE0000"/>
-        </w:rPr>
-        <w:t xml:space="preserve"> </w:t>
-      </w:r>
-      <w:proofErr w:type="gramStart"/>
-      <w:r>
-        <w:rPr>
-          <w:b/>
-          <w:bCs/>
-          <w:color w:val="EE0000"/>
-        </w:rPr>
-        <w:t>status</w:t>
-      </w:r>
-      <w:proofErr w:type="gramEnd"/>
-      <w:r>
-        <w:rPr>
-          <w:b/>
-          <w:bCs/>
-          <w:color w:val="EE0000"/>
-        </w:rPr>
-        <w:t xml:space="preserve">: </w:t>
-      </w:r>
-      <w:proofErr w:type="spellStart"/>
-      <w:r>
-        <w:rPr>
-          <w:b/>
-          <w:bCs/>
-          <w:color w:val="EE0000"/>
-        </w:rPr>
-        <w:t>ip</w:t>
-      </w:r>
-      <w:proofErr w:type="spellEnd"/>
-      <w:r>
-        <w:rPr>
-          <w:b/>
-          <w:bCs/>
-          <w:color w:val="EE0000"/>
-        </w:rPr>
-        <w:t xml:space="preserve"> </w:t>
-      </w:r>
-      <w:proofErr w:type="gramStart"/>
-      <w:r>
-        <w:rPr>
-          <w:b/>
-          <w:bCs/>
-          <w:color w:val="EE0000"/>
-        </w:rPr>
-        <w:t>link</w:t>
-      </w:r>
-      <w:proofErr w:type="gramEnd"/>
-      <w:r>
-        <w:rPr>
-          <w:b/>
-          <w:bCs/>
-          <w:color w:val="EE0000"/>
-        </w:rPr>
-        <w:t xml:space="preserve"> </w:t>
-      </w:r>
-      <w:proofErr w:type="gramStart"/>
-      <w:r>
-        <w:rPr>
-          <w:b/>
-          <w:bCs/>
-          <w:color w:val="EE0000"/>
-        </w:rPr>
-        <w:t>show</w:t>
-      </w:r>
-      <w:proofErr w:type="gramEnd"/>
-    </w:p>
-    <w:p>
-      <w:pPr>
-        <w:rPr>
-          <w:b/>
-          <w:bCs/>
-        </w:rPr>
-      </w:pPr>
-      <w:proofErr w:type="spellStart"/>
-      <w:r>
-        <w:t>If</w:t>
-      </w:r>
-      <w:proofErr w:type="spellEnd"/>
-      <w:r>
-        <w:t xml:space="preserve"> </w:t>
-      </w:r>
-      <w:proofErr w:type="spellStart"/>
-      <w:r>
-        <w:t>you</w:t>
-      </w:r>
-      <w:proofErr w:type="spellEnd"/>
-      <w:r>
-        <w:t xml:space="preserve"> </w:t>
-      </w:r>
-      <w:proofErr w:type="spellStart"/>
-      <w:r>
-        <w:t>don't</w:t>
-      </w:r>
-      <w:proofErr w:type="spellEnd"/>
-      <w:r>
-        <w:t xml:space="preserve"> </w:t>
-      </w:r>
-      <w:proofErr w:type="spellStart"/>
-      <w:r>
-        <w:t>see</w:t>
-      </w:r>
-      <w:proofErr w:type="spellEnd"/>
-      <w:r>
-        <w:t xml:space="preserve"> MULTICAST in </w:t>
-      </w:r>
-      <w:proofErr w:type="spellStart"/>
-      <w:r>
-        <w:t>the</w:t>
-      </w:r>
-      <w:proofErr w:type="spellEnd"/>
-      <w:r>
-        <w:t xml:space="preserve"> </w:t>
-      </w:r>
-      <w:proofErr w:type="spellStart"/>
-      <w:r>
-        <w:t>flags</w:t>
-      </w:r>
-      <w:proofErr w:type="spellEnd"/>
-      <w:r>
-        <w:t xml:space="preserve">, </w:t>
-      </w:r>
-      <w:proofErr w:type="spellStart"/>
-      <w:r>
-        <w:t>enable</w:t>
-      </w:r>
-      <w:proofErr w:type="spellEnd"/>
-      <w:r>
-        <w:t xml:space="preserve"> </w:t>
-      </w:r>
-      <w:proofErr w:type="spellStart"/>
-      <w:r>
-        <w:t>it</w:t>
-      </w:r>
-      <w:proofErr w:type="spellEnd"/>
-      <w:r>
-        <w:t xml:space="preserve">: </w:t>
-      </w:r>
-      <w:r>
-        <w:rPr>
-          <w:b/>
-          <w:bCs/>
-        </w:rPr>
-        <w:t xml:space="preserve">sudo </w:t>
-      </w:r>
-      <w:proofErr w:type="spellStart"/>
-      <w:r>
-        <w:rPr>
-          <w:b/>
-          <w:bCs/>
-        </w:rPr>
-        <w:t>ip</w:t>
-      </w:r>
-      <w:proofErr w:type="spellEnd"/>
-      <w:r>
-        <w:rPr>
-          <w:b/>
-          <w:bCs/>
-        </w:rPr>
-        <w:t xml:space="preserve"> </w:t>
-      </w:r>
-      <w:proofErr w:type="gramStart"/>
-      <w:r>
-        <w:rPr>
-          <w:b/>
-          <w:bCs/>
-        </w:rPr>
-        <w:t>link</w:t>
-      </w:r>
-      <w:proofErr w:type="gramEnd"/>
-      <w:r>
-        <w:rPr>
-          <w:b/>
-          <w:bCs/>
-        </w:rPr>
-        <w:t xml:space="preserve"> set </w:t>
-      </w:r>
-      <w:proofErr w:type="spellStart"/>
-      <w:r>
-        <w:rPr>
-          <w:b/>
-          <w:bCs/>
-        </w:rPr>
-        <w:t>dev</w:t>
-      </w:r>
-      <w:proofErr w:type="spellEnd"/>
-      <w:r>
-        <w:rPr>
-          <w:b/>
-          <w:bCs/>
-        </w:rPr>
-        <w:t xml:space="preserve"> &lt;</w:t>
-      </w:r>
-      <w:proofErr w:type="spellStart"/>
-      <w:proofErr w:type="gramStart"/>
-      <w:r>
-        <w:rPr>
-          <w:b/>
-          <w:bCs/>
-        </w:rPr>
-        <w:t>interface</w:t>
-      </w:r>
-      <w:proofErr w:type="gramEnd"/>
-      <w:r>
-        <w:rPr>
-          <w:b/>
-          <w:bCs/>
-        </w:rPr>
-        <w:t>_name</w:t>
-      </w:r>
-      <w:proofErr w:type="spellEnd"/>
-      <w:r>
-        <w:rPr>
-          <w:b/>
-          <w:bCs/>
-        </w:rPr>
-        <w:t xml:space="preserve">&gt; </w:t>
-      </w:r>
-      <w:proofErr w:type="spellStart"/>
-      <w:r>
-        <w:rPr>
-          <w:b/>
-          <w:bCs/>
-        </w:rPr>
-        <w:t>multicast</w:t>
-      </w:r>
-      <w:proofErr w:type="spellEnd"/>
-      <w:r>
-        <w:rPr>
-          <w:b/>
-          <w:bCs/>
-        </w:rPr>
-        <w:t xml:space="preserve"> </w:t>
-      </w:r>
-      <w:proofErr w:type="spellStart"/>
-      <w:r>
-        <w:rPr>
-          <w:b/>
-          <w:bCs/>
-        </w:rPr>
-        <w:t>on</w:t>
-      </w:r>
-      <w:proofErr w:type="spellEnd"/>
+        <w:t>NOTA: Check your interface status: ip link show</w:t>
+      </w:r>
+    </w:p>
+    <w:p>
+      <w:pPr>
+        <w:rPr>
+          <w:b/>
+          <w:bCs/>
+        </w:rPr>
+      </w:pPr>
+      <w:r>
+        <w:t xml:space="preserve">If you don't see MULTICAST in the flags, enable it: </w:t>
+      </w:r>
+      <w:r>
+        <w:rPr>
+          <w:b/>
+          <w:bCs/>
+        </w:rPr>
+        <w:t>sudo ip link set dev &lt;interface_name&gt; multicast on</w:t>
+      </w:r>
     </w:p>
     <w:p/>
     <w:p>
@@ -7884,31 +4004,7 @@
     </w:p>
     <w:p>
       <w:r>
-        <w:t xml:space="preserve">"Para asegurar que el servidor FOG entregue el tráfico </w:t>
-      </w:r>
-      <w:proofErr w:type="spellStart"/>
-      <w:r>
-        <w:t>multicast</w:t>
-      </w:r>
-      <w:proofErr w:type="spellEnd"/>
-      <w:r>
-        <w:t xml:space="preserve"> al nodo de gestión R1-ubuntu, se debe definir una ruta estática para el rango </w:t>
-      </w:r>
-      <w:proofErr w:type="spellStart"/>
-      <w:r>
-        <w:t>multicast</w:t>
-      </w:r>
-      <w:proofErr w:type="spellEnd"/>
-      <w:r>
-        <w:t xml:space="preserve"> completo (224.0.0.0/4) apuntando a la interfaz de salida hacia el </w:t>
-      </w:r>
-      <w:proofErr w:type="spellStart"/>
-      <w:r>
-        <w:t>router</w:t>
-      </w:r>
-      <w:proofErr w:type="spellEnd"/>
-      <w:r>
-        <w:t>."</w:t>
+        <w:t>"Para asegurar que el servidor FOG entregue el tráfico multicast al nodo de gestión R1-ubuntu, se debe definir una ruta estática para el rango multicast completo (224.0.0.0/4) apuntando a la interfaz de salida hacia el router."</w:t>
       </w:r>
     </w:p>
     <w:p>
@@ -7920,70 +4016,22 @@
         <w:t>Comando ideal para tu guía:</w:t>
       </w:r>
       <w:r>
-        <w:t xml:space="preserve"> sudo </w:t>
-      </w:r>
-      <w:proofErr w:type="spellStart"/>
-      <w:r>
-        <w:t>ip</w:t>
-      </w:r>
-      <w:proofErr w:type="spellEnd"/>
-      <w:r>
-        <w:t xml:space="preserve"> </w:t>
-      </w:r>
-      <w:proofErr w:type="spellStart"/>
-      <w:r>
-        <w:t>route</w:t>
-      </w:r>
-      <w:proofErr w:type="spellEnd"/>
-      <w:r>
-        <w:t xml:space="preserve"> </w:t>
-      </w:r>
-      <w:proofErr w:type="spellStart"/>
-      <w:r>
-        <w:t>add</w:t>
-      </w:r>
-      <w:proofErr w:type="spellEnd"/>
-      <w:r>
-        <w:t xml:space="preserve"> 224.0.0.0/4 </w:t>
-      </w:r>
-      <w:proofErr w:type="spellStart"/>
-      <w:r>
-        <w:t>dev</w:t>
-      </w:r>
-      <w:proofErr w:type="spellEnd"/>
-      <w:r>
-        <w:t xml:space="preserve"> ens18</w:t>
-      </w:r>
-    </w:p>
-    <w:p>
-      <w:pPr>
-        <w:rPr>
-          <w:b/>
-          <w:bCs/>
-        </w:rPr>
-      </w:pPr>
-      <w:r>
-        <w:rPr>
-          <w:b/>
-          <w:bCs/>
-        </w:rPr>
-        <w:t xml:space="preserve">1. La "Ruta por Defecto" vs La "Ruta </w:t>
-      </w:r>
-      <w:proofErr w:type="spellStart"/>
-      <w:r>
-        <w:rPr>
-          <w:b/>
-          <w:bCs/>
-        </w:rPr>
-        <w:t>Multicast</w:t>
-      </w:r>
-      <w:proofErr w:type="spellEnd"/>
-      <w:r>
-        <w:rPr>
-          <w:b/>
-          <w:bCs/>
-        </w:rPr>
-        <w:t>"</w:t>
+        <w:t xml:space="preserve"> sudo ip route add 224.0.0.0/4 dev ens18</w:t>
+      </w:r>
+    </w:p>
+    <w:p>
+      <w:pPr>
+        <w:rPr>
+          <w:b/>
+          <w:bCs/>
+        </w:rPr>
+      </w:pPr>
+      <w:r>
+        <w:rPr>
+          <w:b/>
+          <w:bCs/>
+        </w:rPr>
+        <w:t>1. La "Ruta por Defecto" vs La "Ruta Multicast"</w:t>
       </w:r>
     </w:p>
     <w:p>
@@ -8016,15 +4064,7 @@
         <w:t>Sin el comando de ruta:</w:t>
       </w:r>
       <w:r>
-        <w:t xml:space="preserve"> Cuando FOG genera el paquete para la IP 233.254.7.5, el </w:t>
-      </w:r>
-      <w:proofErr w:type="spellStart"/>
-      <w:r>
-        <w:t>kernel</w:t>
-      </w:r>
-      <w:proofErr w:type="spellEnd"/>
-      <w:r>
-        <w:t xml:space="preserve"> de Linux mira sus tablas. Al no haber otra tarjeta de red, lo más probable es que use la ruta por defecto que apunta a ens18. Por eso te funcionó incluso antes de que habláramos de rutas específicas.</w:t>
+        <w:t xml:space="preserve"> Cuando FOG genera el paquete para la IP 233.254.7.5, el kernel de Linux mira sus tablas. Al no haber otra tarjeta de red, lo más probable es que use la ruta por defecto que apunta a ens18. Por eso te funcionó incluso antes de que habláramos de rutas específicas.</w:t>
       </w:r>
     </w:p>
     <w:p>
@@ -8042,55 +4082,7 @@
         <w:t>Con el comando de ruta:</w:t>
       </w:r>
       <w:r>
-        <w:t xml:space="preserve"> Al poner sudo </w:t>
-      </w:r>
-      <w:proofErr w:type="spellStart"/>
-      <w:r>
-        <w:t>ip</w:t>
-      </w:r>
-      <w:proofErr w:type="spellEnd"/>
-      <w:r>
-        <w:t xml:space="preserve"> </w:t>
-      </w:r>
-      <w:proofErr w:type="spellStart"/>
-      <w:r>
-        <w:t>route</w:t>
-      </w:r>
-      <w:proofErr w:type="spellEnd"/>
-      <w:r>
-        <w:t xml:space="preserve"> </w:t>
-      </w:r>
-      <w:proofErr w:type="spellStart"/>
-      <w:r>
-        <w:t>add</w:t>
-      </w:r>
-      <w:proofErr w:type="spellEnd"/>
-      <w:r>
-        <w:t xml:space="preserve"> 239.0.0.0/8 </w:t>
-      </w:r>
-      <w:proofErr w:type="spellStart"/>
-      <w:r>
-        <w:t>dev</w:t>
-      </w:r>
-      <w:proofErr w:type="spellEnd"/>
-      <w:r>
-        <w:t xml:space="preserve"> ens18, simplemente le estás confirmando al </w:t>
-      </w:r>
-      <w:proofErr w:type="spellStart"/>
-      <w:r>
-        <w:t>kernel</w:t>
-      </w:r>
-      <w:proofErr w:type="spellEnd"/>
-      <w:r>
-        <w:t xml:space="preserve"> algo que él ya sospechaba: "Usa esta tarjeta para el </w:t>
-      </w:r>
-      <w:proofErr w:type="spellStart"/>
-      <w:r>
-        <w:t>multicast</w:t>
-      </w:r>
-      <w:proofErr w:type="spellEnd"/>
-      <w:r>
-        <w:t>".</w:t>
+        <w:t xml:space="preserve"> Al poner sudo ip route add 239.0.0.0/8 dev ens18, simplemente le estás confirmando al kernel algo que él ya sospechaba: "Usa esta tarjeta para el multicast".</w:t>
       </w:r>
     </w:p>
     <w:p>
@@ -8117,17 +4109,8 @@
           <w:b/>
           <w:bCs/>
         </w:rPr>
-        <w:t xml:space="preserve">seguridad contra fallos del </w:t>
-      </w:r>
-      <w:proofErr w:type="spellStart"/>
-      <w:r>
-        <w:rPr>
-          <w:b/>
-          <w:bCs/>
-        </w:rPr>
-        <w:t>Kernel</w:t>
-      </w:r>
-      <w:proofErr w:type="spellEnd"/>
+        <w:t>seguridad contra fallos del Kernel</w:t>
+      </w:r>
       <w:r>
         <w:t>:</w:t>
       </w:r>
@@ -8144,34 +4127,10 @@
           <w:b/>
           <w:bCs/>
         </w:rPr>
-        <w:t xml:space="preserve">Evitar el </w:t>
-      </w:r>
-      <w:proofErr w:type="spellStart"/>
-      <w:r>
-        <w:rPr>
-          <w:b/>
-          <w:bCs/>
-        </w:rPr>
-        <w:t>Loopback</w:t>
-      </w:r>
-      <w:proofErr w:type="spellEnd"/>
-      <w:r>
-        <w:rPr>
-          <w:b/>
-          <w:bCs/>
-        </w:rPr>
-        <w:t>:</w:t>
-      </w:r>
-      <w:r>
-        <w:t xml:space="preserve"> A veces, si no hay una ruta </w:t>
-      </w:r>
-      <w:proofErr w:type="spellStart"/>
-      <w:r>
-        <w:t>multicast</w:t>
-      </w:r>
-      <w:proofErr w:type="spellEnd"/>
-      <w:r>
-        <w:t xml:space="preserve"> definida, Linux puede intentar enviar el tráfico a la interfaz lo (127.0.0.1) internamente, pensando que es un tráfico local. Al definir la ruta en ens18, "empujas" el paquete hacia el cable físico.</w:t>
+        <w:t>Evitar el Loopback:</w:t>
+      </w:r>
+      <w:r>
+        <w:t xml:space="preserve"> A veces, si no hay una ruta multicast definida, Linux puede intentar enviar el tráfico a la interfaz lo (127.0.0.1) internamente, pensando que es un tráfico local. Al definir la ruta en ens18, "empujas" el paquete hacia el cable físico.</w:t>
       </w:r>
     </w:p>
     <w:p>
@@ -8181,72 +4140,15 @@
           <w:numId w:val="16"/>
         </w:numPr>
       </w:pPr>
-      <w:proofErr w:type="spellStart"/>
-      <w:r>
-        <w:rPr>
-          <w:b/>
-          <w:bCs/>
-        </w:rPr>
-        <w:t>Multicast</w:t>
-      </w:r>
-      <w:proofErr w:type="spellEnd"/>
-      <w:r>
-        <w:rPr>
-          <w:b/>
-          <w:bCs/>
-        </w:rPr>
-        <w:t xml:space="preserve"> Flag:</w:t>
-      </w:r>
-      <w:r>
-        <w:t xml:space="preserve"> Si te fijas en tu </w:t>
-      </w:r>
-      <w:proofErr w:type="spellStart"/>
-      <w:r>
-        <w:t>ip</w:t>
-      </w:r>
-      <w:proofErr w:type="spellEnd"/>
-      <w:r>
-        <w:t xml:space="preserve"> a, la interfaz ens18 tiene el </w:t>
-      </w:r>
-      <w:proofErr w:type="spellStart"/>
-      <w:r>
-        <w:t>flag</w:t>
-      </w:r>
-      <w:proofErr w:type="spellEnd"/>
-      <w:r>
-        <w:t xml:space="preserve"> &lt;</w:t>
-      </w:r>
-      <w:proofErr w:type="gramStart"/>
-      <w:r>
-        <w:t>...,MULTICAST</w:t>
-      </w:r>
-      <w:proofErr w:type="gramEnd"/>
-      <w:r>
-        <w:t>,</w:t>
-      </w:r>
-      <w:proofErr w:type="gramStart"/>
-      <w:r>
-        <w:t>UP,...</w:t>
-      </w:r>
-      <w:proofErr w:type="gramEnd"/>
-      <w:r>
-        <w:t xml:space="preserve">&gt;. La ruta estática asegura que el </w:t>
-      </w:r>
-      <w:proofErr w:type="spellStart"/>
-      <w:r>
-        <w:t>kernel</w:t>
-      </w:r>
-      <w:proofErr w:type="spellEnd"/>
-      <w:r>
-        <w:t xml:space="preserve"> use las capacidades de esa interfaz específica para ese rango de </w:t>
-      </w:r>
-      <w:proofErr w:type="spellStart"/>
-      <w:r>
-        <w:t>IPs</w:t>
-      </w:r>
-      <w:proofErr w:type="spellEnd"/>
-      <w:r>
-        <w:t>.</w:t>
+      <w:r>
+        <w:rPr>
+          <w:b/>
+          <w:bCs/>
+        </w:rPr>
+        <w:t>Multicast Flag:</w:t>
+      </w:r>
+      <w:r>
+        <w:t xml:space="preserve"> Si te fijas en tu ip a, la interfaz ens18 tiene el flag &lt;...,MULTICAST,UP,...&gt;. La ruta estática asegura que el kernel use las capacidades de esa interfaz específica para ese rango de IPs.</w:t>
       </w:r>
     </w:p>
     <w:p>
@@ -8269,86 +4171,20 @@
           <w:b/>
           <w:bCs/>
         </w:rPr>
-        <w:t xml:space="preserve">sudo </w:t>
-      </w:r>
-      <w:proofErr w:type="spellStart"/>
-      <w:r>
-        <w:rPr>
-          <w:b/>
-          <w:bCs/>
-        </w:rPr>
-        <w:t>ip</w:t>
-      </w:r>
-      <w:proofErr w:type="spellEnd"/>
-      <w:r>
-        <w:rPr>
-          <w:b/>
-          <w:bCs/>
-        </w:rPr>
-        <w:t xml:space="preserve"> </w:t>
-      </w:r>
-      <w:proofErr w:type="spellStart"/>
-      <w:r>
-        <w:rPr>
-          <w:b/>
-          <w:bCs/>
-        </w:rPr>
-        <w:t>route</w:t>
-      </w:r>
-      <w:proofErr w:type="spellEnd"/>
-      <w:r>
-        <w:rPr>
-          <w:b/>
-          <w:bCs/>
-        </w:rPr>
-        <w:t xml:space="preserve"> del 239.0.0.0/8 </w:t>
-      </w:r>
-      <w:proofErr w:type="spellStart"/>
-      <w:r>
-        <w:rPr>
-          <w:b/>
-          <w:bCs/>
-        </w:rPr>
-        <w:t>dev</w:t>
-      </w:r>
-      <w:proofErr w:type="spellEnd"/>
-      <w:r>
-        <w:rPr>
-          <w:b/>
-          <w:bCs/>
-        </w:rPr>
-        <w:t xml:space="preserve"> ens18</w:t>
+        <w:t>sudo ip route del 239.0.0.0/8 dev ens18</w:t>
       </w:r>
     </w:p>
     <w:p>
       <w:r>
         <w:t xml:space="preserve">Usa </w:t>
       </w:r>
-      <w:proofErr w:type="spellStart"/>
-      <w:r>
-        <w:rPr>
-          <w:b/>
-          <w:bCs/>
-        </w:rPr>
-        <w:t>ip</w:t>
-      </w:r>
-      <w:proofErr w:type="spellEnd"/>
-      <w:r>
-        <w:rPr>
-          <w:b/>
-          <w:bCs/>
-        </w:rPr>
-        <w:t xml:space="preserve"> </w:t>
-      </w:r>
-      <w:proofErr w:type="spellStart"/>
-      <w:r>
-        <w:rPr>
-          <w:b/>
-          <w:bCs/>
-        </w:rPr>
-        <w:t>route</w:t>
-      </w:r>
-      <w:proofErr w:type="spellEnd"/>
+      <w:r>
+        <w:rPr>
+          <w:b/>
+          <w:bCs/>
+        </w:rPr>
+        <w:t>ip route</w:t>
+      </w:r>
       <w:r>
         <w:t xml:space="preserve"> para ver las rutas.</w:t>
       </w:r>
@@ -8385,23 +4221,7 @@
           <w:b/>
           <w:bCs/>
         </w:rPr>
-        <w:t xml:space="preserve">Lanza un ping </w:t>
-      </w:r>
-      <w:proofErr w:type="spellStart"/>
-      <w:r>
-        <w:rPr>
-          <w:b/>
-          <w:bCs/>
-        </w:rPr>
-        <w:t>multicast</w:t>
-      </w:r>
-      <w:proofErr w:type="spellEnd"/>
-      <w:r>
-        <w:rPr>
-          <w:b/>
-          <w:bCs/>
-        </w:rPr>
-        <w:t xml:space="preserve"> desde el servidor FOG:</w:t>
+        <w:t>Lanza un ping multicast desde el servidor FOG:</w:t>
       </w:r>
     </w:p>
     <w:p>
@@ -8429,23 +4249,7 @@
         <w:t>Vigila la entrada en R1-ubuntu:</w:t>
       </w:r>
       <w:r>
-        <w:t xml:space="preserve"> En tu </w:t>
-      </w:r>
-      <w:proofErr w:type="spellStart"/>
-      <w:r>
-        <w:t>router</w:t>
-      </w:r>
-      <w:proofErr w:type="spellEnd"/>
-      <w:r>
-        <w:t xml:space="preserve">, ejecuta el </w:t>
-      </w:r>
-      <w:proofErr w:type="spellStart"/>
-      <w:r>
-        <w:t>tcpdump</w:t>
-      </w:r>
-      <w:proofErr w:type="spellEnd"/>
-      <w:r>
-        <w:t xml:space="preserve"> en la interfaz que recibe el tráfico de FOG:</w:t>
+        <w:t xml:space="preserve"> En tu router, ejecuta el tcpdump en la interfaz que recibe el tráfico de FOG:</w:t>
       </w:r>
     </w:p>
     <w:p>
@@ -8455,15 +4259,7 @@
     </w:p>
     <w:p>
       <w:r>
-        <w:t xml:space="preserve">sudo </w:t>
-      </w:r>
-      <w:proofErr w:type="spellStart"/>
-      <w:r>
-        <w:t>tcpdump</w:t>
-      </w:r>
-      <w:proofErr w:type="spellEnd"/>
-      <w:r>
-        <w:t xml:space="preserve"> -i eth207 -n host 10.2.7.5</w:t>
+        <w:t>sudo tcpdump -i eth207 -n host 10.2.7.5</w:t>
       </w:r>
     </w:p>
     <w:p>
@@ -8508,7 +4304,7 @@
                     <pic:cNvPicPr/>
                   </pic:nvPicPr>
                   <pic:blipFill>
-                    <a:blip r:embed="rId43"/>
+                    <a:blip r:embed="rId44"/>
                     <a:stretch>
                       <a:fillRect/>
                     </a:stretch>
@@ -8550,7 +4346,7 @@
                     <pic:cNvPicPr/>
                   </pic:nvPicPr>
                   <pic:blipFill>
-                    <a:blip r:embed="rId44"/>
+                    <a:blip r:embed="rId45"/>
                     <a:stretch>
                       <a:fillRect/>
                     </a:stretch>
@@ -8592,7 +4388,7 @@
                     <pic:cNvPicPr/>
                   </pic:nvPicPr>
                   <pic:blipFill>
-                    <a:blip r:embed="rId45"/>
+                    <a:blip r:embed="rId46"/>
                     <a:stretch>
                       <a:fillRect/>
                     </a:stretch>
@@ -8642,7 +4438,7 @@
                     <pic:cNvPicPr/>
                   </pic:nvPicPr>
                   <pic:blipFill>
-                    <a:blip r:embed="rId46"/>
+                    <a:blip r:embed="rId47"/>
                     <a:stretch>
                       <a:fillRect/>
                     </a:stretch>
@@ -8666,13 +4462,8 @@
     <w:p>
       <w:r>
         <w:lastRenderedPageBreak/>
-        <w:t xml:space="preserve">Elegimos </w:t>
-      </w:r>
-      <w:proofErr w:type="spellStart"/>
-      <w:r>
-        <w:t>multicast</w:t>
-      </w:r>
-      <w:proofErr w:type="spellEnd"/>
+        <w:t>Elegimos multicast</w:t>
+      </w:r>
     </w:p>
     <w:p>
       <w:r>
@@ -8695,7 +4486,7 @@
                     <pic:cNvPicPr/>
                   </pic:nvPicPr>
                   <pic:blipFill>
-                    <a:blip r:embed="rId47"/>
+                    <a:blip r:embed="rId48"/>
                     <a:stretch>
                       <a:fillRect/>
                     </a:stretch>
@@ -8737,7 +4528,7 @@
                     <pic:cNvPicPr/>
                   </pic:nvPicPr>
                   <pic:blipFill>
-                    <a:blip r:embed="rId48"/>
+                    <a:blip r:embed="rId49"/>
                     <a:stretch>
                       <a:fillRect/>
                     </a:stretch>
@@ -8788,7 +4579,7 @@
                     <pic:cNvPicPr/>
                   </pic:nvPicPr>
                   <pic:blipFill>
-                    <a:blip r:embed="rId49"/>
+                    <a:blip r:embed="rId50"/>
                     <a:stretch>
                       <a:fillRect/>
                     </a:stretch>
@@ -8836,7 +4627,7 @@
                     <pic:cNvPicPr/>
                   </pic:nvPicPr>
                   <pic:blipFill>
-                    <a:blip r:embed="rId50"/>
+                    <a:blip r:embed="rId51"/>
                     <a:stretch>
                       <a:fillRect/>
                     </a:stretch>
@@ -8879,7 +4670,7 @@
                     <pic:cNvPicPr/>
                   </pic:nvPicPr>
                   <pic:blipFill>
-                    <a:blip r:embed="rId51"/>
+                    <a:blip r:embed="rId52"/>
                     <a:stretch>
                       <a:fillRect/>
                     </a:stretch>
@@ -8921,7 +4712,7 @@
                     <pic:cNvPicPr/>
                   </pic:nvPicPr>
                   <pic:blipFill>
-                    <a:blip r:embed="rId52"/>
+                    <a:blip r:embed="rId53"/>
                     <a:stretch>
                       <a:fillRect/>
                     </a:stretch>
@@ -8944,78 +4735,18 @@
     </w:p>
     <w:p>
       <w:r>
-        <w:t xml:space="preserve">sudo </w:t>
-      </w:r>
-      <w:proofErr w:type="spellStart"/>
-      <w:r>
-        <w:t>chown</w:t>
-      </w:r>
-      <w:proofErr w:type="spellEnd"/>
-      <w:r>
-        <w:t xml:space="preserve"> -R </w:t>
-      </w:r>
-      <w:proofErr w:type="spellStart"/>
-      <w:proofErr w:type="gramStart"/>
-      <w:r>
-        <w:t>fogproject:root</w:t>
-      </w:r>
-      <w:proofErr w:type="spellEnd"/>
-      <w:proofErr w:type="gramEnd"/>
-      <w:r>
-        <w:t xml:space="preserve"> /</w:t>
-      </w:r>
-      <w:proofErr w:type="spellStart"/>
-      <w:r>
-        <w:t>images</w:t>
-      </w:r>
-      <w:proofErr w:type="spellEnd"/>
-      <w:r>
-        <w:t>/W11-UEFI-Plantilla-Limpia</w:t>
-      </w:r>
-    </w:p>
-    <w:p>
-      <w:r>
-        <w:t xml:space="preserve">sudo </w:t>
-      </w:r>
-      <w:proofErr w:type="spellStart"/>
-      <w:r>
-        <w:t>chmod</w:t>
-      </w:r>
-      <w:proofErr w:type="spellEnd"/>
-      <w:r>
-        <w:t xml:space="preserve"> -R 777 /</w:t>
-      </w:r>
-      <w:proofErr w:type="spellStart"/>
-      <w:r>
-        <w:t>images</w:t>
-      </w:r>
-      <w:proofErr w:type="spellEnd"/>
-      <w:r>
-        <w:t>/W11-UEFI-Plantilla-Limpia</w:t>
+        <w:t>sudo chown -R fogproject:root /images/W11-UEFI-Plantilla-Limpia</w:t>
+      </w:r>
+    </w:p>
+    <w:p>
+      <w:r>
+        <w:t>sudo chmod -R 777 /images/W11-UEFI-Plantilla-Limpia</w:t>
       </w:r>
     </w:p>
     <w:p>
       <w:r>
         <w:lastRenderedPageBreak/>
-        <w:t xml:space="preserve">Los otros dos hosts han reanudad la clonación, no </w:t>
-      </w:r>
-      <w:proofErr w:type="spellStart"/>
-      <w:r>
-        <w:t>se</w:t>
-      </w:r>
-      <w:proofErr w:type="spellEnd"/>
-      <w:r>
-        <w:t xml:space="preserve"> </w:t>
-      </w:r>
-      <w:proofErr w:type="spellStart"/>
-      <w:proofErr w:type="gramStart"/>
-      <w:r>
-        <w:t>porque</w:t>
-      </w:r>
-      <w:proofErr w:type="spellEnd"/>
-      <w:proofErr w:type="gramEnd"/>
-      <w:r>
-        <w:t>.</w:t>
+        <w:t>Los otros dos hosts han reanudad la clonación, no se porque.</w:t>
       </w:r>
     </w:p>
     <w:p>
@@ -9035,15 +4766,7 @@
     </w:p>
     <w:p>
       <w:r>
-        <w:t xml:space="preserve">En </w:t>
-      </w:r>
-      <w:proofErr w:type="spellStart"/>
-      <w:r>
-        <w:t>Multicast</w:t>
-      </w:r>
-      <w:proofErr w:type="spellEnd"/>
-      <w:r>
-        <w:t>, todos los clientes deben ir a la vez. Cuando el primer host falló al intentar leer la partición 3:</w:t>
+        <w:t>En Multicast, todos los clientes deben ir a la vez. Cuando el primer host falló al intentar leer la partición 3:</w:t>
       </w:r>
     </w:p>
     <w:p>
@@ -9131,21 +4854,12 @@
       <w:r>
         <w:t xml:space="preserve"> Ve a la web de FOG -&gt; </w:t>
       </w:r>
-      <w:proofErr w:type="spellStart"/>
-      <w:r>
-        <w:rPr>
-          <w:b/>
-          <w:bCs/>
-        </w:rPr>
-        <w:t>Task</w:t>
-      </w:r>
-      <w:proofErr w:type="spellEnd"/>
-      <w:r>
-        <w:rPr>
-          <w:b/>
-          <w:bCs/>
-        </w:rPr>
-        <w:t xml:space="preserve"> Management</w:t>
+      <w:r>
+        <w:rPr>
+          <w:b/>
+          <w:bCs/>
+        </w:rPr>
+        <w:t>Task Management</w:t>
       </w:r>
       <w:r>
         <w:t xml:space="preserve"> -&gt; </w:t>
@@ -9155,35 +4869,10 @@
           <w:b/>
           <w:bCs/>
         </w:rPr>
-        <w:t xml:space="preserve">Active </w:t>
-      </w:r>
-      <w:proofErr w:type="spellStart"/>
-      <w:r>
-        <w:rPr>
-          <w:b/>
-          <w:bCs/>
-        </w:rPr>
-        <w:t>Tasks</w:t>
-      </w:r>
-      <w:proofErr w:type="spellEnd"/>
-      <w:r>
-        <w:t xml:space="preserve"> y pulsa en "Cancel </w:t>
-      </w:r>
-      <w:proofErr w:type="spellStart"/>
-      <w:r>
-        <w:t>all</w:t>
-      </w:r>
-      <w:proofErr w:type="spellEnd"/>
-      <w:r>
-        <w:t xml:space="preserve"> </w:t>
-      </w:r>
-      <w:proofErr w:type="spellStart"/>
-      <w:r>
-        <w:t>tasks</w:t>
-      </w:r>
-      <w:proofErr w:type="spellEnd"/>
-      <w:r>
-        <w:t>".</w:t>
+        <w:t>Active Tasks</w:t>
+      </w:r>
+      <w:r>
+        <w:t xml:space="preserve"> y pulsa en "Cancel all tasks".</w:t>
       </w:r>
     </w:p>
     <w:p>
@@ -9198,23 +4887,7 @@
           <w:b/>
           <w:bCs/>
         </w:rPr>
-        <w:t xml:space="preserve">Reiniciar los servicios de </w:t>
-      </w:r>
-      <w:proofErr w:type="spellStart"/>
-      <w:r>
-        <w:rPr>
-          <w:b/>
-          <w:bCs/>
-        </w:rPr>
-        <w:t>Multicast</w:t>
-      </w:r>
-      <w:proofErr w:type="spellEnd"/>
-      <w:r>
-        <w:rPr>
-          <w:b/>
-          <w:bCs/>
-        </w:rPr>
-        <w:t>:</w:t>
+        <w:t>Reiniciar los servicios de Multicast:</w:t>
       </w:r>
     </w:p>
     <w:p>
@@ -9224,29 +4897,8 @@
     </w:p>
     <w:p>
       <w:r>
-        <w:t xml:space="preserve">sudo </w:t>
-      </w:r>
-      <w:proofErr w:type="spellStart"/>
-      <w:r>
-        <w:t>systemctl</w:t>
-      </w:r>
-      <w:proofErr w:type="spellEnd"/>
-      <w:r>
-        <w:t xml:space="preserve"> </w:t>
-      </w:r>
-      <w:proofErr w:type="spellStart"/>
-      <w:r>
-        <w:t>restart</w:t>
-      </w:r>
-      <w:proofErr w:type="spellEnd"/>
-      <w:r>
-        <w:t xml:space="preserve"> </w:t>
-      </w:r>
-      <w:proofErr w:type="spellStart"/>
-      <w:r>
-        <w:t>FOGMulticastManager</w:t>
-      </w:r>
-      <w:proofErr w:type="spellEnd"/>
+        <w:t>sudo systemctl restart FOGMulticastManager</w:t>
+      </w:r>
     </w:p>
     <w:p>
       <w:r>
@@ -9254,7 +4906,6 @@
       </w:r>
     </w:p>
     <w:p>
-      <w:proofErr w:type="gramStart"/>
       <w:r>
         <w:t xml:space="preserve">  </w:t>
       </w:r>
@@ -9263,40 +4914,7 @@
           <w:b/>
           <w:bCs/>
         </w:rPr>
-        <w:t>Verificar</w:t>
-      </w:r>
-      <w:proofErr w:type="gramEnd"/>
-      <w:r>
-        <w:rPr>
-          <w:b/>
-          <w:bCs/>
-        </w:rPr>
-        <w:t xml:space="preserve"> el </w:t>
-      </w:r>
-      <w:proofErr w:type="gramStart"/>
-      <w:r>
-        <w:rPr>
-          <w:b/>
-          <w:bCs/>
-        </w:rPr>
-        <w:t>archivo .</w:t>
-      </w:r>
-      <w:proofErr w:type="spellStart"/>
-      <w:r>
-        <w:rPr>
-          <w:b/>
-          <w:bCs/>
-        </w:rPr>
-        <w:t>mntcheck</w:t>
-      </w:r>
-      <w:proofErr w:type="spellEnd"/>
-      <w:proofErr w:type="gramEnd"/>
-      <w:r>
-        <w:rPr>
-          <w:b/>
-          <w:bCs/>
-        </w:rPr>
-        <w:t>:</w:t>
+        <w:t>Verificar el archivo .mntcheck:</w:t>
       </w:r>
       <w:r>
         <w:t xml:space="preserve"> Asegúrate de que existan los archivos ocultos de control en el directorio raíz de imágenes:</w:t>
@@ -9308,113 +4926,19 @@
       </w:r>
     </w:p>
     <w:p>
-      <w:proofErr w:type="spellStart"/>
-      <w:r>
-        <w:t>touch</w:t>
-      </w:r>
-      <w:proofErr w:type="spellEnd"/>
-      <w:r>
-        <w:t xml:space="preserve"> /</w:t>
-      </w:r>
-      <w:proofErr w:type="spellStart"/>
-      <w:r>
-        <w:t>images</w:t>
-      </w:r>
-      <w:proofErr w:type="spellEnd"/>
-      <w:proofErr w:type="gramStart"/>
-      <w:r>
-        <w:t>/.</w:t>
-      </w:r>
-      <w:proofErr w:type="spellStart"/>
-      <w:r>
-        <w:t>mntcheck</w:t>
-      </w:r>
-      <w:proofErr w:type="spellEnd"/>
-      <w:proofErr w:type="gramEnd"/>
-    </w:p>
-    <w:p>
-      <w:proofErr w:type="spellStart"/>
-      <w:r>
-        <w:t>touch</w:t>
-      </w:r>
-      <w:proofErr w:type="spellEnd"/>
-      <w:r>
-        <w:t xml:space="preserve"> /</w:t>
-      </w:r>
-      <w:proofErr w:type="spellStart"/>
-      <w:r>
-        <w:t>images</w:t>
-      </w:r>
-      <w:proofErr w:type="spellEnd"/>
-      <w:r>
-        <w:t>/</w:t>
-      </w:r>
-      <w:proofErr w:type="spellStart"/>
-      <w:r>
-        <w:t>dev</w:t>
-      </w:r>
-      <w:proofErr w:type="spellEnd"/>
-      <w:proofErr w:type="gramStart"/>
-      <w:r>
-        <w:t>/.</w:t>
-      </w:r>
-      <w:proofErr w:type="spellStart"/>
-      <w:r>
-        <w:t>mntcheck</w:t>
-      </w:r>
-      <w:proofErr w:type="spellEnd"/>
-      <w:proofErr w:type="gramEnd"/>
-    </w:p>
-    <w:p>
-      <w:proofErr w:type="spellStart"/>
-      <w:r>
-        <w:t>chmod</w:t>
-      </w:r>
-      <w:proofErr w:type="spellEnd"/>
-      <w:r>
-        <w:t xml:space="preserve"> 777 /</w:t>
-      </w:r>
-      <w:proofErr w:type="spellStart"/>
-      <w:r>
-        <w:t>images</w:t>
-      </w:r>
-      <w:proofErr w:type="spellEnd"/>
-      <w:proofErr w:type="gramStart"/>
-      <w:r>
-        <w:t>/.</w:t>
-      </w:r>
-      <w:proofErr w:type="spellStart"/>
-      <w:r>
-        <w:t>mntcheck</w:t>
-      </w:r>
-      <w:proofErr w:type="spellEnd"/>
-      <w:proofErr w:type="gramEnd"/>
-      <w:r>
-        <w:t xml:space="preserve"> /</w:t>
-      </w:r>
-      <w:proofErr w:type="spellStart"/>
-      <w:r>
-        <w:t>images</w:t>
-      </w:r>
-      <w:proofErr w:type="spellEnd"/>
-      <w:r>
-        <w:t>/</w:t>
-      </w:r>
-      <w:proofErr w:type="spellStart"/>
-      <w:r>
-        <w:t>dev</w:t>
-      </w:r>
-      <w:proofErr w:type="spellEnd"/>
-      <w:proofErr w:type="gramStart"/>
-      <w:r>
-        <w:t>/.</w:t>
-      </w:r>
-      <w:proofErr w:type="spellStart"/>
-      <w:r>
-        <w:t>mntcheck</w:t>
-      </w:r>
-      <w:proofErr w:type="spellEnd"/>
-      <w:proofErr w:type="gramEnd"/>
+      <w:r>
+        <w:t>touch /images/.mntcheck</w:t>
+      </w:r>
+    </w:p>
+    <w:p>
+      <w:r>
+        <w:t>touch /images/dev/.mntcheck</w:t>
+      </w:r>
+    </w:p>
+    <w:p>
+      <w:r>
+        <w:t>chmod 777 /images/.mntcheck /images/dev/.mntcheck</w:t>
+      </w:r>
     </w:p>
     <w:p>
       <w:pPr>
@@ -9452,17 +4976,8 @@
           <w:b/>
           <w:bCs/>
         </w:rPr>
-        <w:t xml:space="preserve">FOG </w:t>
-      </w:r>
-      <w:proofErr w:type="spellStart"/>
-      <w:r>
-        <w:rPr>
-          <w:b/>
-          <w:bCs/>
-        </w:rPr>
-        <w:t>Settings</w:t>
-      </w:r>
-      <w:proofErr w:type="spellEnd"/>
+        <w:t>FOG Settings</w:t>
+      </w:r>
       <w:r>
         <w:t xml:space="preserve"> -&gt; </w:t>
       </w:r>
@@ -9471,17 +4986,8 @@
           <w:b/>
           <w:bCs/>
         </w:rPr>
-        <w:t xml:space="preserve">FOG Boot </w:t>
-      </w:r>
-      <w:proofErr w:type="spellStart"/>
-      <w:r>
-        <w:rPr>
-          <w:b/>
-          <w:bCs/>
-        </w:rPr>
-        <w:t>Settings</w:t>
-      </w:r>
-      <w:proofErr w:type="spellEnd"/>
+        <w:t>FOG Boot Settings</w:t>
+      </w:r>
       <w:r>
         <w:t>.</w:t>
       </w:r>
@@ -9515,23 +5021,7 @@
         </w:numPr>
       </w:pPr>
       <w:r>
-        <w:t xml:space="preserve">Añade (si no está): </w:t>
-      </w:r>
-      <w:proofErr w:type="spellStart"/>
-      <w:r>
-        <w:t>nvme_core.default_ps_max_latency_us</w:t>
-      </w:r>
-      <w:proofErr w:type="spellEnd"/>
-      <w:r>
-        <w:t xml:space="preserve">=0 (esto ayuda mucho con discos </w:t>
-      </w:r>
-      <w:proofErr w:type="spellStart"/>
-      <w:r>
-        <w:t>NVMe</w:t>
-      </w:r>
-      <w:proofErr w:type="spellEnd"/>
-      <w:r>
-        <w:t xml:space="preserve"> que dan errores de lectura aleatorios en clonación).</w:t>
+        <w:t>Añade (si no está): nvme_core.default_ps_max_latency_us=0 (esto ayuda mucho con discos NVMe que dan errores de lectura aleatorios en clonación).</w:t>
       </w:r>
     </w:p>
     <w:p>
@@ -9588,15 +5078,7 @@
         <w:t>sincronización del NFS</w:t>
       </w:r>
       <w:r>
-        <w:t xml:space="preserve"> o de la tarea de </w:t>
-      </w:r>
-      <w:proofErr w:type="spellStart"/>
-      <w:r>
-        <w:t>Multicast</w:t>
-      </w:r>
-      <w:proofErr w:type="spellEnd"/>
-      <w:r>
-        <w:t xml:space="preserve"> que se corrompió.</w:t>
+        <w:t xml:space="preserve"> o de la tarea de Multicast que se corrompió.</w:t>
       </w:r>
     </w:p>
     <w:p>
@@ -9608,15 +5090,7 @@
         <w:t>Mi consejo:</w:t>
       </w:r>
       <w:r>
-        <w:t xml:space="preserve"> Borra la tarea actual, reinicia el servicio </w:t>
-      </w:r>
-      <w:proofErr w:type="spellStart"/>
-      <w:r>
-        <w:t>FOGMulticastManager</w:t>
-      </w:r>
-      <w:proofErr w:type="spellEnd"/>
-      <w:r>
-        <w:t xml:space="preserve"> y vuelve a lanzar el despliegue. Si vuelve a fallar exactamente en el mismo punto con el mismo error, la imagen d1p3.img podría estar corrupta y deberías intentar capturarla de nuevo desde el equipo original.</w:t>
+        <w:t xml:space="preserve"> Borra la tarea actual, reinicia el servicio FOGMulticastManager y vuelve a lanzar el despliegue. Si vuelve a fallar exactamente en el mismo punto con el mismo error, la imagen d1p3.img podría estar corrupta y deberías intentar capturarla de nuevo desde el equipo original.</w:t>
       </w:r>
     </w:p>
     <w:p/>
@@ -9632,44 +5106,12 @@
           <w:b/>
           <w:bCs/>
         </w:rPr>
-        <w:t>El Problema: El archivo de particiones (d</w:t>
-      </w:r>
-      <w:proofErr w:type="gramStart"/>
-      <w:r>
-        <w:rPr>
-          <w:b/>
-          <w:bCs/>
-        </w:rPr>
-        <w:t>1.partitions</w:t>
-      </w:r>
-      <w:proofErr w:type="gramEnd"/>
-      <w:r>
-        <w:rPr>
-          <w:b/>
-          <w:bCs/>
-        </w:rPr>
-        <w:t>)</w:t>
-      </w:r>
-    </w:p>
-    <w:p>
-      <w:r>
-        <w:t>Cuando FOG despliega una imagen, primero lee el archivo d</w:t>
-      </w:r>
-      <w:proofErr w:type="gramStart"/>
-      <w:r>
-        <w:t>1.partitions</w:t>
-      </w:r>
-      <w:proofErr w:type="gramEnd"/>
-      <w:r>
-        <w:t xml:space="preserve"> para saber qué tamaño debe tener cada partición en el disco de destino. Si ese archivo tiene una discrepancia mínima con el tamaño real de los archivos .</w:t>
-      </w:r>
-      <w:proofErr w:type="spellStart"/>
-      <w:r>
-        <w:t>img</w:t>
-      </w:r>
-      <w:proofErr w:type="spellEnd"/>
-      <w:r>
-        <w:t>, el cliente PXE puede intentar montar una partición que "cree" que no existe o buscar el archivo en una ruta errónea.</w:t>
+        <w:t>El Problema: El archivo de particiones (d1.partitions)</w:t>
+      </w:r>
+    </w:p>
+    <w:p>
+      <w:r>
+        <w:t>Cuando FOG despliega una imagen, primero lee el archivo d1.partitions para saber qué tamaño debe tener cada partición en el disco de destino. Si ese archivo tiene una discrepancia mínima con el tamaño real de los archivos .img, el cliente PXE puede intentar montar una partición que "cree" que no existe o buscar el archivo en una ruta errónea.</w:t>
       </w:r>
     </w:p>
     <w:p>
@@ -9702,15 +5144,7 @@
         <w:t>Sincronización de NFS:</w:t>
       </w:r>
       <w:r>
-        <w:t xml:space="preserve"> El cliente PXE accede a /</w:t>
-      </w:r>
-      <w:proofErr w:type="spellStart"/>
-      <w:r>
-        <w:t>images</w:t>
-      </w:r>
-      <w:proofErr w:type="spellEnd"/>
-      <w:r>
-        <w:t xml:space="preserve"> a través del protocolo NFS. A veces, el servidor NFS "cachea" la lista de archivos y, si la imagen es reciente, el cliente no la ve. Ejecuta esto en el servidor FOG para refrescar las exportaciones:</w:t>
+        <w:t xml:space="preserve"> El cliente PXE accede a /images a través del protocolo NFS. A veces, el servidor NFS "cachea" la lista de archivos y, si la imagen es reciente, el cliente no la ve. Ejecuta esto en el servidor FOG para refrescar las exportaciones:</w:t>
       </w:r>
     </w:p>
     <w:p>
@@ -9720,21 +5154,8 @@
     </w:p>
     <w:p>
       <w:r>
-        <w:t xml:space="preserve">sudo </w:t>
-      </w:r>
-      <w:proofErr w:type="spellStart"/>
-      <w:r>
-        <w:t>exportfs</w:t>
-      </w:r>
-      <w:proofErr w:type="spellEnd"/>
-      <w:r>
-        <w:t xml:space="preserve"> -</w:t>
-      </w:r>
-      <w:proofErr w:type="spellStart"/>
-      <w:r>
-        <w:t>ra</w:t>
-      </w:r>
-      <w:proofErr w:type="spellEnd"/>
+        <w:t>sudo exportfs -ra</w:t>
+      </w:r>
     </w:p>
     <w:p>
       <w:pPr>
@@ -9760,19 +5181,9 @@
       </w:r>
     </w:p>
     <w:p>
-      <w:proofErr w:type="spellStart"/>
-      <w:r>
-        <w:t>df</w:t>
-      </w:r>
-      <w:proofErr w:type="spellEnd"/>
-      <w:r>
-        <w:t xml:space="preserve"> -h /</w:t>
-      </w:r>
-      <w:proofErr w:type="spellStart"/>
-      <w:r>
-        <w:t>images</w:t>
-      </w:r>
-      <w:proofErr w:type="spellEnd"/>
+      <w:r>
+        <w:t>df -h /images</w:t>
+      </w:r>
     </w:p>
     <w:p>
       <w:pPr>
@@ -9807,79 +5218,10 @@
           <w:b/>
           <w:bCs/>
         </w:rPr>
-        <w:t xml:space="preserve">sudo </w:t>
-      </w:r>
-      <w:proofErr w:type="spellStart"/>
-      <w:r>
-        <w:rPr>
-          <w:b/>
-          <w:bCs/>
-        </w:rPr>
-        <w:t>chmod</w:t>
-      </w:r>
-      <w:proofErr w:type="spellEnd"/>
-      <w:r>
-        <w:rPr>
-          <w:b/>
-          <w:bCs/>
-        </w:rPr>
-        <w:t xml:space="preserve"> -R 777 y </w:t>
-      </w:r>
-      <w:proofErr w:type="spellStart"/>
-      <w:r>
-        <w:rPr>
-          <w:b/>
-          <w:bCs/>
-        </w:rPr>
-        <w:t>chown</w:t>
-      </w:r>
-      <w:proofErr w:type="spellEnd"/>
-      <w:r>
-        <w:t xml:space="preserve">: Al pasar los archivos de </w:t>
-      </w:r>
-      <w:proofErr w:type="spellStart"/>
-      <w:proofErr w:type="gramStart"/>
-      <w:r>
-        <w:t>fogproject:fogproject</w:t>
-      </w:r>
-      <w:proofErr w:type="spellEnd"/>
-      <w:proofErr w:type="gramEnd"/>
-      <w:r>
-        <w:t xml:space="preserve"> a </w:t>
-      </w:r>
-      <w:proofErr w:type="spellStart"/>
-      <w:proofErr w:type="gramStart"/>
-      <w:r>
-        <w:t>fogproject:root</w:t>
-      </w:r>
-      <w:proofErr w:type="spellEnd"/>
-      <w:proofErr w:type="gramEnd"/>
-      <w:r>
-        <w:t xml:space="preserve"> y darles permisos totales, has eliminado cualquier bloqueo del sistema de archivos. El error No </w:t>
-      </w:r>
-      <w:proofErr w:type="spellStart"/>
-      <w:r>
-        <w:t>such</w:t>
-      </w:r>
-      <w:proofErr w:type="spellEnd"/>
-      <w:r>
-        <w:t xml:space="preserve"> file </w:t>
-      </w:r>
-      <w:proofErr w:type="spellStart"/>
-      <w:r>
-        <w:t>or</w:t>
-      </w:r>
-      <w:proofErr w:type="spellEnd"/>
-      <w:r>
-        <w:t xml:space="preserve"> </w:t>
-      </w:r>
-      <w:proofErr w:type="spellStart"/>
-      <w:r>
-        <w:t>directory</w:t>
-      </w:r>
-      <w:proofErr w:type="spellEnd"/>
-      <w:r>
-        <w:t xml:space="preserve"> que veías antes era, en realidad, un </w:t>
+        <w:t>sudo chmod -R 777 y chown</w:t>
+      </w:r>
+      <w:r>
+        <w:t xml:space="preserve">: Al pasar los archivos de fogproject:fogproject a fogproject:root y darles permisos totales, has eliminado cualquier bloqueo del sistema de archivos. El error No such file or directory que veías antes era, en realidad, un </w:t>
       </w:r>
       <w:r>
         <w:rPr>
@@ -9904,33 +5246,8 @@
           <w:b/>
           <w:bCs/>
         </w:rPr>
-        <w:t xml:space="preserve">sudo </w:t>
-      </w:r>
-      <w:proofErr w:type="spellStart"/>
-      <w:r>
-        <w:rPr>
-          <w:b/>
-          <w:bCs/>
-        </w:rPr>
-        <w:t>exportfs</w:t>
-      </w:r>
-      <w:proofErr w:type="spellEnd"/>
-      <w:r>
-        <w:rPr>
-          <w:b/>
-          <w:bCs/>
-        </w:rPr>
-        <w:t xml:space="preserve"> -</w:t>
-      </w:r>
-      <w:proofErr w:type="spellStart"/>
-      <w:r>
-        <w:rPr>
-          <w:b/>
-          <w:bCs/>
-        </w:rPr>
-        <w:t>ra</w:t>
-      </w:r>
-      <w:proofErr w:type="spellEnd"/>
+        <w:t>sudo exportfs -ra</w:t>
+      </w:r>
       <w:r>
         <w:t>: Este comando es vital. NFS (el protocolo que usa FOG para enviar los archivos de imagen) a veces se queda con una "foto" antigua de los archivos. Al forzar el refresco, el servidor NFS ha vuelto a publicar la carpeta con los nuevos permisos y archivos, permitiendo que los clientes los vean correctamente.</w:t>
       </w:r>
@@ -9977,45 +5294,18 @@
           <w:b/>
           <w:bCs/>
         </w:rPr>
-        <w:t xml:space="preserve">FOG </w:t>
-      </w:r>
-      <w:proofErr w:type="spellStart"/>
-      <w:r>
-        <w:rPr>
-          <w:b/>
-          <w:bCs/>
-        </w:rPr>
-        <w:t>Settings</w:t>
-      </w:r>
-      <w:proofErr w:type="spellEnd"/>
+        <w:t>FOG Settings</w:t>
+      </w:r>
       <w:r>
         <w:t xml:space="preserve"> -&gt; </w:t>
       </w:r>
-      <w:proofErr w:type="spellStart"/>
-      <w:r>
-        <w:rPr>
-          <w:b/>
-          <w:bCs/>
-        </w:rPr>
-        <w:t>Multicast</w:t>
-      </w:r>
-      <w:proofErr w:type="spellEnd"/>
-      <w:r>
-        <w:rPr>
-          <w:b/>
-          <w:bCs/>
-        </w:rPr>
-        <w:t xml:space="preserve"> </w:t>
-      </w:r>
-      <w:proofErr w:type="spellStart"/>
-      <w:r>
-        <w:rPr>
-          <w:b/>
-          <w:bCs/>
-        </w:rPr>
-        <w:t>Settings</w:t>
-      </w:r>
-      <w:proofErr w:type="spellEnd"/>
+      <w:r>
+        <w:rPr>
+          <w:b/>
+          <w:bCs/>
+        </w:rPr>
+        <w:t>Multicast Settings</w:t>
+      </w:r>
       <w:r>
         <w:t xml:space="preserve"> -&gt; </w:t>
       </w:r>
@@ -10042,15 +5332,7 @@
         <w:t>¿Qué hace realmente?</w:t>
       </w:r>
       <w:r>
-        <w:t xml:space="preserve">: Aunque su nombre sugiere "espera máxima al inicio", en la práctica es el tiempo que el binario </w:t>
-      </w:r>
-      <w:proofErr w:type="spellStart"/>
-      <w:r>
-        <w:t>udp-sender</w:t>
-      </w:r>
-      <w:proofErr w:type="spellEnd"/>
-      <w:r>
-        <w:t xml:space="preserve"> mantiene abierta la sesión antes de considerar que un cliente ha muerto o que la sesión ha fallado.</w:t>
+        <w:t>: Aunque su nombre sugiere "espera máxima al inicio", en la práctica es el tiempo que el binario udp-sender mantiene abierta la sesión antes de considerar que un cliente ha muerto o que la sesión ha fallado.</w:t>
       </w:r>
     </w:p>
     <w:p>
@@ -10126,7 +5408,7 @@
                     <pic:cNvPicPr/>
                   </pic:nvPicPr>
                   <pic:blipFill>
-                    <a:blip r:embed="rId53"/>
+                    <a:blip r:embed="rId54"/>
                     <a:stretch>
                       <a:fillRect/>
                     </a:stretch>
@@ -10166,107 +5448,25 @@
       <w:r>
         <w:t xml:space="preserve">Si no tocaste ese ajuste, lo que ocurrió fue un </w:t>
       </w:r>
-      <w:proofErr w:type="spellStart"/>
-      <w:r>
-        <w:rPr>
-          <w:b/>
-          <w:bCs/>
-        </w:rPr>
-        <w:t>Timeout</w:t>
-      </w:r>
-      <w:proofErr w:type="spellEnd"/>
-      <w:r>
-        <w:rPr>
-          <w:b/>
-          <w:bCs/>
-        </w:rPr>
-        <w:t xml:space="preserve"> interno del binario </w:t>
-      </w:r>
-      <w:proofErr w:type="spellStart"/>
-      <w:r>
-        <w:rPr>
-          <w:b/>
-          <w:bCs/>
-        </w:rPr>
-        <w:t>udp-sender</w:t>
-      </w:r>
-      <w:proofErr w:type="spellEnd"/>
+      <w:r>
+        <w:rPr>
+          <w:b/>
+          <w:bCs/>
+        </w:rPr>
+        <w:t>Timeout interno del binario udp-sender</w:t>
+      </w:r>
       <w:r>
         <w:t>.</w:t>
       </w:r>
     </w:p>
     <w:p>
       <w:r>
-        <w:t xml:space="preserve">FOG lanza el comando de </w:t>
-      </w:r>
-      <w:proofErr w:type="spellStart"/>
-      <w:r>
-        <w:t>multicast</w:t>
-      </w:r>
-      <w:proofErr w:type="spellEnd"/>
-      <w:r>
-        <w:t xml:space="preserve"> por debajo usando una línea de comandos similar a esta: </w:t>
-      </w:r>
-      <w:proofErr w:type="spellStart"/>
-      <w:r>
-        <w:t>udp-sender</w:t>
-      </w:r>
-      <w:proofErr w:type="spellEnd"/>
-      <w:r>
-        <w:t xml:space="preserve"> --file /</w:t>
-      </w:r>
-      <w:proofErr w:type="spellStart"/>
-      <w:r>
-        <w:t>images</w:t>
-      </w:r>
-      <w:proofErr w:type="spellEnd"/>
-      <w:r>
-        <w:t>/... --</w:t>
-      </w:r>
-      <w:proofErr w:type="spellStart"/>
-      <w:r>
-        <w:t>mcast</w:t>
-      </w:r>
-      <w:proofErr w:type="spellEnd"/>
-      <w:r>
-        <w:t>-data-</w:t>
-      </w:r>
-      <w:proofErr w:type="spellStart"/>
-      <w:r>
-        <w:t>address</w:t>
-      </w:r>
-      <w:proofErr w:type="spellEnd"/>
-      <w:r>
-        <w:t xml:space="preserve"> 233.254.7.5 --</w:t>
-      </w:r>
-      <w:proofErr w:type="spellStart"/>
-      <w:r>
-        <w:t>autostart</w:t>
-      </w:r>
-      <w:proofErr w:type="spellEnd"/>
-      <w:r>
-        <w:t xml:space="preserve"> 3 ...</w:t>
-      </w:r>
-    </w:p>
-    <w:p>
-      <w:r>
-        <w:t xml:space="preserve">Cuando el host que falló dejó de pedir paquetes (porque su </w:t>
-      </w:r>
-      <w:proofErr w:type="spellStart"/>
-      <w:r>
-        <w:t>Partclone</w:t>
-      </w:r>
-      <w:proofErr w:type="spellEnd"/>
-      <w:r>
-        <w:t xml:space="preserve"> se cerró con el error que vimos en la foto), el </w:t>
-      </w:r>
-      <w:proofErr w:type="spellStart"/>
-      <w:r>
-        <w:t>udp-sender</w:t>
-      </w:r>
-      <w:proofErr w:type="spellEnd"/>
-      <w:r>
-        <w:t xml:space="preserve"> del servidor tiene un mecanismo de "retirada":</w:t>
+        <w:t>FOG lanza el comando de multicast por debajo usando una línea de comandos similar a esta: udp-sender --file /images/... --mcast-data-address 233.254.7.5 --autostart 3 ...</w:t>
+      </w:r>
+    </w:p>
+    <w:p>
+      <w:r>
+        <w:t>Cuando el host que falló dejó de pedir paquetes (porque su Partclone se cerró con el error que vimos en la foto), el udp-sender del servidor tiene un mecanismo de "retirada":</w:t>
       </w:r>
     </w:p>
     <w:p>
@@ -10391,6 +5591,397 @@
         <w:t xml:space="preserve"> Que a pesar de que uno falló, los otros, si esperaron, pero lo hicieron por 10 minutos, como está estipulado en el menú y que después siguieron sin incidencias hasta el final.</w:t>
       </w:r>
     </w:p>
+    <w:p>
+      <w:pPr>
+        <w:sectPr>
+          <w:pgSz w:w="12240" w:h="15840"/>
+          <w:pgMar w:top="1440" w:right="1440" w:bottom="1440" w:left="1440" w:header="708" w:footer="708" w:gutter="0"/>
+          <w:cols w:space="708"/>
+          <w:docGrid w:linePitch="360"/>
+        </w:sectPr>
+      </w:pPr>
+    </w:p>
+    <w:p>
+      <w:pPr>
+        <w:rPr>
+          <w:b/>
+          <w:bCs/>
+          <w:sz w:val="36"/>
+          <w:szCs w:val="36"/>
+        </w:rPr>
+      </w:pPr>
+      <w:r>
+        <w:rPr>
+          <w:b/>
+          <w:bCs/>
+          <w:sz w:val="36"/>
+          <w:szCs w:val="36"/>
+        </w:rPr>
+        <w:lastRenderedPageBreak/>
+        <w:t>¿Qué hacer cuando el host tiene varias unidades de almacenamiento y queremos que las tareas se ejecuten en uno en específico?</w:t>
+      </w:r>
+    </w:p>
+    <w:p>
+      <w:r>
+        <w:t xml:space="preserve">Para eso está selecciona el host: “General” </w:t>
+      </w:r>
+      <w:r>
+        <w:sym w:font="Wingdings" w:char="F0E0"/>
+      </w:r>
+      <w:r>
+        <w:t xml:space="preserve"> “</w:t>
+      </w:r>
+      <w:r>
+        <w:rPr>
+          <w:b/>
+          <w:bCs/>
+        </w:rPr>
+        <w:t>Host Primary Disk</w:t>
+      </w:r>
+      <w:r>
+        <w:t>”. Ahí debes indicar la unidad de almacenamiento que sea la principal</w:t>
+      </w:r>
+      <w:r>
+        <w:t>.</w:t>
+      </w:r>
+      <w:r>
+        <w:t xml:space="preserve"> Si la dejamos en blanco usará el primer dispositivo de almacenamiento que tengamos configurado en nuestro equipo.</w:t>
+      </w:r>
+    </w:p>
+    <w:p>
+      <w:r>
+        <w:rPr>
+          <w:noProof/>
+        </w:rPr>
+        <w:drawing>
+          <wp:inline distT="0" distB="0" distL="0" distR="0" wp14:anchorId="1A478760" wp14:editId="777653E8">
+            <wp:extent cx="5943600" cy="541655"/>
+            <wp:effectExtent l="0" t="0" r="0" b="0"/>
+            <wp:docPr id="1745523901" name="Imagen 1"/>
+            <wp:cNvGraphicFramePr>
+              <a:graphicFrameLocks xmlns:a="http://schemas.openxmlformats.org/drawingml/2006/main" noChangeAspect="1"/>
+            </wp:cNvGraphicFramePr>
+            <a:graphic xmlns:a="http://schemas.openxmlformats.org/drawingml/2006/main">
+              <a:graphicData uri="http://schemas.openxmlformats.org/drawingml/2006/picture">
+                <pic:pic xmlns:pic="http://schemas.openxmlformats.org/drawingml/2006/picture">
+                  <pic:nvPicPr>
+                    <pic:cNvPr id="1745523901" name=""/>
+                    <pic:cNvPicPr/>
+                  </pic:nvPicPr>
+                  <pic:blipFill>
+                    <a:blip r:embed="rId55"/>
+                    <a:stretch>
+                      <a:fillRect/>
+                    </a:stretch>
+                  </pic:blipFill>
+                  <pic:spPr>
+                    <a:xfrm>
+                      <a:off x="0" y="0"/>
+                      <a:ext cx="5943600" cy="541655"/>
+                    </a:xfrm>
+                    <a:prstGeom prst="rect">
+                      <a:avLst/>
+                    </a:prstGeom>
+                  </pic:spPr>
+                </pic:pic>
+              </a:graphicData>
+            </a:graphic>
+          </wp:inline>
+        </w:drawing>
+      </w:r>
+    </w:p>
+    <w:p>
+      <w:r>
+        <w:t>Ejemplo: Equipo con dos unidades de almacenamiento. La primera (sata0) es de 60 GB y la segunda (sata1)</w:t>
+      </w:r>
+      <w:r>
+        <w:t xml:space="preserve"> es de 80 GB.</w:t>
+      </w:r>
+    </w:p>
+    <w:p>
+      <w:r>
+        <w:rPr>
+          <w:noProof/>
+        </w:rPr>
+        <w:drawing>
+          <wp:inline distT="0" distB="0" distL="0" distR="0" wp14:anchorId="6AE50C26" wp14:editId="3A2FD53A">
+            <wp:extent cx="5943600" cy="2157095"/>
+            <wp:effectExtent l="0" t="0" r="0" b="0"/>
+            <wp:docPr id="971576246" name="Imagen 1"/>
+            <wp:cNvGraphicFramePr>
+              <a:graphicFrameLocks xmlns:a="http://schemas.openxmlformats.org/drawingml/2006/main" noChangeAspect="1"/>
+            </wp:cNvGraphicFramePr>
+            <a:graphic xmlns:a="http://schemas.openxmlformats.org/drawingml/2006/main">
+              <a:graphicData uri="http://schemas.openxmlformats.org/drawingml/2006/picture">
+                <pic:pic xmlns:pic="http://schemas.openxmlformats.org/drawingml/2006/picture">
+                  <pic:nvPicPr>
+                    <pic:cNvPr id="971576246" name=""/>
+                    <pic:cNvPicPr/>
+                  </pic:nvPicPr>
+                  <pic:blipFill>
+                    <a:blip r:embed="rId56"/>
+                    <a:stretch>
+                      <a:fillRect/>
+                    </a:stretch>
+                  </pic:blipFill>
+                  <pic:spPr>
+                    <a:xfrm>
+                      <a:off x="0" y="0"/>
+                      <a:ext cx="5943600" cy="2157095"/>
+                    </a:xfrm>
+                    <a:prstGeom prst="rect">
+                      <a:avLst/>
+                    </a:prstGeom>
+                  </pic:spPr>
+                </pic:pic>
+              </a:graphicData>
+            </a:graphic>
+          </wp:inline>
+        </w:drawing>
+      </w:r>
+    </w:p>
+    <w:p>
+      <w:r>
+        <w:t>Si tenemos dudas de como indicar cual es la unidad principal, seguiremos estos pasos.</w:t>
+      </w:r>
+    </w:p>
+    <w:p>
+      <w:r>
+        <w:t xml:space="preserve">Seleccionamos el host: </w:t>
+      </w:r>
+      <w:r>
+        <w:t xml:space="preserve">Basic Tasks </w:t>
+      </w:r>
+      <w:r>
+        <w:sym w:font="Wingdings" w:char="F0E0"/>
+      </w:r>
+      <w:r>
+        <w:t xml:space="preserve">Advanced </w:t>
+      </w:r>
+      <w:r>
+        <w:sym w:font="Wingdings" w:char="F0E0"/>
+      </w:r>
+      <w:r>
+        <w:t>Debug. Activamos la tarea y encendemos el host.</w:t>
+      </w:r>
+    </w:p>
+    <w:p>
+      <w:r>
+        <w:rPr>
+          <w:noProof/>
+        </w:rPr>
+        <w:drawing>
+          <wp:inline distT="0" distB="0" distL="0" distR="0" wp14:anchorId="6F8121EF" wp14:editId="6A2F4D9F">
+            <wp:extent cx="5943600" cy="1048385"/>
+            <wp:effectExtent l="0" t="0" r="0" b="0"/>
+            <wp:docPr id="1320989760" name="Imagen 1"/>
+            <wp:cNvGraphicFramePr>
+              <a:graphicFrameLocks xmlns:a="http://schemas.openxmlformats.org/drawingml/2006/main" noChangeAspect="1"/>
+            </wp:cNvGraphicFramePr>
+            <a:graphic xmlns:a="http://schemas.openxmlformats.org/drawingml/2006/main">
+              <a:graphicData uri="http://schemas.openxmlformats.org/drawingml/2006/picture">
+                <pic:pic xmlns:pic="http://schemas.openxmlformats.org/drawingml/2006/picture">
+                  <pic:nvPicPr>
+                    <pic:cNvPr id="1320989760" name=""/>
+                    <pic:cNvPicPr/>
+                  </pic:nvPicPr>
+                  <pic:blipFill>
+                    <a:blip r:embed="rId57"/>
+                    <a:stretch>
+                      <a:fillRect/>
+                    </a:stretch>
+                  </pic:blipFill>
+                  <pic:spPr>
+                    <a:xfrm>
+                      <a:off x="0" y="0"/>
+                      <a:ext cx="5943600" cy="1048385"/>
+                    </a:xfrm>
+                    <a:prstGeom prst="rect">
+                      <a:avLst/>
+                    </a:prstGeom>
+                  </pic:spPr>
+                </pic:pic>
+              </a:graphicData>
+            </a:graphic>
+          </wp:inline>
+        </w:drawing>
+      </w:r>
+    </w:p>
+    <w:p>
+      <w:pPr>
+        <w:sectPr>
+          <w:pgSz w:w="12240" w:h="15840"/>
+          <w:pgMar w:top="1440" w:right="1440" w:bottom="1440" w:left="1440" w:header="708" w:footer="708" w:gutter="0"/>
+          <w:cols w:space="708"/>
+          <w:docGrid w:linePitch="360"/>
+        </w:sectPr>
+      </w:pPr>
+    </w:p>
+    <w:p>
+      <w:r>
+        <w:lastRenderedPageBreak/>
+        <w:t>Nos llevará hasta esta pantalla:</w:t>
+      </w:r>
+    </w:p>
+    <w:p>
+      <w:r>
+        <w:rPr>
+          <w:noProof/>
+        </w:rPr>
+        <w:drawing>
+          <wp:inline distT="0" distB="0" distL="0" distR="0" wp14:anchorId="0C9E2CCB" wp14:editId="2B2911B5">
+            <wp:extent cx="3820058" cy="5639587"/>
+            <wp:effectExtent l="0" t="0" r="9525" b="0"/>
+            <wp:docPr id="915533326" name="Imagen 1"/>
+            <wp:cNvGraphicFramePr>
+              <a:graphicFrameLocks xmlns:a="http://schemas.openxmlformats.org/drawingml/2006/main" noChangeAspect="1"/>
+            </wp:cNvGraphicFramePr>
+            <a:graphic xmlns:a="http://schemas.openxmlformats.org/drawingml/2006/main">
+              <a:graphicData uri="http://schemas.openxmlformats.org/drawingml/2006/picture">
+                <pic:pic xmlns:pic="http://schemas.openxmlformats.org/drawingml/2006/picture">
+                  <pic:nvPicPr>
+                    <pic:cNvPr id="915533326" name=""/>
+                    <pic:cNvPicPr/>
+                  </pic:nvPicPr>
+                  <pic:blipFill>
+                    <a:blip r:embed="rId58"/>
+                    <a:stretch>
+                      <a:fillRect/>
+                    </a:stretch>
+                  </pic:blipFill>
+                  <pic:spPr>
+                    <a:xfrm>
+                      <a:off x="0" y="0"/>
+                      <a:ext cx="3820058" cy="5639587"/>
+                    </a:xfrm>
+                    <a:prstGeom prst="rect">
+                      <a:avLst/>
+                    </a:prstGeom>
+                  </pic:spPr>
+                </pic:pic>
+              </a:graphicData>
+            </a:graphic>
+          </wp:inline>
+        </w:drawing>
+      </w:r>
+    </w:p>
+    <w:p>
+      <w:pPr>
+        <w:sectPr>
+          <w:pgSz w:w="12240" w:h="15840"/>
+          <w:pgMar w:top="1440" w:right="1440" w:bottom="1440" w:left="1440" w:header="708" w:footer="708" w:gutter="0"/>
+          <w:cols w:space="708"/>
+          <w:docGrid w:linePitch="360"/>
+        </w:sectPr>
+      </w:pPr>
+    </w:p>
+    <w:p>
+      <w:r>
+        <w:lastRenderedPageBreak/>
+        <w:t xml:space="preserve">Presionamos ENTER y </w:t>
+      </w:r>
+      <w:r>
+        <w:t>podremos usar la terminal. En nuestro caso, para identificar las unidades, usaremos “</w:t>
+      </w:r>
+      <w:r>
+        <w:rPr>
+          <w:b/>
+          <w:bCs/>
+        </w:rPr>
+        <w:t>lsblk</w:t>
+      </w:r>
+      <w:r>
+        <w:t>”. Una vez identificadas, podremos indicarlas en el parámetro “</w:t>
+      </w:r>
+      <w:r>
+        <w:rPr>
+          <w:b/>
+          <w:bCs/>
+        </w:rPr>
+        <w:t>Host Primary Disk</w:t>
+      </w:r>
+      <w:r>
+        <w:t>” que vimos antes.</w:t>
+      </w:r>
+    </w:p>
+    <w:p>
+      <w:r>
+        <w:rPr>
+          <w:noProof/>
+        </w:rPr>
+        <w:drawing>
+          <wp:inline distT="0" distB="0" distL="0" distR="0" wp14:anchorId="69D59A7B" wp14:editId="42944649">
+            <wp:extent cx="4772691" cy="1819529"/>
+            <wp:effectExtent l="0" t="0" r="8890" b="9525"/>
+            <wp:docPr id="86231472" name="Imagen 1"/>
+            <wp:cNvGraphicFramePr>
+              <a:graphicFrameLocks xmlns:a="http://schemas.openxmlformats.org/drawingml/2006/main" noChangeAspect="1"/>
+            </wp:cNvGraphicFramePr>
+            <a:graphic xmlns:a="http://schemas.openxmlformats.org/drawingml/2006/main">
+              <a:graphicData uri="http://schemas.openxmlformats.org/drawingml/2006/picture">
+                <pic:pic xmlns:pic="http://schemas.openxmlformats.org/drawingml/2006/picture">
+                  <pic:nvPicPr>
+                    <pic:cNvPr id="86231472" name=""/>
+                    <pic:cNvPicPr/>
+                  </pic:nvPicPr>
+                  <pic:blipFill>
+                    <a:blip r:embed="rId59"/>
+                    <a:stretch>
+                      <a:fillRect/>
+                    </a:stretch>
+                  </pic:blipFill>
+                  <pic:spPr>
+                    <a:xfrm>
+                      <a:off x="0" y="0"/>
+                      <a:ext cx="4772691" cy="1819529"/>
+                    </a:xfrm>
+                    <a:prstGeom prst="rect">
+                      <a:avLst/>
+                    </a:prstGeom>
+                  </pic:spPr>
+                </pic:pic>
+              </a:graphicData>
+            </a:graphic>
+          </wp:inline>
+        </w:drawing>
+      </w:r>
+    </w:p>
+    <w:p>
+      <w:pPr>
+        <w:rPr>
+          <w:b/>
+          <w:bCs/>
+          <w:color w:val="EE0000"/>
+        </w:rPr>
+      </w:pPr>
+      <w:r>
+        <w:rPr>
+          <w:b/>
+          <w:bCs/>
+          <w:color w:val="EE0000"/>
+        </w:rPr>
+        <w:t>VIDEO: Host Primary Disk.mp4</w:t>
+      </w:r>
+    </w:p>
+    <w:p>
+      <w:pPr>
+        <w:rPr>
+          <w:b/>
+          <w:bCs/>
+          <w:color w:val="EE0000"/>
+        </w:rPr>
+      </w:pPr>
+      <w:r>
+        <w:rPr>
+          <w:b/>
+          <w:bCs/>
+          <w:color w:val="EE0000"/>
+        </w:rPr>
+        <w:t>VIDEO: Host Primary Disk -2.mp4</w:t>
+      </w:r>
+    </w:p>
+    <w:p/>
+    <w:p/>
     <w:sectPr>
       <w:pgSz w:w="12240" w:h="15840"/>
       <w:pgMar w:top="1440" w:right="1440" w:bottom="1440" w:left="1440" w:header="708" w:footer="708" w:gutter="0"/>
